--- a/eng/docx/34.content.docx
+++ b/eng/docx/34.content.docx
@@ -7,6 +7,15 @@
       <w:r/>
     </w:p>
     <w:p>
+      <w:pPr>
+        <w:pStyle w:val="Heading2"/>
+      </w:pPr>
+      <w:r>
+        <w:t>Resource: Study Notes (Tyndale)</w:t>
+      </w:r>
+      <w:r/>
+    </w:p>
+    <w:p>
       <w:r/>
       <w:r>
         <w:rPr>
@@ -46,7 +55,7 @@
         <w:pStyle w:val="Heading1"/>
       </w:pPr>
       <w:r>
-        <w:t>Aquifer Open Study Notes</w:t>
+        <w:t>Study Notes (Tyndale)</w:t>
       </w:r>
     </w:p>
     <w:p>
@@ -55,6 +64,51 @@
           <w:headerReference w:type="even" r:id="rId8"/>
           <w:headerReference w:type="default" r:id="rId9"/>
           <w:footerReference w:type="default" r:id="rId10"/>
+          <w:footnotePr>
+            <w:numRestart w:val="eachSect"/>
+          </w:footnotePr>
+          <w:type w:val="continuous"/>
+          <w:pgSz w:w="12240" w:h="15840" w:code="1"/>
+          <w:pgMar w:top="1440" w:right="1440" w:bottom="1440" w:left="1440" w:header="504" w:footer="504" w:gutter="0"/>
+          <w:cols w:space="708"/>
+          <w:titlePg/>
+          <w:docGrid w:linePitch="360"/>
+        </w:sectPr>
+      </w:pPr>
+    </w:p>
+    <w:p>
+      <w:r/>
+    </w:p>
+    <w:p>
+      <w:pPr>
+        <w:pStyle w:val="Heading2"/>
+      </w:pPr>
+      <w:r>
+        <w:t>NAM</w:t>
+      </w:r>
+      <w:r/>
+    </w:p>
+    <w:p>
+      <w:r/>
+      <w:r>
+        <w:rPr>
+          <w:i/>
+        </w:rPr>
+        <w:t>Nahum 1:1, Nahum 1:2, Nahum 1:2–6, Nahum 1:2–11, Nahum 1:3, Nahum 1:4, Nahum 1:5, Nahum 1:6, Nahum 1:7, Nahum 1:7–11, Nahum 1:8, Nahum 1:9, Nahum 1:11, Nahum 1:12, Nahum 1:14, Nahum 1:15, Nahum 2:1, Nahum 2:2, Nahum 2:4, Nahum 2:5, Nahum 2:6, Nahum 2:7, Nahum 2:8, Nahum 2:9, Nahum 2:10, Nahum 2:11–13, Nahum 2:13, Nahum 3:1, Nahum 3:2–3, Nahum 3:4, Nahum 3:5, Nahum 3:8, Nahum 3:9–10, Nahum 3:12, Nahum 3:14, Nahum 3:15, Nahum 3:16, Nahum 3:18, Nahum 3:19</w:t>
+      </w:r>
+      <w:r/>
+    </w:p>
+    <w:p>
+      <w:r/>
+      <w:r>
+        <w:t xml:space="preserve"> </w:t>
+      </w:r>
+      <w:r/>
+      <w:r/>
+    </w:p>
+    <w:p>
+      <w:pPr>
+        <w:sectPr>
           <w:footnotePr>
             <w:numRestart w:val="eachSect"/>
           </w:footnotePr>

--- a/eng/docx/34.content.docx
+++ b/eng/docx/34.content.docx
@@ -4,57 +4,114 @@
   <w:body>
     <w:p/>
     <w:p>
-      <w:r/>
+      <w:pPr/>
+      <w:r>
+        <w:rPr>
+          <w:lang w:val="en_US" w:bidi="en_US"/>
+        </w:rPr>
+      </w:r>
     </w:p>
     <w:p>
       <w:pPr>
         <w:pStyle w:val="Heading2"/>
       </w:pPr>
       <w:r>
+        <w:rPr>
+          <w:lang w:val="en_US" w:bidi="en_US"/>
+        </w:rPr>
         <w:t>Resource: Study Notes (Tyndale)</w:t>
       </w:r>
-      <w:r/>
-    </w:p>
-    <w:p>
-      <w:r/>
+      <w:r>
+        <w:rPr>
+          <w:lang w:val="en_US" w:bidi="en_US"/>
+        </w:rPr>
+      </w:r>
+    </w:p>
+    <w:p>
+      <w:pPr/>
+      <w:r>
+        <w:rPr>
+          <w:lang w:val="en_US" w:bidi="en_US"/>
+        </w:rPr>
+      </w:r>
       <w:r>
         <w:rPr>
           <w:b/>
+          <w:lang w:val="en_US" w:bidi="en_US"/>
         </w:rPr>
         <w:t>Aquifer Open Study Notes</w:t>
       </w:r>
     </w:p>
     <w:p>
-      <w:r/>
-      <w:r>
+      <w:pPr/>
+      <w:r>
+        <w:rPr>
+          <w:lang w:val="en_US" w:bidi="en_US"/>
+        </w:rPr>
+      </w:r>
+      <w:r>
+        <w:rPr>
+          <w:lang w:val="en_US" w:bidi="en_US"/>
+        </w:rPr>
         <w:t xml:space="preserve">This work is an adaptation of </w:t>
       </w:r>
       <w:r>
+        <w:rPr>
+          <w:lang w:val="en_US" w:bidi="en_US"/>
+        </w:rPr>
         <w:t>Tyndale Open Study Notes</w:t>
       </w:r>
       <w:r>
+        <w:rPr>
+          <w:lang w:val="en_US" w:bidi="en_US"/>
+        </w:rPr>
         <w:t xml:space="preserve"> © 2023 Tyndale House Publishers, licensed under the CC BY-SA 4.0 license. The adaptation, </w:t>
       </w:r>
       <w:r>
+        <w:rPr>
+          <w:lang w:val="en_US" w:bidi="en_US"/>
+        </w:rPr>
         <w:t>Aquifer Open Study Notes</w:t>
       </w:r>
       <w:r>
+        <w:rPr>
+          <w:lang w:val="en_US" w:bidi="en_US"/>
+        </w:rPr>
         <w:t>, was created by Mission Mutual and is also licensed under CC BY-SA 4.0.</w:t>
       </w:r>
     </w:p>
     <w:p>
-      <w:r/>
-      <w:r>
+      <w:pPr/>
+      <w:r>
+        <w:rPr>
+          <w:lang w:val="en_US" w:bidi="en_US"/>
+        </w:rPr>
+      </w:r>
+      <w:r>
+        <w:rPr>
+          <w:lang w:val="en_US" w:bidi="en_US"/>
+        </w:rPr>
         <w:t>This resource has been adapted into multiple languages, including English, Tok Pisin, Arabic (عربي), French (Français), Hindi (हिंदी), Indonesian (Bahasa Indonesia), Portuguese (Português), Russian (Русский), Spanish (Español), Swahili (Kiswahili), and Simplified Chinese (简体中文).</w:t>
       </w:r>
-      <w:r/>
-      <w:r/>
+      <w:r>
+        <w:rPr>
+          <w:lang w:val="en_US" w:bidi="en_US"/>
+        </w:rPr>
+      </w:r>
+      <w:r>
+        <w:rPr>
+          <w:lang w:val="en_US" w:bidi="en_US"/>
+        </w:rPr>
+      </w:r>
     </w:p>
     <w:p>
       <w:pPr>
         <w:pStyle w:val="Heading1"/>
       </w:pPr>
       <w:r>
+        <w:rPr>
+          <w:lang w:val="en_US" w:bidi="en_US"/>
+        </w:rPr>
         <w:t>Study Notes (Tyndale)</w:t>
       </w:r>
     </w:p>
@@ -77,34 +134,72 @@
       </w:pPr>
     </w:p>
     <w:p>
-      <w:r/>
+      <w:pPr/>
+      <w:r>
+        <w:rPr>
+          <w:lang w:val="en_US" w:bidi="en_US"/>
+        </w:rPr>
+      </w:r>
     </w:p>
     <w:p>
       <w:pPr>
         <w:pStyle w:val="Heading2"/>
       </w:pPr>
       <w:r>
+        <w:rPr>
+          <w:lang w:val="en_US" w:bidi="en_US"/>
+        </w:rPr>
         <w:t>NAM</w:t>
       </w:r>
-      <w:r/>
-    </w:p>
-    <w:p>
-      <w:r/>
+      <w:r>
+        <w:rPr>
+          <w:lang w:val="en_US" w:bidi="en_US"/>
+        </w:rPr>
+      </w:r>
+    </w:p>
+    <w:p>
+      <w:pPr/>
+      <w:r>
+        <w:rPr>
+          <w:lang w:val="en_US" w:bidi="en_US"/>
+        </w:rPr>
+      </w:r>
       <w:r>
         <w:rPr>
           <w:i/>
+          <w:lang w:val="en_US" w:bidi="en_US"/>
         </w:rPr>
         <w:t>Nahum 1:1, Nahum 1:2, Nahum 1:2–6, Nahum 1:2–11, Nahum 1:3, Nahum 1:4, Nahum 1:5, Nahum 1:6, Nahum 1:7, Nahum 1:7–11, Nahum 1:8, Nahum 1:9, Nahum 1:11, Nahum 1:12, Nahum 1:14, Nahum 1:15, Nahum 2:1, Nahum 2:2, Nahum 2:4, Nahum 2:5, Nahum 2:6, Nahum 2:7, Nahum 2:8, Nahum 2:9, Nahum 2:10, Nahum 2:11–13, Nahum 2:13, Nahum 3:1, Nahum 3:2–3, Nahum 3:4, Nahum 3:5, Nahum 3:8, Nahum 3:9–10, Nahum 3:12, Nahum 3:14, Nahum 3:15, Nahum 3:16, Nahum 3:18, Nahum 3:19</w:t>
       </w:r>
-      <w:r/>
-    </w:p>
-    <w:p>
-      <w:r/>
-      <w:r>
+      <w:r>
+        <w:rPr>
+          <w:lang w:val="en_US" w:bidi="en_US"/>
+        </w:rPr>
+      </w:r>
+    </w:p>
+    <w:p>
+      <w:pPr/>
+      <w:r>
+        <w:rPr>
+          <w:lang w:val="en_US" w:bidi="en_US"/>
+        </w:rPr>
+      </w:r>
+      <w:r>
+        <w:rPr>
+          <w:lang w:val="en_US" w:bidi="en_US"/>
+        </w:rPr>
         <w:t xml:space="preserve"> </w:t>
       </w:r>
-      <w:r/>
-      <w:r/>
+      <w:r>
+        <w:rPr>
+          <w:lang w:val="en_US" w:bidi="en_US"/>
+        </w:rPr>
+      </w:r>
+      <w:r>
+        <w:rPr>
+          <w:lang w:val="en_US" w:bidi="en_US"/>
+        </w:rPr>
+      </w:r>
     </w:p>
     <w:p>
       <w:pPr>
@@ -122,25 +217,48 @@
       </w:pPr>
     </w:p>
     <w:p>
-      <w:r/>
+      <w:pPr/>
+      <w:r>
+        <w:rPr>
+          <w:lang w:val="en_US" w:bidi="en_US"/>
+        </w:rPr>
+      </w:r>
     </w:p>
     <w:p>
       <w:pPr>
         <w:pStyle w:val="Heading2"/>
       </w:pPr>
       <w:r>
+        <w:rPr>
+          <w:lang w:val="en_US" w:bidi="en_US"/>
+        </w:rPr>
         <w:t>Nahum 1:1</w:t>
       </w:r>
-      <w:r/>
-    </w:p>
-    <w:p>
-      <w:r/>
-      <w:r>
+      <w:r>
+        <w:rPr>
+          <w:lang w:val="en_US" w:bidi="en_US"/>
+        </w:rPr>
+      </w:r>
+    </w:p>
+    <w:p>
+      <w:pPr/>
+      <w:r>
+        <w:rPr>
+          <w:lang w:val="en_US" w:bidi="en_US"/>
+        </w:rPr>
+      </w:r>
+      <w:r>
+        <w:rPr>
+          <w:lang w:val="en_US" w:bidi="en_US"/>
+        </w:rPr>
         <w:t xml:space="preserve">message . . . vision: This opening, similar to that of other prophetic books (cp. </w:t>
       </w:r>
       <w:hyperlink r:id="rId13">
         <w:r>
           <w:rPr>
+            <w:lang w:val="en_US" w:bidi="en_US"/>
+          </w:rPr>
+          <w:rPr>
             <w:color w:val="0000EE"/>
             <w:u w:val="single"/>
           </w:rPr>
@@ -148,11 +266,17 @@
         </w:r>
       </w:hyperlink>
       <w:r>
+        <w:rPr>
+          <w:lang w:val="en_US" w:bidi="en_US"/>
+        </w:rPr>
         <w:t xml:space="preserve">; </w:t>
       </w:r>
       <w:hyperlink r:id="rId14">
         <w:r>
           <w:rPr>
+            <w:lang w:val="en_US" w:bidi="en_US"/>
+          </w:rPr>
+          <w:rPr>
             <w:color w:val="0000EE"/>
             <w:u w:val="single"/>
           </w:rPr>
@@ -160,11 +284,17 @@
         </w:r>
       </w:hyperlink>
       <w:r>
+        <w:rPr>
+          <w:lang w:val="en_US" w:bidi="en_US"/>
+        </w:rPr>
         <w:t xml:space="preserve">; </w:t>
       </w:r>
       <w:hyperlink r:id="rId15">
         <w:r>
           <w:rPr>
+            <w:lang w:val="en_US" w:bidi="en_US"/>
+          </w:rPr>
+          <w:rPr>
             <w:color w:val="0000EE"/>
             <w:u w:val="single"/>
           </w:rPr>
@@ -172,11 +302,17 @@
         </w:r>
       </w:hyperlink>
       <w:r>
+        <w:rPr>
+          <w:lang w:val="en_US" w:bidi="en_US"/>
+        </w:rPr>
         <w:t>), identifies Nahum as a prophet, one who uttered messages from God. • Nineveh became the capital of the Assyrian Empire sometime shortly after 705 BC and remained so until its destruction in 612 BC. • The name Nahum means “comfort” or “encouragement.” An important theme of his prophecy is that God will bring encouragement to his people through Nineveh’s downfall (</w:t>
       </w:r>
       <w:hyperlink r:id="rId16">
         <w:r>
           <w:rPr>
+            <w:lang w:val="en_US" w:bidi="en_US"/>
+          </w:rPr>
+          <w:rPr>
             <w:color w:val="0000EE"/>
             <w:u w:val="single"/>
           </w:rPr>
@@ -184,11 +320,17 @@
         </w:r>
       </w:hyperlink>
       <w:r>
+        <w:rPr>
+          <w:lang w:val="en_US" w:bidi="en_US"/>
+        </w:rPr>
         <w:t xml:space="preserve">; see </w:t>
       </w:r>
       <w:hyperlink r:id="rId17">
         <w:r>
           <w:rPr>
+            <w:lang w:val="en_US" w:bidi="en_US"/>
+          </w:rPr>
+          <w:rPr>
             <w:color w:val="0000EE"/>
             <w:u w:val="single"/>
           </w:rPr>
@@ -196,40 +338,78 @@
         </w:r>
       </w:hyperlink>
       <w:r>
+        <w:rPr>
+          <w:lang w:val="en_US" w:bidi="en_US"/>
+        </w:rPr>
         <w:t>).</w:t>
       </w:r>
-      <w:r/>
-      <w:r/>
-    </w:p>
-    <w:p>
-      <w:r/>
+      <w:r>
+        <w:rPr>
+          <w:lang w:val="en_US" w:bidi="en_US"/>
+        </w:rPr>
+      </w:r>
+      <w:r>
+        <w:rPr>
+          <w:lang w:val="en_US" w:bidi="en_US"/>
+        </w:rPr>
+      </w:r>
+    </w:p>
+    <w:p>
+      <w:pPr/>
+      <w:r>
+        <w:rPr>
+          <w:lang w:val="en_US" w:bidi="en_US"/>
+        </w:rPr>
+      </w:r>
     </w:p>
     <w:p>
       <w:pPr>
         <w:pStyle w:val="Heading2"/>
       </w:pPr>
       <w:r>
+        <w:rPr>
+          <w:lang w:val="en_US" w:bidi="en_US"/>
+        </w:rPr>
         <w:t>Nahum 1:2</w:t>
       </w:r>
-      <w:r/>
-    </w:p>
-    <w:p>
-      <w:r/>
-      <w:r>
+      <w:r>
+        <w:rPr>
+          <w:lang w:val="en_US" w:bidi="en_US"/>
+        </w:rPr>
+      </w:r>
+    </w:p>
+    <w:p>
+      <w:pPr/>
+      <w:r>
+        <w:rPr>
+          <w:lang w:val="en_US" w:bidi="en_US"/>
+        </w:rPr>
+      </w:r>
+      <w:r>
+        <w:rPr>
+          <w:lang w:val="en_US" w:bidi="en_US"/>
+        </w:rPr>
         <w:t xml:space="preserve">jealous (or </w:t>
       </w:r>
       <w:r>
         <w:rPr>
           <w:i/>
+          <w:lang w:val="en_US" w:bidi="en_US"/>
         </w:rPr>
         <w:t>zealous</w:t>
       </w:r>
       <w:r>
+        <w:rPr>
+          <w:lang w:val="en_US" w:bidi="en_US"/>
+        </w:rPr>
         <w:t xml:space="preserve">): God zealously guards the welfare of his people and zealously desires their faithfulness (see </w:t>
       </w:r>
       <w:hyperlink r:id="rId18">
         <w:r>
           <w:rPr>
+            <w:lang w:val="en_US" w:bidi="en_US"/>
+          </w:rPr>
+          <w:rPr>
             <w:color w:val="0000EE"/>
             <w:u w:val="single"/>
           </w:rPr>
@@ -237,11 +417,17 @@
         </w:r>
       </w:hyperlink>
       <w:r>
+        <w:rPr>
+          <w:lang w:val="en_US" w:bidi="en_US"/>
+        </w:rPr>
         <w:t xml:space="preserve">; </w:t>
       </w:r>
       <w:hyperlink r:id="rId19">
         <w:r>
           <w:rPr>
+            <w:lang w:val="en_US" w:bidi="en_US"/>
+          </w:rPr>
+          <w:rPr>
             <w:color w:val="0000EE"/>
             <w:u w:val="single"/>
           </w:rPr>
@@ -249,11 +435,17 @@
         </w:r>
       </w:hyperlink>
       <w:r>
+        <w:rPr>
+          <w:lang w:val="en_US" w:bidi="en_US"/>
+        </w:rPr>
         <w:t xml:space="preserve">; </w:t>
       </w:r>
       <w:hyperlink r:id="rId20">
         <w:r>
           <w:rPr>
+            <w:lang w:val="en_US" w:bidi="en_US"/>
+          </w:rPr>
+          <w:rPr>
             <w:color w:val="0000EE"/>
             <w:u w:val="single"/>
           </w:rPr>
@@ -261,11 +453,17 @@
         </w:r>
       </w:hyperlink>
       <w:r>
+        <w:rPr>
+          <w:lang w:val="en_US" w:bidi="en_US"/>
+        </w:rPr>
         <w:t xml:space="preserve">; </w:t>
       </w:r>
       <w:hyperlink r:id="rId21">
         <w:r>
           <w:rPr>
+            <w:lang w:val="en_US" w:bidi="en_US"/>
+          </w:rPr>
+          <w:rPr>
             <w:color w:val="0000EE"/>
             <w:u w:val="single"/>
           </w:rPr>
@@ -273,11 +471,17 @@
         </w:r>
       </w:hyperlink>
       <w:r>
+        <w:rPr>
+          <w:lang w:val="en_US" w:bidi="en_US"/>
+        </w:rPr>
         <w:t>). • God’s vengeance and rage cannot be confused with the human attitude of “getting even.” God’s actions emerge from his holiness (</w:t>
       </w:r>
       <w:hyperlink r:id="rId22">
         <w:r>
           <w:rPr>
+            <w:lang w:val="en_US" w:bidi="en_US"/>
+          </w:rPr>
+          <w:rPr>
             <w:color w:val="0000EE"/>
             <w:u w:val="single"/>
           </w:rPr>
@@ -285,11 +489,17 @@
         </w:r>
       </w:hyperlink>
       <w:r>
+        <w:rPr>
+          <w:lang w:val="en_US" w:bidi="en_US"/>
+        </w:rPr>
         <w:t>), justice (</w:t>
       </w:r>
       <w:hyperlink r:id="rId23">
         <w:r>
           <w:rPr>
+            <w:lang w:val="en_US" w:bidi="en_US"/>
+          </w:rPr>
+          <w:rPr>
             <w:color w:val="0000EE"/>
             <w:u w:val="single"/>
           </w:rPr>
@@ -297,11 +507,17 @@
         </w:r>
       </w:hyperlink>
       <w:r>
+        <w:rPr>
+          <w:lang w:val="en_US" w:bidi="en_US"/>
+        </w:rPr>
         <w:t>), and faithfulness to the covenant with his people (</w:t>
       </w:r>
       <w:hyperlink r:id="rId24">
         <w:r>
           <w:rPr>
+            <w:lang w:val="en_US" w:bidi="en_US"/>
+          </w:rPr>
+          <w:rPr>
             <w:color w:val="0000EE"/>
             <w:u w:val="single"/>
           </w:rPr>
@@ -309,11 +525,17 @@
         </w:r>
       </w:hyperlink>
       <w:r>
+        <w:rPr>
+          <w:lang w:val="en_US" w:bidi="en_US"/>
+        </w:rPr>
         <w:t xml:space="preserve">; </w:t>
       </w:r>
       <w:hyperlink r:id="rId25">
         <w:r>
           <w:rPr>
+            <w:lang w:val="en_US" w:bidi="en_US"/>
+          </w:rPr>
+          <w:rPr>
             <w:color w:val="0000EE"/>
             <w:u w:val="single"/>
           </w:rPr>
@@ -321,51 +543,113 @@
         </w:r>
       </w:hyperlink>
       <w:r>
+        <w:rPr>
+          <w:lang w:val="en_US" w:bidi="en_US"/>
+        </w:rPr>
         <w:t>). His vengeance is never arbitrary.</w:t>
       </w:r>
-      <w:r/>
-      <w:r/>
-    </w:p>
-    <w:p>
-      <w:r/>
+      <w:r>
+        <w:rPr>
+          <w:lang w:val="en_US" w:bidi="en_US"/>
+        </w:rPr>
+      </w:r>
+      <w:r>
+        <w:rPr>
+          <w:lang w:val="en_US" w:bidi="en_US"/>
+        </w:rPr>
+      </w:r>
+    </w:p>
+    <w:p>
+      <w:pPr/>
+      <w:r>
+        <w:rPr>
+          <w:lang w:val="en_US" w:bidi="en_US"/>
+        </w:rPr>
+      </w:r>
     </w:p>
     <w:p>
       <w:pPr>
         <w:pStyle w:val="Heading2"/>
       </w:pPr>
       <w:r>
+        <w:rPr>
+          <w:lang w:val="en_US" w:bidi="en_US"/>
+        </w:rPr>
         <w:t>Nahum 1:2–6</w:t>
       </w:r>
-      <w:r/>
-    </w:p>
-    <w:p>
-      <w:r/>
-      <w:r>
+      <w:r>
+        <w:rPr>
+          <w:lang w:val="en_US" w:bidi="en_US"/>
+        </w:rPr>
+      </w:r>
+    </w:p>
+    <w:p>
+      <w:pPr/>
+      <w:r>
+        <w:rPr>
+          <w:lang w:val="en_US" w:bidi="en_US"/>
+        </w:rPr>
+      </w:r>
+      <w:r>
+        <w:rPr>
+          <w:lang w:val="en_US" w:bidi="en_US"/>
+        </w:rPr>
         <w:t>The hymn’s first stanza draws from biblical texts commemorating Israel’s exodus from Egypt. The message is that everything in all creation is subject to God’s sovereign power, and God will ensure the punishment of those who oppose him.</w:t>
       </w:r>
-      <w:r/>
-      <w:r/>
-    </w:p>
-    <w:p>
-      <w:r/>
+      <w:r>
+        <w:rPr>
+          <w:lang w:val="en_US" w:bidi="en_US"/>
+        </w:rPr>
+      </w:r>
+      <w:r>
+        <w:rPr>
+          <w:lang w:val="en_US" w:bidi="en_US"/>
+        </w:rPr>
+      </w:r>
+    </w:p>
+    <w:p>
+      <w:pPr/>
+      <w:r>
+        <w:rPr>
+          <w:lang w:val="en_US" w:bidi="en_US"/>
+        </w:rPr>
+      </w:r>
     </w:p>
     <w:p>
       <w:pPr>
         <w:pStyle w:val="Heading2"/>
       </w:pPr>
       <w:r>
+        <w:rPr>
+          <w:lang w:val="en_US" w:bidi="en_US"/>
+        </w:rPr>
         <w:t>Nahum 1:2–11</w:t>
       </w:r>
-      <w:r/>
-    </w:p>
-    <w:p>
-      <w:r/>
-      <w:r>
+      <w:r>
+        <w:rPr>
+          <w:lang w:val="en_US" w:bidi="en_US"/>
+        </w:rPr>
+      </w:r>
+    </w:p>
+    <w:p>
+      <w:pPr/>
+      <w:r>
+        <w:rPr>
+          <w:lang w:val="en_US" w:bidi="en_US"/>
+        </w:rPr>
+      </w:r>
+      <w:r>
+        <w:rPr>
+          <w:lang w:val="en_US" w:bidi="en_US"/>
+        </w:rPr>
         <w:t>This short, two-stanza hymn (</w:t>
       </w:r>
       <w:hyperlink r:id="rId26">
         <w:r>
           <w:rPr>
+            <w:lang w:val="en_US" w:bidi="en_US"/>
+          </w:rPr>
+          <w:rPr>
             <w:color w:val="0000EE"/>
             <w:u w:val="single"/>
           </w:rPr>
@@ -373,11 +657,17 @@
         </w:r>
       </w:hyperlink>
       <w:r>
+        <w:rPr>
+          <w:lang w:val="en_US" w:bidi="en_US"/>
+        </w:rPr>
         <w:t xml:space="preserve">, </w:t>
       </w:r>
       <w:hyperlink r:id="rId27">
         <w:r>
           <w:rPr>
+            <w:lang w:val="en_US" w:bidi="en_US"/>
+          </w:rPr>
+          <w:rPr>
             <w:color w:val="0000EE"/>
             <w:u w:val="single"/>
           </w:rPr>
@@ -385,31 +675,65 @@
         </w:r>
       </w:hyperlink>
       <w:r>
+        <w:rPr>
+          <w:lang w:val="en_US" w:bidi="en_US"/>
+        </w:rPr>
         <w:t>) tells of God’s sovereign power.</w:t>
       </w:r>
-      <w:r/>
-      <w:r/>
-    </w:p>
-    <w:p>
-      <w:r/>
+      <w:r>
+        <w:rPr>
+          <w:lang w:val="en_US" w:bidi="en_US"/>
+        </w:rPr>
+      </w:r>
+      <w:r>
+        <w:rPr>
+          <w:lang w:val="en_US" w:bidi="en_US"/>
+        </w:rPr>
+      </w:r>
+    </w:p>
+    <w:p>
+      <w:pPr/>
+      <w:r>
+        <w:rPr>
+          <w:lang w:val="en_US" w:bidi="en_US"/>
+        </w:rPr>
+      </w:r>
     </w:p>
     <w:p>
       <w:pPr>
         <w:pStyle w:val="Heading2"/>
       </w:pPr>
       <w:r>
+        <w:rPr>
+          <w:lang w:val="en_US" w:bidi="en_US"/>
+        </w:rPr>
         <w:t>Nahum 1:3</w:t>
       </w:r>
-      <w:r/>
-    </w:p>
-    <w:p>
-      <w:r/>
-      <w:r>
+      <w:r>
+        <w:rPr>
+          <w:lang w:val="en_US" w:bidi="en_US"/>
+        </w:rPr>
+      </w:r>
+    </w:p>
+    <w:p>
+      <w:pPr/>
+      <w:r>
+        <w:rPr>
+          <w:lang w:val="en_US" w:bidi="en_US"/>
+        </w:rPr>
+      </w:r>
+      <w:r>
+        <w:rPr>
+          <w:lang w:val="en_US" w:bidi="en_US"/>
+        </w:rPr>
         <w:t>slow to get angry: God’s patience with disobedience is linked to his faithful love (</w:t>
       </w:r>
       <w:hyperlink r:id="rId28">
         <w:r>
           <w:rPr>
+            <w:lang w:val="en_US" w:bidi="en_US"/>
+          </w:rPr>
+          <w:rPr>
             <w:color w:val="0000EE"/>
             <w:u w:val="single"/>
           </w:rPr>
@@ -417,11 +741,17 @@
         </w:r>
       </w:hyperlink>
       <w:r>
+        <w:rPr>
+          <w:lang w:val="en_US" w:bidi="en_US"/>
+        </w:rPr>
         <w:t xml:space="preserve">; </w:t>
       </w:r>
       <w:hyperlink r:id="rId29">
         <w:r>
           <w:rPr>
+            <w:lang w:val="en_US" w:bidi="en_US"/>
+          </w:rPr>
+          <w:rPr>
             <w:color w:val="0000EE"/>
             <w:u w:val="single"/>
           </w:rPr>
@@ -429,11 +759,17 @@
         </w:r>
       </w:hyperlink>
       <w:r>
+        <w:rPr>
+          <w:lang w:val="en_US" w:bidi="en_US"/>
+        </w:rPr>
         <w:t xml:space="preserve">; </w:t>
       </w:r>
       <w:hyperlink r:id="rId30">
         <w:r>
           <w:rPr>
+            <w:lang w:val="en_US" w:bidi="en_US"/>
+          </w:rPr>
+          <w:rPr>
             <w:color w:val="0000EE"/>
             <w:u w:val="single"/>
           </w:rPr>
@@ -441,11 +777,17 @@
         </w:r>
       </w:hyperlink>
       <w:r>
+        <w:rPr>
+          <w:lang w:val="en_US" w:bidi="en_US"/>
+        </w:rPr>
         <w:t xml:space="preserve">; </w:t>
       </w:r>
       <w:hyperlink r:id="rId31">
         <w:r>
           <w:rPr>
+            <w:lang w:val="en_US" w:bidi="en_US"/>
+          </w:rPr>
+          <w:rPr>
             <w:color w:val="0000EE"/>
             <w:u w:val="single"/>
           </w:rPr>
@@ -453,11 +795,17 @@
         </w:r>
       </w:hyperlink>
       <w:r>
+        <w:rPr>
+          <w:lang w:val="en_US" w:bidi="en_US"/>
+        </w:rPr>
         <w:t>). This trait had disappointed Jonah, who wanted Nineveh destroyed immediately (</w:t>
       </w:r>
       <w:hyperlink r:id="rId32">
         <w:r>
           <w:rPr>
+            <w:lang w:val="en_US" w:bidi="en_US"/>
+          </w:rPr>
+          <w:rPr>
             <w:color w:val="0000EE"/>
             <w:u w:val="single"/>
           </w:rPr>
@@ -465,11 +813,17 @@
         </w:r>
       </w:hyperlink>
       <w:r>
+        <w:rPr>
+          <w:lang w:val="en_US" w:bidi="en_US"/>
+        </w:rPr>
         <w:t>). Because God is patient, he sometimes delays the deserved punishment of sinners (</w:t>
       </w:r>
       <w:hyperlink r:id="rId33">
         <w:r>
           <w:rPr>
+            <w:lang w:val="en_US" w:bidi="en_US"/>
+          </w:rPr>
+          <w:rPr>
             <w:color w:val="0000EE"/>
             <w:u w:val="single"/>
           </w:rPr>
@@ -477,11 +831,17 @@
         </w:r>
       </w:hyperlink>
       <w:r>
+        <w:rPr>
+          <w:lang w:val="en_US" w:bidi="en_US"/>
+        </w:rPr>
         <w:t xml:space="preserve">; </w:t>
       </w:r>
       <w:hyperlink r:id="rId34">
         <w:r>
           <w:rPr>
+            <w:lang w:val="en_US" w:bidi="en_US"/>
+          </w:rPr>
+          <w:rPr>
             <w:color w:val="0000EE"/>
             <w:u w:val="single"/>
           </w:rPr>
@@ -489,11 +849,17 @@
         </w:r>
       </w:hyperlink>
       <w:r>
+        <w:rPr>
+          <w:lang w:val="en_US" w:bidi="en_US"/>
+        </w:rPr>
         <w:t xml:space="preserve">; </w:t>
       </w:r>
       <w:hyperlink r:id="rId35">
         <w:r>
           <w:rPr>
+            <w:lang w:val="en_US" w:bidi="en_US"/>
+          </w:rPr>
+          <w:rPr>
             <w:color w:val="0000EE"/>
             <w:u w:val="single"/>
           </w:rPr>
@@ -501,11 +867,17 @@
         </w:r>
       </w:hyperlink>
       <w:r>
+        <w:rPr>
+          <w:lang w:val="en_US" w:bidi="en_US"/>
+        </w:rPr>
         <w:t>), but those guilty of persisting in sin will ultimately face God’s judgment (</w:t>
       </w:r>
       <w:hyperlink r:id="rId36">
         <w:r>
           <w:rPr>
+            <w:lang w:val="en_US" w:bidi="en_US"/>
+          </w:rPr>
+          <w:rPr>
             <w:color w:val="0000EE"/>
             <w:u w:val="single"/>
           </w:rPr>
@@ -513,11 +885,17 @@
         </w:r>
       </w:hyperlink>
       <w:r>
+        <w:rPr>
+          <w:lang w:val="en_US" w:bidi="en_US"/>
+        </w:rPr>
         <w:t xml:space="preserve">; </w:t>
       </w:r>
       <w:hyperlink r:id="rId37">
         <w:r>
           <w:rPr>
+            <w:lang w:val="en_US" w:bidi="en_US"/>
+          </w:rPr>
+          <w:rPr>
             <w:color w:val="0000EE"/>
             <w:u w:val="single"/>
           </w:rPr>
@@ -525,11 +903,17 @@
         </w:r>
       </w:hyperlink>
       <w:r>
+        <w:rPr>
+          <w:lang w:val="en_US" w:bidi="en_US"/>
+        </w:rPr>
         <w:t xml:space="preserve">; </w:t>
       </w:r>
       <w:hyperlink r:id="rId38">
         <w:r>
           <w:rPr>
+            <w:lang w:val="en_US" w:bidi="en_US"/>
+          </w:rPr>
+          <w:rPr>
             <w:color w:val="0000EE"/>
             <w:u w:val="single"/>
           </w:rPr>
@@ -537,11 +921,17 @@
         </w:r>
       </w:hyperlink>
       <w:r>
+        <w:rPr>
+          <w:lang w:val="en_US" w:bidi="en_US"/>
+        </w:rPr>
         <w:t xml:space="preserve">; </w:t>
       </w:r>
       <w:hyperlink r:id="rId39">
         <w:r>
           <w:rPr>
+            <w:lang w:val="en_US" w:bidi="en_US"/>
+          </w:rPr>
+          <w:rPr>
             <w:color w:val="0000EE"/>
             <w:u w:val="single"/>
           </w:rPr>
@@ -549,11 +939,17 @@
         </w:r>
       </w:hyperlink>
       <w:r>
+        <w:rPr>
+          <w:lang w:val="en_US" w:bidi="en_US"/>
+        </w:rPr>
         <w:t xml:space="preserve">). • the whirlwind and the storm: This imagery describes the fury of God’s judgment against the wicked (see also </w:t>
       </w:r>
       <w:hyperlink r:id="rId40">
         <w:r>
           <w:rPr>
+            <w:lang w:val="en_US" w:bidi="en_US"/>
+          </w:rPr>
+          <w:rPr>
             <w:color w:val="0000EE"/>
             <w:u w:val="single"/>
           </w:rPr>
@@ -561,31 +957,65 @@
         </w:r>
       </w:hyperlink>
       <w:r>
+        <w:rPr>
+          <w:lang w:val="en_US" w:bidi="en_US"/>
+        </w:rPr>
         <w:t>).</w:t>
       </w:r>
-      <w:r/>
-      <w:r/>
-    </w:p>
-    <w:p>
-      <w:r/>
+      <w:r>
+        <w:rPr>
+          <w:lang w:val="en_US" w:bidi="en_US"/>
+        </w:rPr>
+      </w:r>
+      <w:r>
+        <w:rPr>
+          <w:lang w:val="en_US" w:bidi="en_US"/>
+        </w:rPr>
+      </w:r>
+    </w:p>
+    <w:p>
+      <w:pPr/>
+      <w:r>
+        <w:rPr>
+          <w:lang w:val="en_US" w:bidi="en_US"/>
+        </w:rPr>
+      </w:r>
     </w:p>
     <w:p>
       <w:pPr>
         <w:pStyle w:val="Heading2"/>
       </w:pPr>
       <w:r>
+        <w:rPr>
+          <w:lang w:val="en_US" w:bidi="en_US"/>
+        </w:rPr>
         <w:t>Nahum 1:4</w:t>
       </w:r>
-      <w:r/>
-    </w:p>
-    <w:p>
-      <w:r/>
-      <w:r>
+      <w:r>
+        <w:rPr>
+          <w:lang w:val="en_US" w:bidi="en_US"/>
+        </w:rPr>
+      </w:r>
+    </w:p>
+    <w:p>
+      <w:pPr/>
+      <w:r>
+        <w:rPr>
+          <w:lang w:val="en_US" w:bidi="en_US"/>
+        </w:rPr>
+      </w:r>
+      <w:r>
+        <w:rPr>
+          <w:lang w:val="en_US" w:bidi="en_US"/>
+        </w:rPr>
         <w:t>Like clouds (</w:t>
       </w:r>
       <w:hyperlink r:id="rId41">
         <w:r>
           <w:rPr>
+            <w:lang w:val="en_US" w:bidi="en_US"/>
+          </w:rPr>
+          <w:rPr>
             <w:color w:val="0000EE"/>
             <w:u w:val="single"/>
           </w:rPr>
@@ -593,11 +1023,17 @@
         </w:r>
       </w:hyperlink>
       <w:r>
+        <w:rPr>
+          <w:lang w:val="en_US" w:bidi="en_US"/>
+        </w:rPr>
         <w:t>) and mountains (</w:t>
       </w:r>
       <w:hyperlink r:id="rId42">
         <w:r>
           <w:rPr>
+            <w:lang w:val="en_US" w:bidi="en_US"/>
+          </w:rPr>
+          <w:rPr>
             <w:color w:val="0000EE"/>
             <w:u w:val="single"/>
           </w:rPr>
@@ -605,11 +1041,17 @@
         </w:r>
       </w:hyperlink>
       <w:r>
+        <w:rPr>
+          <w:lang w:val="en_US" w:bidi="en_US"/>
+        </w:rPr>
         <w:t>), oceans and rivers are under God’s sovereign control. The Old Testament prophets often recall God’s actions against the seas and rivers during the Exodus (</w:t>
       </w:r>
       <w:hyperlink r:id="rId43">
         <w:r>
           <w:rPr>
+            <w:lang w:val="en_US" w:bidi="en_US"/>
+          </w:rPr>
+          <w:rPr>
             <w:color w:val="0000EE"/>
             <w:u w:val="single"/>
           </w:rPr>
@@ -617,11 +1059,17 @@
         </w:r>
       </w:hyperlink>
       <w:r>
+        <w:rPr>
+          <w:lang w:val="en_US" w:bidi="en_US"/>
+        </w:rPr>
         <w:t xml:space="preserve">; </w:t>
       </w:r>
       <w:hyperlink r:id="rId44">
         <w:r>
           <w:rPr>
+            <w:lang w:val="en_US" w:bidi="en_US"/>
+          </w:rPr>
+          <w:rPr>
             <w:color w:val="0000EE"/>
             <w:u w:val="single"/>
           </w:rPr>
@@ -629,11 +1077,17 @@
         </w:r>
       </w:hyperlink>
       <w:r>
+        <w:rPr>
+          <w:lang w:val="en_US" w:bidi="en_US"/>
+        </w:rPr>
         <w:t xml:space="preserve">; </w:t>
       </w:r>
       <w:hyperlink r:id="rId45">
         <w:r>
           <w:rPr>
+            <w:lang w:val="en_US" w:bidi="en_US"/>
+          </w:rPr>
+          <w:rPr>
             <w:color w:val="0000EE"/>
             <w:u w:val="single"/>
           </w:rPr>
@@ -641,11 +1095,17 @@
         </w:r>
       </w:hyperlink>
       <w:r>
+        <w:rPr>
+          <w:lang w:val="en_US" w:bidi="en_US"/>
+        </w:rPr>
         <w:t xml:space="preserve">; </w:t>
       </w:r>
       <w:hyperlink r:id="rId46">
         <w:r>
           <w:rPr>
+            <w:lang w:val="en_US" w:bidi="en_US"/>
+          </w:rPr>
+          <w:rPr>
             <w:color w:val="0000EE"/>
             <w:u w:val="single"/>
           </w:rPr>
@@ -653,11 +1113,17 @@
         </w:r>
       </w:hyperlink>
       <w:r>
+        <w:rPr>
+          <w:lang w:val="en_US" w:bidi="en_US"/>
+        </w:rPr>
         <w:t xml:space="preserve">; </w:t>
       </w:r>
       <w:hyperlink r:id="rId47">
         <w:r>
           <w:rPr>
+            <w:lang w:val="en_US" w:bidi="en_US"/>
+          </w:rPr>
+          <w:rPr>
             <w:color w:val="0000EE"/>
             <w:u w:val="single"/>
           </w:rPr>
@@ -665,11 +1131,17 @@
         </w:r>
       </w:hyperlink>
       <w:r>
+        <w:rPr>
+          <w:lang w:val="en_US" w:bidi="en_US"/>
+        </w:rPr>
         <w:t xml:space="preserve">). God’s power over the waters repudiated the mythology of the ancient Canaanites, who believed that the oceans and the rivers were under the control of the sea-god, Yam. • Bashan, situated east of the Sea of Galilee, was known for its rich pastureland, ideal for raising cattle (cp. </w:t>
       </w:r>
       <w:hyperlink r:id="rId48">
         <w:r>
           <w:rPr>
+            <w:lang w:val="en_US" w:bidi="en_US"/>
+          </w:rPr>
+          <w:rPr>
             <w:color w:val="0000EE"/>
             <w:u w:val="single"/>
           </w:rPr>
@@ -677,20 +1149,30 @@
         </w:r>
       </w:hyperlink>
       <w:r>
+        <w:rPr>
+          <w:lang w:val="en_US" w:bidi="en_US"/>
+        </w:rPr>
         <w:t>). • Carmel</w:t>
       </w:r>
       <w:r>
         <w:rPr>
           <w:i/>
+          <w:lang w:val="en_US" w:bidi="en_US"/>
         </w:rPr>
         <w:t>,</w:t>
       </w:r>
       <w:r>
+        <w:rPr>
+          <w:lang w:val="en_US" w:bidi="en_US"/>
+        </w:rPr>
         <w:t xml:space="preserve"> on the Mediterranean coast in central Canaan, was noted for its beauty and fruitfulness (</w:t>
       </w:r>
       <w:hyperlink r:id="rId49">
         <w:r>
           <w:rPr>
+            <w:lang w:val="en_US" w:bidi="en_US"/>
+          </w:rPr>
+          <w:rPr>
             <w:color w:val="0000EE"/>
             <w:u w:val="single"/>
           </w:rPr>
@@ -698,11 +1180,17 @@
         </w:r>
       </w:hyperlink>
       <w:r>
+        <w:rPr>
+          <w:lang w:val="en_US" w:bidi="en_US"/>
+        </w:rPr>
         <w:t xml:space="preserve">; </w:t>
       </w:r>
       <w:hyperlink r:id="rId50">
         <w:r>
           <w:rPr>
+            <w:lang w:val="en_US" w:bidi="en_US"/>
+          </w:rPr>
+          <w:rPr>
             <w:color w:val="0000EE"/>
             <w:u w:val="single"/>
           </w:rPr>
@@ -710,11 +1198,17 @@
         </w:r>
       </w:hyperlink>
       <w:r>
+        <w:rPr>
+          <w:lang w:val="en_US" w:bidi="en_US"/>
+        </w:rPr>
         <w:t>). • Lebanon was famed for its great cedars (</w:t>
       </w:r>
       <w:hyperlink r:id="rId51">
         <w:r>
           <w:rPr>
+            <w:lang w:val="en_US" w:bidi="en_US"/>
+          </w:rPr>
+          <w:rPr>
             <w:color w:val="0000EE"/>
             <w:u w:val="single"/>
           </w:rPr>
@@ -722,31 +1216,65 @@
         </w:r>
       </w:hyperlink>
       <w:r>
+        <w:rPr>
+          <w:lang w:val="en_US" w:bidi="en_US"/>
+        </w:rPr>
         <w:t>). Nahum lists these areas to demonstrate that even the most fertile and productive places on earth cannot withstand the power of God’s judgment.</w:t>
       </w:r>
-      <w:r/>
-      <w:r/>
-    </w:p>
-    <w:p>
-      <w:r/>
+      <w:r>
+        <w:rPr>
+          <w:lang w:val="en_US" w:bidi="en_US"/>
+        </w:rPr>
+      </w:r>
+      <w:r>
+        <w:rPr>
+          <w:lang w:val="en_US" w:bidi="en_US"/>
+        </w:rPr>
+      </w:r>
+    </w:p>
+    <w:p>
+      <w:pPr/>
+      <w:r>
+        <w:rPr>
+          <w:lang w:val="en_US" w:bidi="en_US"/>
+        </w:rPr>
+      </w:r>
     </w:p>
     <w:p>
       <w:pPr>
         <w:pStyle w:val="Heading2"/>
       </w:pPr>
       <w:r>
+        <w:rPr>
+          <w:lang w:val="en_US" w:bidi="en_US"/>
+        </w:rPr>
         <w:t>Nahum 1:5</w:t>
       </w:r>
-      <w:r/>
-    </w:p>
-    <w:p>
-      <w:r/>
-      <w:r>
+      <w:r>
+        <w:rPr>
+          <w:lang w:val="en_US" w:bidi="en_US"/>
+        </w:rPr>
+      </w:r>
+    </w:p>
+    <w:p>
+      <w:pPr/>
+      <w:r>
+        <w:rPr>
+          <w:lang w:val="en_US" w:bidi="en_US"/>
+        </w:rPr>
+      </w:r>
+      <w:r>
+        <w:rPr>
+          <w:lang w:val="en_US" w:bidi="en_US"/>
+        </w:rPr>
         <w:t xml:space="preserve">Old Testament poetry often mentions the shaking of the earth to commemorate the Exodus period (e.g., </w:t>
       </w:r>
       <w:hyperlink r:id="rId52">
         <w:r>
           <w:rPr>
+            <w:lang w:val="en_US" w:bidi="en_US"/>
+          </w:rPr>
+          <w:rPr>
             <w:color w:val="0000EE"/>
             <w:u w:val="single"/>
           </w:rPr>
@@ -754,11 +1282,17 @@
         </w:r>
       </w:hyperlink>
       <w:r>
+        <w:rPr>
+          <w:lang w:val="en_US" w:bidi="en_US"/>
+        </w:rPr>
         <w:t xml:space="preserve">; </w:t>
       </w:r>
       <w:hyperlink r:id="rId53">
         <w:r>
           <w:rPr>
+            <w:lang w:val="en_US" w:bidi="en_US"/>
+          </w:rPr>
+          <w:rPr>
             <w:color w:val="0000EE"/>
             <w:u w:val="single"/>
           </w:rPr>
@@ -766,11 +1300,17 @@
         </w:r>
       </w:hyperlink>
       <w:r>
+        <w:rPr>
+          <w:lang w:val="en_US" w:bidi="en_US"/>
+        </w:rPr>
         <w:t xml:space="preserve">; see </w:t>
       </w:r>
       <w:hyperlink r:id="rId54">
         <w:r>
           <w:rPr>
+            <w:lang w:val="en_US" w:bidi="en_US"/>
+          </w:rPr>
+          <w:rPr>
             <w:color w:val="0000EE"/>
             <w:u w:val="single"/>
           </w:rPr>
@@ -778,31 +1318,65 @@
         </w:r>
       </w:hyperlink>
       <w:r>
+        <w:rPr>
+          <w:lang w:val="en_US" w:bidi="en_US"/>
+        </w:rPr>
         <w:t>).</w:t>
       </w:r>
-      <w:r/>
-      <w:r/>
-    </w:p>
-    <w:p>
-      <w:r/>
+      <w:r>
+        <w:rPr>
+          <w:lang w:val="en_US" w:bidi="en_US"/>
+        </w:rPr>
+      </w:r>
+      <w:r>
+        <w:rPr>
+          <w:lang w:val="en_US" w:bidi="en_US"/>
+        </w:rPr>
+      </w:r>
+    </w:p>
+    <w:p>
+      <w:pPr/>
+      <w:r>
+        <w:rPr>
+          <w:lang w:val="en_US" w:bidi="en_US"/>
+        </w:rPr>
+      </w:r>
     </w:p>
     <w:p>
       <w:pPr>
         <w:pStyle w:val="Heading2"/>
       </w:pPr>
       <w:r>
+        <w:rPr>
+          <w:lang w:val="en_US" w:bidi="en_US"/>
+        </w:rPr>
         <w:t>Nahum 1:6</w:t>
       </w:r>
-      <w:r/>
-    </w:p>
-    <w:p>
-      <w:r/>
-      <w:r>
+      <w:r>
+        <w:rPr>
+          <w:lang w:val="en_US" w:bidi="en_US"/>
+        </w:rPr>
+      </w:r>
+    </w:p>
+    <w:p>
+      <w:pPr/>
+      <w:r>
+        <w:rPr>
+          <w:lang w:val="en_US" w:bidi="en_US"/>
+        </w:rPr>
+      </w:r>
+      <w:r>
+        <w:rPr>
+          <w:lang w:val="en_US" w:bidi="en_US"/>
+        </w:rPr>
         <w:t xml:space="preserve">The Hebrew word translated rage is repeated from </w:t>
       </w:r>
       <w:hyperlink r:id="rId55">
         <w:r>
           <w:rPr>
+            <w:lang w:val="en_US" w:bidi="en_US"/>
+          </w:rPr>
+          <w:rPr>
             <w:color w:val="0000EE"/>
             <w:u w:val="single"/>
           </w:rPr>
@@ -810,11 +1384,17 @@
         </w:r>
       </w:hyperlink>
       <w:r>
+        <w:rPr>
+          <w:lang w:val="en_US" w:bidi="en_US"/>
+        </w:rPr>
         <w:t xml:space="preserve">. Its repetition brackets </w:t>
       </w:r>
       <w:hyperlink r:id="rId26">
         <w:r>
           <w:rPr>
+            <w:lang w:val="en_US" w:bidi="en_US"/>
+          </w:rPr>
+          <w:rPr>
             <w:color w:val="0000EE"/>
             <w:u w:val="single"/>
           </w:rPr>
@@ -822,31 +1402,65 @@
         </w:r>
       </w:hyperlink>
       <w:r>
+        <w:rPr>
+          <w:lang w:val="en_US" w:bidi="en_US"/>
+        </w:rPr>
         <w:t xml:space="preserve"> as a single poetic unit.</w:t>
       </w:r>
-      <w:r/>
-      <w:r/>
-    </w:p>
-    <w:p>
-      <w:r/>
+      <w:r>
+        <w:rPr>
+          <w:lang w:val="en_US" w:bidi="en_US"/>
+        </w:rPr>
+      </w:r>
+      <w:r>
+        <w:rPr>
+          <w:lang w:val="en_US" w:bidi="en_US"/>
+        </w:rPr>
+      </w:r>
+    </w:p>
+    <w:p>
+      <w:pPr/>
+      <w:r>
+        <w:rPr>
+          <w:lang w:val="en_US" w:bidi="en_US"/>
+        </w:rPr>
+      </w:r>
     </w:p>
     <w:p>
       <w:pPr>
         <w:pStyle w:val="Heading2"/>
       </w:pPr>
       <w:r>
+        <w:rPr>
+          <w:lang w:val="en_US" w:bidi="en_US"/>
+        </w:rPr>
         <w:t>Nahum 1:7</w:t>
       </w:r>
-      <w:r/>
-    </w:p>
-    <w:p>
-      <w:r/>
-      <w:r>
+      <w:r>
+        <w:rPr>
+          <w:lang w:val="en_US" w:bidi="en_US"/>
+        </w:rPr>
+      </w:r>
+    </w:p>
+    <w:p>
+      <w:pPr/>
+      <w:r>
+        <w:rPr>
+          <w:lang w:val="en_US" w:bidi="en_US"/>
+        </w:rPr>
+      </w:r>
+      <w:r>
+        <w:rPr>
+          <w:lang w:val="en_US" w:bidi="en_US"/>
+        </w:rPr>
         <w:t>The Lord is good: God acts equitably when he judges the wicked. He also provides refuge for those who trust in him. He accepts them and protects them in the midst of life’s trials (</w:t>
       </w:r>
       <w:hyperlink r:id="rId56">
         <w:r>
           <w:rPr>
+            <w:lang w:val="en_US" w:bidi="en_US"/>
+          </w:rPr>
+          <w:rPr>
             <w:color w:val="0000EE"/>
             <w:u w:val="single"/>
           </w:rPr>
@@ -854,11 +1468,17 @@
         </w:r>
       </w:hyperlink>
       <w:r>
+        <w:rPr>
+          <w:lang w:val="en_US" w:bidi="en_US"/>
+        </w:rPr>
         <w:t xml:space="preserve">; </w:t>
       </w:r>
       <w:hyperlink r:id="rId57">
         <w:r>
           <w:rPr>
+            <w:lang w:val="en_US" w:bidi="en_US"/>
+          </w:rPr>
+          <w:rPr>
             <w:color w:val="0000EE"/>
             <w:u w:val="single"/>
           </w:rPr>
@@ -866,11 +1486,17 @@
         </w:r>
       </w:hyperlink>
       <w:r>
+        <w:rPr>
+          <w:lang w:val="en_US" w:bidi="en_US"/>
+        </w:rPr>
         <w:t>). God’s rich goodness can lead individuals to repentance (</w:t>
       </w:r>
       <w:hyperlink r:id="rId58">
         <w:r>
           <w:rPr>
+            <w:lang w:val="en_US" w:bidi="en_US"/>
+          </w:rPr>
+          <w:rPr>
             <w:color w:val="0000EE"/>
             <w:u w:val="single"/>
           </w:rPr>
@@ -878,57 +1504,125 @@
         </w:r>
       </w:hyperlink>
       <w:r>
+        <w:rPr>
+          <w:lang w:val="en_US" w:bidi="en_US"/>
+        </w:rPr>
         <w:t>).</w:t>
       </w:r>
-      <w:r/>
-      <w:r/>
-    </w:p>
-    <w:p>
-      <w:r/>
+      <w:r>
+        <w:rPr>
+          <w:lang w:val="en_US" w:bidi="en_US"/>
+        </w:rPr>
+      </w:r>
+      <w:r>
+        <w:rPr>
+          <w:lang w:val="en_US" w:bidi="en_US"/>
+        </w:rPr>
+      </w:r>
+    </w:p>
+    <w:p>
+      <w:pPr/>
+      <w:r>
+        <w:rPr>
+          <w:lang w:val="en_US" w:bidi="en_US"/>
+        </w:rPr>
+      </w:r>
     </w:p>
     <w:p>
       <w:pPr>
         <w:pStyle w:val="Heading2"/>
       </w:pPr>
       <w:r>
+        <w:rPr>
+          <w:lang w:val="en_US" w:bidi="en_US"/>
+        </w:rPr>
         <w:t>Nahum 1:7–11</w:t>
       </w:r>
-      <w:r/>
-    </w:p>
-    <w:p>
-      <w:r/>
-      <w:r>
+      <w:r>
+        <w:rPr>
+          <w:lang w:val="en_US" w:bidi="en_US"/>
+        </w:rPr>
+      </w:r>
+    </w:p>
+    <w:p>
+      <w:pPr/>
+      <w:r>
+        <w:rPr>
+          <w:lang w:val="en_US" w:bidi="en_US"/>
+        </w:rPr>
+      </w:r>
+      <w:r>
+        <w:rPr>
+          <w:lang w:val="en_US" w:bidi="en_US"/>
+        </w:rPr>
         <w:t xml:space="preserve">This second stanza (see </w:t>
       </w:r>
       <w:r>
+        <w:rPr>
+          <w:lang w:val="en_US" w:bidi="en_US"/>
+        </w:rPr>
         <w:t>study note on 1:2–11</w:t>
       </w:r>
       <w:r>
+        <w:rPr>
+          <w:lang w:val="en_US" w:bidi="en_US"/>
+        </w:rPr>
         <w:t>) concentrates on God’s sovereignty, righteousness, and justice in dealing with all people.</w:t>
       </w:r>
-      <w:r/>
-      <w:r/>
-    </w:p>
-    <w:p>
-      <w:r/>
+      <w:r>
+        <w:rPr>
+          <w:lang w:val="en_US" w:bidi="en_US"/>
+        </w:rPr>
+      </w:r>
+      <w:r>
+        <w:rPr>
+          <w:lang w:val="en_US" w:bidi="en_US"/>
+        </w:rPr>
+      </w:r>
+    </w:p>
+    <w:p>
+      <w:pPr/>
+      <w:r>
+        <w:rPr>
+          <w:lang w:val="en_US" w:bidi="en_US"/>
+        </w:rPr>
+      </w:r>
     </w:p>
     <w:p>
       <w:pPr>
         <w:pStyle w:val="Heading2"/>
       </w:pPr>
       <w:r>
+        <w:rPr>
+          <w:lang w:val="en_US" w:bidi="en_US"/>
+        </w:rPr>
         <w:t>Nahum 1:8</w:t>
       </w:r>
-      <w:r/>
-    </w:p>
-    <w:p>
-      <w:r/>
-      <w:r>
+      <w:r>
+        <w:rPr>
+          <w:lang w:val="en_US" w:bidi="en_US"/>
+        </w:rPr>
+      </w:r>
+    </w:p>
+    <w:p>
+      <w:pPr/>
+      <w:r>
+        <w:rPr>
+          <w:lang w:val="en_US" w:bidi="en_US"/>
+        </w:rPr>
+      </w:r>
+      <w:r>
+        <w:rPr>
+          <w:lang w:val="en_US" w:bidi="en_US"/>
+        </w:rPr>
         <w:t xml:space="preserve">overwhelming flood: A metaphor for the powerful nature of God’s judgment (see </w:t>
       </w:r>
       <w:hyperlink r:id="rId59">
         <w:r>
           <w:rPr>
+            <w:lang w:val="en_US" w:bidi="en_US"/>
+          </w:rPr>
+          <w:rPr>
             <w:color w:val="0000EE"/>
             <w:u w:val="single"/>
           </w:rPr>
@@ -936,31 +1630,65 @@
         </w:r>
       </w:hyperlink>
       <w:r>
+        <w:rPr>
+          <w:lang w:val="en_US" w:bidi="en_US"/>
+        </w:rPr>
         <w:t>).</w:t>
       </w:r>
-      <w:r/>
-      <w:r/>
-    </w:p>
-    <w:p>
-      <w:r/>
+      <w:r>
+        <w:rPr>
+          <w:lang w:val="en_US" w:bidi="en_US"/>
+        </w:rPr>
+      </w:r>
+      <w:r>
+        <w:rPr>
+          <w:lang w:val="en_US" w:bidi="en_US"/>
+        </w:rPr>
+      </w:r>
+    </w:p>
+    <w:p>
+      <w:pPr/>
+      <w:r>
+        <w:rPr>
+          <w:lang w:val="en_US" w:bidi="en_US"/>
+        </w:rPr>
+      </w:r>
     </w:p>
     <w:p>
       <w:pPr>
         <w:pStyle w:val="Heading2"/>
       </w:pPr>
       <w:r>
+        <w:rPr>
+          <w:lang w:val="en_US" w:bidi="en_US"/>
+        </w:rPr>
         <w:t>Nahum 1:9</w:t>
       </w:r>
-      <w:r/>
-    </w:p>
-    <w:p>
-      <w:r/>
-      <w:r>
+      <w:r>
+        <w:rPr>
+          <w:lang w:val="en_US" w:bidi="en_US"/>
+        </w:rPr>
+      </w:r>
+    </w:p>
+    <w:p>
+      <w:pPr/>
+      <w:r>
+        <w:rPr>
+          <w:lang w:val="en_US" w:bidi="en_US"/>
+        </w:rPr>
+      </w:r>
+      <w:r>
+        <w:rPr>
+          <w:lang w:val="en_US" w:bidi="en_US"/>
+        </w:rPr>
         <w:t>Why are you scheming: No scheme or human plot against God can succeed. Human plans are worthless if they do not match God’s plans (</w:t>
       </w:r>
       <w:hyperlink r:id="rId60">
         <w:r>
           <w:rPr>
+            <w:lang w:val="en_US" w:bidi="en_US"/>
+          </w:rPr>
+          <w:rPr>
             <w:color w:val="0000EE"/>
             <w:u w:val="single"/>
           </w:rPr>
@@ -968,11 +1696,17 @@
         </w:r>
       </w:hyperlink>
       <w:r>
+        <w:rPr>
+          <w:lang w:val="en_US" w:bidi="en_US"/>
+        </w:rPr>
         <w:t xml:space="preserve">; </w:t>
       </w:r>
       <w:hyperlink r:id="rId61">
         <w:r>
           <w:rPr>
+            <w:lang w:val="en_US" w:bidi="en_US"/>
+          </w:rPr>
+          <w:rPr>
             <w:color w:val="0000EE"/>
             <w:u w:val="single"/>
           </w:rPr>
@@ -980,11 +1714,17 @@
         </w:r>
       </w:hyperlink>
       <w:r>
+        <w:rPr>
+          <w:lang w:val="en_US" w:bidi="en_US"/>
+        </w:rPr>
         <w:t xml:space="preserve">; </w:t>
       </w:r>
       <w:hyperlink r:id="rId62">
         <w:r>
           <w:rPr>
+            <w:lang w:val="en_US" w:bidi="en_US"/>
+          </w:rPr>
+          <w:rPr>
             <w:color w:val="0000EE"/>
             <w:u w:val="single"/>
           </w:rPr>
@@ -992,31 +1732,65 @@
         </w:r>
       </w:hyperlink>
       <w:r>
+        <w:rPr>
+          <w:lang w:val="en_US" w:bidi="en_US"/>
+        </w:rPr>
         <w:t>).</w:t>
       </w:r>
-      <w:r/>
-      <w:r/>
-    </w:p>
-    <w:p>
-      <w:r/>
+      <w:r>
+        <w:rPr>
+          <w:lang w:val="en_US" w:bidi="en_US"/>
+        </w:rPr>
+      </w:r>
+      <w:r>
+        <w:rPr>
+          <w:lang w:val="en_US" w:bidi="en_US"/>
+        </w:rPr>
+      </w:r>
+    </w:p>
+    <w:p>
+      <w:pPr/>
+      <w:r>
+        <w:rPr>
+          <w:lang w:val="en_US" w:bidi="en_US"/>
+        </w:rPr>
+      </w:r>
     </w:p>
     <w:p>
       <w:pPr>
         <w:pStyle w:val="Heading2"/>
       </w:pPr>
       <w:r>
+        <w:rPr>
+          <w:lang w:val="en_US" w:bidi="en_US"/>
+        </w:rPr>
         <w:t>Nahum 1:11</w:t>
       </w:r>
-      <w:r/>
-    </w:p>
-    <w:p>
-      <w:r/>
-      <w:r>
+      <w:r>
+        <w:rPr>
+          <w:lang w:val="en_US" w:bidi="en_US"/>
+        </w:rPr>
+      </w:r>
+    </w:p>
+    <w:p>
+      <w:pPr/>
+      <w:r>
+        <w:rPr>
+          <w:lang w:val="en_US" w:bidi="en_US"/>
+        </w:rPr>
+      </w:r>
+      <w:r>
+        <w:rPr>
+          <w:lang w:val="en_US" w:bidi="en_US"/>
+        </w:rPr>
         <w:t xml:space="preserve">The wicked counselor is the Assyrian king. God had also dealt with the arrogant conceit of an Assyrian king in Hezekiah’s time (about 701 BC; see </w:t>
       </w:r>
       <w:hyperlink r:id="rId63">
         <w:r>
           <w:rPr>
+            <w:lang w:val="en_US" w:bidi="en_US"/>
+          </w:rPr>
+          <w:rPr>
             <w:color w:val="0000EE"/>
             <w:u w:val="single"/>
           </w:rPr>
@@ -1024,20 +1798,30 @@
         </w:r>
       </w:hyperlink>
       <w:r>
+        <w:rPr>
+          <w:lang w:val="en_US" w:bidi="en_US"/>
+        </w:rPr>
         <w:t xml:space="preserve">). Assyria’s </w:t>
       </w:r>
       <w:r>
         <w:rPr>
           <w:i/>
+          <w:lang w:val="en_US" w:bidi="en_US"/>
         </w:rPr>
         <w:t>wicked counselor</w:t>
       </w:r>
       <w:r>
+        <w:rPr>
+          <w:lang w:val="en_US" w:bidi="en_US"/>
+        </w:rPr>
         <w:t xml:space="preserve"> contrasts with the coming Messiah, the King who is a “Wonderful Counselor” (</w:t>
       </w:r>
       <w:hyperlink r:id="rId64">
         <w:r>
           <w:rPr>
+            <w:lang w:val="en_US" w:bidi="en_US"/>
+          </w:rPr>
+          <w:rPr>
             <w:color w:val="0000EE"/>
             <w:u w:val="single"/>
           </w:rPr>
@@ -1045,31 +1829,65 @@
         </w:r>
       </w:hyperlink>
       <w:r>
+        <w:rPr>
+          <w:lang w:val="en_US" w:bidi="en_US"/>
+        </w:rPr>
         <w:t>).</w:t>
       </w:r>
-      <w:r/>
-      <w:r/>
-    </w:p>
-    <w:p>
-      <w:r/>
+      <w:r>
+        <w:rPr>
+          <w:lang w:val="en_US" w:bidi="en_US"/>
+        </w:rPr>
+      </w:r>
+      <w:r>
+        <w:rPr>
+          <w:lang w:val="en_US" w:bidi="en_US"/>
+        </w:rPr>
+      </w:r>
+    </w:p>
+    <w:p>
+      <w:pPr/>
+      <w:r>
+        <w:rPr>
+          <w:lang w:val="en_US" w:bidi="en_US"/>
+        </w:rPr>
+      </w:r>
     </w:p>
     <w:p>
       <w:pPr>
         <w:pStyle w:val="Heading2"/>
       </w:pPr>
       <w:r>
+        <w:rPr>
+          <w:lang w:val="en_US" w:bidi="en_US"/>
+        </w:rPr>
         <w:t>Nahum 1:12</w:t>
       </w:r>
-      <w:r/>
-    </w:p>
-    <w:p>
-      <w:r/>
-      <w:r>
+      <w:r>
+        <w:rPr>
+          <w:lang w:val="en_US" w:bidi="en_US"/>
+        </w:rPr>
+      </w:r>
+    </w:p>
+    <w:p>
+      <w:pPr/>
+      <w:r>
+        <w:rPr>
+          <w:lang w:val="en_US" w:bidi="en_US"/>
+        </w:rPr>
+      </w:r>
+      <w:r>
+        <w:rPr>
+          <w:lang w:val="en_US" w:bidi="en_US"/>
+        </w:rPr>
         <w:t>The Assyrians’ allies were vassal or subordinate kingdoms, including once-powerful Egypt. Ironically, a coalition of former allies gradually brought down the great Neo-Assyrian Empire between 625 and 605 BC. • O my people refers to Judah, whom God had punished earlier when the Assyrian king Sennacherib (704–681 BC) launched a campaign (701 BC) against the western states of the Near East. While Sennacherib failed to take Jerusalem (</w:t>
       </w:r>
       <w:hyperlink r:id="rId65">
         <w:r>
           <w:rPr>
+            <w:lang w:val="en_US" w:bidi="en_US"/>
+          </w:rPr>
+          <w:rPr>
             <w:color w:val="0000EE"/>
             <w:u w:val="single"/>
           </w:rPr>
@@ -1077,11 +1895,17 @@
         </w:r>
       </w:hyperlink>
       <w:r>
+        <w:rPr>
+          <w:lang w:val="en_US" w:bidi="en_US"/>
+        </w:rPr>
         <w:t>), he boasted in his annals of carrying away Jerusalem’s tribute and an enormous amount of spoils from forty-six cities in Judah. Although Judah was now reduced to vassalage and faced the constant possibility of Assyrian aggression, Assyria did not defeat the southern kingdom. Babylon did so, however, in 586 BC. Sadly, neither Israel nor Judah heeded God’s repeated warnings that failure to repent would result in judgment (</w:t>
       </w:r>
       <w:hyperlink r:id="rId66">
         <w:r>
           <w:rPr>
+            <w:lang w:val="en_US" w:bidi="en_US"/>
+          </w:rPr>
+          <w:rPr>
             <w:color w:val="0000EE"/>
             <w:u w:val="single"/>
           </w:rPr>
@@ -1089,11 +1913,17 @@
         </w:r>
       </w:hyperlink>
       <w:r>
+        <w:rPr>
+          <w:lang w:val="en_US" w:bidi="en_US"/>
+        </w:rPr>
         <w:t xml:space="preserve">; </w:t>
       </w:r>
       <w:hyperlink r:id="rId67">
         <w:r>
           <w:rPr>
+            <w:lang w:val="en_US" w:bidi="en_US"/>
+          </w:rPr>
+          <w:rPr>
             <w:color w:val="0000EE"/>
             <w:u w:val="single"/>
           </w:rPr>
@@ -1101,31 +1931,65 @@
         </w:r>
       </w:hyperlink>
       <w:r>
+        <w:rPr>
+          <w:lang w:val="en_US" w:bidi="en_US"/>
+        </w:rPr>
         <w:t>).</w:t>
       </w:r>
-      <w:r/>
-      <w:r/>
-    </w:p>
-    <w:p>
-      <w:r/>
+      <w:r>
+        <w:rPr>
+          <w:lang w:val="en_US" w:bidi="en_US"/>
+        </w:rPr>
+      </w:r>
+      <w:r>
+        <w:rPr>
+          <w:lang w:val="en_US" w:bidi="en_US"/>
+        </w:rPr>
+      </w:r>
+    </w:p>
+    <w:p>
+      <w:pPr/>
+      <w:r>
+        <w:rPr>
+          <w:lang w:val="en_US" w:bidi="en_US"/>
+        </w:rPr>
+      </w:r>
     </w:p>
     <w:p>
       <w:pPr>
         <w:pStyle w:val="Heading2"/>
       </w:pPr>
       <w:r>
+        <w:rPr>
+          <w:lang w:val="en_US" w:bidi="en_US"/>
+        </w:rPr>
         <w:t>Nahum 1:14</w:t>
       </w:r>
-      <w:r/>
-    </w:p>
-    <w:p>
-      <w:r/>
-      <w:r>
+      <w:r>
+        <w:rPr>
+          <w:lang w:val="en_US" w:bidi="en_US"/>
+        </w:rPr>
+      </w:r>
+    </w:p>
+    <w:p>
+      <w:pPr/>
+      <w:r>
+        <w:rPr>
+          <w:lang w:val="en_US" w:bidi="en_US"/>
+        </w:rPr>
+      </w:r>
+      <w:r>
+        <w:rPr>
+          <w:lang w:val="en_US" w:bidi="en_US"/>
+        </w:rPr>
         <w:t>no more children: Nineveh would be completely annihilated. Cutting off a person’s name and leaving him without a descendant meant utterly destroying him (</w:t>
       </w:r>
       <w:hyperlink r:id="rId68">
         <w:r>
           <w:rPr>
+            <w:lang w:val="en_US" w:bidi="en_US"/>
+          </w:rPr>
+          <w:rPr>
             <w:color w:val="0000EE"/>
             <w:u w:val="single"/>
           </w:rPr>
@@ -1133,11 +1997,17 @@
         </w:r>
       </w:hyperlink>
       <w:r>
+        <w:rPr>
+          <w:lang w:val="en_US" w:bidi="en_US"/>
+        </w:rPr>
         <w:t xml:space="preserve">; </w:t>
       </w:r>
       <w:hyperlink r:id="rId69">
         <w:r>
           <w:rPr>
+            <w:lang w:val="en_US" w:bidi="en_US"/>
+          </w:rPr>
+          <w:rPr>
             <w:color w:val="0000EE"/>
             <w:u w:val="single"/>
           </w:rPr>
@@ -1145,11 +2015,17 @@
         </w:r>
       </w:hyperlink>
       <w:r>
+        <w:rPr>
+          <w:lang w:val="en_US" w:bidi="en_US"/>
+        </w:rPr>
         <w:t xml:space="preserve">; </w:t>
       </w:r>
       <w:hyperlink r:id="rId70">
         <w:r>
           <w:rPr>
+            <w:lang w:val="en_US" w:bidi="en_US"/>
+          </w:rPr>
+          <w:rPr>
             <w:color w:val="0000EE"/>
             <w:u w:val="single"/>
           </w:rPr>
@@ -1157,31 +2033,65 @@
         </w:r>
       </w:hyperlink>
       <w:r>
+        <w:rPr>
+          <w:lang w:val="en_US" w:bidi="en_US"/>
+        </w:rPr>
         <w:t>). • None of Assyria’s venerated gods could deliver Nineveh from God’s death sentence. • God was already preparing a grave for Nineveh and directing Assyria’s enemies to destroy the city. Assyria’s proud cities fell one by one to the combined attacks of the Chaldeans, the Medes, and the Ummanmanda. Nineveh itself fell in 612 BC.</w:t>
       </w:r>
-      <w:r/>
-      <w:r/>
-    </w:p>
-    <w:p>
-      <w:r/>
+      <w:r>
+        <w:rPr>
+          <w:lang w:val="en_US" w:bidi="en_US"/>
+        </w:rPr>
+      </w:r>
+      <w:r>
+        <w:rPr>
+          <w:lang w:val="en_US" w:bidi="en_US"/>
+        </w:rPr>
+      </w:r>
+    </w:p>
+    <w:p>
+      <w:pPr/>
+      <w:r>
+        <w:rPr>
+          <w:lang w:val="en_US" w:bidi="en_US"/>
+        </w:rPr>
+      </w:r>
     </w:p>
     <w:p>
       <w:pPr>
         <w:pStyle w:val="Heading2"/>
       </w:pPr>
       <w:r>
+        <w:rPr>
+          <w:lang w:val="en_US" w:bidi="en_US"/>
+        </w:rPr>
         <w:t>Nahum 1:15</w:t>
       </w:r>
-      <w:r/>
-    </w:p>
-    <w:p>
-      <w:r/>
-      <w:r>
+      <w:r>
+        <w:rPr>
+          <w:lang w:val="en_US" w:bidi="en_US"/>
+        </w:rPr>
+      </w:r>
+    </w:p>
+    <w:p>
+      <w:pPr/>
+      <w:r>
+        <w:rPr>
+          <w:lang w:val="en_US" w:bidi="en_US"/>
+        </w:rPr>
+      </w:r>
+      <w:r>
+        <w:rPr>
+          <w:lang w:val="en_US" w:bidi="en_US"/>
+        </w:rPr>
         <w:t>Nahum supplements his prophecy of Judah’s release from bondage (</w:t>
       </w:r>
       <w:hyperlink r:id="rId71">
         <w:r>
           <w:rPr>
+            <w:lang w:val="en_US" w:bidi="en_US"/>
+          </w:rPr>
+          <w:rPr>
             <w:color w:val="0000EE"/>
             <w:u w:val="single"/>
           </w:rPr>
@@ -1189,11 +2099,17 @@
         </w:r>
       </w:hyperlink>
       <w:r>
+        <w:rPr>
+          <w:lang w:val="en_US" w:bidi="en_US"/>
+        </w:rPr>
         <w:t xml:space="preserve">) with a prediction of the arrival of a messenger bringing the good news of restored peace (see also </w:t>
       </w:r>
       <w:hyperlink r:id="rId72">
         <w:r>
           <w:rPr>
+            <w:lang w:val="en_US" w:bidi="en_US"/>
+          </w:rPr>
+          <w:rPr>
             <w:color w:val="0000EE"/>
             <w:u w:val="single"/>
           </w:rPr>
@@ -1201,11 +2117,17 @@
         </w:r>
       </w:hyperlink>
       <w:r>
+        <w:rPr>
+          <w:lang w:val="en_US" w:bidi="en_US"/>
+        </w:rPr>
         <w:t>). The message of peace was that Assyria’s hold on Judah would be broken and God’s people would be free of its burden. This took place during the reign of Josiah (640–609 BC), after the death of the Assyrian king Ashurbanipal in 626 BC. This political message is a foretaste of God’s final triumph over evil, when his people will be released from bondage to sin through the saving work of the Messiah and be given eternal peace (</w:t>
       </w:r>
       <w:hyperlink r:id="rId73">
         <w:r>
           <w:rPr>
+            <w:lang w:val="en_US" w:bidi="en_US"/>
+          </w:rPr>
+          <w:rPr>
             <w:color w:val="0000EE"/>
             <w:u w:val="single"/>
           </w:rPr>
@@ -1213,11 +2135,17 @@
         </w:r>
       </w:hyperlink>
       <w:r>
+        <w:rPr>
+          <w:lang w:val="en_US" w:bidi="en_US"/>
+        </w:rPr>
         <w:t xml:space="preserve">; </w:t>
       </w:r>
       <w:hyperlink r:id="rId74">
         <w:r>
           <w:rPr>
+            <w:lang w:val="en_US" w:bidi="en_US"/>
+          </w:rPr>
+          <w:rPr>
             <w:color w:val="0000EE"/>
             <w:u w:val="single"/>
           </w:rPr>
@@ -1225,11 +2153,17 @@
         </w:r>
       </w:hyperlink>
       <w:r>
+        <w:rPr>
+          <w:lang w:val="en_US" w:bidi="en_US"/>
+        </w:rPr>
         <w:t xml:space="preserve">; </w:t>
       </w:r>
       <w:hyperlink r:id="rId75">
         <w:r>
           <w:rPr>
+            <w:lang w:val="en_US" w:bidi="en_US"/>
+          </w:rPr>
+          <w:rPr>
             <w:color w:val="0000EE"/>
             <w:u w:val="single"/>
           </w:rPr>
@@ -1237,11 +2171,17 @@
         </w:r>
       </w:hyperlink>
       <w:r>
+        <w:rPr>
+          <w:lang w:val="en_US" w:bidi="en_US"/>
+        </w:rPr>
         <w:t xml:space="preserve">; </w:t>
       </w:r>
       <w:hyperlink r:id="rId76">
         <w:r>
           <w:rPr>
+            <w:lang w:val="en_US" w:bidi="en_US"/>
+          </w:rPr>
+          <w:rPr>
             <w:color w:val="0000EE"/>
             <w:u w:val="single"/>
           </w:rPr>
@@ -1249,11 +2189,17 @@
         </w:r>
       </w:hyperlink>
       <w:r>
+        <w:rPr>
+          <w:lang w:val="en_US" w:bidi="en_US"/>
+        </w:rPr>
         <w:t xml:space="preserve">; </w:t>
       </w:r>
       <w:hyperlink r:id="rId77">
         <w:r>
           <w:rPr>
+            <w:lang w:val="en_US" w:bidi="en_US"/>
+          </w:rPr>
+          <w:rPr>
             <w:color w:val="0000EE"/>
             <w:u w:val="single"/>
           </w:rPr>
@@ -1261,40 +2207,78 @@
         </w:r>
       </w:hyperlink>
       <w:r>
+        <w:rPr>
+          <w:lang w:val="en_US" w:bidi="en_US"/>
+        </w:rPr>
         <w:t>).</w:t>
       </w:r>
-      <w:r/>
-      <w:r/>
-    </w:p>
-    <w:p>
-      <w:r/>
+      <w:r>
+        <w:rPr>
+          <w:lang w:val="en_US" w:bidi="en_US"/>
+        </w:rPr>
+      </w:r>
+      <w:r>
+        <w:rPr>
+          <w:lang w:val="en_US" w:bidi="en_US"/>
+        </w:rPr>
+      </w:r>
+    </w:p>
+    <w:p>
+      <w:pPr/>
+      <w:r>
+        <w:rPr>
+          <w:lang w:val="en_US" w:bidi="en_US"/>
+        </w:rPr>
+      </w:r>
     </w:p>
     <w:p>
       <w:pPr>
         <w:pStyle w:val="Heading2"/>
       </w:pPr>
       <w:r>
+        <w:rPr>
+          <w:lang w:val="en_US" w:bidi="en_US"/>
+        </w:rPr>
         <w:t>Nahum 2:1</w:t>
       </w:r>
-      <w:r/>
-    </w:p>
-    <w:p>
-      <w:r/>
-      <w:r>
+      <w:r>
+        <w:rPr>
+          <w:lang w:val="en_US" w:bidi="en_US"/>
+        </w:rPr>
+      </w:r>
+    </w:p>
+    <w:p>
+      <w:pPr/>
+      <w:r>
+        <w:rPr>
+          <w:lang w:val="en_US" w:bidi="en_US"/>
+        </w:rPr>
+      </w:r>
+      <w:r>
+        <w:rPr>
+          <w:lang w:val="en_US" w:bidi="en_US"/>
+        </w:rPr>
         <w:t>Although Nineveh’s defenders might fully prepare to protect the city with ramparts . . . roads . . . defenses</w:t>
       </w:r>
       <w:r>
         <w:rPr>
           <w:i/>
+          <w:lang w:val="en_US" w:bidi="en_US"/>
         </w:rPr>
         <w:t>,</w:t>
       </w:r>
       <w:r>
+        <w:rPr>
+          <w:lang w:val="en_US" w:bidi="en_US"/>
+        </w:rPr>
         <w:t xml:space="preserve"> and forces, their efforts were doomed to failure (</w:t>
       </w:r>
       <w:hyperlink r:id="rId78">
         <w:r>
           <w:rPr>
+            <w:lang w:val="en_US" w:bidi="en_US"/>
+          </w:rPr>
+          <w:rPr>
             <w:color w:val="0000EE"/>
             <w:u w:val="single"/>
           </w:rPr>
@@ -1302,31 +2286,65 @@
         </w:r>
       </w:hyperlink>
       <w:r>
+        <w:rPr>
+          <w:lang w:val="en_US" w:bidi="en_US"/>
+        </w:rPr>
         <w:t>).</w:t>
       </w:r>
-      <w:r/>
-      <w:r/>
-    </w:p>
-    <w:p>
-      <w:r/>
+      <w:r>
+        <w:rPr>
+          <w:lang w:val="en_US" w:bidi="en_US"/>
+        </w:rPr>
+      </w:r>
+      <w:r>
+        <w:rPr>
+          <w:lang w:val="en_US" w:bidi="en_US"/>
+        </w:rPr>
+      </w:r>
+    </w:p>
+    <w:p>
+      <w:pPr/>
+      <w:r>
+        <w:rPr>
+          <w:lang w:val="en_US" w:bidi="en_US"/>
+        </w:rPr>
+      </w:r>
     </w:p>
     <w:p>
       <w:pPr>
         <w:pStyle w:val="Heading2"/>
       </w:pPr>
       <w:r>
+        <w:rPr>
+          <w:lang w:val="en_US" w:bidi="en_US"/>
+        </w:rPr>
         <w:t>Nahum 2:2</w:t>
       </w:r>
-      <w:r/>
-    </w:p>
-    <w:p>
-      <w:r/>
-      <w:r>
+      <w:r>
+        <w:rPr>
+          <w:lang w:val="en_US" w:bidi="en_US"/>
+        </w:rPr>
+      </w:r>
+    </w:p>
+    <w:p>
+      <w:pPr/>
+      <w:r>
+        <w:rPr>
+          <w:lang w:val="en_US" w:bidi="en_US"/>
+        </w:rPr>
+      </w:r>
+      <w:r>
+        <w:rPr>
+          <w:lang w:val="en_US" w:bidi="en_US"/>
+        </w:rPr>
         <w:t>The vine symbolizes God’s blessing his people (</w:t>
       </w:r>
       <w:hyperlink r:id="rId79">
         <w:r>
           <w:rPr>
+            <w:lang w:val="en_US" w:bidi="en_US"/>
+          </w:rPr>
+          <w:rPr>
             <w:color w:val="0000EE"/>
             <w:u w:val="single"/>
           </w:rPr>
@@ -1334,11 +2352,17 @@
         </w:r>
       </w:hyperlink>
       <w:r>
+        <w:rPr>
+          <w:lang w:val="en_US" w:bidi="en_US"/>
+        </w:rPr>
         <w:t>), while the stripped vine reflects God’s previous chastisement of them (</w:t>
       </w:r>
       <w:hyperlink r:id="rId80">
         <w:r>
           <w:rPr>
+            <w:lang w:val="en_US" w:bidi="en_US"/>
+          </w:rPr>
+          <w:rPr>
             <w:color w:val="0000EE"/>
             <w:u w:val="single"/>
           </w:rPr>
@@ -1346,89 +2370,187 @@
         </w:r>
       </w:hyperlink>
       <w:r>
+        <w:rPr>
+          <w:lang w:val="en_US" w:bidi="en_US"/>
+        </w:rPr>
         <w:t>). The children of Israel were in a sad state compared to the days of the great kings David and Solomon, but God promised to restore the splendor of his people.</w:t>
       </w:r>
-      <w:r/>
-      <w:r/>
-    </w:p>
-    <w:p>
-      <w:r/>
+      <w:r>
+        <w:rPr>
+          <w:lang w:val="en_US" w:bidi="en_US"/>
+        </w:rPr>
+      </w:r>
+      <w:r>
+        <w:rPr>
+          <w:lang w:val="en_US" w:bidi="en_US"/>
+        </w:rPr>
+      </w:r>
+    </w:p>
+    <w:p>
+      <w:pPr/>
+      <w:r>
+        <w:rPr>
+          <w:lang w:val="en_US" w:bidi="en_US"/>
+        </w:rPr>
+      </w:r>
     </w:p>
     <w:p>
       <w:pPr>
         <w:pStyle w:val="Heading2"/>
       </w:pPr>
       <w:r>
+        <w:rPr>
+          <w:lang w:val="en_US" w:bidi="en_US"/>
+        </w:rPr>
         <w:t>Nahum 2:4</w:t>
       </w:r>
-      <w:r/>
-    </w:p>
-    <w:p>
-      <w:r/>
-      <w:r>
+      <w:r>
+        <w:rPr>
+          <w:lang w:val="en_US" w:bidi="en_US"/>
+        </w:rPr>
+      </w:r>
+    </w:p>
+    <w:p>
+      <w:pPr/>
+      <w:r>
+        <w:rPr>
+          <w:lang w:val="en_US" w:bidi="en_US"/>
+        </w:rPr>
+      </w:r>
+      <w:r>
+        <w:rPr>
+          <w:lang w:val="en_US" w:bidi="en_US"/>
+        </w:rPr>
         <w:t>Chariots were virtually unstoppable in battle because of their maneuverability and power.</w:t>
       </w:r>
-      <w:r/>
-      <w:r/>
-    </w:p>
-    <w:p>
-      <w:r/>
+      <w:r>
+        <w:rPr>
+          <w:lang w:val="en_US" w:bidi="en_US"/>
+        </w:rPr>
+      </w:r>
+      <w:r>
+        <w:rPr>
+          <w:lang w:val="en_US" w:bidi="en_US"/>
+        </w:rPr>
+      </w:r>
+    </w:p>
+    <w:p>
+      <w:pPr/>
+      <w:r>
+        <w:rPr>
+          <w:lang w:val="en_US" w:bidi="en_US"/>
+        </w:rPr>
+      </w:r>
     </w:p>
     <w:p>
       <w:pPr>
         <w:pStyle w:val="Heading2"/>
       </w:pPr>
       <w:r>
+        <w:rPr>
+          <w:lang w:val="en_US" w:bidi="en_US"/>
+        </w:rPr>
         <w:t>Nahum 2:5</w:t>
       </w:r>
-      <w:r/>
-    </w:p>
-    <w:p>
-      <w:r/>
-      <w:r>
+      <w:r>
+        <w:rPr>
+          <w:lang w:val="en_US" w:bidi="en_US"/>
+        </w:rPr>
+      </w:r>
+    </w:p>
+    <w:p>
+      <w:pPr/>
+      <w:r>
+        <w:rPr>
+          <w:lang w:val="en_US" w:bidi="en_US"/>
+        </w:rPr>
+      </w:r>
+      <w:r>
+        <w:rPr>
+          <w:lang w:val="en_US" w:bidi="en_US"/>
+        </w:rPr>
         <w:t xml:space="preserve">The Assyrian king overcomes the initial shock of Nineveh’s being attacked and shouts to his officers. He and the city have been caught off guard and they rush to the walls to thwart the siege. • to set up their defenses (literally </w:t>
       </w:r>
       <w:r>
         <w:rPr>
           <w:i/>
+          <w:lang w:val="en_US" w:bidi="en_US"/>
         </w:rPr>
         <w:t>the covering is prepared</w:t>
       </w:r>
       <w:r>
+        <w:rPr>
+          <w:lang w:val="en_US" w:bidi="en_US"/>
+        </w:rPr>
         <w:t xml:space="preserve">): The meaning of the Hebrew term here is uncertain. </w:t>
       </w:r>
       <w:r>
         <w:rPr>
           <w:i/>
+          <w:lang w:val="en_US" w:bidi="en_US"/>
         </w:rPr>
         <w:t>Covering</w:t>
       </w:r>
       <w:r>
+        <w:rPr>
+          <w:lang w:val="en_US" w:bidi="en_US"/>
+        </w:rPr>
         <w:t xml:space="preserve"> probably refers to something the attackers or the defenders used to protect themselves from armaments hurled through the air.</w:t>
       </w:r>
-      <w:r/>
-      <w:r/>
-    </w:p>
-    <w:p>
-      <w:r/>
+      <w:r>
+        <w:rPr>
+          <w:lang w:val="en_US" w:bidi="en_US"/>
+        </w:rPr>
+      </w:r>
+      <w:r>
+        <w:rPr>
+          <w:lang w:val="en_US" w:bidi="en_US"/>
+        </w:rPr>
+      </w:r>
+    </w:p>
+    <w:p>
+      <w:pPr/>
+      <w:r>
+        <w:rPr>
+          <w:lang w:val="en_US" w:bidi="en_US"/>
+        </w:rPr>
+      </w:r>
     </w:p>
     <w:p>
       <w:pPr>
         <w:pStyle w:val="Heading2"/>
       </w:pPr>
       <w:r>
+        <w:rPr>
+          <w:lang w:val="en_US" w:bidi="en_US"/>
+        </w:rPr>
         <w:t>Nahum 2:6</w:t>
       </w:r>
-      <w:r/>
-    </w:p>
-    <w:p>
-      <w:r/>
-      <w:r>
+      <w:r>
+        <w:rPr>
+          <w:lang w:val="en_US" w:bidi="en_US"/>
+        </w:rPr>
+      </w:r>
+    </w:p>
+    <w:p>
+      <w:pPr/>
+      <w:r>
+        <w:rPr>
+          <w:lang w:val="en_US" w:bidi="en_US"/>
+        </w:rPr>
+      </w:r>
+      <w:r>
+        <w:rPr>
+          <w:lang w:val="en_US" w:bidi="en_US"/>
+        </w:rPr>
         <w:t>The rush to defend (</w:t>
       </w:r>
       <w:hyperlink r:id="rId81">
         <w:r>
           <w:rPr>
+            <w:lang w:val="en_US" w:bidi="en_US"/>
+          </w:rPr>
+          <w:rPr>
             <w:color w:val="0000EE"/>
             <w:u w:val="single"/>
           </w:rPr>
@@ -1436,31 +2558,65 @@
         </w:r>
       </w:hyperlink>
       <w:r>
+        <w:rPr>
+          <w:lang w:val="en_US" w:bidi="en_US"/>
+        </w:rPr>
         <w:t>) comes too late; the defenses are already breached. • Nineveh was served by a reservoir formed by a double dam on the Khosr River, a tributary of the Tigris that flowed through the city. The reservoir was augmented by a series of flood gates. The Greek historian Diodorus reported that during this time torrential rains had already swelled the city’s river system. By first closing, then opening the flood gates, Nineveh’s attackers released the pent-up water as a battering ram against the city walls.</w:t>
       </w:r>
-      <w:r/>
-      <w:r/>
-    </w:p>
-    <w:p>
-      <w:r/>
+      <w:r>
+        <w:rPr>
+          <w:lang w:val="en_US" w:bidi="en_US"/>
+        </w:rPr>
+      </w:r>
+      <w:r>
+        <w:rPr>
+          <w:lang w:val="en_US" w:bidi="en_US"/>
+        </w:rPr>
+      </w:r>
+    </w:p>
+    <w:p>
+      <w:pPr/>
+      <w:r>
+        <w:rPr>
+          <w:lang w:val="en_US" w:bidi="en_US"/>
+        </w:rPr>
+      </w:r>
     </w:p>
     <w:p>
       <w:pPr>
         <w:pStyle w:val="Heading2"/>
       </w:pPr>
       <w:r>
+        <w:rPr>
+          <w:lang w:val="en_US" w:bidi="en_US"/>
+        </w:rPr>
         <w:t>Nahum 2:7</w:t>
       </w:r>
-      <w:r/>
-    </w:p>
-    <w:p>
-      <w:r/>
-      <w:r>
+      <w:r>
+        <w:rPr>
+          <w:lang w:val="en_US" w:bidi="en_US"/>
+        </w:rPr>
+      </w:r>
+    </w:p>
+    <w:p>
+      <w:pPr/>
+      <w:r>
+        <w:rPr>
+          <w:lang w:val="en_US" w:bidi="en_US"/>
+        </w:rPr>
+      </w:r>
+      <w:r>
+        <w:rPr>
+          <w:lang w:val="en_US" w:bidi="en_US"/>
+        </w:rPr>
         <w:t xml:space="preserve">Because Nineveh’s exile had been decreed by God, it would certainly happen. • To beat their breasts was a common sign of mourning (see, e.g., </w:t>
       </w:r>
       <w:hyperlink r:id="rId82">
         <w:r>
           <w:rPr>
+            <w:lang w:val="en_US" w:bidi="en_US"/>
+          </w:rPr>
+          <w:rPr>
             <w:color w:val="0000EE"/>
             <w:u w:val="single"/>
           </w:rPr>
@@ -1468,57 +2624,125 @@
         </w:r>
       </w:hyperlink>
       <w:r>
+        <w:rPr>
+          <w:lang w:val="en_US" w:bidi="en_US"/>
+        </w:rPr>
         <w:t>).</w:t>
       </w:r>
-      <w:r/>
-      <w:r/>
-    </w:p>
-    <w:p>
-      <w:r/>
+      <w:r>
+        <w:rPr>
+          <w:lang w:val="en_US" w:bidi="en_US"/>
+        </w:rPr>
+      </w:r>
+      <w:r>
+        <w:rPr>
+          <w:lang w:val="en_US" w:bidi="en_US"/>
+        </w:rPr>
+      </w:r>
+    </w:p>
+    <w:p>
+      <w:pPr/>
+      <w:r>
+        <w:rPr>
+          <w:lang w:val="en_US" w:bidi="en_US"/>
+        </w:rPr>
+      </w:r>
     </w:p>
     <w:p>
       <w:pPr>
         <w:pStyle w:val="Heading2"/>
       </w:pPr>
       <w:r>
+        <w:rPr>
+          <w:lang w:val="en_US" w:bidi="en_US"/>
+        </w:rPr>
         <w:t>Nahum 2:8</w:t>
       </w:r>
-      <w:r/>
-    </w:p>
-    <w:p>
-      <w:r/>
-      <w:r>
+      <w:r>
+        <w:rPr>
+          <w:lang w:val="en_US" w:bidi="en_US"/>
+        </w:rPr>
+      </w:r>
+    </w:p>
+    <w:p>
+      <w:pPr/>
+      <w:r>
+        <w:rPr>
+          <w:lang w:val="en_US" w:bidi="en_US"/>
+        </w:rPr>
+      </w:r>
+      <w:r>
+        <w:rPr>
+          <w:lang w:val="en_US" w:bidi="en_US"/>
+        </w:rPr>
         <w:t xml:space="preserve">The people would run away as fast as water flows from a breached reservoir (see </w:t>
       </w:r>
       <w:r>
+        <w:rPr>
+          <w:lang w:val="en_US" w:bidi="en_US"/>
+        </w:rPr>
         <w:t>study note on 2:6</w:t>
       </w:r>
       <w:r>
+        <w:rPr>
+          <w:lang w:val="en_US" w:bidi="en_US"/>
+        </w:rPr>
         <w:t>).</w:t>
       </w:r>
-      <w:r/>
-      <w:r/>
-    </w:p>
-    <w:p>
-      <w:r/>
+      <w:r>
+        <w:rPr>
+          <w:lang w:val="en_US" w:bidi="en_US"/>
+        </w:rPr>
+      </w:r>
+      <w:r>
+        <w:rPr>
+          <w:lang w:val="en_US" w:bidi="en_US"/>
+        </w:rPr>
+      </w:r>
+    </w:p>
+    <w:p>
+      <w:pPr/>
+      <w:r>
+        <w:rPr>
+          <w:lang w:val="en_US" w:bidi="en_US"/>
+        </w:rPr>
+      </w:r>
     </w:p>
     <w:p>
       <w:pPr>
         <w:pStyle w:val="Heading2"/>
       </w:pPr>
       <w:r>
+        <w:rPr>
+          <w:lang w:val="en_US" w:bidi="en_US"/>
+        </w:rPr>
         <w:t>Nahum 2:9</w:t>
       </w:r>
-      <w:r/>
-    </w:p>
-    <w:p>
-      <w:r/>
-      <w:r>
+      <w:r>
+        <w:rPr>
+          <w:lang w:val="en_US" w:bidi="en_US"/>
+        </w:rPr>
+      </w:r>
+    </w:p>
+    <w:p>
+      <w:pPr/>
+      <w:r>
+        <w:rPr>
+          <w:lang w:val="en_US" w:bidi="en_US"/>
+        </w:rPr>
+      </w:r>
+      <w:r>
+        <w:rPr>
+          <w:lang w:val="en_US" w:bidi="en_US"/>
+        </w:rPr>
         <w:t>The vast, uncounted wealth of other nations poured into the Assyrian capital as trade, tribute, and spoils, but it was gone in an instant. Ruthless aggression and wickedness may succeed temporarily, but ultimately they will be destroyed (</w:t>
       </w:r>
       <w:hyperlink r:id="rId83">
         <w:r>
           <w:rPr>
+            <w:lang w:val="en_US" w:bidi="en_US"/>
+          </w:rPr>
+          <w:rPr>
             <w:color w:val="0000EE"/>
             <w:u w:val="single"/>
           </w:rPr>
@@ -1526,11 +2750,17 @@
         </w:r>
       </w:hyperlink>
       <w:r>
+        <w:rPr>
+          <w:lang w:val="en_US" w:bidi="en_US"/>
+        </w:rPr>
         <w:t xml:space="preserve">; </w:t>
       </w:r>
       <w:hyperlink r:id="rId84">
         <w:r>
           <w:rPr>
+            <w:lang w:val="en_US" w:bidi="en_US"/>
+          </w:rPr>
+          <w:rPr>
             <w:color w:val="0000EE"/>
             <w:u w:val="single"/>
           </w:rPr>
@@ -1538,11 +2768,17 @@
         </w:r>
       </w:hyperlink>
       <w:r>
+        <w:rPr>
+          <w:lang w:val="en_US" w:bidi="en_US"/>
+        </w:rPr>
         <w:t xml:space="preserve">; </w:t>
       </w:r>
       <w:hyperlink r:id="rId85">
         <w:r>
           <w:rPr>
+            <w:lang w:val="en_US" w:bidi="en_US"/>
+          </w:rPr>
+          <w:rPr>
             <w:color w:val="0000EE"/>
             <w:u w:val="single"/>
           </w:rPr>
@@ -1550,51 +2786,113 @@
         </w:r>
       </w:hyperlink>
       <w:r>
+        <w:rPr>
+          <w:lang w:val="en_US" w:bidi="en_US"/>
+        </w:rPr>
         <w:t>).</w:t>
       </w:r>
-      <w:r/>
-      <w:r/>
-    </w:p>
-    <w:p>
-      <w:r/>
+      <w:r>
+        <w:rPr>
+          <w:lang w:val="en_US" w:bidi="en_US"/>
+        </w:rPr>
+      </w:r>
+      <w:r>
+        <w:rPr>
+          <w:lang w:val="en_US" w:bidi="en_US"/>
+        </w:rPr>
+      </w:r>
+    </w:p>
+    <w:p>
+      <w:pPr/>
+      <w:r>
+        <w:rPr>
+          <w:lang w:val="en_US" w:bidi="en_US"/>
+        </w:rPr>
+      </w:r>
     </w:p>
     <w:p>
       <w:pPr>
         <w:pStyle w:val="Heading2"/>
       </w:pPr>
       <w:r>
+        <w:rPr>
+          <w:lang w:val="en_US" w:bidi="en_US"/>
+        </w:rPr>
         <w:t>Nahum 2:10</w:t>
       </w:r>
-      <w:r/>
-    </w:p>
-    <w:p>
-      <w:r/>
-      <w:r>
+      <w:r>
+        <w:rPr>
+          <w:lang w:val="en_US" w:bidi="en_US"/>
+        </w:rPr>
+      </w:r>
+    </w:p>
+    <w:p>
+      <w:pPr/>
+      <w:r>
+        <w:rPr>
+          <w:lang w:val="en_US" w:bidi="en_US"/>
+        </w:rPr>
+      </w:r>
+      <w:r>
+        <w:rPr>
+          <w:lang w:val="en_US" w:bidi="en_US"/>
+        </w:rPr>
         <w:t>plundered, empty, and ruined: The Hebrew here is alliterated for effect: buqah umbuqah umbullaqah. The effect might be translated into English as “devastated, despoiled, and destroyed.”</w:t>
       </w:r>
-      <w:r/>
-      <w:r/>
-    </w:p>
-    <w:p>
-      <w:r/>
+      <w:r>
+        <w:rPr>
+          <w:lang w:val="en_US" w:bidi="en_US"/>
+        </w:rPr>
+      </w:r>
+      <w:r>
+        <w:rPr>
+          <w:lang w:val="en_US" w:bidi="en_US"/>
+        </w:rPr>
+      </w:r>
+    </w:p>
+    <w:p>
+      <w:pPr/>
+      <w:r>
+        <w:rPr>
+          <w:lang w:val="en_US" w:bidi="en_US"/>
+        </w:rPr>
+      </w:r>
     </w:p>
     <w:p>
       <w:pPr>
         <w:pStyle w:val="Heading2"/>
       </w:pPr>
       <w:r>
+        <w:rPr>
+          <w:lang w:val="en_US" w:bidi="en_US"/>
+        </w:rPr>
         <w:t>Nahum 2:11–13</w:t>
       </w:r>
-      <w:r/>
-    </w:p>
-    <w:p>
-      <w:r/>
-      <w:r>
+      <w:r>
+        <w:rPr>
+          <w:lang w:val="en_US" w:bidi="en_US"/>
+        </w:rPr>
+      </w:r>
+    </w:p>
+    <w:p>
+      <w:pPr/>
+      <w:r>
+        <w:rPr>
+          <w:lang w:val="en_US" w:bidi="en_US"/>
+        </w:rPr>
+      </w:r>
+      <w:r>
+        <w:rPr>
+          <w:lang w:val="en_US" w:bidi="en_US"/>
+        </w:rPr>
         <w:t>Following the description of Nineveh’s fall (</w:t>
       </w:r>
       <w:hyperlink r:id="rId86">
         <w:r>
           <w:rPr>
+            <w:lang w:val="en_US" w:bidi="en_US"/>
+          </w:rPr>
+          <w:rPr>
             <w:color w:val="0000EE"/>
             <w:u w:val="single"/>
           </w:rPr>
@@ -1602,11 +2900,17 @@
         </w:r>
       </w:hyperlink>
       <w:r>
+        <w:rPr>
+          <w:lang w:val="en_US" w:bidi="en_US"/>
+        </w:rPr>
         <w:t xml:space="preserve">), Nahum inserts the first of three taunt songs (see also </w:t>
       </w:r>
       <w:hyperlink r:id="rId87">
         <w:r>
           <w:rPr>
+            <w:lang w:val="en_US" w:bidi="en_US"/>
+          </w:rPr>
+          <w:rPr>
             <w:color w:val="0000EE"/>
             <w:u w:val="single"/>
           </w:rPr>
@@ -1614,11 +2918,17 @@
         </w:r>
       </w:hyperlink>
       <w:r>
+        <w:rPr>
+          <w:lang w:val="en_US" w:bidi="en_US"/>
+        </w:rPr>
         <w:t xml:space="preserve">, </w:t>
       </w:r>
       <w:hyperlink r:id="rId88">
         <w:r>
           <w:rPr>
+            <w:lang w:val="en_US" w:bidi="en_US"/>
+          </w:rPr>
+          <w:rPr>
             <w:color w:val="0000EE"/>
             <w:u w:val="single"/>
           </w:rPr>
@@ -1626,40 +2936,78 @@
         </w:r>
       </w:hyperlink>
       <w:r>
+        <w:rPr>
+          <w:lang w:val="en_US" w:bidi="en_US"/>
+        </w:rPr>
         <w:t>; this was a common form in the ancient Near East). In biting satire, he compares Nineveh to a lion’s den. King Sennacherib and other Assyrian kings had compared themselves to lions</w:t>
       </w:r>
       <w:r>
         <w:rPr>
           <w:i/>
+          <w:lang w:val="en_US" w:bidi="en_US"/>
         </w:rPr>
         <w:t>,</w:t>
       </w:r>
       <w:r>
+        <w:rPr>
+          <w:lang w:val="en_US" w:bidi="en_US"/>
+        </w:rPr>
         <w:t xml:space="preserve"> even decorating their palaces with artistic representations of lions and of themselves on lion hunts. However, with God as its enemy, Nineveh would no longer be the lair of an invincible predator.</w:t>
       </w:r>
-      <w:r/>
-      <w:r/>
-    </w:p>
-    <w:p>
-      <w:r/>
+      <w:r>
+        <w:rPr>
+          <w:lang w:val="en_US" w:bidi="en_US"/>
+        </w:rPr>
+      </w:r>
+      <w:r>
+        <w:rPr>
+          <w:lang w:val="en_US" w:bidi="en_US"/>
+        </w:rPr>
+      </w:r>
+    </w:p>
+    <w:p>
+      <w:pPr/>
+      <w:r>
+        <w:rPr>
+          <w:lang w:val="en_US" w:bidi="en_US"/>
+        </w:rPr>
+      </w:r>
     </w:p>
     <w:p>
       <w:pPr>
         <w:pStyle w:val="Heading2"/>
       </w:pPr>
       <w:r>
+        <w:rPr>
+          <w:lang w:val="en_US" w:bidi="en_US"/>
+        </w:rPr>
         <w:t>Nahum 2:13</w:t>
       </w:r>
-      <w:r/>
-    </w:p>
-    <w:p>
-      <w:r/>
-      <w:r>
+      <w:r>
+        <w:rPr>
+          <w:lang w:val="en_US" w:bidi="en_US"/>
+        </w:rPr>
+      </w:r>
+    </w:p>
+    <w:p>
+      <w:pPr/>
+      <w:r>
+        <w:rPr>
+          <w:lang w:val="en_US" w:bidi="en_US"/>
+        </w:rPr>
+      </w:r>
+      <w:r>
+        <w:rPr>
+          <w:lang w:val="en_US" w:bidi="en_US"/>
+        </w:rPr>
         <w:t xml:space="preserve">Examples of the voices of Assyria’s proud messengers are found in </w:t>
       </w:r>
       <w:hyperlink r:id="rId89">
         <w:r>
           <w:rPr>
+            <w:lang w:val="en_US" w:bidi="en_US"/>
+          </w:rPr>
+          <w:rPr>
             <w:color w:val="0000EE"/>
             <w:u w:val="single"/>
           </w:rPr>
@@ -1667,71 +3015,161 @@
         </w:r>
       </w:hyperlink>
       <w:r>
+        <w:rPr>
+          <w:lang w:val="en_US" w:bidi="en_US"/>
+        </w:rPr>
         <w:t>.</w:t>
       </w:r>
-      <w:r/>
-      <w:r/>
-    </w:p>
-    <w:p>
-      <w:r/>
+      <w:r>
+        <w:rPr>
+          <w:lang w:val="en_US" w:bidi="en_US"/>
+        </w:rPr>
+      </w:r>
+      <w:r>
+        <w:rPr>
+          <w:lang w:val="en_US" w:bidi="en_US"/>
+        </w:rPr>
+      </w:r>
+    </w:p>
+    <w:p>
+      <w:pPr/>
+      <w:r>
+        <w:rPr>
+          <w:lang w:val="en_US" w:bidi="en_US"/>
+        </w:rPr>
+      </w:r>
     </w:p>
     <w:p>
       <w:pPr>
         <w:pStyle w:val="Heading2"/>
       </w:pPr>
       <w:r>
+        <w:rPr>
+          <w:lang w:val="en_US" w:bidi="en_US"/>
+        </w:rPr>
         <w:t>Nahum 3:1</w:t>
       </w:r>
-      <w:r/>
-    </w:p>
-    <w:p>
-      <w:r/>
-      <w:r>
+      <w:r>
+        <w:rPr>
+          <w:lang w:val="en_US" w:bidi="en_US"/>
+        </w:rPr>
+      </w:r>
+    </w:p>
+    <w:p>
+      <w:pPr/>
+      <w:r>
+        <w:rPr>
+          <w:lang w:val="en_US" w:bidi="en_US"/>
+        </w:rPr>
+      </w:r>
+      <w:r>
+        <w:rPr>
+          <w:lang w:val="en_US" w:bidi="en_US"/>
+        </w:rPr>
         <w:t>city of murder: The Assyrians’ graphic cruelty is well documented. Their practices included cutting off external body parts—such as noses, ears, hands, and feet—and execution by impalement on stakes. They heaped up severed heads before the gates of besieged cities. The eyes of victims might also be put out and their skin stripped from their bodies while they were still alive.</w:t>
       </w:r>
-      <w:r/>
-      <w:r/>
-    </w:p>
-    <w:p>
-      <w:r/>
+      <w:r>
+        <w:rPr>
+          <w:lang w:val="en_US" w:bidi="en_US"/>
+        </w:rPr>
+      </w:r>
+      <w:r>
+        <w:rPr>
+          <w:lang w:val="en_US" w:bidi="en_US"/>
+        </w:rPr>
+      </w:r>
+    </w:p>
+    <w:p>
+      <w:pPr/>
+      <w:r>
+        <w:rPr>
+          <w:lang w:val="en_US" w:bidi="en_US"/>
+        </w:rPr>
+      </w:r>
     </w:p>
     <w:p>
       <w:pPr>
         <w:pStyle w:val="Heading2"/>
       </w:pPr>
       <w:r>
+        <w:rPr>
+          <w:lang w:val="en_US" w:bidi="en_US"/>
+        </w:rPr>
         <w:t>Nahum 3:2–3</w:t>
       </w:r>
-      <w:r/>
-    </w:p>
-    <w:p>
-      <w:r/>
-      <w:r>
+      <w:r>
+        <w:rPr>
+          <w:lang w:val="en_US" w:bidi="en_US"/>
+        </w:rPr>
+      </w:r>
+    </w:p>
+    <w:p>
+      <w:pPr/>
+      <w:r>
+        <w:rPr>
+          <w:lang w:val="en_US" w:bidi="en_US"/>
+        </w:rPr>
+      </w:r>
+      <w:r>
+        <w:rPr>
+          <w:lang w:val="en_US" w:bidi="en_US"/>
+        </w:rPr>
         <w:t>These short, staccato phrases dramatize the effects of seeing and hearing the battle. • Assyrian chariots and charioteers were feared far and wide.</w:t>
       </w:r>
-      <w:r/>
-      <w:r/>
-    </w:p>
-    <w:p>
-      <w:r/>
+      <w:r>
+        <w:rPr>
+          <w:lang w:val="en_US" w:bidi="en_US"/>
+        </w:rPr>
+      </w:r>
+      <w:r>
+        <w:rPr>
+          <w:lang w:val="en_US" w:bidi="en_US"/>
+        </w:rPr>
+      </w:r>
+    </w:p>
+    <w:p>
+      <w:pPr/>
+      <w:r>
+        <w:rPr>
+          <w:lang w:val="en_US" w:bidi="en_US"/>
+        </w:rPr>
+      </w:r>
     </w:p>
     <w:p>
       <w:pPr>
         <w:pStyle w:val="Heading2"/>
       </w:pPr>
       <w:r>
+        <w:rPr>
+          <w:lang w:val="en_US" w:bidi="en_US"/>
+        </w:rPr>
         <w:t>Nahum 3:4</w:t>
       </w:r>
-      <w:r/>
-    </w:p>
-    <w:p>
-      <w:r/>
-      <w:r>
+      <w:r>
+        <w:rPr>
+          <w:lang w:val="en_US" w:bidi="en_US"/>
+        </w:rPr>
+      </w:r>
+    </w:p>
+    <w:p>
+      <w:pPr/>
+      <w:r>
+        <w:rPr>
+          <w:lang w:val="en_US" w:bidi="en_US"/>
+        </w:rPr>
+      </w:r>
+      <w:r>
+        <w:rPr>
+          <w:lang w:val="en_US" w:bidi="en_US"/>
+        </w:rPr>
         <w:t xml:space="preserve">mistress of deadly charms: The Assyrians charmed other nations with wealth and promises of safety and prosperity but then victimized them through military might and economic exploitation. Therefore, their punishment was a just recompense for their deeds (see </w:t>
       </w:r>
       <w:hyperlink r:id="rId90">
         <w:r>
           <w:rPr>
+            <w:lang w:val="en_US" w:bidi="en_US"/>
+          </w:rPr>
+          <w:rPr>
             <w:color w:val="0000EE"/>
             <w:u w:val="single"/>
           </w:rPr>
@@ -1739,11 +3177,17 @@
         </w:r>
       </w:hyperlink>
       <w:r>
+        <w:rPr>
+          <w:lang w:val="en_US" w:bidi="en_US"/>
+        </w:rPr>
         <w:t xml:space="preserve">; </w:t>
       </w:r>
       <w:hyperlink r:id="rId91">
         <w:r>
           <w:rPr>
+            <w:lang w:val="en_US" w:bidi="en_US"/>
+          </w:rPr>
+          <w:rPr>
             <w:color w:val="0000EE"/>
             <w:u w:val="single"/>
           </w:rPr>
@@ -1751,11 +3195,17 @@
         </w:r>
       </w:hyperlink>
       <w:r>
+        <w:rPr>
+          <w:lang w:val="en_US" w:bidi="en_US"/>
+        </w:rPr>
         <w:t xml:space="preserve">; </w:t>
       </w:r>
       <w:hyperlink r:id="rId92">
         <w:r>
           <w:rPr>
+            <w:lang w:val="en_US" w:bidi="en_US"/>
+          </w:rPr>
+          <w:rPr>
             <w:color w:val="0000EE"/>
             <w:u w:val="single"/>
           </w:rPr>
@@ -1763,11 +3213,17 @@
         </w:r>
       </w:hyperlink>
       <w:r>
+        <w:rPr>
+          <w:lang w:val="en_US" w:bidi="en_US"/>
+        </w:rPr>
         <w:t xml:space="preserve">; </w:t>
       </w:r>
       <w:hyperlink r:id="rId93">
         <w:r>
           <w:rPr>
+            <w:lang w:val="en_US" w:bidi="en_US"/>
+          </w:rPr>
+          <w:rPr>
             <w:color w:val="0000EE"/>
             <w:u w:val="single"/>
           </w:rPr>
@@ -1775,31 +3231,65 @@
         </w:r>
       </w:hyperlink>
       <w:r>
+        <w:rPr>
+          <w:lang w:val="en_US" w:bidi="en_US"/>
+        </w:rPr>
         <w:t>).</w:t>
       </w:r>
-      <w:r/>
-      <w:r/>
-    </w:p>
-    <w:p>
-      <w:r/>
+      <w:r>
+        <w:rPr>
+          <w:lang w:val="en_US" w:bidi="en_US"/>
+        </w:rPr>
+      </w:r>
+      <w:r>
+        <w:rPr>
+          <w:lang w:val="en_US" w:bidi="en_US"/>
+        </w:rPr>
+      </w:r>
+    </w:p>
+    <w:p>
+      <w:pPr/>
+      <w:r>
+        <w:rPr>
+          <w:lang w:val="en_US" w:bidi="en_US"/>
+        </w:rPr>
+      </w:r>
     </w:p>
     <w:p>
       <w:pPr>
         <w:pStyle w:val="Heading2"/>
       </w:pPr>
       <w:r>
+        <w:rPr>
+          <w:lang w:val="en_US" w:bidi="en_US"/>
+        </w:rPr>
         <w:t>Nahum 3:5</w:t>
       </w:r>
-      <w:r/>
-    </w:p>
-    <w:p>
-      <w:r/>
-      <w:r>
+      <w:r>
+        <w:rPr>
+          <w:lang w:val="en_US" w:bidi="en_US"/>
+        </w:rPr>
+      </w:r>
+    </w:p>
+    <w:p>
+      <w:pPr/>
+      <w:r>
+        <w:rPr>
+          <w:lang w:val="en_US" w:bidi="en_US"/>
+        </w:rPr>
+      </w:r>
+      <w:r>
+        <w:rPr>
+          <w:lang w:val="en_US" w:bidi="en_US"/>
+        </w:rPr>
         <w:t xml:space="preserve">Twice God tells Nineveh, I am your enemy (also </w:t>
       </w:r>
       <w:hyperlink r:id="rId94">
         <w:r>
           <w:rPr>
+            <w:lang w:val="en_US" w:bidi="en_US"/>
+          </w:rPr>
+          <w:rPr>
             <w:color w:val="0000EE"/>
             <w:u w:val="single"/>
           </w:rPr>
@@ -1807,11 +3297,17 @@
         </w:r>
       </w:hyperlink>
       <w:r>
+        <w:rPr>
+          <w:lang w:val="en_US" w:bidi="en_US"/>
+        </w:rPr>
         <w:t>). Nineveh’s judgment stands as a historical reminder that the Lord abhors sin and will deal with people and nations according to their deeds (</w:t>
       </w:r>
       <w:hyperlink r:id="rId95">
         <w:r>
           <w:rPr>
+            <w:lang w:val="en_US" w:bidi="en_US"/>
+          </w:rPr>
+          <w:rPr>
             <w:color w:val="0000EE"/>
             <w:u w:val="single"/>
           </w:rPr>
@@ -1819,11 +3315,17 @@
         </w:r>
       </w:hyperlink>
       <w:r>
+        <w:rPr>
+          <w:lang w:val="en_US" w:bidi="en_US"/>
+        </w:rPr>
         <w:t xml:space="preserve">; </w:t>
       </w:r>
       <w:hyperlink r:id="rId96">
         <w:r>
           <w:rPr>
+            <w:lang w:val="en_US" w:bidi="en_US"/>
+          </w:rPr>
+          <w:rPr>
             <w:color w:val="0000EE"/>
             <w:u w:val="single"/>
           </w:rPr>
@@ -1831,11 +3333,17 @@
         </w:r>
       </w:hyperlink>
       <w:r>
+        <w:rPr>
+          <w:lang w:val="en_US" w:bidi="en_US"/>
+        </w:rPr>
         <w:t xml:space="preserve">; </w:t>
       </w:r>
       <w:hyperlink r:id="rId97">
         <w:r>
           <w:rPr>
+            <w:lang w:val="en_US" w:bidi="en_US"/>
+          </w:rPr>
+          <w:rPr>
             <w:color w:val="0000EE"/>
             <w:u w:val="single"/>
           </w:rPr>
@@ -1843,11 +3351,17 @@
         </w:r>
       </w:hyperlink>
       <w:r>
+        <w:rPr>
+          <w:lang w:val="en_US" w:bidi="en_US"/>
+        </w:rPr>
         <w:t xml:space="preserve">; </w:t>
       </w:r>
       <w:hyperlink r:id="rId98">
         <w:r>
           <w:rPr>
+            <w:lang w:val="en_US" w:bidi="en_US"/>
+          </w:rPr>
+          <w:rPr>
             <w:color w:val="0000EE"/>
             <w:u w:val="single"/>
           </w:rPr>
@@ -1855,11 +3369,17 @@
         </w:r>
       </w:hyperlink>
       <w:r>
+        <w:rPr>
+          <w:lang w:val="en_US" w:bidi="en_US"/>
+        </w:rPr>
         <w:t>). One day, God’s justice will fall worldwide on those who have rebelled against him (</w:t>
       </w:r>
       <w:hyperlink r:id="rId99">
         <w:r>
           <w:rPr>
+            <w:lang w:val="en_US" w:bidi="en_US"/>
+          </w:rPr>
+          <w:rPr>
             <w:color w:val="0000EE"/>
             <w:u w:val="single"/>
           </w:rPr>
@@ -1867,69 +3387,139 @@
         </w:r>
       </w:hyperlink>
       <w:r>
+        <w:rPr>
+          <w:lang w:val="en_US" w:bidi="en_US"/>
+        </w:rPr>
         <w:t>).</w:t>
       </w:r>
-      <w:r/>
-      <w:r/>
-    </w:p>
-    <w:p>
-      <w:r/>
+      <w:r>
+        <w:rPr>
+          <w:lang w:val="en_US" w:bidi="en_US"/>
+        </w:rPr>
+      </w:r>
+      <w:r>
+        <w:rPr>
+          <w:lang w:val="en_US" w:bidi="en_US"/>
+        </w:rPr>
+      </w:r>
+    </w:p>
+    <w:p>
+      <w:pPr/>
+      <w:r>
+        <w:rPr>
+          <w:lang w:val="en_US" w:bidi="en_US"/>
+        </w:rPr>
+      </w:r>
     </w:p>
     <w:p>
       <w:pPr>
         <w:pStyle w:val="Heading2"/>
       </w:pPr>
       <w:r>
+        <w:rPr>
+          <w:lang w:val="en_US" w:bidi="en_US"/>
+        </w:rPr>
         <w:t>Nahum 3:8</w:t>
       </w:r>
-      <w:r/>
-    </w:p>
-    <w:p>
-      <w:r/>
-      <w:r>
+      <w:r>
+        <w:rPr>
+          <w:lang w:val="en_US" w:bidi="en_US"/>
+        </w:rPr>
+      </w:r>
+    </w:p>
+    <w:p>
+      <w:pPr/>
+      <w:r>
+        <w:rPr>
+          <w:lang w:val="en_US" w:bidi="en_US"/>
+        </w:rPr>
+      </w:r>
+      <w:r>
+        <w:rPr>
+          <w:lang w:val="en_US" w:bidi="en_US"/>
+        </w:rPr>
         <w:t>Thebes</w:t>
       </w:r>
       <w:r>
         <w:rPr>
           <w:i/>
+          <w:lang w:val="en_US" w:bidi="en_US"/>
         </w:rPr>
         <w:t>,</w:t>
       </w:r>
       <w:r>
+        <w:rPr>
+          <w:lang w:val="en_US" w:bidi="en_US"/>
+        </w:rPr>
         <w:t xml:space="preserve"> the historic capital of Egypt, was situated on both sides of the Nile in Upper Egypt. It achieved its greatest fame as the political, religious, and cultural center of Egypt’s great New Kingdom (1550–1069 BC). Though no longer Egypt’s capital in the 600s BC, the city was still a thriving metropolis.</w:t>
       </w:r>
-      <w:r/>
-      <w:r/>
-    </w:p>
-    <w:p>
-      <w:r/>
+      <w:r>
+        <w:rPr>
+          <w:lang w:val="en_US" w:bidi="en_US"/>
+        </w:rPr>
+      </w:r>
+      <w:r>
+        <w:rPr>
+          <w:lang w:val="en_US" w:bidi="en_US"/>
+        </w:rPr>
+      </w:r>
+    </w:p>
+    <w:p>
+      <w:pPr/>
+      <w:r>
+        <w:rPr>
+          <w:lang w:val="en_US" w:bidi="en_US"/>
+        </w:rPr>
+      </w:r>
     </w:p>
     <w:p>
       <w:pPr>
         <w:pStyle w:val="Heading2"/>
       </w:pPr>
       <w:r>
+        <w:rPr>
+          <w:lang w:val="en_US" w:bidi="en_US"/>
+        </w:rPr>
         <w:t>Nahum 3:9–10</w:t>
       </w:r>
-      <w:r/>
-    </w:p>
-    <w:p>
-      <w:r/>
-      <w:r>
+      <w:r>
+        <w:rPr>
+          <w:lang w:val="en_US" w:bidi="en_US"/>
+        </w:rPr>
+      </w:r>
+    </w:p>
+    <w:p>
+      <w:pPr/>
+      <w:r>
+        <w:rPr>
+          <w:lang w:val="en_US" w:bidi="en_US"/>
+        </w:rPr>
+      </w:r>
+      <w:r>
+        <w:rPr>
+          <w:lang w:val="en_US" w:bidi="en_US"/>
+        </w:rPr>
         <w:t>Thebes fell to the Assyrians under King Ashurbanipal in 663 BC. Before Ashurbanipal’s victory, Thebes had seemed to have unconquerable defenses, as well as the help of all Egypt and its allies: Ethiopia</w:t>
       </w:r>
       <w:r>
         <w:rPr>
           <w:i/>
+          <w:lang w:val="en_US" w:bidi="en_US"/>
         </w:rPr>
         <w:t>,</w:t>
       </w:r>
       <w:r>
+        <w:rPr>
+          <w:lang w:val="en_US" w:bidi="en_US"/>
+        </w:rPr>
         <w:t xml:space="preserve"> Put (perhaps the fabled land of Punt, located near what is now coastal Somalia), and Libya. None of these, however, had effectively protected Thebes. • babies were dashed to death: Ancient conquerors had the heinous practice of exterminating the infants of their enemies in this way (</w:t>
       </w:r>
       <w:hyperlink r:id="rId100">
         <w:r>
           <w:rPr>
+            <w:lang w:val="en_US" w:bidi="en_US"/>
+          </w:rPr>
+          <w:rPr>
             <w:color w:val="0000EE"/>
             <w:u w:val="single"/>
           </w:rPr>
@@ -1937,11 +3527,17 @@
         </w:r>
       </w:hyperlink>
       <w:r>
+        <w:rPr>
+          <w:lang w:val="en_US" w:bidi="en_US"/>
+        </w:rPr>
         <w:t xml:space="preserve">; </w:t>
       </w:r>
       <w:hyperlink r:id="rId101">
         <w:r>
           <w:rPr>
+            <w:lang w:val="en_US" w:bidi="en_US"/>
+          </w:rPr>
+          <w:rPr>
             <w:color w:val="0000EE"/>
             <w:u w:val="single"/>
           </w:rPr>
@@ -1949,11 +3545,17 @@
         </w:r>
       </w:hyperlink>
       <w:r>
+        <w:rPr>
+          <w:lang w:val="en_US" w:bidi="en_US"/>
+        </w:rPr>
         <w:t xml:space="preserve">; </w:t>
       </w:r>
       <w:hyperlink r:id="rId102">
         <w:r>
           <w:rPr>
+            <w:lang w:val="en_US" w:bidi="en_US"/>
+          </w:rPr>
+          <w:rPr>
             <w:color w:val="0000EE"/>
             <w:u w:val="single"/>
           </w:rPr>
@@ -1961,11 +3563,17 @@
         </w:r>
       </w:hyperlink>
       <w:r>
+        <w:rPr>
+          <w:lang w:val="en_US" w:bidi="en_US"/>
+        </w:rPr>
         <w:t xml:space="preserve">, </w:t>
       </w:r>
       <w:hyperlink r:id="rId103">
         <w:r>
           <w:rPr>
+            <w:lang w:val="en_US" w:bidi="en_US"/>
+          </w:rPr>
+          <w:rPr>
             <w:color w:val="0000EE"/>
             <w:u w:val="single"/>
           </w:rPr>
@@ -1973,11 +3581,17 @@
         </w:r>
       </w:hyperlink>
       <w:r>
+        <w:rPr>
+          <w:lang w:val="en_US" w:bidi="en_US"/>
+        </w:rPr>
         <w:t xml:space="preserve">). • Soldiers threw dice for the spoils of war, while the leaders of the conquered people were bound in chains (see </w:t>
       </w:r>
       <w:hyperlink r:id="rId104">
         <w:r>
           <w:rPr>
+            <w:lang w:val="en_US" w:bidi="en_US"/>
+          </w:rPr>
+          <w:rPr>
             <w:color w:val="0000EE"/>
             <w:u w:val="single"/>
           </w:rPr>
@@ -1985,11 +3599,17 @@
         </w:r>
       </w:hyperlink>
       <w:r>
+        <w:rPr>
+          <w:lang w:val="en_US" w:bidi="en_US"/>
+        </w:rPr>
         <w:t xml:space="preserve">; </w:t>
       </w:r>
       <w:hyperlink r:id="rId105">
         <w:r>
           <w:rPr>
+            <w:lang w:val="en_US" w:bidi="en_US"/>
+          </w:rPr>
+          <w:rPr>
             <w:color w:val="0000EE"/>
             <w:u w:val="single"/>
           </w:rPr>
@@ -1997,11 +3617,17 @@
         </w:r>
       </w:hyperlink>
       <w:r>
+        <w:rPr>
+          <w:lang w:val="en_US" w:bidi="en_US"/>
+        </w:rPr>
         <w:t xml:space="preserve">, </w:t>
       </w:r>
       <w:hyperlink r:id="rId106">
         <w:r>
           <w:rPr>
+            <w:lang w:val="en_US" w:bidi="en_US"/>
+          </w:rPr>
+          <w:rPr>
             <w:color w:val="0000EE"/>
             <w:u w:val="single"/>
           </w:rPr>
@@ -2009,11 +3635,17 @@
         </w:r>
       </w:hyperlink>
       <w:r>
+        <w:rPr>
+          <w:lang w:val="en_US" w:bidi="en_US"/>
+        </w:rPr>
         <w:t xml:space="preserve">; </w:t>
       </w:r>
       <w:hyperlink r:id="rId107">
         <w:r>
           <w:rPr>
+            <w:lang w:val="en_US" w:bidi="en_US"/>
+          </w:rPr>
+          <w:rPr>
             <w:color w:val="0000EE"/>
             <w:u w:val="single"/>
           </w:rPr>
@@ -2021,11 +3653,17 @@
         </w:r>
       </w:hyperlink>
       <w:r>
+        <w:rPr>
+          <w:lang w:val="en_US" w:bidi="en_US"/>
+        </w:rPr>
         <w:t xml:space="preserve">; </w:t>
       </w:r>
       <w:hyperlink r:id="rId108">
         <w:r>
           <w:rPr>
+            <w:lang w:val="en_US" w:bidi="en_US"/>
+          </w:rPr>
+          <w:rPr>
             <w:color w:val="0000EE"/>
             <w:u w:val="single"/>
           </w:rPr>
@@ -2033,31 +3671,65 @@
         </w:r>
       </w:hyperlink>
       <w:r>
+        <w:rPr>
+          <w:lang w:val="en_US" w:bidi="en_US"/>
+        </w:rPr>
         <w:t>).</w:t>
       </w:r>
-      <w:r/>
-      <w:r/>
-    </w:p>
-    <w:p>
-      <w:r/>
+      <w:r>
+        <w:rPr>
+          <w:lang w:val="en_US" w:bidi="en_US"/>
+        </w:rPr>
+      </w:r>
+      <w:r>
+        <w:rPr>
+          <w:lang w:val="en_US" w:bidi="en_US"/>
+        </w:rPr>
+      </w:r>
+    </w:p>
+    <w:p>
+      <w:pPr/>
+      <w:r>
+        <w:rPr>
+          <w:lang w:val="en_US" w:bidi="en_US"/>
+        </w:rPr>
+      </w:r>
     </w:p>
     <w:p>
       <w:pPr>
         <w:pStyle w:val="Heading2"/>
       </w:pPr>
       <w:r>
+        <w:rPr>
+          <w:lang w:val="en_US" w:bidi="en_US"/>
+        </w:rPr>
         <w:t>Nahum 3:12</w:t>
       </w:r>
-      <w:r/>
-    </w:p>
-    <w:p>
-      <w:r/>
-      <w:r>
+      <w:r>
+        <w:rPr>
+          <w:lang w:val="en_US" w:bidi="en_US"/>
+        </w:rPr>
+      </w:r>
+    </w:p>
+    <w:p>
+      <w:pPr/>
+      <w:r>
+        <w:rPr>
+          <w:lang w:val="en_US" w:bidi="en_US"/>
+        </w:rPr>
+      </w:r>
+      <w:r>
+        <w:rPr>
+          <w:lang w:val="en_US" w:bidi="en_US"/>
+        </w:rPr>
         <w:t xml:space="preserve">ripe figs: Cp. </w:t>
       </w:r>
       <w:hyperlink r:id="rId109">
         <w:r>
           <w:rPr>
+            <w:lang w:val="en_US" w:bidi="en_US"/>
+          </w:rPr>
+          <w:rPr>
             <w:color w:val="0000EE"/>
             <w:u w:val="single"/>
           </w:rPr>
@@ -2065,11 +3737,17 @@
         </w:r>
       </w:hyperlink>
       <w:r>
+        <w:rPr>
+          <w:lang w:val="en_US" w:bidi="en_US"/>
+        </w:rPr>
         <w:t xml:space="preserve">; </w:t>
       </w:r>
       <w:hyperlink r:id="rId110">
         <w:r>
           <w:rPr>
+            <w:lang w:val="en_US" w:bidi="en_US"/>
+          </w:rPr>
+          <w:rPr>
             <w:color w:val="0000EE"/>
             <w:u w:val="single"/>
           </w:rPr>
@@ -2077,31 +3755,65 @@
         </w:r>
       </w:hyperlink>
       <w:r>
+        <w:rPr>
+          <w:lang w:val="en_US" w:bidi="en_US"/>
+        </w:rPr>
         <w:t>.</w:t>
       </w:r>
-      <w:r/>
-      <w:r/>
-    </w:p>
-    <w:p>
-      <w:r/>
+      <w:r>
+        <w:rPr>
+          <w:lang w:val="en_US" w:bidi="en_US"/>
+        </w:rPr>
+      </w:r>
+      <w:r>
+        <w:rPr>
+          <w:lang w:val="en_US" w:bidi="en_US"/>
+        </w:rPr>
+      </w:r>
+    </w:p>
+    <w:p>
+      <w:pPr/>
+      <w:r>
+        <w:rPr>
+          <w:lang w:val="en_US" w:bidi="en_US"/>
+        </w:rPr>
+      </w:r>
     </w:p>
     <w:p>
       <w:pPr>
         <w:pStyle w:val="Heading2"/>
       </w:pPr>
       <w:r>
+        <w:rPr>
+          <w:lang w:val="en_US" w:bidi="en_US"/>
+        </w:rPr>
         <w:t>Nahum 3:14</w:t>
       </w:r>
-      <w:r/>
-    </w:p>
-    <w:p>
-      <w:r/>
-      <w:r>
+      <w:r>
+        <w:rPr>
+          <w:lang w:val="en_US" w:bidi="en_US"/>
+        </w:rPr>
+      </w:r>
+    </w:p>
+    <w:p>
+      <w:pPr/>
+      <w:r>
+        <w:rPr>
+          <w:lang w:val="en_US" w:bidi="en_US"/>
+        </w:rPr>
+      </w:r>
+      <w:r>
+        <w:rPr>
+          <w:lang w:val="en_US" w:bidi="en_US"/>
+        </w:rPr>
         <w:t xml:space="preserve">Get ready . . . Strengthen: Nahum used sarcasm to stress that no amount of preparation would make the Assyrians able to withstand God’s wrath (note also the sarcastic tone of </w:t>
       </w:r>
       <w:hyperlink r:id="rId111">
         <w:r>
           <w:rPr>
+            <w:lang w:val="en_US" w:bidi="en_US"/>
+          </w:rPr>
+          <w:rPr>
             <w:color w:val="0000EE"/>
             <w:u w:val="single"/>
           </w:rPr>
@@ -2109,31 +3821,65 @@
         </w:r>
       </w:hyperlink>
       <w:r>
+        <w:rPr>
+          <w:lang w:val="en_US" w:bidi="en_US"/>
+        </w:rPr>
         <w:t>).</w:t>
       </w:r>
-      <w:r/>
-      <w:r/>
-    </w:p>
-    <w:p>
-      <w:r/>
+      <w:r>
+        <w:rPr>
+          <w:lang w:val="en_US" w:bidi="en_US"/>
+        </w:rPr>
+      </w:r>
+      <w:r>
+        <w:rPr>
+          <w:lang w:val="en_US" w:bidi="en_US"/>
+        </w:rPr>
+      </w:r>
+    </w:p>
+    <w:p>
+      <w:pPr/>
+      <w:r>
+        <w:rPr>
+          <w:lang w:val="en_US" w:bidi="en_US"/>
+        </w:rPr>
+      </w:r>
     </w:p>
     <w:p>
       <w:pPr>
         <w:pStyle w:val="Heading2"/>
       </w:pPr>
       <w:r>
+        <w:rPr>
+          <w:lang w:val="en_US" w:bidi="en_US"/>
+        </w:rPr>
         <w:t>Nahum 3:15</w:t>
       </w:r>
-      <w:r/>
-    </w:p>
-    <w:p>
-      <w:r/>
-      <w:r>
+      <w:r>
+        <w:rPr>
+          <w:lang w:val="en_US" w:bidi="en_US"/>
+        </w:rPr>
+      </w:r>
+    </w:p>
+    <w:p>
+      <w:pPr/>
+      <w:r>
+        <w:rPr>
+          <w:lang w:val="en_US" w:bidi="en_US"/>
+        </w:rPr>
+      </w:r>
+      <w:r>
+        <w:rPr>
+          <w:lang w:val="en_US" w:bidi="en_US"/>
+        </w:rPr>
         <w:t xml:space="preserve">The Old Testament often uses locusts as a metaphor for armies (see </w:t>
       </w:r>
       <w:hyperlink r:id="rId112">
         <w:r>
           <w:rPr>
+            <w:lang w:val="en_US" w:bidi="en_US"/>
+          </w:rPr>
+          <w:rPr>
             <w:color w:val="0000EE"/>
             <w:u w:val="single"/>
           </w:rPr>
@@ -2141,60 +3887,126 @@
         </w:r>
       </w:hyperlink>
       <w:r>
+        <w:rPr>
+          <w:lang w:val="en_US" w:bidi="en_US"/>
+        </w:rPr>
         <w:t>).</w:t>
       </w:r>
-      <w:r/>
-      <w:r/>
-    </w:p>
-    <w:p>
-      <w:r/>
+      <w:r>
+        <w:rPr>
+          <w:lang w:val="en_US" w:bidi="en_US"/>
+        </w:rPr>
+      </w:r>
+      <w:r>
+        <w:rPr>
+          <w:lang w:val="en_US" w:bidi="en_US"/>
+        </w:rPr>
+      </w:r>
+    </w:p>
+    <w:p>
+      <w:pPr/>
+      <w:r>
+        <w:rPr>
+          <w:lang w:val="en_US" w:bidi="en_US"/>
+        </w:rPr>
+      </w:r>
     </w:p>
     <w:p>
       <w:pPr>
         <w:pStyle w:val="Heading2"/>
       </w:pPr>
       <w:r>
+        <w:rPr>
+          <w:lang w:val="en_US" w:bidi="en_US"/>
+        </w:rPr>
         <w:t>Nahum 3:16</w:t>
       </w:r>
-      <w:r/>
-    </w:p>
-    <w:p>
-      <w:r/>
-      <w:r>
+      <w:r>
+        <w:rPr>
+          <w:lang w:val="en_US" w:bidi="en_US"/>
+        </w:rPr>
+      </w:r>
+    </w:p>
+    <w:p>
+      <w:pPr/>
+      <w:r>
+        <w:rPr>
+          <w:lang w:val="en_US" w:bidi="en_US"/>
+        </w:rPr>
+      </w:r>
+      <w:r>
+        <w:rPr>
+          <w:lang w:val="en_US" w:bidi="en_US"/>
+        </w:rPr>
         <w:t>Assyrian merchants had spread throughout the Near East like locusts, filling Nineveh with untold wealth. But just as locusts desire only to satisfy their insatiable appetites and then fly off, the merchants would take their goods and go in the time of Nineveh’s distress, leaving a needy populace behind.</w:t>
       </w:r>
-      <w:r/>
-      <w:r/>
-    </w:p>
-    <w:p>
-      <w:r/>
+      <w:r>
+        <w:rPr>
+          <w:lang w:val="en_US" w:bidi="en_US"/>
+        </w:rPr>
+      </w:r>
+      <w:r>
+        <w:rPr>
+          <w:lang w:val="en_US" w:bidi="en_US"/>
+        </w:rPr>
+      </w:r>
+    </w:p>
+    <w:p>
+      <w:pPr/>
+      <w:r>
+        <w:rPr>
+          <w:lang w:val="en_US" w:bidi="en_US"/>
+        </w:rPr>
+      </w:r>
     </w:p>
     <w:p>
       <w:pPr>
         <w:pStyle w:val="Heading2"/>
       </w:pPr>
       <w:r>
+        <w:rPr>
+          <w:lang w:val="en_US" w:bidi="en_US"/>
+        </w:rPr>
         <w:t>Nahum 3:18</w:t>
       </w:r>
-      <w:r/>
-    </w:p>
-    <w:p>
-      <w:r/>
-      <w:r>
+      <w:r>
+        <w:rPr>
+          <w:lang w:val="en_US" w:bidi="en_US"/>
+        </w:rPr>
+      </w:r>
+    </w:p>
+    <w:p>
+      <w:pPr/>
+      <w:r>
+        <w:rPr>
+          <w:lang w:val="en_US" w:bidi="en_US"/>
+        </w:rPr>
+      </w:r>
+      <w:r>
+        <w:rPr>
+          <w:lang w:val="en_US" w:bidi="en_US"/>
+        </w:rPr>
         <w:t xml:space="preserve">shepherds: With the leaders gone, Nineveh’s people would be scattered like sheep. • lie dead (literally </w:t>
       </w:r>
       <w:r>
         <w:rPr>
           <w:i/>
+          <w:lang w:val="en_US" w:bidi="en_US"/>
         </w:rPr>
         <w:t>sleep</w:t>
       </w:r>
       <w:r>
+        <w:rPr>
+          <w:lang w:val="en_US" w:bidi="en_US"/>
+        </w:rPr>
         <w:t xml:space="preserve">; see </w:t>
       </w:r>
       <w:hyperlink r:id="rId113">
         <w:r>
           <w:rPr>
+            <w:lang w:val="en_US" w:bidi="en_US"/>
+          </w:rPr>
+          <w:rPr>
             <w:color w:val="0000EE"/>
             <w:u w:val="single"/>
           </w:rPr>
@@ -2202,11 +4014,17 @@
         </w:r>
       </w:hyperlink>
       <w:r>
+        <w:rPr>
+          <w:lang w:val="en_US" w:bidi="en_US"/>
+        </w:rPr>
         <w:t>): Assyria’s leaders, asleep during Nineveh’s crisis, would sleep in death. By contrast, Israel’s Shepherd does not slumber (</w:t>
       </w:r>
       <w:hyperlink r:id="rId114">
         <w:r>
           <w:rPr>
+            <w:lang w:val="en_US" w:bidi="en_US"/>
+          </w:rPr>
+          <w:rPr>
             <w:color w:val="0000EE"/>
             <w:u w:val="single"/>
           </w:rPr>
@@ -2214,11 +4032,17 @@
         </w:r>
       </w:hyperlink>
       <w:r>
+        <w:rPr>
+          <w:lang w:val="en_US" w:bidi="en_US"/>
+        </w:rPr>
         <w:t>), and he will gather Israel’s lost sheep (</w:t>
       </w:r>
       <w:hyperlink r:id="rId115">
         <w:r>
           <w:rPr>
+            <w:lang w:val="en_US" w:bidi="en_US"/>
+          </w:rPr>
+          <w:rPr>
             <w:color w:val="0000EE"/>
             <w:u w:val="single"/>
           </w:rPr>
@@ -2226,11 +4050,17 @@
         </w:r>
       </w:hyperlink>
       <w:r>
+        <w:rPr>
+          <w:lang w:val="en_US" w:bidi="en_US"/>
+        </w:rPr>
         <w:t xml:space="preserve">; </w:t>
       </w:r>
       <w:hyperlink r:id="rId116">
         <w:r>
           <w:rPr>
+            <w:lang w:val="en_US" w:bidi="en_US"/>
+          </w:rPr>
+          <w:rPr>
             <w:color w:val="0000EE"/>
             <w:u w:val="single"/>
           </w:rPr>
@@ -2238,31 +4068,65 @@
         </w:r>
       </w:hyperlink>
       <w:r>
+        <w:rPr>
+          <w:lang w:val="en_US" w:bidi="en_US"/>
+        </w:rPr>
         <w:t>).</w:t>
       </w:r>
-      <w:r/>
-      <w:r/>
-    </w:p>
-    <w:p>
-      <w:r/>
+      <w:r>
+        <w:rPr>
+          <w:lang w:val="en_US" w:bidi="en_US"/>
+        </w:rPr>
+      </w:r>
+      <w:r>
+        <w:rPr>
+          <w:lang w:val="en_US" w:bidi="en_US"/>
+        </w:rPr>
+      </w:r>
+    </w:p>
+    <w:p>
+      <w:pPr/>
+      <w:r>
+        <w:rPr>
+          <w:lang w:val="en_US" w:bidi="en_US"/>
+        </w:rPr>
+      </w:r>
     </w:p>
     <w:p>
       <w:pPr>
         <w:pStyle w:val="Heading2"/>
       </w:pPr>
       <w:r>
+        <w:rPr>
+          <w:lang w:val="en_US" w:bidi="en_US"/>
+        </w:rPr>
         <w:t>Nahum 3:19</w:t>
       </w:r>
-      <w:r/>
-    </w:p>
-    <w:p>
-      <w:r/>
-      <w:r>
+      <w:r>
+        <w:rPr>
+          <w:lang w:val="en_US" w:bidi="en_US"/>
+        </w:rPr>
+      </w:r>
+    </w:p>
+    <w:p>
+      <w:pPr/>
+      <w:r>
+        <w:rPr>
+          <w:lang w:val="en_US" w:bidi="en_US"/>
+        </w:rPr>
+      </w:r>
+      <w:r>
+        <w:rPr>
+          <w:lang w:val="en_US" w:bidi="en_US"/>
+        </w:rPr>
         <w:t>Nineveh deserved destruction rather than healing. Although God had been patient with Nineveh in Jonah’s day (</w:t>
       </w:r>
       <w:hyperlink r:id="rId117">
         <w:r>
           <w:rPr>
+            <w:lang w:val="en_US" w:bidi="en_US"/>
+          </w:rPr>
+          <w:rPr>
             <w:color w:val="0000EE"/>
             <w:u w:val="single"/>
           </w:rPr>
@@ -2270,11 +4134,17 @@
         </w:r>
       </w:hyperlink>
       <w:r>
+        <w:rPr>
+          <w:lang w:val="en_US" w:bidi="en_US"/>
+        </w:rPr>
         <w:t xml:space="preserve">), the Assyrians had returned to cruelty and would reap the harvest of their own evil (see </w:t>
       </w:r>
       <w:hyperlink r:id="rId118">
         <w:r>
           <w:rPr>
+            <w:lang w:val="en_US" w:bidi="en_US"/>
+          </w:rPr>
+          <w:rPr>
             <w:color w:val="0000EE"/>
             <w:u w:val="single"/>
           </w:rPr>
@@ -2282,11 +4152,17 @@
         </w:r>
       </w:hyperlink>
       <w:r>
+        <w:rPr>
+          <w:lang w:val="en_US" w:bidi="en_US"/>
+        </w:rPr>
         <w:t xml:space="preserve">; </w:t>
       </w:r>
       <w:hyperlink r:id="rId119">
         <w:r>
           <w:rPr>
+            <w:lang w:val="en_US" w:bidi="en_US"/>
+          </w:rPr>
+          <w:rPr>
             <w:color w:val="0000EE"/>
             <w:u w:val="single"/>
           </w:rPr>
@@ -2294,11 +4170,17 @@
         </w:r>
       </w:hyperlink>
       <w:r>
+        <w:rPr>
+          <w:lang w:val="en_US" w:bidi="en_US"/>
+        </w:rPr>
         <w:t xml:space="preserve">; </w:t>
       </w:r>
       <w:hyperlink r:id="rId120">
         <w:r>
           <w:rPr>
+            <w:lang w:val="en_US" w:bidi="en_US"/>
+          </w:rPr>
+          <w:rPr>
             <w:color w:val="0000EE"/>
             <w:u w:val="single"/>
           </w:rPr>
@@ -2306,10 +4188,21 @@
         </w:r>
       </w:hyperlink>
       <w:r>
+        <w:rPr>
+          <w:lang w:val="en_US" w:bidi="en_US"/>
+        </w:rPr>
         <w:t>). Those who had suffered under Assyria’s cruelty would welcome this message with joy.</w:t>
       </w:r>
-      <w:r/>
-      <w:r/>
+      <w:r>
+        <w:rPr>
+          <w:lang w:val="en_US" w:bidi="en_US"/>
+        </w:rPr>
+      </w:r>
+      <w:r>
+        <w:rPr>
+          <w:lang w:val="en_US" w:bidi="en_US"/>
+        </w:rPr>
+      </w:r>
     </w:p>
     <w:sectPr>
       <w:footnotePr>
@@ -4211,7 +6104,7 @@
     <w:rPrDefault>
       <w:rPr>
         <w:rFonts w:ascii="Times New Roman" w:eastAsia="Times New Roman" w:hAnsi="Times New Roman" w:cs="Times New Roman"/>
-        <w:lang w:val="en-US" w:eastAsia="en-US" w:bidi="ar-SA"/>
+        <w:lang w:val="en_US" w:eastAsia="en-US" w:bidi="ar-SA"/>
       </w:rPr>
     </w:rPrDefault>
     <w:pPrDefault/>

--- a/eng/docx/34.content.docx
+++ b/eng/docx/34.content.docx
@@ -163,13 +163,6 @@
         <w:rPr>
           <w:lang w:val="en_US" w:bidi="en_US"/>
         </w:rPr>
-      </w:r>
-      <w:r>
-        <w:rPr>
-          <w:i/>
-          <w:lang w:val="en_US" w:bidi="en_US"/>
-        </w:rPr>
-        <w:t>Nahum 1:1, Nahum 1:2, Nahum 1:2–6, Nahum 1:2–11, Nahum 1:3, Nahum 1:4, Nahum 1:5, Nahum 1:6, Nahum 1:7, Nahum 1:7–11, Nahum 1:8, Nahum 1:9, Nahum 1:11, Nahum 1:12, Nahum 1:14, Nahum 1:15, Nahum 2:1, Nahum 2:2, Nahum 2:4, Nahum 2:5, Nahum 2:6, Nahum 2:7, Nahum 2:8, Nahum 2:9, Nahum 2:10, Nahum 2:11–13, Nahum 2:13, Nahum 3:1, Nahum 3:2–3, Nahum 3:4, Nahum 3:5, Nahum 3:8, Nahum 3:9–10, Nahum 3:12, Nahum 3:14, Nahum 3:15, Nahum 3:16, Nahum 3:18, Nahum 3:19</w:t>
       </w:r>
       <w:r>
         <w:rPr>

--- a/eng/docx/34.content.docx
+++ b/eng/docx/34.content.docx
@@ -168,19 +168,6 @@
         <w:rPr>
           <w:lang w:val="en_US" w:bidi="en_US"/>
         </w:rPr>
-      </w:r>
-    </w:p>
-    <w:p>
-      <w:pPr/>
-      <w:r>
-        <w:rPr>
-          <w:lang w:val="en_US" w:bidi="en_US"/>
-        </w:rPr>
-      </w:r>
-      <w:r>
-        <w:rPr>
-          <w:lang w:val="en_US" w:bidi="en_US"/>
-        </w:rPr>
         <w:t xml:space="preserve"> </w:t>
       </w:r>
       <w:r>
@@ -234,28 +221,250 @@
       </w:r>
     </w:p>
     <w:p>
+      <w:pPr>
+        <w:pStyle w:val="ListBullet"/>
+        <w:spacing w:line="240" w:lineRule="auto"/>
+        <w:ind w:left="720"/>
+      </w:pPr>
+      <w:r>
+        <w:rPr>
+          <w:lang w:val="en_US" w:bidi="en_US"/>
+        </w:rPr>
+      </w:r>
+      <w:r>
+        <w:rPr>
+          <w:i/>
+          <w:lang w:val="en_US" w:bidi="en_US"/>
+        </w:rPr>
+        <w:t>burden … vision</w:t>
+      </w:r>
+      <w:r>
+        <w:rPr>
+          <w:lang w:val="en_US" w:bidi="en_US"/>
+        </w:rPr>
+        <w:t xml:space="preserve">: This opening, like those in other prophetic books (compare </w:t>
+      </w:r>
+      <w:hyperlink r:id="rId13">
+        <w:r>
+          <w:rPr>
+            <w:lang w:val="en_US" w:bidi="en_US"/>
+          </w:rPr>
+          <w:rPr>
+            <w:color w:val="0000EE"/>
+            <w:u w:val="single"/>
+          </w:rPr>
+          <w:t>Obadiah 1:1</w:t>
+        </w:r>
+      </w:hyperlink>
+      <w:r>
+        <w:rPr>
+          <w:lang w:val="en_US" w:bidi="en_US"/>
+        </w:rPr>
+        <w:t xml:space="preserve">; </w:t>
+      </w:r>
+      <w:hyperlink r:id="rId14">
+        <w:r>
+          <w:rPr>
+            <w:lang w:val="en_US" w:bidi="en_US"/>
+          </w:rPr>
+          <w:rPr>
+            <w:color w:val="0000EE"/>
+            <w:u w:val="single"/>
+          </w:rPr>
+          <w:t>Habakkuk 1:1</w:t>
+        </w:r>
+      </w:hyperlink>
+      <w:r>
+        <w:rPr>
+          <w:lang w:val="en_US" w:bidi="en_US"/>
+        </w:rPr>
+        <w:t xml:space="preserve">; </w:t>
+      </w:r>
+      <w:hyperlink r:id="rId15">
+        <w:r>
+          <w:rPr>
+            <w:lang w:val="en_US" w:bidi="en_US"/>
+          </w:rPr>
+          <w:rPr>
+            <w:color w:val="0000EE"/>
+            <w:u w:val="single"/>
+          </w:rPr>
+          <w:t>Malachi 1:1</w:t>
+        </w:r>
+      </w:hyperlink>
+      <w:r>
+        <w:rPr>
+          <w:lang w:val="en_US" w:bidi="en_US"/>
+        </w:rPr>
+        <w:t xml:space="preserve">), identifies Nahum as a prophet who delivered messages from God. </w:t>
+      </w:r>
+    </w:p>
+    <w:p>
+      <w:pPr>
+        <w:pStyle w:val="ListBullet"/>
+        <w:spacing w:line="240" w:lineRule="auto"/>
+        <w:ind w:left="720"/>
+      </w:pPr>
+      <w:r>
+        <w:rPr>
+          <w:lang w:val="en_US" w:bidi="en_US"/>
+        </w:rPr>
+      </w:r>
+      <w:r>
+        <w:rPr>
+          <w:lang w:val="en_US" w:bidi="en_US"/>
+        </w:rPr>
+        <w:t xml:space="preserve">Nineveh became the capital of the Assyrian Empire shortly after 705 BC and stayed so until its destruction in 612 BC. </w:t>
+      </w:r>
+    </w:p>
+    <w:p>
+      <w:pPr>
+        <w:pStyle w:val="ListBullet"/>
+        <w:spacing w:line="240" w:lineRule="auto"/>
+        <w:ind w:left="720"/>
+      </w:pPr>
+      <w:r>
+        <w:rPr>
+          <w:lang w:val="en_US" w:bidi="en_US"/>
+        </w:rPr>
+      </w:r>
+      <w:r>
+        <w:rPr>
+          <w:lang w:val="en_US" w:bidi="en_US"/>
+        </w:rPr>
+        <w:t xml:space="preserve">The name </w:t>
+      </w:r>
+      <w:r>
+        <w:rPr>
+          <w:i/>
+          <w:lang w:val="en_US" w:bidi="en_US"/>
+        </w:rPr>
+        <w:t>Nahum</w:t>
+      </w:r>
+      <w:r>
+        <w:rPr>
+          <w:lang w:val="en_US" w:bidi="en_US"/>
+        </w:rPr>
+        <w:t xml:space="preserve"> means “comfort” or “encouragement.” A key theme of his prophecy is that God will encourage his people through Nineveh’s downfall (</w:t>
+      </w:r>
+      <w:hyperlink r:id="rId16">
+        <w:r>
+          <w:rPr>
+            <w:lang w:val="en_US" w:bidi="en_US"/>
+          </w:rPr>
+          <w:rPr>
+            <w:color w:val="0000EE"/>
+            <w:u w:val="single"/>
+          </w:rPr>
+          <w:t>Nahum 1:12–15</w:t>
+        </w:r>
+      </w:hyperlink>
+      <w:r>
+        <w:rPr>
+          <w:lang w:val="en_US" w:bidi="en_US"/>
+        </w:rPr>
+        <w:t xml:space="preserve">; see </w:t>
+      </w:r>
+      <w:hyperlink r:id="rId17">
+        <w:r>
+          <w:rPr>
+            <w:lang w:val="en_US" w:bidi="en_US"/>
+          </w:rPr>
+          <w:rPr>
+            <w:color w:val="0000EE"/>
+            <w:u w:val="single"/>
+          </w:rPr>
+          <w:t>Isaiah 40:1</w:t>
+        </w:r>
+      </w:hyperlink>
+      <w:r>
+        <w:rPr>
+          <w:lang w:val="en_US" w:bidi="en_US"/>
+        </w:rPr>
+        <w:t>).</w:t>
+      </w:r>
+      <w:r>
+        <w:rPr>
+          <w:lang w:val="en_US" w:bidi="en_US"/>
+        </w:rPr>
+      </w:r>
+      <w:r>
+        <w:rPr>
+          <w:lang w:val="en_US" w:bidi="en_US"/>
+        </w:rPr>
+      </w:r>
+    </w:p>
+    <w:p>
       <w:pPr/>
       <w:r>
         <w:rPr>
           <w:lang w:val="en_US" w:bidi="en_US"/>
         </w:rPr>
       </w:r>
-      <w:r>
-        <w:rPr>
-          <w:lang w:val="en_US" w:bidi="en_US"/>
-        </w:rPr>
-        <w:t xml:space="preserve">message . . . vision: This opening, similar to that of other prophetic books (cp. </w:t>
-      </w:r>
-      <w:hyperlink r:id="rId13">
-        <w:r>
-          <w:rPr>
-            <w:lang w:val="en_US" w:bidi="en_US"/>
-          </w:rPr>
-          <w:rPr>
-            <w:color w:val="0000EE"/>
-            <w:u w:val="single"/>
-          </w:rPr>
-          <w:t>Obad 1:1</w:t>
+    </w:p>
+    <w:p>
+      <w:pPr>
+        <w:pStyle w:val="Heading2"/>
+      </w:pPr>
+      <w:r>
+        <w:rPr>
+          <w:lang w:val="en_US" w:bidi="en_US"/>
+        </w:rPr>
+        <w:t>Nahum 1:2</w:t>
+      </w:r>
+      <w:r>
+        <w:rPr>
+          <w:lang w:val="en_US" w:bidi="en_US"/>
+        </w:rPr>
+      </w:r>
+    </w:p>
+    <w:p>
+      <w:pPr>
+        <w:pStyle w:val="ListBullet"/>
+        <w:spacing w:line="240" w:lineRule="auto"/>
+        <w:ind w:left="720"/>
+      </w:pPr>
+      <w:r>
+        <w:rPr>
+          <w:lang w:val="en_US" w:bidi="en_US"/>
+        </w:rPr>
+      </w:r>
+      <w:r>
+        <w:rPr>
+          <w:i/>
+          <w:lang w:val="en_US" w:bidi="en_US"/>
+        </w:rPr>
+        <w:t>jealous</w:t>
+      </w:r>
+      <w:r>
+        <w:rPr>
+          <w:lang w:val="en_US" w:bidi="en_US"/>
+        </w:rPr>
+        <w:t xml:space="preserve"> (or </w:t>
+      </w:r>
+      <w:r>
+        <w:rPr>
+          <w:i/>
+          <w:lang w:val="en_US" w:bidi="en_US"/>
+        </w:rPr>
+        <w:t>zealous</w:t>
+      </w:r>
+      <w:r>
+        <w:rPr>
+          <w:lang w:val="en_US" w:bidi="en_US"/>
+        </w:rPr>
+        <w:t xml:space="preserve">): God jealously protects the well-being of his people and strongly desires their faithfulness (see </w:t>
+      </w:r>
+      <w:hyperlink r:id="rId18">
+        <w:r>
+          <w:rPr>
+            <w:lang w:val="en_US" w:bidi="en_US"/>
+          </w:rPr>
+          <w:rPr>
+            <w:color w:val="0000EE"/>
+            <w:u w:val="single"/>
+          </w:rPr>
+          <w:t>Exodus 20:4–5</w:t>
         </w:r>
       </w:hyperlink>
       <w:r>
@@ -264,16 +473,16 @@
         </w:rPr>
         <w:t xml:space="preserve">; </w:t>
       </w:r>
-      <w:hyperlink r:id="rId14">
-        <w:r>
-          <w:rPr>
-            <w:lang w:val="en_US" w:bidi="en_US"/>
-          </w:rPr>
-          <w:rPr>
-            <w:color w:val="0000EE"/>
-            <w:u w:val="single"/>
-          </w:rPr>
-          <w:t>Hab 1:1</w:t>
+      <w:hyperlink r:id="rId19">
+        <w:r>
+          <w:rPr>
+            <w:lang w:val="en_US" w:bidi="en_US"/>
+          </w:rPr>
+          <w:rPr>
+            <w:color w:val="0000EE"/>
+            <w:u w:val="single"/>
+          </w:rPr>
+          <w:t>Deuteronomy 4:23–24</w:t>
         </w:r>
       </w:hyperlink>
       <w:r>
@@ -282,34 +491,1030 @@
         </w:rPr>
         <w:t xml:space="preserve">; </w:t>
       </w:r>
-      <w:hyperlink r:id="rId15">
-        <w:r>
-          <w:rPr>
-            <w:lang w:val="en_US" w:bidi="en_US"/>
-          </w:rPr>
-          <w:rPr>
-            <w:color w:val="0000EE"/>
-            <w:u w:val="single"/>
-          </w:rPr>
-          <w:t>Mal 1:1</w:t>
-        </w:r>
-      </w:hyperlink>
-      <w:r>
-        <w:rPr>
-          <w:lang w:val="en_US" w:bidi="en_US"/>
-        </w:rPr>
-        <w:t>), identifies Nahum as a prophet, one who uttered messages from God. • Nineveh became the capital of the Assyrian Empire sometime shortly after 705 BC and remained so until its destruction in 612 BC. • The name Nahum means “comfort” or “encouragement.” An important theme of his prophecy is that God will bring encouragement to his people through Nineveh’s downfall (</w:t>
-      </w:r>
-      <w:hyperlink r:id="rId16">
-        <w:r>
-          <w:rPr>
-            <w:lang w:val="en_US" w:bidi="en_US"/>
-          </w:rPr>
-          <w:rPr>
-            <w:color w:val="0000EE"/>
-            <w:u w:val="single"/>
-          </w:rPr>
-          <w:t>Nah 1:12–15</w:t>
+      <w:hyperlink r:id="rId20">
+        <w:r>
+          <w:rPr>
+            <w:lang w:val="en_US" w:bidi="en_US"/>
+          </w:rPr>
+          <w:rPr>
+            <w:color w:val="0000EE"/>
+            <w:u w:val="single"/>
+          </w:rPr>
+          <w:t>6:4</w:t>
+        </w:r>
+      </w:hyperlink>
+      <w:r>
+        <w:rPr>
+          <w:lang w:val="en_US" w:bidi="en_US"/>
+        </w:rPr>
+        <w:t xml:space="preserve">; </w:t>
+      </w:r>
+      <w:hyperlink r:id="rId21">
+        <w:r>
+          <w:rPr>
+            <w:lang w:val="en_US" w:bidi="en_US"/>
+          </w:rPr>
+          <w:rPr>
+            <w:color w:val="0000EE"/>
+            <w:u w:val="single"/>
+          </w:rPr>
+          <w:t>Jeremiah 2:1–3:5</w:t>
+        </w:r>
+      </w:hyperlink>
+      <w:r>
+        <w:rPr>
+          <w:lang w:val="en_US" w:bidi="en_US"/>
+        </w:rPr>
+        <w:t xml:space="preserve">). </w:t>
+      </w:r>
+    </w:p>
+    <w:p>
+      <w:pPr>
+        <w:pStyle w:val="ListBullet"/>
+        <w:spacing w:line="240" w:lineRule="auto"/>
+        <w:ind w:left="720"/>
+      </w:pPr>
+      <w:r>
+        <w:rPr>
+          <w:lang w:val="en_US" w:bidi="en_US"/>
+        </w:rPr>
+      </w:r>
+      <w:r>
+        <w:rPr>
+          <w:lang w:val="en_US" w:bidi="en_US"/>
+        </w:rPr>
+        <w:t xml:space="preserve">God’s vengeance and anger are different from how people seek revenge or try to harm others in return. God’s actions come from his: </w:t>
+      </w:r>
+    </w:p>
+    <w:p>
+      <w:pPr>
+        <w:pStyle w:val="ListBullet"/>
+        <w:spacing w:line="240" w:lineRule="auto"/>
+        <w:ind w:left="1440"/>
+      </w:pPr>
+      <w:r>
+        <w:rPr>
+          <w:lang w:val="en_US" w:bidi="en_US"/>
+        </w:rPr>
+      </w:r>
+      <w:r>
+        <w:rPr>
+          <w:lang w:val="en_US" w:bidi="en_US"/>
+        </w:rPr>
+        <w:t>holiness (</w:t>
+      </w:r>
+      <w:hyperlink r:id="rId22">
+        <w:r>
+          <w:rPr>
+            <w:lang w:val="en_US" w:bidi="en_US"/>
+          </w:rPr>
+          <w:rPr>
+            <w:color w:val="0000EE"/>
+            <w:u w:val="single"/>
+          </w:rPr>
+          <w:t>Jeremiah 50:28–29</w:t>
+        </w:r>
+      </w:hyperlink>
+      <w:r>
+        <w:rPr>
+          <w:lang w:val="en_US" w:bidi="en_US"/>
+        </w:rPr>
+        <w:t>),</w:t>
+      </w:r>
+    </w:p>
+    <w:p>
+      <w:pPr>
+        <w:pStyle w:val="ListBullet"/>
+        <w:spacing w:line="240" w:lineRule="auto"/>
+        <w:ind w:left="1440"/>
+      </w:pPr>
+      <w:r>
+        <w:rPr>
+          <w:lang w:val="en_US" w:bidi="en_US"/>
+        </w:rPr>
+      </w:r>
+      <w:r>
+        <w:rPr>
+          <w:lang w:val="en_US" w:bidi="en_US"/>
+        </w:rPr>
+        <w:t>justice (</w:t>
+      </w:r>
+      <w:hyperlink r:id="rId23">
+        <w:r>
+          <w:rPr>
+            <w:lang w:val="en_US" w:bidi="en_US"/>
+          </w:rPr>
+          <w:rPr>
+            <w:color w:val="0000EE"/>
+            <w:u w:val="single"/>
+          </w:rPr>
+          <w:t>Isaiah 63:1–9</w:t>
+        </w:r>
+      </w:hyperlink>
+      <w:r>
+        <w:rPr>
+          <w:lang w:val="en_US" w:bidi="en_US"/>
+        </w:rPr>
+        <w:t>), and</w:t>
+      </w:r>
+    </w:p>
+    <w:p>
+      <w:pPr>
+        <w:pStyle w:val="ListBullet"/>
+        <w:spacing w:line="240" w:lineRule="auto"/>
+        <w:ind w:left="1440"/>
+      </w:pPr>
+      <w:r>
+        <w:rPr>
+          <w:lang w:val="en_US" w:bidi="en_US"/>
+        </w:rPr>
+      </w:r>
+      <w:r>
+        <w:rPr>
+          <w:lang w:val="en_US" w:bidi="en_US"/>
+        </w:rPr>
+        <w:t>faithfulness to the covenant with his people (</w:t>
+      </w:r>
+      <w:hyperlink r:id="rId24">
+        <w:r>
+          <w:rPr>
+            <w:lang w:val="en_US" w:bidi="en_US"/>
+          </w:rPr>
+          <w:rPr>
+            <w:color w:val="0000EE"/>
+            <w:u w:val="single"/>
+          </w:rPr>
+          <w:t>Leviticus 26:23–25</w:t>
+        </w:r>
+      </w:hyperlink>
+      <w:r>
+        <w:rPr>
+          <w:lang w:val="en_US" w:bidi="en_US"/>
+        </w:rPr>
+        <w:t xml:space="preserve">; </w:t>
+      </w:r>
+      <w:hyperlink r:id="rId25">
+        <w:r>
+          <w:rPr>
+            <w:lang w:val="en_US" w:bidi="en_US"/>
+          </w:rPr>
+          <w:rPr>
+            <w:color w:val="0000EE"/>
+            <w:u w:val="single"/>
+          </w:rPr>
+          <w:t>Isaiah 1:24–26</w:t>
+        </w:r>
+      </w:hyperlink>
+      <w:r>
+        <w:rPr>
+          <w:lang w:val="en_US" w:bidi="en_US"/>
+        </w:rPr>
+        <w:t>).</w:t>
+      </w:r>
+    </w:p>
+    <w:p>
+      <w:pPr/>
+      <w:r>
+        <w:rPr>
+          <w:lang w:val="en_US" w:bidi="en_US"/>
+        </w:rPr>
+      </w:r>
+      <w:r>
+        <w:rPr>
+          <w:lang w:val="en_US" w:bidi="en_US"/>
+        </w:rPr>
+        <w:t>His vengeance is never random or without purpose.</w:t>
+      </w:r>
+      <w:r>
+        <w:rPr>
+          <w:lang w:val="en_US" w:bidi="en_US"/>
+        </w:rPr>
+      </w:r>
+      <w:r>
+        <w:rPr>
+          <w:lang w:val="en_US" w:bidi="en_US"/>
+        </w:rPr>
+      </w:r>
+    </w:p>
+    <w:p>
+      <w:pPr/>
+      <w:r>
+        <w:rPr>
+          <w:lang w:val="en_US" w:bidi="en_US"/>
+        </w:rPr>
+      </w:r>
+    </w:p>
+    <w:p>
+      <w:pPr>
+        <w:pStyle w:val="Heading2"/>
+      </w:pPr>
+      <w:r>
+        <w:rPr>
+          <w:lang w:val="en_US" w:bidi="en_US"/>
+        </w:rPr>
+        <w:t>Nahum 1:2–6</w:t>
+      </w:r>
+      <w:r>
+        <w:rPr>
+          <w:lang w:val="en_US" w:bidi="en_US"/>
+        </w:rPr>
+      </w:r>
+    </w:p>
+    <w:p>
+      <w:pPr/>
+      <w:r>
+        <w:rPr>
+          <w:lang w:val="en_US" w:bidi="en_US"/>
+        </w:rPr>
+      </w:r>
+      <w:r>
+        <w:rPr>
+          <w:lang w:val="en_US" w:bidi="en_US"/>
+        </w:rPr>
+        <w:t>The hymn's first stanza uses biblical texts about Israel's exodus from Egypt. It teaches that everything in creation is under God's power. God will punish those who oppose him.</w:t>
+      </w:r>
+      <w:r>
+        <w:rPr>
+          <w:lang w:val="en_US" w:bidi="en_US"/>
+        </w:rPr>
+      </w:r>
+      <w:r>
+        <w:rPr>
+          <w:lang w:val="en_US" w:bidi="en_US"/>
+        </w:rPr>
+      </w:r>
+    </w:p>
+    <w:p>
+      <w:pPr/>
+      <w:r>
+        <w:rPr>
+          <w:lang w:val="en_US" w:bidi="en_US"/>
+        </w:rPr>
+      </w:r>
+    </w:p>
+    <w:p>
+      <w:pPr>
+        <w:pStyle w:val="Heading2"/>
+      </w:pPr>
+      <w:r>
+        <w:rPr>
+          <w:lang w:val="en_US" w:bidi="en_US"/>
+        </w:rPr>
+        <w:t>Nahum 1:2–11</w:t>
+      </w:r>
+      <w:r>
+        <w:rPr>
+          <w:lang w:val="en_US" w:bidi="en_US"/>
+        </w:rPr>
+      </w:r>
+    </w:p>
+    <w:p>
+      <w:pPr/>
+      <w:r>
+        <w:rPr>
+          <w:lang w:val="en_US" w:bidi="en_US"/>
+        </w:rPr>
+      </w:r>
+      <w:r>
+        <w:rPr>
+          <w:lang w:val="en_US" w:bidi="en_US"/>
+        </w:rPr>
+        <w:t>This short hymn (a song of praise about God) has two stanzas (</w:t>
+      </w:r>
+      <w:hyperlink r:id="rId26">
+        <w:r>
+          <w:rPr>
+            <w:lang w:val="en_US" w:bidi="en_US"/>
+          </w:rPr>
+          <w:rPr>
+            <w:color w:val="0000EE"/>
+            <w:u w:val="single"/>
+          </w:rPr>
+          <w:t>1:2–6</w:t>
+        </w:r>
+      </w:hyperlink>
+      <w:r>
+        <w:rPr>
+          <w:lang w:val="en_US" w:bidi="en_US"/>
+        </w:rPr>
+        <w:t xml:space="preserve">, </w:t>
+      </w:r>
+      <w:hyperlink r:id="rId27">
+        <w:r>
+          <w:rPr>
+            <w:lang w:val="en_US" w:bidi="en_US"/>
+          </w:rPr>
+          <w:rPr>
+            <w:color w:val="0000EE"/>
+            <w:u w:val="single"/>
+          </w:rPr>
+          <w:t>7–11</w:t>
+        </w:r>
+      </w:hyperlink>
+      <w:r>
+        <w:rPr>
+          <w:lang w:val="en_US" w:bidi="en_US"/>
+        </w:rPr>
+        <w:t>). It speaks about God’s supreme power and authority.</w:t>
+      </w:r>
+      <w:r>
+        <w:rPr>
+          <w:lang w:val="en_US" w:bidi="en_US"/>
+        </w:rPr>
+      </w:r>
+      <w:r>
+        <w:rPr>
+          <w:lang w:val="en_US" w:bidi="en_US"/>
+        </w:rPr>
+      </w:r>
+    </w:p>
+    <w:p>
+      <w:pPr/>
+      <w:r>
+        <w:rPr>
+          <w:lang w:val="en_US" w:bidi="en_US"/>
+        </w:rPr>
+      </w:r>
+    </w:p>
+    <w:p>
+      <w:pPr>
+        <w:pStyle w:val="Heading2"/>
+      </w:pPr>
+      <w:r>
+        <w:rPr>
+          <w:lang w:val="en_US" w:bidi="en_US"/>
+        </w:rPr>
+        <w:t>Nahum 1:3</w:t>
+      </w:r>
+      <w:r>
+        <w:rPr>
+          <w:lang w:val="en_US" w:bidi="en_US"/>
+        </w:rPr>
+      </w:r>
+    </w:p>
+    <w:p>
+      <w:pPr>
+        <w:pStyle w:val="ListBullet"/>
+        <w:spacing w:line="240" w:lineRule="auto"/>
+        <w:ind w:left="720"/>
+      </w:pPr>
+      <w:r>
+        <w:rPr>
+          <w:lang w:val="en_US" w:bidi="en_US"/>
+        </w:rPr>
+      </w:r>
+      <w:r>
+        <w:rPr>
+          <w:i/>
+          <w:lang w:val="en_US" w:bidi="en_US"/>
+        </w:rPr>
+        <w:t>slow to anger</w:t>
+      </w:r>
+      <w:r>
+        <w:rPr>
+          <w:lang w:val="en_US" w:bidi="en_US"/>
+        </w:rPr>
+        <w:t>: God's patience with disobedience is linked to his faithful love (</w:t>
+      </w:r>
+      <w:hyperlink r:id="rId28">
+        <w:r>
+          <w:rPr>
+            <w:lang w:val="en_US" w:bidi="en_US"/>
+          </w:rPr>
+          <w:rPr>
+            <w:color w:val="0000EE"/>
+            <w:u w:val="single"/>
+          </w:rPr>
+          <w:t>Exodus 34:6</w:t>
+        </w:r>
+      </w:hyperlink>
+      <w:r>
+        <w:rPr>
+          <w:lang w:val="en_US" w:bidi="en_US"/>
+        </w:rPr>
+        <w:t xml:space="preserve">; </w:t>
+      </w:r>
+      <w:hyperlink r:id="rId29">
+        <w:r>
+          <w:rPr>
+            <w:lang w:val="en_US" w:bidi="en_US"/>
+          </w:rPr>
+          <w:rPr>
+            <w:color w:val="0000EE"/>
+            <w:u w:val="single"/>
+          </w:rPr>
+          <w:t>Numbers 14:18</w:t>
+        </w:r>
+      </w:hyperlink>
+      <w:r>
+        <w:rPr>
+          <w:lang w:val="en_US" w:bidi="en_US"/>
+        </w:rPr>
+        <w:t xml:space="preserve">; </w:t>
+      </w:r>
+      <w:hyperlink r:id="rId30">
+        <w:r>
+          <w:rPr>
+            <w:lang w:val="en_US" w:bidi="en_US"/>
+          </w:rPr>
+          <w:rPr>
+            <w:color w:val="0000EE"/>
+            <w:u w:val="single"/>
+          </w:rPr>
+          <w:t>Psalm 103:8</w:t>
+        </w:r>
+      </w:hyperlink>
+      <w:r>
+        <w:rPr>
+          <w:lang w:val="en_US" w:bidi="en_US"/>
+        </w:rPr>
+        <w:t xml:space="preserve">; </w:t>
+      </w:r>
+      <w:hyperlink r:id="rId31">
+        <w:r>
+          <w:rPr>
+            <w:lang w:val="en_US" w:bidi="en_US"/>
+          </w:rPr>
+          <w:rPr>
+            <w:color w:val="0000EE"/>
+            <w:u w:val="single"/>
+          </w:rPr>
+          <w:t>Joel 2:13</w:t>
+        </w:r>
+      </w:hyperlink>
+      <w:r>
+        <w:rPr>
+          <w:lang w:val="en_US" w:bidi="en_US"/>
+        </w:rPr>
+        <w:t>). This trait disappointed Jonah, who wanted Nineveh destroyed immediately (</w:t>
+      </w:r>
+      <w:hyperlink r:id="rId32">
+        <w:r>
+          <w:rPr>
+            <w:lang w:val="en_US" w:bidi="en_US"/>
+          </w:rPr>
+          <w:rPr>
+            <w:color w:val="0000EE"/>
+            <w:u w:val="single"/>
+          </w:rPr>
+          <w:t>Jonah 4:2</w:t>
+        </w:r>
+      </w:hyperlink>
+      <w:r>
+        <w:rPr>
+          <w:lang w:val="en_US" w:bidi="en_US"/>
+        </w:rPr>
+        <w:t>). Because God is patient, he sometimes delays the deserved punishment of sinners (</w:t>
+      </w:r>
+      <w:hyperlink r:id="rId33">
+        <w:r>
+          <w:rPr>
+            <w:lang w:val="en_US" w:bidi="en_US"/>
+          </w:rPr>
+          <w:rPr>
+            <w:color w:val="0000EE"/>
+            <w:u w:val="single"/>
+          </w:rPr>
+          <w:t>Nehemiah 9:29–30</w:t>
+        </w:r>
+      </w:hyperlink>
+      <w:r>
+        <w:rPr>
+          <w:lang w:val="en_US" w:bidi="en_US"/>
+        </w:rPr>
+        <w:t xml:space="preserve">; </w:t>
+      </w:r>
+      <w:hyperlink r:id="rId34">
+        <w:r>
+          <w:rPr>
+            <w:lang w:val="en_US" w:bidi="en_US"/>
+          </w:rPr>
+          <w:rPr>
+            <w:color w:val="0000EE"/>
+            <w:u w:val="single"/>
+          </w:rPr>
+          <w:t>Romans 2:4</w:t>
+        </w:r>
+      </w:hyperlink>
+      <w:r>
+        <w:rPr>
+          <w:lang w:val="en_US" w:bidi="en_US"/>
+        </w:rPr>
+        <w:t xml:space="preserve">; </w:t>
+      </w:r>
+      <w:hyperlink r:id="rId35">
+        <w:r>
+          <w:rPr>
+            <w:lang w:val="en_US" w:bidi="en_US"/>
+          </w:rPr>
+          <w:rPr>
+            <w:color w:val="0000EE"/>
+            <w:u w:val="single"/>
+          </w:rPr>
+          <w:t>2 Peter 3:9</w:t>
+        </w:r>
+      </w:hyperlink>
+      <w:r>
+        <w:rPr>
+          <w:lang w:val="en_US" w:bidi="en_US"/>
+        </w:rPr>
+        <w:t>), but those who continue to sin will ultimately face God's judgment (</w:t>
+      </w:r>
+      <w:hyperlink r:id="rId36">
+        <w:r>
+          <w:rPr>
+            <w:lang w:val="en_US" w:bidi="en_US"/>
+          </w:rPr>
+          <w:rPr>
+            <w:color w:val="0000EE"/>
+            <w:u w:val="single"/>
+          </w:rPr>
+          <w:t>Exodus 34:7</w:t>
+        </w:r>
+      </w:hyperlink>
+      <w:r>
+        <w:rPr>
+          <w:lang w:val="en_US" w:bidi="en_US"/>
+        </w:rPr>
+        <w:t xml:space="preserve">; </w:t>
+      </w:r>
+      <w:hyperlink r:id="rId37">
+        <w:r>
+          <w:rPr>
+            <w:lang w:val="en_US" w:bidi="en_US"/>
+          </w:rPr>
+          <w:rPr>
+            <w:color w:val="0000EE"/>
+            <w:u w:val="single"/>
+          </w:rPr>
+          <w:t>Romans 14:10</w:t>
+        </w:r>
+      </w:hyperlink>
+      <w:r>
+        <w:rPr>
+          <w:lang w:val="en_US" w:bidi="en_US"/>
+        </w:rPr>
+        <w:t xml:space="preserve">; </w:t>
+      </w:r>
+      <w:hyperlink r:id="rId38">
+        <w:r>
+          <w:rPr>
+            <w:lang w:val="en_US" w:bidi="en_US"/>
+          </w:rPr>
+          <w:rPr>
+            <w:color w:val="0000EE"/>
+            <w:u w:val="single"/>
+          </w:rPr>
+          <w:t>2 Corinthians 5:10</w:t>
+        </w:r>
+      </w:hyperlink>
+      <w:r>
+        <w:rPr>
+          <w:lang w:val="en_US" w:bidi="en_US"/>
+        </w:rPr>
+        <w:t xml:space="preserve">; </w:t>
+      </w:r>
+      <w:hyperlink r:id="rId39">
+        <w:r>
+          <w:rPr>
+            <w:lang w:val="en_US" w:bidi="en_US"/>
+          </w:rPr>
+          <w:rPr>
+            <w:color w:val="0000EE"/>
+            <w:u w:val="single"/>
+          </w:rPr>
+          <w:t>Revelation 14:6–7</w:t>
+        </w:r>
+      </w:hyperlink>
+      <w:r>
+        <w:rPr>
+          <w:lang w:val="en_US" w:bidi="en_US"/>
+        </w:rPr>
+        <w:t xml:space="preserve">). </w:t>
+      </w:r>
+    </w:p>
+    <w:p>
+      <w:pPr>
+        <w:pStyle w:val="ListBullet"/>
+        <w:spacing w:line="240" w:lineRule="auto"/>
+        <w:ind w:left="720"/>
+      </w:pPr>
+      <w:r>
+        <w:rPr>
+          <w:lang w:val="en_US" w:bidi="en_US"/>
+        </w:rPr>
+      </w:r>
+      <w:r>
+        <w:rPr>
+          <w:i/>
+          <w:lang w:val="en_US" w:bidi="en_US"/>
+        </w:rPr>
+        <w:t>the whirlwind and storm</w:t>
+      </w:r>
+      <w:r>
+        <w:rPr>
+          <w:lang w:val="en_US" w:bidi="en_US"/>
+        </w:rPr>
+        <w:t xml:space="preserve">: This imagery describes the fury of God's judgment against the wicked (see also </w:t>
+      </w:r>
+      <w:hyperlink r:id="rId40">
+        <w:r>
+          <w:rPr>
+            <w:lang w:val="en_US" w:bidi="en_US"/>
+          </w:rPr>
+          <w:rPr>
+            <w:color w:val="0000EE"/>
+            <w:u w:val="single"/>
+          </w:rPr>
+          <w:t>Isaiah 29:6</w:t>
+        </w:r>
+      </w:hyperlink>
+      <w:r>
+        <w:rPr>
+          <w:lang w:val="en_US" w:bidi="en_US"/>
+        </w:rPr>
+        <w:t>).</w:t>
+      </w:r>
+      <w:r>
+        <w:rPr>
+          <w:lang w:val="en_US" w:bidi="en_US"/>
+        </w:rPr>
+      </w:r>
+      <w:r>
+        <w:rPr>
+          <w:lang w:val="en_US" w:bidi="en_US"/>
+        </w:rPr>
+      </w:r>
+    </w:p>
+    <w:p>
+      <w:pPr/>
+      <w:r>
+        <w:rPr>
+          <w:lang w:val="en_US" w:bidi="en_US"/>
+        </w:rPr>
+      </w:r>
+    </w:p>
+    <w:p>
+      <w:pPr>
+        <w:pStyle w:val="Heading2"/>
+      </w:pPr>
+      <w:r>
+        <w:rPr>
+          <w:lang w:val="en_US" w:bidi="en_US"/>
+        </w:rPr>
+        <w:t>Nahum 1:4</w:t>
+      </w:r>
+      <w:r>
+        <w:rPr>
+          <w:lang w:val="en_US" w:bidi="en_US"/>
+        </w:rPr>
+      </w:r>
+    </w:p>
+    <w:p>
+      <w:pPr>
+        <w:pStyle w:val="ListBullet"/>
+        <w:spacing w:line="240" w:lineRule="auto"/>
+        <w:ind w:left="720"/>
+      </w:pPr>
+      <w:r>
+        <w:rPr>
+          <w:lang w:val="en_US" w:bidi="en_US"/>
+        </w:rPr>
+      </w:r>
+      <w:r>
+        <w:rPr>
+          <w:lang w:val="en_US" w:bidi="en_US"/>
+        </w:rPr>
+        <w:t>Like clouds (</w:t>
+      </w:r>
+      <w:hyperlink r:id="rId41">
+        <w:r>
+          <w:rPr>
+            <w:lang w:val="en_US" w:bidi="en_US"/>
+          </w:rPr>
+          <w:rPr>
+            <w:color w:val="0000EE"/>
+            <w:u w:val="single"/>
+          </w:rPr>
+          <w:t>Nahum 1:3</w:t>
+        </w:r>
+      </w:hyperlink>
+      <w:r>
+        <w:rPr>
+          <w:lang w:val="en_US" w:bidi="en_US"/>
+        </w:rPr>
+        <w:t>) and mountains (</w:t>
+      </w:r>
+      <w:hyperlink r:id="rId42">
+        <w:r>
+          <w:rPr>
+            <w:lang w:val="en_US" w:bidi="en_US"/>
+          </w:rPr>
+          <w:rPr>
+            <w:color w:val="0000EE"/>
+            <w:u w:val="single"/>
+          </w:rPr>
+          <w:t>1:5</w:t>
+        </w:r>
+      </w:hyperlink>
+      <w:r>
+        <w:rPr>
+          <w:lang w:val="en_US" w:bidi="en_US"/>
+        </w:rPr>
+        <w:t>), oceans and rivers are under God's control. The Old Testament prophets often recall God's actions against the seas and rivers during the exodus (</w:t>
+      </w:r>
+      <w:hyperlink r:id="rId43">
+        <w:r>
+          <w:rPr>
+            <w:lang w:val="en_US" w:bidi="en_US"/>
+          </w:rPr>
+          <w:rPr>
+            <w:color w:val="0000EE"/>
+            <w:u w:val="single"/>
+          </w:rPr>
+          <w:t>Exodus 15:8–10</w:t>
+        </w:r>
+      </w:hyperlink>
+      <w:r>
+        <w:rPr>
+          <w:lang w:val="en_US" w:bidi="en_US"/>
+        </w:rPr>
+        <w:t xml:space="preserve">; </w:t>
+      </w:r>
+      <w:hyperlink r:id="rId44">
+        <w:r>
+          <w:rPr>
+            <w:lang w:val="en_US" w:bidi="en_US"/>
+          </w:rPr>
+          <w:rPr>
+            <w:color w:val="0000EE"/>
+            <w:u w:val="single"/>
+          </w:rPr>
+          <w:t>2 Samuel 22:16</w:t>
+        </w:r>
+      </w:hyperlink>
+      <w:r>
+        <w:rPr>
+          <w:lang w:val="en_US" w:bidi="en_US"/>
+        </w:rPr>
+        <w:t xml:space="preserve">; </w:t>
+      </w:r>
+      <w:hyperlink r:id="rId45">
+        <w:r>
+          <w:rPr>
+            <w:lang w:val="en_US" w:bidi="en_US"/>
+          </w:rPr>
+          <w:rPr>
+            <w:color w:val="0000EE"/>
+            <w:u w:val="single"/>
+          </w:rPr>
+          <w:t>Psalms 66:6</w:t>
+        </w:r>
+      </w:hyperlink>
+      <w:r>
+        <w:rPr>
+          <w:lang w:val="en_US" w:bidi="en_US"/>
+        </w:rPr>
+        <w:t xml:space="preserve">; </w:t>
+      </w:r>
+      <w:hyperlink r:id="rId46">
+        <w:r>
+          <w:rPr>
+            <w:lang w:val="en_US" w:bidi="en_US"/>
+          </w:rPr>
+          <w:rPr>
+            <w:color w:val="0000EE"/>
+            <w:u w:val="single"/>
+          </w:rPr>
+          <w:t>77:16</w:t>
+        </w:r>
+      </w:hyperlink>
+      <w:r>
+        <w:rPr>
+          <w:lang w:val="en_US" w:bidi="en_US"/>
+        </w:rPr>
+        <w:t xml:space="preserve">; </w:t>
+      </w:r>
+      <w:hyperlink r:id="rId47">
+        <w:r>
+          <w:rPr>
+            <w:lang w:val="en_US" w:bidi="en_US"/>
+          </w:rPr>
+          <w:rPr>
+            <w:color w:val="0000EE"/>
+            <w:u w:val="single"/>
+          </w:rPr>
+          <w:t>Habakkuk 3:15</w:t>
+        </w:r>
+      </w:hyperlink>
+      <w:r>
+        <w:rPr>
+          <w:lang w:val="en_US" w:bidi="en_US"/>
+        </w:rPr>
+        <w:t xml:space="preserve">). God's power over the waters challenged the myths of the ancient Canaanites, who believed the sea-god Yam controlled the oceans and rivers. </w:t>
+      </w:r>
+    </w:p>
+    <w:p>
+      <w:pPr>
+        <w:pStyle w:val="ListBullet"/>
+        <w:spacing w:line="240" w:lineRule="auto"/>
+        <w:ind w:left="720"/>
+      </w:pPr>
+      <w:r>
+        <w:rPr>
+          <w:lang w:val="en_US" w:bidi="en_US"/>
+        </w:rPr>
+      </w:r>
+      <w:r>
+        <w:rPr>
+          <w:lang w:val="en_US" w:bidi="en_US"/>
+        </w:rPr>
+        <w:t xml:space="preserve">Bashan, east of the Sea of Galilee, was known for its rich grasslands, ideal for raising cattle (compare </w:t>
+      </w:r>
+      <w:hyperlink r:id="rId48">
+        <w:r>
+          <w:rPr>
+            <w:lang w:val="en_US" w:bidi="en_US"/>
+          </w:rPr>
+          <w:rPr>
+            <w:color w:val="0000EE"/>
+            <w:u w:val="single"/>
+          </w:rPr>
+          <w:t>Micah 7:14</w:t>
+        </w:r>
+      </w:hyperlink>
+      <w:r>
+        <w:rPr>
+          <w:lang w:val="en_US" w:bidi="en_US"/>
+        </w:rPr>
+        <w:t xml:space="preserve">). </w:t>
+      </w:r>
+    </w:p>
+    <w:p>
+      <w:pPr>
+        <w:pStyle w:val="ListBullet"/>
+        <w:spacing w:line="240" w:lineRule="auto"/>
+        <w:ind w:left="720"/>
+      </w:pPr>
+      <w:r>
+        <w:rPr>
+          <w:lang w:val="en_US" w:bidi="en_US"/>
+        </w:rPr>
+      </w:r>
+      <w:r>
+        <w:rPr>
+          <w:lang w:val="en_US" w:bidi="en_US"/>
+        </w:rPr>
+        <w:t>Carmel, a mountain region on the Mediterranean coast in central Canaan, was well known for its beauty and rich farmland (</w:t>
+      </w:r>
+      <w:hyperlink r:id="rId49">
+        <w:r>
+          <w:rPr>
+            <w:lang w:val="en_US" w:bidi="en_US"/>
+          </w:rPr>
+          <w:rPr>
+            <w:color w:val="0000EE"/>
+            <w:u w:val="single"/>
+          </w:rPr>
+          <w:t>Song of Solomon 7:5</w:t>
+        </w:r>
+      </w:hyperlink>
+      <w:r>
+        <w:rPr>
+          <w:lang w:val="en_US" w:bidi="en_US"/>
+        </w:rPr>
+        <w:t xml:space="preserve">; </w:t>
+      </w:r>
+      <w:hyperlink r:id="rId50">
+        <w:r>
+          <w:rPr>
+            <w:lang w:val="en_US" w:bidi="en_US"/>
+          </w:rPr>
+          <w:rPr>
+            <w:color w:val="0000EE"/>
+            <w:u w:val="single"/>
+          </w:rPr>
+          <w:t>Jeremiah 50:19</w:t>
+        </w:r>
+      </w:hyperlink>
+      <w:r>
+        <w:rPr>
+          <w:lang w:val="en_US" w:bidi="en_US"/>
+        </w:rPr>
+        <w:t xml:space="preserve">). </w:t>
+      </w:r>
+    </w:p>
+    <w:p>
+      <w:pPr>
+        <w:pStyle w:val="ListBullet"/>
+        <w:spacing w:line="240" w:lineRule="auto"/>
+        <w:ind w:left="720"/>
+      </w:pPr>
+      <w:r>
+        <w:rPr>
+          <w:lang w:val="en_US" w:bidi="en_US"/>
+        </w:rPr>
+      </w:r>
+      <w:r>
+        <w:rPr>
+          <w:lang w:val="en_US" w:bidi="en_US"/>
+        </w:rPr>
+        <w:t>Lebanon was famous for its great cedars (</w:t>
+      </w:r>
+      <w:hyperlink r:id="rId51">
+        <w:r>
+          <w:rPr>
+            <w:lang w:val="en_US" w:bidi="en_US"/>
+          </w:rPr>
+          <w:rPr>
+            <w:color w:val="0000EE"/>
+            <w:u w:val="single"/>
+          </w:rPr>
+          <w:t>1 Kings 5:6–18</w:t>
+        </w:r>
+      </w:hyperlink>
+      <w:r>
+        <w:rPr>
+          <w:lang w:val="en_US" w:bidi="en_US"/>
+        </w:rPr>
+        <w:t>). Nahum lists these areas to show that even the most fertile and productive places on earth cannot withstand God's judgment.</w:t>
+      </w:r>
+      <w:r>
+        <w:rPr>
+          <w:lang w:val="en_US" w:bidi="en_US"/>
+        </w:rPr>
+      </w:r>
+      <w:r>
+        <w:rPr>
+          <w:lang w:val="en_US" w:bidi="en_US"/>
+        </w:rPr>
+      </w:r>
+    </w:p>
+    <w:p>
+      <w:pPr/>
+      <w:r>
+        <w:rPr>
+          <w:lang w:val="en_US" w:bidi="en_US"/>
+        </w:rPr>
+      </w:r>
+    </w:p>
+    <w:p>
+      <w:pPr>
+        <w:pStyle w:val="Heading2"/>
+      </w:pPr>
+      <w:r>
+        <w:rPr>
+          <w:lang w:val="en_US" w:bidi="en_US"/>
+        </w:rPr>
+        <w:t>Nahum 1:5</w:t>
+      </w:r>
+      <w:r>
+        <w:rPr>
+          <w:lang w:val="en_US" w:bidi="en_US"/>
+        </w:rPr>
+      </w:r>
+    </w:p>
+    <w:p>
+      <w:pPr/>
+      <w:r>
+        <w:rPr>
+          <w:lang w:val="en_US" w:bidi="en_US"/>
+        </w:rPr>
+      </w:r>
+      <w:r>
+        <w:rPr>
+          <w:lang w:val="en_US" w:bidi="en_US"/>
+        </w:rPr>
+        <w:t xml:space="preserve">Poetry in the Old Testament often describes the earth shaking. This language remembers the time of the exodus, when God showed his power as he rescued Israel from Egypt (for example, </w:t>
+      </w:r>
+      <w:hyperlink r:id="rId52">
+        <w:r>
+          <w:rPr>
+            <w:lang w:val="en_US" w:bidi="en_US"/>
+          </w:rPr>
+          <w:rPr>
+            <w:color w:val="0000EE"/>
+            <w:u w:val="single"/>
+          </w:rPr>
+          <w:t>Psalm 18:7</w:t>
+        </w:r>
+      </w:hyperlink>
+      <w:r>
+        <w:rPr>
+          <w:lang w:val="en_US" w:bidi="en_US"/>
+        </w:rPr>
+        <w:t xml:space="preserve">; </w:t>
+      </w:r>
+      <w:hyperlink r:id="rId53">
+        <w:r>
+          <w:rPr>
+            <w:lang w:val="en_US" w:bidi="en_US"/>
+          </w:rPr>
+          <w:rPr>
+            <w:color w:val="0000EE"/>
+            <w:u w:val="single"/>
+          </w:rPr>
+          <w:t>Habakkuk 3:6</w:t>
         </w:r>
       </w:hyperlink>
       <w:r>
@@ -318,16 +1523,16 @@
         </w:rPr>
         <w:t xml:space="preserve">; see </w:t>
       </w:r>
-      <w:hyperlink r:id="rId17">
-        <w:r>
-          <w:rPr>
-            <w:lang w:val="en_US" w:bidi="en_US"/>
-          </w:rPr>
-          <w:rPr>
-            <w:color w:val="0000EE"/>
-            <w:u w:val="single"/>
-          </w:rPr>
-          <w:t>Isa 40:1</w:t>
+      <w:hyperlink r:id="rId54">
+        <w:r>
+          <w:rPr>
+            <w:lang w:val="en_US" w:bidi="en_US"/>
+          </w:rPr>
+          <w:rPr>
+            <w:color w:val="0000EE"/>
+            <w:u w:val="single"/>
+          </w:rPr>
+          <w:t>Exodus 19:18</w:t>
         </w:r>
       </w:hyperlink>
       <w:r>
@@ -363,7 +1568,7 @@
         <w:rPr>
           <w:lang w:val="en_US" w:bidi="en_US"/>
         </w:rPr>
-        <w:t>Nahum 1:2</w:t>
+        <w:t>Nahum 1:6</w:t>
       </w:r>
       <w:r>
         <w:rPr>
@@ -382,31 +1587,109 @@
         <w:rPr>
           <w:lang w:val="en_US" w:bidi="en_US"/>
         </w:rPr>
-        <w:t xml:space="preserve">jealous (or </w:t>
+        <w:t xml:space="preserve">The Hebrew word translated "wrath" appears again from </w:t>
+      </w:r>
+      <w:hyperlink r:id="rId55">
+        <w:r>
+          <w:rPr>
+            <w:lang w:val="en_US" w:bidi="en_US"/>
+          </w:rPr>
+          <w:rPr>
+            <w:color w:val="0000EE"/>
+            <w:u w:val="single"/>
+          </w:rPr>
+          <w:t>Nahum 1:2</w:t>
+        </w:r>
+      </w:hyperlink>
+      <w:r>
+        <w:rPr>
+          <w:lang w:val="en_US" w:bidi="en_US"/>
+        </w:rPr>
+        <w:t xml:space="preserve">. This repetition marks </w:t>
+      </w:r>
+      <w:hyperlink r:id="rId26">
+        <w:r>
+          <w:rPr>
+            <w:lang w:val="en_US" w:bidi="en_US"/>
+          </w:rPr>
+          <w:rPr>
+            <w:color w:val="0000EE"/>
+            <w:u w:val="single"/>
+          </w:rPr>
+          <w:t>Nahum 1:2–6</w:t>
+        </w:r>
+      </w:hyperlink>
+      <w:r>
+        <w:rPr>
+          <w:lang w:val="en_US" w:bidi="en_US"/>
+        </w:rPr>
+        <w:t xml:space="preserve"> as one poetic section.</w:t>
+      </w:r>
+      <w:r>
+        <w:rPr>
+          <w:lang w:val="en_US" w:bidi="en_US"/>
+        </w:rPr>
+      </w:r>
+      <w:r>
+        <w:rPr>
+          <w:lang w:val="en_US" w:bidi="en_US"/>
+        </w:rPr>
+      </w:r>
+    </w:p>
+    <w:p>
+      <w:pPr/>
+      <w:r>
+        <w:rPr>
+          <w:lang w:val="en_US" w:bidi="en_US"/>
+        </w:rPr>
+      </w:r>
+    </w:p>
+    <w:p>
+      <w:pPr>
+        <w:pStyle w:val="Heading2"/>
+      </w:pPr>
+      <w:r>
+        <w:rPr>
+          <w:lang w:val="en_US" w:bidi="en_US"/>
+        </w:rPr>
+        <w:t>Nahum 1:7</w:t>
+      </w:r>
+      <w:r>
+        <w:rPr>
+          <w:lang w:val="en_US" w:bidi="en_US"/>
+        </w:rPr>
+      </w:r>
+    </w:p>
+    <w:p>
+      <w:pPr/>
+      <w:r>
+        <w:rPr>
+          <w:lang w:val="en_US" w:bidi="en_US"/>
+        </w:rPr>
       </w:r>
       <w:r>
         <w:rPr>
           <w:i/>
           <w:lang w:val="en_US" w:bidi="en_US"/>
         </w:rPr>
-        <w:t>zealous</w:t>
-      </w:r>
-      <w:r>
-        <w:rPr>
-          <w:lang w:val="en_US" w:bidi="en_US"/>
-        </w:rPr>
-        <w:t xml:space="preserve">): God zealously guards the welfare of his people and zealously desires their faithfulness (see </w:t>
-      </w:r>
-      <w:hyperlink r:id="rId18">
-        <w:r>
-          <w:rPr>
-            <w:lang w:val="en_US" w:bidi="en_US"/>
-          </w:rPr>
-          <w:rPr>
-            <w:color w:val="0000EE"/>
-            <w:u w:val="single"/>
-          </w:rPr>
-          <w:t>Exod 20:4–5</w:t>
+        <w:t>The LORD is good</w:t>
+      </w:r>
+      <w:r>
+        <w:rPr>
+          <w:lang w:val="en_US" w:bidi="en_US"/>
+        </w:rPr>
+        <w:t>: God judges the wicked fairly. He also offers refuge to those who trust in him. He accepts and protects them during life's challenges (</w:t>
+      </w:r>
+      <w:hyperlink r:id="rId56">
+        <w:r>
+          <w:rPr>
+            <w:lang w:val="en_US" w:bidi="en_US"/>
+          </w:rPr>
+          <w:rPr>
+            <w:color w:val="0000EE"/>
+            <w:u w:val="single"/>
+          </w:rPr>
+          <w:t>Psalms 18:2</w:t>
         </w:r>
       </w:hyperlink>
       <w:r>
@@ -415,16 +1698,246 @@
         </w:rPr>
         <w:t xml:space="preserve">; </w:t>
       </w:r>
-      <w:hyperlink r:id="rId19">
-        <w:r>
-          <w:rPr>
-            <w:lang w:val="en_US" w:bidi="en_US"/>
-          </w:rPr>
-          <w:rPr>
-            <w:color w:val="0000EE"/>
-            <w:u w:val="single"/>
-          </w:rPr>
-          <w:t>Deut 4:23–24</w:t>
+      <w:hyperlink r:id="rId57">
+        <w:r>
+          <w:rPr>
+            <w:lang w:val="en_US" w:bidi="en_US"/>
+          </w:rPr>
+          <w:rPr>
+            <w:color w:val="0000EE"/>
+            <w:u w:val="single"/>
+          </w:rPr>
+          <w:t>62:5–7</w:t>
+        </w:r>
+      </w:hyperlink>
+      <w:r>
+        <w:rPr>
+          <w:lang w:val="en_US" w:bidi="en_US"/>
+        </w:rPr>
+        <w:t>). God's abundant goodness can inspire people to repent (</w:t>
+      </w:r>
+      <w:hyperlink r:id="rId58">
+        <w:r>
+          <w:rPr>
+            <w:lang w:val="en_US" w:bidi="en_US"/>
+          </w:rPr>
+          <w:rPr>
+            <w:color w:val="0000EE"/>
+            <w:u w:val="single"/>
+          </w:rPr>
+          <w:t>Romans 2:2–4</w:t>
+        </w:r>
+      </w:hyperlink>
+      <w:r>
+        <w:rPr>
+          <w:lang w:val="en_US" w:bidi="en_US"/>
+        </w:rPr>
+        <w:t>).</w:t>
+      </w:r>
+      <w:r>
+        <w:rPr>
+          <w:lang w:val="en_US" w:bidi="en_US"/>
+        </w:rPr>
+      </w:r>
+      <w:r>
+        <w:rPr>
+          <w:lang w:val="en_US" w:bidi="en_US"/>
+        </w:rPr>
+      </w:r>
+    </w:p>
+    <w:p>
+      <w:pPr/>
+      <w:r>
+        <w:rPr>
+          <w:lang w:val="en_US" w:bidi="en_US"/>
+        </w:rPr>
+      </w:r>
+    </w:p>
+    <w:p>
+      <w:pPr>
+        <w:pStyle w:val="Heading2"/>
+      </w:pPr>
+      <w:r>
+        <w:rPr>
+          <w:lang w:val="en_US" w:bidi="en_US"/>
+        </w:rPr>
+        <w:t>Nahum 1:7–11</w:t>
+      </w:r>
+      <w:r>
+        <w:rPr>
+          <w:lang w:val="en_US" w:bidi="en_US"/>
+        </w:rPr>
+      </w:r>
+    </w:p>
+    <w:p>
+      <w:pPr/>
+      <w:r>
+        <w:rPr>
+          <w:lang w:val="en_US" w:bidi="en_US"/>
+        </w:rPr>
+      </w:r>
+      <w:r>
+        <w:rPr>
+          <w:lang w:val="en_US" w:bidi="en_US"/>
+        </w:rPr>
+        <w:t xml:space="preserve">This second stanza (see </w:t>
+      </w:r>
+      <w:r>
+        <w:rPr>
+          <w:lang w:val="en_US" w:bidi="en_US"/>
+        </w:rPr>
+        <w:t>study note on Nahum 1:2–11</w:t>
+      </w:r>
+      <w:r>
+        <w:rPr>
+          <w:lang w:val="en_US" w:bidi="en_US"/>
+        </w:rPr>
+        <w:t>) focuses on God’s rule, righteousness, and justice in the way he deals with all people.</w:t>
+      </w:r>
+      <w:r>
+        <w:rPr>
+          <w:lang w:val="en_US" w:bidi="en_US"/>
+        </w:rPr>
+      </w:r>
+      <w:r>
+        <w:rPr>
+          <w:lang w:val="en_US" w:bidi="en_US"/>
+        </w:rPr>
+      </w:r>
+    </w:p>
+    <w:p>
+      <w:pPr/>
+      <w:r>
+        <w:rPr>
+          <w:lang w:val="en_US" w:bidi="en_US"/>
+        </w:rPr>
+      </w:r>
+    </w:p>
+    <w:p>
+      <w:pPr>
+        <w:pStyle w:val="Heading2"/>
+      </w:pPr>
+      <w:r>
+        <w:rPr>
+          <w:lang w:val="en_US" w:bidi="en_US"/>
+        </w:rPr>
+        <w:t>Nahum 1:8</w:t>
+      </w:r>
+      <w:r>
+        <w:rPr>
+          <w:lang w:val="en_US" w:bidi="en_US"/>
+        </w:rPr>
+      </w:r>
+    </w:p>
+    <w:p>
+      <w:pPr/>
+      <w:r>
+        <w:rPr>
+          <w:lang w:val="en_US" w:bidi="en_US"/>
+        </w:rPr>
+      </w:r>
+      <w:r>
+        <w:rPr>
+          <w:i/>
+          <w:lang w:val="en_US" w:bidi="en_US"/>
+        </w:rPr>
+        <w:t>overwhelming flood</w:t>
+      </w:r>
+      <w:r>
+        <w:rPr>
+          <w:lang w:val="en_US" w:bidi="en_US"/>
+        </w:rPr>
+        <w:t xml:space="preserve">: This is a metaphor for the strong nature of God's judgment (see </w:t>
+      </w:r>
+      <w:hyperlink r:id="rId59">
+        <w:r>
+          <w:rPr>
+            <w:lang w:val="en_US" w:bidi="en_US"/>
+          </w:rPr>
+          <w:rPr>
+            <w:color w:val="0000EE"/>
+            <w:u w:val="single"/>
+          </w:rPr>
+          <w:t>Nahum 2:6</w:t>
+        </w:r>
+      </w:hyperlink>
+      <w:r>
+        <w:rPr>
+          <w:lang w:val="en_US" w:bidi="en_US"/>
+        </w:rPr>
+        <w:t>).</w:t>
+      </w:r>
+      <w:r>
+        <w:rPr>
+          <w:lang w:val="en_US" w:bidi="en_US"/>
+        </w:rPr>
+      </w:r>
+      <w:r>
+        <w:rPr>
+          <w:lang w:val="en_US" w:bidi="en_US"/>
+        </w:rPr>
+      </w:r>
+    </w:p>
+    <w:p>
+      <w:pPr/>
+      <w:r>
+        <w:rPr>
+          <w:lang w:val="en_US" w:bidi="en_US"/>
+        </w:rPr>
+      </w:r>
+    </w:p>
+    <w:p>
+      <w:pPr>
+        <w:pStyle w:val="Heading2"/>
+      </w:pPr>
+      <w:r>
+        <w:rPr>
+          <w:lang w:val="en_US" w:bidi="en_US"/>
+        </w:rPr>
+        <w:t>Nahum 1:9</w:t>
+      </w:r>
+      <w:r>
+        <w:rPr>
+          <w:lang w:val="en_US" w:bidi="en_US"/>
+        </w:rPr>
+      </w:r>
+    </w:p>
+    <w:p>
+      <w:pPr/>
+      <w:r>
+        <w:rPr>
+          <w:lang w:val="en_US" w:bidi="en_US"/>
+        </w:rPr>
+      </w:r>
+      <w:r>
+        <w:rPr>
+          <w:i/>
+          <w:lang w:val="en_US" w:bidi="en_US"/>
+        </w:rPr>
+        <w:t>Whatever you plot against the LORD</w:t>
+      </w:r>
+      <w:r>
+        <w:rPr>
+          <w:lang w:val="en_US" w:bidi="en_US"/>
+        </w:rPr>
+        <w:t>:</w:t>
+      </w:r>
+      <w:r>
+        <w:rPr>
+          <w:lang w:val="en_US" w:bidi="en_US"/>
+        </w:rPr>
+        <w:t xml:space="preserve"> No human plan can succeed against God. Human plans are worthless if they do not align with God's plans (</w:t>
+      </w:r>
+      <w:hyperlink r:id="rId60">
+        <w:r>
+          <w:rPr>
+            <w:lang w:val="en_US" w:bidi="en_US"/>
+          </w:rPr>
+          <w:rPr>
+            <w:color w:val="0000EE"/>
+            <w:u w:val="single"/>
+          </w:rPr>
+          <w:t>Psalm 2</w:t>
         </w:r>
       </w:hyperlink>
       <w:r>
@@ -433,16 +1946,16 @@
         </w:rPr>
         <w:t xml:space="preserve">; </w:t>
       </w:r>
-      <w:hyperlink r:id="rId20">
-        <w:r>
-          <w:rPr>
-            <w:lang w:val="en_US" w:bidi="en_US"/>
-          </w:rPr>
-          <w:rPr>
-            <w:color w:val="0000EE"/>
-            <w:u w:val="single"/>
-          </w:rPr>
-          <w:t>6:4</w:t>
+      <w:hyperlink r:id="rId61">
+        <w:r>
+          <w:rPr>
+            <w:lang w:val="en_US" w:bidi="en_US"/>
+          </w:rPr>
+          <w:rPr>
+            <w:color w:val="0000EE"/>
+            <w:u w:val="single"/>
+          </w:rPr>
+          <w:t>Isaiah 14:26–27</w:t>
         </w:r>
       </w:hyperlink>
       <w:r>
@@ -451,70 +1964,246 @@
         </w:rPr>
         <w:t xml:space="preserve">; </w:t>
       </w:r>
-      <w:hyperlink r:id="rId21">
-        <w:r>
-          <w:rPr>
-            <w:lang w:val="en_US" w:bidi="en_US"/>
-          </w:rPr>
-          <w:rPr>
-            <w:color w:val="0000EE"/>
-            <w:u w:val="single"/>
-          </w:rPr>
-          <w:t>Jer 2:1–3:5</w:t>
-        </w:r>
-      </w:hyperlink>
-      <w:r>
-        <w:rPr>
-          <w:lang w:val="en_US" w:bidi="en_US"/>
-        </w:rPr>
-        <w:t>). • God’s vengeance and rage cannot be confused with the human attitude of “getting even.” God’s actions emerge from his holiness (</w:t>
-      </w:r>
-      <w:hyperlink r:id="rId22">
-        <w:r>
-          <w:rPr>
-            <w:lang w:val="en_US" w:bidi="en_US"/>
-          </w:rPr>
-          <w:rPr>
-            <w:color w:val="0000EE"/>
-            <w:u w:val="single"/>
-          </w:rPr>
-          <w:t>Jer 50:28–29</w:t>
-        </w:r>
-      </w:hyperlink>
-      <w:r>
-        <w:rPr>
-          <w:lang w:val="en_US" w:bidi="en_US"/>
-        </w:rPr>
-        <w:t>), justice (</w:t>
-      </w:r>
-      <w:hyperlink r:id="rId23">
-        <w:r>
-          <w:rPr>
-            <w:lang w:val="en_US" w:bidi="en_US"/>
-          </w:rPr>
-          <w:rPr>
-            <w:color w:val="0000EE"/>
-            <w:u w:val="single"/>
-          </w:rPr>
-          <w:t>Isa 63:1–9</w:t>
-        </w:r>
-      </w:hyperlink>
-      <w:r>
-        <w:rPr>
-          <w:lang w:val="en_US" w:bidi="en_US"/>
-        </w:rPr>
-        <w:t>), and faithfulness to the covenant with his people (</w:t>
-      </w:r>
-      <w:hyperlink r:id="rId24">
-        <w:r>
-          <w:rPr>
-            <w:lang w:val="en_US" w:bidi="en_US"/>
-          </w:rPr>
-          <w:rPr>
-            <w:color w:val="0000EE"/>
-            <w:u w:val="single"/>
-          </w:rPr>
-          <w:t>Lev 26:23–25</w:t>
+      <w:hyperlink r:id="rId62">
+        <w:r>
+          <w:rPr>
+            <w:lang w:val="en_US" w:bidi="en_US"/>
+          </w:rPr>
+          <w:rPr>
+            <w:color w:val="0000EE"/>
+            <w:u w:val="single"/>
+          </w:rPr>
+          <w:t>23:9</w:t>
+        </w:r>
+      </w:hyperlink>
+      <w:r>
+        <w:rPr>
+          <w:lang w:val="en_US" w:bidi="en_US"/>
+        </w:rPr>
+        <w:t>).</w:t>
+      </w:r>
+      <w:r>
+        <w:rPr>
+          <w:lang w:val="en_US" w:bidi="en_US"/>
+        </w:rPr>
+      </w:r>
+      <w:r>
+        <w:rPr>
+          <w:lang w:val="en_US" w:bidi="en_US"/>
+        </w:rPr>
+      </w:r>
+    </w:p>
+    <w:p>
+      <w:pPr/>
+      <w:r>
+        <w:rPr>
+          <w:lang w:val="en_US" w:bidi="en_US"/>
+        </w:rPr>
+      </w:r>
+    </w:p>
+    <w:p>
+      <w:pPr>
+        <w:pStyle w:val="Heading2"/>
+      </w:pPr>
+      <w:r>
+        <w:rPr>
+          <w:lang w:val="en_US" w:bidi="en_US"/>
+        </w:rPr>
+        <w:t>Nahum 1:11</w:t>
+      </w:r>
+      <w:r>
+        <w:rPr>
+          <w:lang w:val="en_US" w:bidi="en_US"/>
+        </w:rPr>
+      </w:r>
+    </w:p>
+    <w:p>
+      <w:pPr/>
+      <w:r>
+        <w:rPr>
+          <w:lang w:val="en_US" w:bidi="en_US"/>
+        </w:rPr>
+      </w:r>
+      <w:r>
+        <w:rPr>
+          <w:lang w:val="en_US" w:bidi="en_US"/>
+        </w:rPr>
+        <w:t xml:space="preserve">The </w:t>
+      </w:r>
+      <w:r>
+        <w:rPr>
+          <w:i/>
+          <w:lang w:val="en_US" w:bidi="en_US"/>
+        </w:rPr>
+        <w:t>counselor of wickedness</w:t>
+      </w:r>
+      <w:r>
+        <w:rPr>
+          <w:lang w:val="en_US" w:bidi="en_US"/>
+        </w:rPr>
+        <w:t xml:space="preserve"> refers to the Assyrian king. God also addressed the arrogance of an Assyrian king during Hezekiah’s time (around 701 BC; see </w:t>
+      </w:r>
+      <w:hyperlink r:id="rId63">
+        <w:r>
+          <w:rPr>
+            <w:lang w:val="en_US" w:bidi="en_US"/>
+          </w:rPr>
+          <w:rPr>
+            <w:color w:val="0000EE"/>
+            <w:u w:val="single"/>
+          </w:rPr>
+          <w:t>2 Kings 19:35–36</w:t>
+        </w:r>
+      </w:hyperlink>
+      <w:r>
+        <w:rPr>
+          <w:lang w:val="en_US" w:bidi="en_US"/>
+        </w:rPr>
+        <w:t xml:space="preserve">). Assyria’s </w:t>
+      </w:r>
+      <w:r>
+        <w:rPr>
+          <w:i/>
+          <w:lang w:val="en_US" w:bidi="en_US"/>
+        </w:rPr>
+        <w:t>counselor of wickedness</w:t>
+      </w:r>
+      <w:r>
+        <w:rPr>
+          <w:lang w:val="en_US" w:bidi="en_US"/>
+        </w:rPr>
+        <w:t xml:space="preserve"> contrasts with the coming Messiah, the king who is a "Wonderful Counselor" (</w:t>
+      </w:r>
+      <w:hyperlink r:id="rId64">
+        <w:r>
+          <w:rPr>
+            <w:lang w:val="en_US" w:bidi="en_US"/>
+          </w:rPr>
+          <w:rPr>
+            <w:color w:val="0000EE"/>
+            <w:u w:val="single"/>
+          </w:rPr>
+          <w:t>Isaiah 9:6</w:t>
+        </w:r>
+      </w:hyperlink>
+      <w:r>
+        <w:rPr>
+          <w:lang w:val="en_US" w:bidi="en_US"/>
+        </w:rPr>
+        <w:t>).</w:t>
+      </w:r>
+      <w:r>
+        <w:rPr>
+          <w:lang w:val="en_US" w:bidi="en_US"/>
+        </w:rPr>
+      </w:r>
+      <w:r>
+        <w:rPr>
+          <w:lang w:val="en_US" w:bidi="en_US"/>
+        </w:rPr>
+      </w:r>
+    </w:p>
+    <w:p>
+      <w:pPr/>
+      <w:r>
+        <w:rPr>
+          <w:lang w:val="en_US" w:bidi="en_US"/>
+        </w:rPr>
+      </w:r>
+    </w:p>
+    <w:p>
+      <w:pPr>
+        <w:pStyle w:val="Heading2"/>
+      </w:pPr>
+      <w:r>
+        <w:rPr>
+          <w:lang w:val="en_US" w:bidi="en_US"/>
+        </w:rPr>
+        <w:t>Nahum 1:12</w:t>
+      </w:r>
+      <w:r>
+        <w:rPr>
+          <w:lang w:val="en_US" w:bidi="en_US"/>
+        </w:rPr>
+      </w:r>
+    </w:p>
+    <w:p>
+      <w:pPr>
+        <w:pStyle w:val="ListBullet"/>
+        <w:spacing w:line="240" w:lineRule="auto"/>
+        <w:ind w:left="720"/>
+      </w:pPr>
+      <w:r>
+        <w:rPr>
+          <w:lang w:val="en_US" w:bidi="en_US"/>
+        </w:rPr>
+      </w:r>
+      <w:r>
+        <w:rPr>
+          <w:lang w:val="en_US" w:bidi="en_US"/>
+        </w:rPr>
+        <w:t xml:space="preserve">The Assyrians' allies were vassal or subordinate kingdoms, including Egypt, which was once powerful. Ironically, a group of former allies gradually brought down the great Neo-Assyrian Empire between 625 and 605 BC. </w:t>
+      </w:r>
+    </w:p>
+    <w:p>
+      <w:pPr>
+        <w:pStyle w:val="ListBullet"/>
+        <w:spacing w:line="240" w:lineRule="auto"/>
+        <w:ind w:left="720"/>
+      </w:pPr>
+      <w:r>
+        <w:rPr>
+          <w:lang w:val="en_US" w:bidi="en_US"/>
+        </w:rPr>
+      </w:r>
+      <w:r>
+        <w:rPr>
+          <w:lang w:val="en_US" w:bidi="en_US"/>
+        </w:rPr>
+        <w:t>God had punished Judah earlier when the Assyrian king Sennacherib, who ruled from 704 to 681 BC, launched a campaign in 701 BC against the western states of the Near East. Although Sennacherib failed to capture Jerusalem (</w:t>
+      </w:r>
+      <w:hyperlink r:id="rId65">
+        <w:r>
+          <w:rPr>
+            <w:lang w:val="en_US" w:bidi="en_US"/>
+          </w:rPr>
+          <w:rPr>
+            <w:color w:val="0000EE"/>
+            <w:u w:val="single"/>
+          </w:rPr>
+          <w:t>2 Kings 19:32–36</w:t>
+        </w:r>
+      </w:hyperlink>
+      <w:r>
+        <w:rPr>
+          <w:lang w:val="en_US" w:bidi="en_US"/>
+        </w:rPr>
+        <w:t xml:space="preserve">), he claimed in his records that he took Jerusalem’s tribute and a large amount of spoils from 46 cities in Judah. </w:t>
+        <w:br/>
+      </w:r>
+      <w:r>
+        <w:rPr>
+          <w:lang w:val="en_US" w:bidi="en_US"/>
+        </w:rPr>
+        <w:t xml:space="preserve">Even though Judah had become a vassal state and lived under the constant threat of Assyria, Assyria did not destroy the southern kingdom. Instead, Babylon defeated Judah in 586 BC. </w:t>
+        <w:br/>
+      </w:r>
+      <w:r>
+        <w:rPr>
+          <w:lang w:val="en_US" w:bidi="en_US"/>
+        </w:rPr>
+        <w:t>Sadly, neither Israel nor Judah listened to God’s many warnings. They did not turn back to him, even though he warned that refusing to repent would bring judgment (</w:t>
+      </w:r>
+      <w:hyperlink r:id="rId66">
+        <w:r>
+          <w:rPr>
+            <w:lang w:val="en_US" w:bidi="en_US"/>
+          </w:rPr>
+          <w:rPr>
+            <w:color w:val="0000EE"/>
+            <w:u w:val="single"/>
+          </w:rPr>
+          <w:t>Hosea 11:5</w:t>
         </w:r>
       </w:hyperlink>
       <w:r>
@@ -523,23 +2212,23 @@
         </w:rPr>
         <w:t xml:space="preserve">; </w:t>
       </w:r>
-      <w:hyperlink r:id="rId25">
-        <w:r>
-          <w:rPr>
-            <w:lang w:val="en_US" w:bidi="en_US"/>
-          </w:rPr>
-          <w:rPr>
-            <w:color w:val="0000EE"/>
-            <w:u w:val="single"/>
-          </w:rPr>
-          <w:t>Isa 1:24–26</w:t>
-        </w:r>
-      </w:hyperlink>
-      <w:r>
-        <w:rPr>
-          <w:lang w:val="en_US" w:bidi="en_US"/>
-        </w:rPr>
-        <w:t>). His vengeance is never arbitrary.</w:t>
+      <w:hyperlink r:id="rId67">
+        <w:r>
+          <w:rPr>
+            <w:lang w:val="en_US" w:bidi="en_US"/>
+          </w:rPr>
+          <w:rPr>
+            <w:color w:val="0000EE"/>
+            <w:u w:val="single"/>
+          </w:rPr>
+          <w:t>Joel 2:1–27</w:t>
+        </w:r>
+      </w:hyperlink>
+      <w:r>
+        <w:rPr>
+          <w:lang w:val="en_US" w:bidi="en_US"/>
+        </w:rPr>
+        <w:t>).</w:t>
       </w:r>
       <w:r>
         <w:rPr>
@@ -568,7 +2257,132 @@
         <w:rPr>
           <w:lang w:val="en_US" w:bidi="en_US"/>
         </w:rPr>
-        <w:t>Nahum 1:2–6</w:t>
+        <w:t>Nahum 1:14</w:t>
+      </w:r>
+      <w:r>
+        <w:rPr>
+          <w:lang w:val="en_US" w:bidi="en_US"/>
+        </w:rPr>
+      </w:r>
+    </w:p>
+    <w:p>
+      <w:pPr>
+        <w:pStyle w:val="ListBullet"/>
+        <w:spacing w:line="240" w:lineRule="auto"/>
+        <w:ind w:left="720"/>
+      </w:pPr>
+      <w:r>
+        <w:rPr>
+          <w:lang w:val="en_US" w:bidi="en_US"/>
+        </w:rPr>
+      </w:r>
+      <w:r>
+        <w:rPr>
+          <w:i/>
+          <w:lang w:val="en_US" w:bidi="en_US"/>
+        </w:rPr>
+        <w:t>no descendants</w:t>
+      </w:r>
+      <w:r>
+        <w:rPr>
+          <w:lang w:val="en_US" w:bidi="en_US"/>
+        </w:rPr>
+        <w:t>: Nineveh would be completely destroyed. Cutting off a person's name and leaving him without descendants meant total destruction (</w:t>
+      </w:r>
+      <w:hyperlink r:id="rId68">
+        <w:r>
+          <w:rPr>
+            <w:lang w:val="en_US" w:bidi="en_US"/>
+          </w:rPr>
+          <w:rPr>
+            <w:color w:val="0000EE"/>
+            <w:u w:val="single"/>
+          </w:rPr>
+          <w:t>1 Samuel 24:21</w:t>
+        </w:r>
+      </w:hyperlink>
+      <w:r>
+        <w:rPr>
+          <w:lang w:val="en_US" w:bidi="en_US"/>
+        </w:rPr>
+        <w:t xml:space="preserve">; </w:t>
+      </w:r>
+      <w:hyperlink r:id="rId69">
+        <w:r>
+          <w:rPr>
+            <w:lang w:val="en_US" w:bidi="en_US"/>
+          </w:rPr>
+          <w:rPr>
+            <w:color w:val="0000EE"/>
+            <w:u w:val="single"/>
+          </w:rPr>
+          <w:t>Job 18:17</w:t>
+        </w:r>
+      </w:hyperlink>
+      <w:r>
+        <w:rPr>
+          <w:lang w:val="en_US" w:bidi="en_US"/>
+        </w:rPr>
+        <w:t xml:space="preserve">; </w:t>
+      </w:r>
+      <w:hyperlink r:id="rId70">
+        <w:r>
+          <w:rPr>
+            <w:lang w:val="en_US" w:bidi="en_US"/>
+          </w:rPr>
+          <w:rPr>
+            <w:color w:val="0000EE"/>
+            <w:u w:val="single"/>
+          </w:rPr>
+          <w:t>Isaiah 14:22</w:t>
+        </w:r>
+      </w:hyperlink>
+      <w:r>
+        <w:rPr>
+          <w:lang w:val="en_US" w:bidi="en_US"/>
+        </w:rPr>
+        <w:t xml:space="preserve">). </w:t>
+      </w:r>
+    </w:p>
+    <w:p>
+      <w:pPr>
+        <w:pStyle w:val="ListBullet"/>
+        <w:spacing w:line="240" w:lineRule="auto"/>
+        <w:ind w:left="720"/>
+      </w:pPr>
+      <w:r>
+        <w:rPr>
+          <w:lang w:val="en_US" w:bidi="en_US"/>
+        </w:rPr>
+      </w:r>
+      <w:r>
+        <w:rPr>
+          <w:lang w:val="en_US" w:bidi="en_US"/>
+        </w:rPr>
+        <w:t xml:space="preserve">None of Assyria’s respected gods could save Nineveh from God's death sentence. </w:t>
+      </w:r>
+    </w:p>
+    <w:p>
+      <w:pPr>
+        <w:pStyle w:val="ListBullet"/>
+        <w:spacing w:line="240" w:lineRule="auto"/>
+        <w:ind w:left="720"/>
+      </w:pPr>
+      <w:r>
+        <w:rPr>
+          <w:lang w:val="en_US" w:bidi="en_US"/>
+        </w:rPr>
+      </w:r>
+      <w:r>
+        <w:rPr>
+          <w:lang w:val="en_US" w:bidi="en_US"/>
+        </w:rPr>
+        <w:t>God was already preparing a grave for Nineveh and guiding Assyria’s enemies to destroy the city. Assyria’s proud cities fell one by one to the combined attacks of the Chaldeans, the Medes, and the Ummanmanda. Nineveh itself fell in 612 BC.</w:t>
+      </w:r>
+      <w:r>
+        <w:rPr>
+          <w:lang w:val="en_US" w:bidi="en_US"/>
+        </w:rPr>
       </w:r>
       <w:r>
         <w:rPr>
@@ -583,16 +2397,16 @@
           <w:lang w:val="en_US" w:bidi="en_US"/>
         </w:rPr>
       </w:r>
-      <w:r>
-        <w:rPr>
-          <w:lang w:val="en_US" w:bidi="en_US"/>
-        </w:rPr>
-        <w:t>The hymn’s first stanza draws from biblical texts commemorating Israel’s exodus from Egypt. The message is that everything in all creation is subject to God’s sovereign power, and God will ensure the punishment of those who oppose him.</w:t>
-      </w:r>
-      <w:r>
-        <w:rPr>
-          <w:lang w:val="en_US" w:bidi="en_US"/>
-        </w:rPr>
+    </w:p>
+    <w:p>
+      <w:pPr>
+        <w:pStyle w:val="Heading2"/>
+      </w:pPr>
+      <w:r>
+        <w:rPr>
+          <w:lang w:val="en_US" w:bidi="en_US"/>
+        </w:rPr>
+        <w:t>Nahum 1:15</w:t>
       </w:r>
       <w:r>
         <w:rPr>
@@ -607,6 +2421,170 @@
           <w:lang w:val="en_US" w:bidi="en_US"/>
         </w:rPr>
       </w:r>
+      <w:r>
+        <w:rPr>
+          <w:lang w:val="en_US" w:bidi="en_US"/>
+        </w:rPr>
+        <w:t>Nahum adds to his prophecy about Judah's freedom from bondage (</w:t>
+      </w:r>
+      <w:hyperlink r:id="rId71">
+        <w:r>
+          <w:rPr>
+            <w:lang w:val="en_US" w:bidi="en_US"/>
+          </w:rPr>
+          <w:rPr>
+            <w:color w:val="0000EE"/>
+            <w:u w:val="single"/>
+          </w:rPr>
+          <w:t>Nahum 1:13</w:t>
+        </w:r>
+      </w:hyperlink>
+      <w:r>
+        <w:rPr>
+          <w:lang w:val="en_US" w:bidi="en_US"/>
+        </w:rPr>
+        <w:t xml:space="preserve">) by predicting a messenger will bring news of peace (see also </w:t>
+      </w:r>
+      <w:hyperlink r:id="rId72">
+        <w:r>
+          <w:rPr>
+            <w:lang w:val="en_US" w:bidi="en_US"/>
+          </w:rPr>
+          <w:rPr>
+            <w:color w:val="0000EE"/>
+            <w:u w:val="single"/>
+          </w:rPr>
+          <w:t>Isaiah 52:7</w:t>
+        </w:r>
+      </w:hyperlink>
+      <w:r>
+        <w:rPr>
+          <w:lang w:val="en_US" w:bidi="en_US"/>
+        </w:rPr>
+        <w:t xml:space="preserve">). The peace message was that Assyria's control over Judah would end, freeing God's people from its burden. This happened during King Josiah's reign from 640 to 609 BC, after Assyrian King Ashurbanipal died in 626 BC. </w:t>
+      </w:r>
+    </w:p>
+    <w:p>
+      <w:pPr/>
+      <w:r>
+        <w:rPr>
+          <w:lang w:val="en_US" w:bidi="en_US"/>
+        </w:rPr>
+      </w:r>
+      <w:r>
+        <w:rPr>
+          <w:lang w:val="en_US" w:bidi="en_US"/>
+        </w:rPr>
+        <w:t>This political message hints at God's final victory over evil. It foretells the release from sin through the Messiah's saving work, granting eternal peace (</w:t>
+      </w:r>
+      <w:hyperlink r:id="rId73">
+        <w:r>
+          <w:rPr>
+            <w:lang w:val="en_US" w:bidi="en_US"/>
+          </w:rPr>
+          <w:rPr>
+            <w:color w:val="0000EE"/>
+            <w:u w:val="single"/>
+          </w:rPr>
+          <w:t>Zephaniah 3:13</w:t>
+        </w:r>
+      </w:hyperlink>
+      <w:r>
+        <w:rPr>
+          <w:lang w:val="en_US" w:bidi="en_US"/>
+        </w:rPr>
+        <w:t xml:space="preserve">; </w:t>
+      </w:r>
+      <w:hyperlink r:id="rId74">
+        <w:r>
+          <w:rPr>
+            <w:lang w:val="en_US" w:bidi="en_US"/>
+          </w:rPr>
+          <w:rPr>
+            <w:color w:val="0000EE"/>
+            <w:u w:val="single"/>
+          </w:rPr>
+          <w:t>Luke 2:10–14</w:t>
+        </w:r>
+      </w:hyperlink>
+      <w:r>
+        <w:rPr>
+          <w:lang w:val="en_US" w:bidi="en_US"/>
+        </w:rPr>
+        <w:t xml:space="preserve">; </w:t>
+      </w:r>
+      <w:hyperlink r:id="rId75">
+        <w:r>
+          <w:rPr>
+            <w:lang w:val="en_US" w:bidi="en_US"/>
+          </w:rPr>
+          <w:rPr>
+            <w:color w:val="0000EE"/>
+            <w:u w:val="single"/>
+          </w:rPr>
+          <w:t>Acts 10:34–43</w:t>
+        </w:r>
+      </w:hyperlink>
+      <w:r>
+        <w:rPr>
+          <w:lang w:val="en_US" w:bidi="en_US"/>
+        </w:rPr>
+        <w:t xml:space="preserve">; </w:t>
+      </w:r>
+      <w:hyperlink r:id="rId76">
+        <w:r>
+          <w:rPr>
+            <w:lang w:val="en_US" w:bidi="en_US"/>
+          </w:rPr>
+          <w:rPr>
+            <w:color w:val="0000EE"/>
+            <w:u w:val="single"/>
+          </w:rPr>
+          <w:t>Romans 10:15</w:t>
+        </w:r>
+      </w:hyperlink>
+      <w:r>
+        <w:rPr>
+          <w:lang w:val="en_US" w:bidi="en_US"/>
+        </w:rPr>
+        <w:t xml:space="preserve">; </w:t>
+      </w:r>
+      <w:hyperlink r:id="rId77">
+        <w:r>
+          <w:rPr>
+            <w:lang w:val="en_US" w:bidi="en_US"/>
+          </w:rPr>
+          <w:rPr>
+            <w:color w:val="0000EE"/>
+            <w:u w:val="single"/>
+          </w:rPr>
+          <w:t>Ephesians 2:14–18</w:t>
+        </w:r>
+      </w:hyperlink>
+      <w:r>
+        <w:rPr>
+          <w:lang w:val="en_US" w:bidi="en_US"/>
+        </w:rPr>
+        <w:t>).</w:t>
+      </w:r>
+      <w:r>
+        <w:rPr>
+          <w:lang w:val="en_US" w:bidi="en_US"/>
+        </w:rPr>
+      </w:r>
+      <w:r>
+        <w:rPr>
+          <w:lang w:val="en_US" w:bidi="en_US"/>
+        </w:rPr>
+      </w:r>
+    </w:p>
+    <w:p>
+      <w:pPr/>
+      <w:r>
+        <w:rPr>
+          <w:lang w:val="en_US" w:bidi="en_US"/>
+        </w:rPr>
+      </w:r>
     </w:p>
     <w:p>
       <w:pPr>
@@ -616,7 +2594,7 @@
         <w:rPr>
           <w:lang w:val="en_US" w:bidi="en_US"/>
         </w:rPr>
-        <w:t>Nahum 1:2–11</w:t>
+        <w:t>Nahum 2:1</w:t>
       </w:r>
       <w:r>
         <w:rPr>
@@ -635,18 +2613,757 @@
         <w:rPr>
           <w:lang w:val="en_US" w:bidi="en_US"/>
         </w:rPr>
-        <w:t>This short, two-stanza hymn (</w:t>
-      </w:r>
-      <w:hyperlink r:id="rId26">
-        <w:r>
-          <w:rPr>
-            <w:lang w:val="en_US" w:bidi="en_US"/>
-          </w:rPr>
-          <w:rPr>
-            <w:color w:val="0000EE"/>
-            <w:u w:val="single"/>
-          </w:rPr>
-          <w:t>1:2–6</w:t>
+        <w:t>Even if Nineveh's defenders prepared with walls, roads, defenses, and forces, they were destined to fail (</w:t>
+      </w:r>
+      <w:hyperlink r:id="rId78">
+        <w:r>
+          <w:rPr>
+            <w:lang w:val="en_US" w:bidi="en_US"/>
+          </w:rPr>
+          <w:rPr>
+            <w:color w:val="0000EE"/>
+            <w:u w:val="single"/>
+          </w:rPr>
+          <w:t>Nahum 1:1–14</w:t>
+        </w:r>
+      </w:hyperlink>
+      <w:r>
+        <w:rPr>
+          <w:lang w:val="en_US" w:bidi="en_US"/>
+        </w:rPr>
+        <w:t>).</w:t>
+      </w:r>
+      <w:r>
+        <w:rPr>
+          <w:lang w:val="en_US" w:bidi="en_US"/>
+        </w:rPr>
+      </w:r>
+      <w:r>
+        <w:rPr>
+          <w:lang w:val="en_US" w:bidi="en_US"/>
+        </w:rPr>
+      </w:r>
+    </w:p>
+    <w:p>
+      <w:pPr/>
+      <w:r>
+        <w:rPr>
+          <w:lang w:val="en_US" w:bidi="en_US"/>
+        </w:rPr>
+      </w:r>
+    </w:p>
+    <w:p>
+      <w:pPr>
+        <w:pStyle w:val="Heading2"/>
+      </w:pPr>
+      <w:r>
+        <w:rPr>
+          <w:lang w:val="en_US" w:bidi="en_US"/>
+        </w:rPr>
+        <w:t>Nahum 2:2</w:t>
+      </w:r>
+      <w:r>
+        <w:rPr>
+          <w:lang w:val="en_US" w:bidi="en_US"/>
+        </w:rPr>
+      </w:r>
+    </w:p>
+    <w:p>
+      <w:pPr/>
+      <w:r>
+        <w:rPr>
+          <w:lang w:val="en_US" w:bidi="en_US"/>
+        </w:rPr>
+      </w:r>
+      <w:r>
+        <w:rPr>
+          <w:lang w:val="en_US" w:bidi="en_US"/>
+        </w:rPr>
+        <w:t>The vine represents God's blessing to his people (</w:t>
+      </w:r>
+      <w:hyperlink r:id="rId79">
+        <w:r>
+          <w:rPr>
+            <w:lang w:val="en_US" w:bidi="en_US"/>
+          </w:rPr>
+          <w:rPr>
+            <w:color w:val="0000EE"/>
+            <w:u w:val="single"/>
+          </w:rPr>
+          <w:t>Isaiah 27:2–6</w:t>
+        </w:r>
+      </w:hyperlink>
+      <w:r>
+        <w:rPr>
+          <w:lang w:val="en_US" w:bidi="en_US"/>
+        </w:rPr>
+        <w:t>), while the stripped vine shows God's earlier punishment of them (</w:t>
+      </w:r>
+      <w:hyperlink r:id="rId80">
+        <w:r>
+          <w:rPr>
+            <w:lang w:val="en_US" w:bidi="en_US"/>
+          </w:rPr>
+          <w:rPr>
+            <w:color w:val="0000EE"/>
+            <w:u w:val="single"/>
+          </w:rPr>
+          <w:t>Isaiah 5:1–7</w:t>
+        </w:r>
+      </w:hyperlink>
+      <w:r>
+        <w:rPr>
+          <w:lang w:val="en_US" w:bidi="en_US"/>
+        </w:rPr>
+        <w:t>). The children of Israel were in a sad state compared to the days of the great kings David and Solomon. However, God promised to restore the splendor of his people.</w:t>
+      </w:r>
+      <w:r>
+        <w:rPr>
+          <w:lang w:val="en_US" w:bidi="en_US"/>
+        </w:rPr>
+      </w:r>
+      <w:r>
+        <w:rPr>
+          <w:lang w:val="en_US" w:bidi="en_US"/>
+        </w:rPr>
+      </w:r>
+    </w:p>
+    <w:p>
+      <w:pPr/>
+      <w:r>
+        <w:rPr>
+          <w:lang w:val="en_US" w:bidi="en_US"/>
+        </w:rPr>
+      </w:r>
+    </w:p>
+    <w:p>
+      <w:pPr>
+        <w:pStyle w:val="Heading2"/>
+      </w:pPr>
+      <w:r>
+        <w:rPr>
+          <w:lang w:val="en_US" w:bidi="en_US"/>
+        </w:rPr>
+        <w:t>Nahum 2:4</w:t>
+      </w:r>
+      <w:r>
+        <w:rPr>
+          <w:lang w:val="en_US" w:bidi="en_US"/>
+        </w:rPr>
+      </w:r>
+    </w:p>
+    <w:p>
+      <w:pPr/>
+      <w:r>
+        <w:rPr>
+          <w:lang w:val="en_US" w:bidi="en_US"/>
+        </w:rPr>
+      </w:r>
+      <w:r>
+        <w:rPr>
+          <w:lang w:val="en_US" w:bidi="en_US"/>
+        </w:rPr>
+        <w:t>Chariots were almost impossible to stop in battle due to their speed and strength.</w:t>
+      </w:r>
+      <w:r>
+        <w:rPr>
+          <w:lang w:val="en_US" w:bidi="en_US"/>
+        </w:rPr>
+      </w:r>
+      <w:r>
+        <w:rPr>
+          <w:lang w:val="en_US" w:bidi="en_US"/>
+        </w:rPr>
+      </w:r>
+    </w:p>
+    <w:p>
+      <w:pPr/>
+      <w:r>
+        <w:rPr>
+          <w:lang w:val="en_US" w:bidi="en_US"/>
+        </w:rPr>
+      </w:r>
+    </w:p>
+    <w:p>
+      <w:pPr>
+        <w:pStyle w:val="Heading2"/>
+      </w:pPr>
+      <w:r>
+        <w:rPr>
+          <w:lang w:val="en_US" w:bidi="en_US"/>
+        </w:rPr>
+        <w:t>Nahum 2:5</w:t>
+      </w:r>
+      <w:r>
+        <w:rPr>
+          <w:lang w:val="en_US" w:bidi="en_US"/>
+        </w:rPr>
+      </w:r>
+    </w:p>
+    <w:p>
+      <w:pPr>
+        <w:pStyle w:val="ListBullet"/>
+        <w:spacing w:line="240" w:lineRule="auto"/>
+        <w:ind w:left="720"/>
+      </w:pPr>
+      <w:r>
+        <w:rPr>
+          <w:lang w:val="en_US" w:bidi="en_US"/>
+        </w:rPr>
+      </w:r>
+      <w:r>
+        <w:rPr>
+          <w:lang w:val="en_US" w:bidi="en_US"/>
+        </w:rPr>
+        <w:t xml:space="preserve">The Assyrian king recovers from the surprise attack on Nineveh and calls out to his officers. He and the city are unprepared, so they hurry to the walls to stop the siege. </w:t>
+      </w:r>
+    </w:p>
+    <w:p>
+      <w:pPr>
+        <w:pStyle w:val="ListBullet"/>
+        <w:spacing w:line="240" w:lineRule="auto"/>
+        <w:ind w:left="720"/>
+      </w:pPr>
+      <w:r>
+        <w:rPr>
+          <w:lang w:val="en_US" w:bidi="en_US"/>
+        </w:rPr>
+      </w:r>
+      <w:r>
+        <w:rPr>
+          <w:i/>
+          <w:lang w:val="en_US" w:bidi="en_US"/>
+        </w:rPr>
+        <w:t>the protective shield is set in place</w:t>
+      </w:r>
+      <w:r>
+        <w:rPr>
+          <w:lang w:val="en_US" w:bidi="en_US"/>
+        </w:rPr>
+        <w:t xml:space="preserve"> (literally </w:t>
+      </w:r>
+      <w:r>
+        <w:rPr>
+          <w:i/>
+          <w:lang w:val="en_US" w:bidi="en_US"/>
+        </w:rPr>
+        <w:t>the covering is prepared</w:t>
+      </w:r>
+      <w:r>
+        <w:rPr>
+          <w:lang w:val="en_US" w:bidi="en_US"/>
+        </w:rPr>
+        <w:t xml:space="preserve">): The meaning of the Hebrew term here is unclear. </w:t>
+      </w:r>
+      <w:r>
+        <w:rPr>
+          <w:i/>
+          <w:lang w:val="en_US" w:bidi="en_US"/>
+        </w:rPr>
+        <w:t>Covering</w:t>
+      </w:r>
+      <w:r>
+        <w:rPr>
+          <w:lang w:val="en_US" w:bidi="en_US"/>
+        </w:rPr>
+        <w:t xml:space="preserve"> probably refers to something that attackers or defenders used for protection. It helped shield them from weapons thrown through the air.</w:t>
+      </w:r>
+      <w:r>
+        <w:rPr>
+          <w:lang w:val="en_US" w:bidi="en_US"/>
+        </w:rPr>
+      </w:r>
+      <w:r>
+        <w:rPr>
+          <w:lang w:val="en_US" w:bidi="en_US"/>
+        </w:rPr>
+      </w:r>
+    </w:p>
+    <w:p>
+      <w:pPr/>
+      <w:r>
+        <w:rPr>
+          <w:lang w:val="en_US" w:bidi="en_US"/>
+        </w:rPr>
+      </w:r>
+    </w:p>
+    <w:p>
+      <w:pPr>
+        <w:pStyle w:val="Heading2"/>
+      </w:pPr>
+      <w:r>
+        <w:rPr>
+          <w:lang w:val="en_US" w:bidi="en_US"/>
+        </w:rPr>
+        <w:t>Nahum 2:6</w:t>
+      </w:r>
+      <w:r>
+        <w:rPr>
+          <w:lang w:val="en_US" w:bidi="en_US"/>
+        </w:rPr>
+      </w:r>
+    </w:p>
+    <w:p>
+      <w:pPr>
+        <w:pStyle w:val="ListBullet"/>
+        <w:spacing w:line="240" w:lineRule="auto"/>
+        <w:ind w:left="720"/>
+      </w:pPr>
+      <w:r>
+        <w:rPr>
+          <w:lang w:val="en_US" w:bidi="en_US"/>
+        </w:rPr>
+      </w:r>
+      <w:r>
+        <w:rPr>
+          <w:lang w:val="en_US" w:bidi="en_US"/>
+        </w:rPr>
+        <w:t>The rush to defend comes too late (</w:t>
+      </w:r>
+      <w:hyperlink r:id="rId81">
+        <w:r>
+          <w:rPr>
+            <w:lang w:val="en_US" w:bidi="en_US"/>
+          </w:rPr>
+          <w:rPr>
+            <w:color w:val="0000EE"/>
+            <w:u w:val="single"/>
+          </w:rPr>
+          <w:t>Nahum 2:5</w:t>
+        </w:r>
+      </w:hyperlink>
+      <w:r>
+        <w:rPr>
+          <w:lang w:val="en_US" w:bidi="en_US"/>
+        </w:rPr>
+        <w:t xml:space="preserve">). The defenses are already breached. </w:t>
+      </w:r>
+    </w:p>
+    <w:p>
+      <w:pPr>
+        <w:pStyle w:val="ListBullet"/>
+        <w:spacing w:line="240" w:lineRule="auto"/>
+        <w:ind w:left="720"/>
+      </w:pPr>
+      <w:r>
+        <w:rPr>
+          <w:lang w:val="en_US" w:bidi="en_US"/>
+        </w:rPr>
+      </w:r>
+      <w:r>
+        <w:rPr>
+          <w:lang w:val="en_US" w:bidi="en_US"/>
+        </w:rPr>
+        <w:t xml:space="preserve">Nineveh had a reservoir created by a double dam on the Khosr River, a tributary of the Tigris that flowed through the city. The reservoir was enhanced by a series of flood gates. </w:t>
+        <w:br/>
+      </w:r>
+      <w:r>
+        <w:rPr>
+          <w:lang w:val="en_US" w:bidi="en_US"/>
+        </w:rPr>
+        <w:t>The Greek historian Diodorus reported that a great amount of rain had already swollen the city’s river system. By first closing, then opening the flood gates, Nineveh’s attackers released the stored water as a battering ram against the city walls.</w:t>
+      </w:r>
+      <w:r>
+        <w:rPr>
+          <w:lang w:val="en_US" w:bidi="en_US"/>
+        </w:rPr>
+      </w:r>
+      <w:r>
+        <w:rPr>
+          <w:lang w:val="en_US" w:bidi="en_US"/>
+        </w:rPr>
+      </w:r>
+    </w:p>
+    <w:p>
+      <w:pPr/>
+      <w:r>
+        <w:rPr>
+          <w:lang w:val="en_US" w:bidi="en_US"/>
+        </w:rPr>
+      </w:r>
+    </w:p>
+    <w:p>
+      <w:pPr>
+        <w:pStyle w:val="Heading2"/>
+      </w:pPr>
+      <w:r>
+        <w:rPr>
+          <w:lang w:val="en_US" w:bidi="en_US"/>
+        </w:rPr>
+        <w:t>Nahum 2:7</w:t>
+      </w:r>
+      <w:r>
+        <w:rPr>
+          <w:lang w:val="en_US" w:bidi="en_US"/>
+        </w:rPr>
+      </w:r>
+    </w:p>
+    <w:p>
+      <w:pPr>
+        <w:pStyle w:val="ListBullet"/>
+        <w:spacing w:line="240" w:lineRule="auto"/>
+        <w:ind w:left="720"/>
+      </w:pPr>
+      <w:r>
+        <w:rPr>
+          <w:lang w:val="en_US" w:bidi="en_US"/>
+        </w:rPr>
+      </w:r>
+      <w:r>
+        <w:rPr>
+          <w:lang w:val="en_US" w:bidi="en_US"/>
+        </w:rPr>
+        <w:t>Because God had decreed Nineveh’s exile, it would certainly happen.</w:t>
+      </w:r>
+    </w:p>
+    <w:p>
+      <w:pPr>
+        <w:pStyle w:val="ListBullet"/>
+        <w:spacing w:line="240" w:lineRule="auto"/>
+        <w:ind w:left="720"/>
+      </w:pPr>
+      <w:r>
+        <w:rPr>
+          <w:lang w:val="en_US" w:bidi="en_US"/>
+        </w:rPr>
+      </w:r>
+      <w:r>
+        <w:rPr>
+          <w:i/>
+          <w:lang w:val="en_US" w:bidi="en_US"/>
+        </w:rPr>
+        <w:t>beat upon their breasts</w:t>
+      </w:r>
+      <w:r>
+        <w:rPr>
+          <w:lang w:val="en_US" w:bidi="en_US"/>
+        </w:rPr>
+        <w:t xml:space="preserve">: This was a common sign of mourning. People did this to show sorrow and regret (see, for example, </w:t>
+      </w:r>
+      <w:hyperlink r:id="rId82">
+        <w:r>
+          <w:rPr>
+            <w:lang w:val="en_US" w:bidi="en_US"/>
+          </w:rPr>
+          <w:rPr>
+            <w:color w:val="0000EE"/>
+            <w:u w:val="single"/>
+          </w:rPr>
+          <w:t>Luke 18:13</w:t>
+        </w:r>
+      </w:hyperlink>
+      <w:r>
+        <w:rPr>
+          <w:lang w:val="en_US" w:bidi="en_US"/>
+        </w:rPr>
+        <w:t>).</w:t>
+      </w:r>
+      <w:r>
+        <w:rPr>
+          <w:lang w:val="en_US" w:bidi="en_US"/>
+        </w:rPr>
+      </w:r>
+      <w:r>
+        <w:rPr>
+          <w:lang w:val="en_US" w:bidi="en_US"/>
+        </w:rPr>
+      </w:r>
+    </w:p>
+    <w:p>
+      <w:pPr/>
+      <w:r>
+        <w:rPr>
+          <w:lang w:val="en_US" w:bidi="en_US"/>
+        </w:rPr>
+      </w:r>
+    </w:p>
+    <w:p>
+      <w:pPr>
+        <w:pStyle w:val="Heading2"/>
+      </w:pPr>
+      <w:r>
+        <w:rPr>
+          <w:lang w:val="en_US" w:bidi="en_US"/>
+        </w:rPr>
+        <w:t>Nahum 2:8</w:t>
+      </w:r>
+      <w:r>
+        <w:rPr>
+          <w:lang w:val="en_US" w:bidi="en_US"/>
+        </w:rPr>
+      </w:r>
+    </w:p>
+    <w:p>
+      <w:pPr/>
+      <w:r>
+        <w:rPr>
+          <w:lang w:val="en_US" w:bidi="en_US"/>
+        </w:rPr>
+      </w:r>
+      <w:r>
+        <w:rPr>
+          <w:lang w:val="en_US" w:bidi="en_US"/>
+        </w:rPr>
+        <w:t xml:space="preserve">The people would flee quickly, like water rushing from a broken reservoir (see </w:t>
+      </w:r>
+      <w:r>
+        <w:rPr>
+          <w:lang w:val="en_US" w:bidi="en_US"/>
+        </w:rPr>
+        <w:t>study note on Nahum 2:6</w:t>
+      </w:r>
+      <w:r>
+        <w:rPr>
+          <w:lang w:val="en_US" w:bidi="en_US"/>
+        </w:rPr>
+        <w:t>).</w:t>
+      </w:r>
+      <w:r>
+        <w:rPr>
+          <w:lang w:val="en_US" w:bidi="en_US"/>
+        </w:rPr>
+      </w:r>
+      <w:r>
+        <w:rPr>
+          <w:lang w:val="en_US" w:bidi="en_US"/>
+        </w:rPr>
+      </w:r>
+    </w:p>
+    <w:p>
+      <w:pPr/>
+      <w:r>
+        <w:rPr>
+          <w:lang w:val="en_US" w:bidi="en_US"/>
+        </w:rPr>
+      </w:r>
+    </w:p>
+    <w:p>
+      <w:pPr>
+        <w:pStyle w:val="Heading2"/>
+      </w:pPr>
+      <w:r>
+        <w:rPr>
+          <w:lang w:val="en_US" w:bidi="en_US"/>
+        </w:rPr>
+        <w:t>Nahum 2:9</w:t>
+      </w:r>
+      <w:r>
+        <w:rPr>
+          <w:lang w:val="en_US" w:bidi="en_US"/>
+        </w:rPr>
+      </w:r>
+    </w:p>
+    <w:p>
+      <w:pPr/>
+      <w:r>
+        <w:rPr>
+          <w:lang w:val="en_US" w:bidi="en_US"/>
+        </w:rPr>
+      </w:r>
+      <w:r>
+        <w:rPr>
+          <w:lang w:val="en_US" w:bidi="en_US"/>
+        </w:rPr>
+        <w:t>The great wealth from other nations came into the Assyrian capital through trade, tribute, and spoils, but it vanished quickly. Ruthless aggression and wickedness may succeed for a short time, but they will eventually face destruction (</w:t>
+      </w:r>
+      <w:hyperlink r:id="rId83">
+        <w:r>
+          <w:rPr>
+            <w:lang w:val="en_US" w:bidi="en_US"/>
+          </w:rPr>
+          <w:rPr>
+            <w:color w:val="0000EE"/>
+            <w:u w:val="single"/>
+          </w:rPr>
+          <w:t>Proverbs 13:22</w:t>
+        </w:r>
+      </w:hyperlink>
+      <w:r>
+        <w:rPr>
+          <w:lang w:val="en_US" w:bidi="en_US"/>
+        </w:rPr>
+        <w:t xml:space="preserve">; </w:t>
+      </w:r>
+      <w:hyperlink r:id="rId84">
+        <w:r>
+          <w:rPr>
+            <w:lang w:val="en_US" w:bidi="en_US"/>
+          </w:rPr>
+          <w:rPr>
+            <w:color w:val="0000EE"/>
+            <w:u w:val="single"/>
+          </w:rPr>
+          <w:t>Obadiah 1:15</w:t>
+        </w:r>
+      </w:hyperlink>
+      <w:r>
+        <w:rPr>
+          <w:lang w:val="en_US" w:bidi="en_US"/>
+        </w:rPr>
+        <w:t xml:space="preserve">; </w:t>
+      </w:r>
+      <w:hyperlink r:id="rId85">
+        <w:r>
+          <w:rPr>
+            <w:lang w:val="en_US" w:bidi="en_US"/>
+          </w:rPr>
+          <w:rPr>
+            <w:color w:val="0000EE"/>
+            <w:u w:val="single"/>
+          </w:rPr>
+          <w:t>Luke 12:16–20</w:t>
+        </w:r>
+      </w:hyperlink>
+      <w:r>
+        <w:rPr>
+          <w:lang w:val="en_US" w:bidi="en_US"/>
+        </w:rPr>
+        <w:t>).</w:t>
+      </w:r>
+      <w:r>
+        <w:rPr>
+          <w:lang w:val="en_US" w:bidi="en_US"/>
+        </w:rPr>
+      </w:r>
+      <w:r>
+        <w:rPr>
+          <w:lang w:val="en_US" w:bidi="en_US"/>
+        </w:rPr>
+      </w:r>
+    </w:p>
+    <w:p>
+      <w:pPr/>
+      <w:r>
+        <w:rPr>
+          <w:lang w:val="en_US" w:bidi="en_US"/>
+        </w:rPr>
+      </w:r>
+    </w:p>
+    <w:p>
+      <w:pPr>
+        <w:pStyle w:val="Heading2"/>
+      </w:pPr>
+      <w:r>
+        <w:rPr>
+          <w:lang w:val="en_US" w:bidi="en_US"/>
+        </w:rPr>
+        <w:t>Nahum 2:10</w:t>
+      </w:r>
+      <w:r>
+        <w:rPr>
+          <w:lang w:val="en_US" w:bidi="en_US"/>
+        </w:rPr>
+      </w:r>
+    </w:p>
+    <w:p>
+      <w:pPr/>
+      <w:r>
+        <w:rPr>
+          <w:lang w:val="en_US" w:bidi="en_US"/>
+        </w:rPr>
+      </w:r>
+      <w:r>
+        <w:rPr>
+          <w:i/>
+          <w:lang w:val="en_US" w:bidi="en_US"/>
+        </w:rPr>
+        <w:t>emptied … desolate … laid waste</w:t>
+      </w:r>
+      <w:r>
+        <w:rPr>
+          <w:lang w:val="en_US" w:bidi="en_US"/>
+        </w:rPr>
+        <w:t xml:space="preserve">: The Hebrew words here use alliteration (repeating similar sounds) to create a strong effect: </w:t>
+      </w:r>
+      <w:r>
+        <w:rPr>
+          <w:i/>
+          <w:lang w:val="en_US" w:bidi="en_US"/>
+        </w:rPr>
+        <w:t>buqah umbuqah umbullaqah</w:t>
+      </w:r>
+      <w:r>
+        <w:rPr>
+          <w:lang w:val="en_US" w:bidi="en_US"/>
+        </w:rPr>
+        <w:t>. This sound pattern emphasizes how complete the destruction was. A similar effect in English would be “devastated, despoiled, and destroyed.”</w:t>
+      </w:r>
+      <w:r>
+        <w:rPr>
+          <w:lang w:val="en_US" w:bidi="en_US"/>
+        </w:rPr>
+      </w:r>
+      <w:r>
+        <w:rPr>
+          <w:lang w:val="en_US" w:bidi="en_US"/>
+        </w:rPr>
+      </w:r>
+    </w:p>
+    <w:p>
+      <w:pPr/>
+      <w:r>
+        <w:rPr>
+          <w:lang w:val="en_US" w:bidi="en_US"/>
+        </w:rPr>
+      </w:r>
+    </w:p>
+    <w:p>
+      <w:pPr>
+        <w:pStyle w:val="Heading2"/>
+      </w:pPr>
+      <w:r>
+        <w:rPr>
+          <w:lang w:val="en_US" w:bidi="en_US"/>
+        </w:rPr>
+        <w:t>Nahum 2:11–13</w:t>
+      </w:r>
+      <w:r>
+        <w:rPr>
+          <w:lang w:val="en_US" w:bidi="en_US"/>
+        </w:rPr>
+      </w:r>
+    </w:p>
+    <w:p>
+      <w:pPr/>
+      <w:r>
+        <w:rPr>
+          <w:lang w:val="en_US" w:bidi="en_US"/>
+        </w:rPr>
+      </w:r>
+      <w:r>
+        <w:rPr>
+          <w:lang w:val="en_US" w:bidi="en_US"/>
+        </w:rPr>
+        <w:t>After describing Nineveh’s fall (</w:t>
+      </w:r>
+      <w:hyperlink r:id="rId86">
+        <w:r>
+          <w:rPr>
+            <w:lang w:val="en_US" w:bidi="en_US"/>
+          </w:rPr>
+          <w:rPr>
+            <w:color w:val="0000EE"/>
+            <w:u w:val="single"/>
+          </w:rPr>
+          <w:t>Nahum 2:1–10</w:t>
+        </w:r>
+      </w:hyperlink>
+      <w:r>
+        <w:rPr>
+          <w:lang w:val="en_US" w:bidi="en_US"/>
+        </w:rPr>
+        <w:t xml:space="preserve">), Nahum includes the first of three taunt songs (see also </w:t>
+      </w:r>
+      <w:hyperlink r:id="rId87">
+        <w:r>
+          <w:rPr>
+            <w:lang w:val="en_US" w:bidi="en_US"/>
+          </w:rPr>
+          <w:rPr>
+            <w:color w:val="0000EE"/>
+            <w:u w:val="single"/>
+          </w:rPr>
+          <w:t>3:8–13</w:t>
         </w:r>
       </w:hyperlink>
       <w:r>
@@ -655,33 +3372,23 @@
         </w:rPr>
         <w:t xml:space="preserve">, </w:t>
       </w:r>
-      <w:hyperlink r:id="rId27">
-        <w:r>
-          <w:rPr>
-            <w:lang w:val="en_US" w:bidi="en_US"/>
-          </w:rPr>
-          <w:rPr>
-            <w:color w:val="0000EE"/>
-            <w:u w:val="single"/>
-          </w:rPr>
-          <w:t>7–11</w:t>
-        </w:r>
-      </w:hyperlink>
-      <w:r>
-        <w:rPr>
-          <w:lang w:val="en_US" w:bidi="en_US"/>
-        </w:rPr>
-        <w:t>) tells of God’s sovereign power.</w:t>
-      </w:r>
-      <w:r>
-        <w:rPr>
-          <w:lang w:val="en_US" w:bidi="en_US"/>
-        </w:rPr>
-      </w:r>
-      <w:r>
-        <w:rPr>
-          <w:lang w:val="en_US" w:bidi="en_US"/>
-        </w:rPr>
+      <w:hyperlink r:id="rId88">
+        <w:r>
+          <w:rPr>
+            <w:lang w:val="en_US" w:bidi="en_US"/>
+          </w:rPr>
+          <w:rPr>
+            <w:color w:val="0000EE"/>
+            <w:u w:val="single"/>
+          </w:rPr>
+          <w:t>14–19</w:t>
+        </w:r>
+      </w:hyperlink>
+      <w:r>
+        <w:rPr>
+          <w:lang w:val="en_US" w:bidi="en_US"/>
+        </w:rPr>
+        <w:t>). Taunt songs were a common form of poetry in the ancient Near East.</w:t>
       </w:r>
     </w:p>
     <w:p>
@@ -691,6 +3398,44 @@
           <w:lang w:val="en_US" w:bidi="en_US"/>
         </w:rPr>
       </w:r>
+      <w:r>
+        <w:rPr>
+          <w:lang w:val="en_US" w:bidi="en_US"/>
+        </w:rPr>
+        <w:t>In this song, Nahum uses sharp humor to compare Nineveh to a lion’s den. Sennacherib and other Assyrian kings often compared themselves to lions. They even decorated their palaces with images of lions and scenes of royal lion hunts.</w:t>
+      </w:r>
+    </w:p>
+    <w:p>
+      <w:pPr/>
+      <w:r>
+        <w:rPr>
+          <w:lang w:val="en_US" w:bidi="en_US"/>
+        </w:rPr>
+      </w:r>
+      <w:r>
+        <w:rPr>
+          <w:lang w:val="en_US" w:bidi="en_US"/>
+        </w:rPr>
+        <w:t>However, because God had become Nineveh’s enemy, the city would no longer be a safe place for a powerful predator. Its strength and pride would not protect it.</w:t>
+      </w:r>
+      <w:r>
+        <w:rPr>
+          <w:lang w:val="en_US" w:bidi="en_US"/>
+        </w:rPr>
+      </w:r>
+      <w:r>
+        <w:rPr>
+          <w:lang w:val="en_US" w:bidi="en_US"/>
+        </w:rPr>
+      </w:r>
+    </w:p>
+    <w:p>
+      <w:pPr/>
+      <w:r>
+        <w:rPr>
+          <w:lang w:val="en_US" w:bidi="en_US"/>
+        </w:rPr>
+      </w:r>
     </w:p>
     <w:p>
       <w:pPr>
@@ -700,7 +3445,7 @@
         <w:rPr>
           <w:lang w:val="en_US" w:bidi="en_US"/>
         </w:rPr>
-        <w:t>Nahum 1:3</w:t>
+        <w:t>Nahum 2:13</w:t>
       </w:r>
       <w:r>
         <w:rPr>
@@ -719,18 +3464,216 @@
         <w:rPr>
           <w:lang w:val="en_US" w:bidi="en_US"/>
         </w:rPr>
-        <w:t>slow to get angry: God’s patience with disobedience is linked to his faithful love (</w:t>
-      </w:r>
-      <w:hyperlink r:id="rId28">
-        <w:r>
-          <w:rPr>
-            <w:lang w:val="en_US" w:bidi="en_US"/>
-          </w:rPr>
-          <w:rPr>
-            <w:color w:val="0000EE"/>
-            <w:u w:val="single"/>
-          </w:rPr>
-          <w:t>Exod 34:6</w:t>
+        <w:t xml:space="preserve">Examples of the voices of Assyria’s proud messengers are in </w:t>
+      </w:r>
+      <w:hyperlink r:id="rId89">
+        <w:r>
+          <w:rPr>
+            <w:lang w:val="en_US" w:bidi="en_US"/>
+          </w:rPr>
+          <w:rPr>
+            <w:color w:val="0000EE"/>
+            <w:u w:val="single"/>
+          </w:rPr>
+          <w:t>2 Kings 18:19–19:13</w:t>
+        </w:r>
+      </w:hyperlink>
+      <w:r>
+        <w:rPr>
+          <w:lang w:val="en_US" w:bidi="en_US"/>
+        </w:rPr>
+        <w:t>.</w:t>
+      </w:r>
+      <w:r>
+        <w:rPr>
+          <w:lang w:val="en_US" w:bidi="en_US"/>
+        </w:rPr>
+      </w:r>
+      <w:r>
+        <w:rPr>
+          <w:lang w:val="en_US" w:bidi="en_US"/>
+        </w:rPr>
+      </w:r>
+    </w:p>
+    <w:p>
+      <w:pPr/>
+      <w:r>
+        <w:rPr>
+          <w:lang w:val="en_US" w:bidi="en_US"/>
+        </w:rPr>
+      </w:r>
+    </w:p>
+    <w:p>
+      <w:pPr>
+        <w:pStyle w:val="Heading2"/>
+      </w:pPr>
+      <w:r>
+        <w:rPr>
+          <w:lang w:val="en_US" w:bidi="en_US"/>
+        </w:rPr>
+        <w:t>Nahum 3:1</w:t>
+      </w:r>
+      <w:r>
+        <w:rPr>
+          <w:lang w:val="en_US" w:bidi="en_US"/>
+        </w:rPr>
+      </w:r>
+    </w:p>
+    <w:p>
+      <w:pPr/>
+      <w:r>
+        <w:rPr>
+          <w:lang w:val="en_US" w:bidi="en_US"/>
+        </w:rPr>
+      </w:r>
+      <w:r>
+        <w:rPr>
+          <w:i/>
+          <w:lang w:val="en_US" w:bidi="en_US"/>
+        </w:rPr>
+        <w:t>city of blood</w:t>
+      </w:r>
+      <w:r>
+        <w:rPr>
+          <w:lang w:val="en_US" w:bidi="en_US"/>
+        </w:rPr>
+        <w:t>: The Assyrians' extreme cruelty is well documented. They cut off body parts like noses, ears, hands, and feet. They executed people by impaling them on stakes. They piled severed heads in front of besieged city gates. They sometimes blinded victims and stripped their skin while still alive.</w:t>
+      </w:r>
+      <w:r>
+        <w:rPr>
+          <w:lang w:val="en_US" w:bidi="en_US"/>
+        </w:rPr>
+      </w:r>
+      <w:r>
+        <w:rPr>
+          <w:lang w:val="en_US" w:bidi="en_US"/>
+        </w:rPr>
+      </w:r>
+    </w:p>
+    <w:p>
+      <w:pPr/>
+      <w:r>
+        <w:rPr>
+          <w:lang w:val="en_US" w:bidi="en_US"/>
+        </w:rPr>
+      </w:r>
+    </w:p>
+    <w:p>
+      <w:pPr>
+        <w:pStyle w:val="Heading2"/>
+      </w:pPr>
+      <w:r>
+        <w:rPr>
+          <w:lang w:val="en_US" w:bidi="en_US"/>
+        </w:rPr>
+        <w:t>Nahum 3:2–3</w:t>
+      </w:r>
+      <w:r>
+        <w:rPr>
+          <w:lang w:val="en_US" w:bidi="en_US"/>
+        </w:rPr>
+      </w:r>
+    </w:p>
+    <w:p>
+      <w:pPr>
+        <w:pStyle w:val="ListBullet"/>
+        <w:spacing w:line="240" w:lineRule="auto"/>
+        <w:ind w:left="720"/>
+      </w:pPr>
+      <w:r>
+        <w:rPr>
+          <w:lang w:val="en_US" w:bidi="en_US"/>
+        </w:rPr>
+      </w:r>
+      <w:r>
+        <w:rPr>
+          <w:lang w:val="en_US" w:bidi="en_US"/>
+        </w:rPr>
+        <w:t>These short, abrupt phrases show how shocking it was to see and hear the battle as it happened.</w:t>
+      </w:r>
+    </w:p>
+    <w:p>
+      <w:pPr>
+        <w:pStyle w:val="ListBullet"/>
+        <w:spacing w:line="240" w:lineRule="auto"/>
+        <w:ind w:left="720"/>
+      </w:pPr>
+      <w:r>
+        <w:rPr>
+          <w:lang w:val="en_US" w:bidi="en_US"/>
+        </w:rPr>
+      </w:r>
+      <w:r>
+        <w:rPr>
+          <w:lang w:val="en_US" w:bidi="en_US"/>
+        </w:rPr>
+        <w:t>Assyrian chariots and charioteers were feared in many lands because of their speed and power.</w:t>
+      </w:r>
+      <w:r>
+        <w:rPr>
+          <w:lang w:val="en_US" w:bidi="en_US"/>
+        </w:rPr>
+      </w:r>
+      <w:r>
+        <w:rPr>
+          <w:lang w:val="en_US" w:bidi="en_US"/>
+        </w:rPr>
+      </w:r>
+    </w:p>
+    <w:p>
+      <w:pPr/>
+      <w:r>
+        <w:rPr>
+          <w:lang w:val="en_US" w:bidi="en_US"/>
+        </w:rPr>
+      </w:r>
+    </w:p>
+    <w:p>
+      <w:pPr>
+        <w:pStyle w:val="Heading2"/>
+      </w:pPr>
+      <w:r>
+        <w:rPr>
+          <w:lang w:val="en_US" w:bidi="en_US"/>
+        </w:rPr>
+        <w:t>Nahum 3:4</w:t>
+      </w:r>
+      <w:r>
+        <w:rPr>
+          <w:lang w:val="en_US" w:bidi="en_US"/>
+        </w:rPr>
+      </w:r>
+    </w:p>
+    <w:p>
+      <w:pPr/>
+      <w:r>
+        <w:rPr>
+          <w:lang w:val="en_US" w:bidi="en_US"/>
+        </w:rPr>
+      </w:r>
+      <w:r>
+        <w:rPr>
+          <w:i/>
+          <w:lang w:val="en_US" w:bidi="en_US"/>
+        </w:rPr>
+        <w:t>mistress of sorcery</w:t>
+      </w:r>
+      <w:r>
+        <w:rPr>
+          <w:lang w:val="en_US" w:bidi="en_US"/>
+        </w:rPr>
+        <w:t xml:space="preserve">: The Assyrians attracted other nations with wealth and promises of safety and prosperity. However, they then exploited them through military power and economic control. Therefore, their punishment was a fair consequence for their actions (see </w:t>
+      </w:r>
+      <w:hyperlink r:id="rId90">
+        <w:r>
+          <w:rPr>
+            <w:lang w:val="en_US" w:bidi="en_US"/>
+          </w:rPr>
+          <w:rPr>
+            <w:color w:val="0000EE"/>
+            <w:u w:val="single"/>
+          </w:rPr>
+          <w:t>Proverbs 24:12</w:t>
         </w:r>
       </w:hyperlink>
       <w:r>
@@ -739,16 +3682,16 @@
         </w:rPr>
         <w:t xml:space="preserve">; </w:t>
       </w:r>
-      <w:hyperlink r:id="rId29">
-        <w:r>
-          <w:rPr>
-            <w:lang w:val="en_US" w:bidi="en_US"/>
-          </w:rPr>
-          <w:rPr>
-            <w:color w:val="0000EE"/>
-            <w:u w:val="single"/>
-          </w:rPr>
-          <w:t>Num 14:18</w:t>
+      <w:hyperlink r:id="rId91">
+        <w:r>
+          <w:rPr>
+            <w:lang w:val="en_US" w:bidi="en_US"/>
+          </w:rPr>
+          <w:rPr>
+            <w:color w:val="0000EE"/>
+            <w:u w:val="single"/>
+          </w:rPr>
+          <w:t>Joel 3:4–8</w:t>
         </w:r>
       </w:hyperlink>
       <w:r>
@@ -757,16 +3700,16 @@
         </w:rPr>
         <w:t xml:space="preserve">; </w:t>
       </w:r>
-      <w:hyperlink r:id="rId30">
-        <w:r>
-          <w:rPr>
-            <w:lang w:val="en_US" w:bidi="en_US"/>
-          </w:rPr>
-          <w:rPr>
-            <w:color w:val="0000EE"/>
-            <w:u w:val="single"/>
-          </w:rPr>
-          <w:t>Ps 103:8</w:t>
+      <w:hyperlink r:id="rId92">
+        <w:r>
+          <w:rPr>
+            <w:lang w:val="en_US" w:bidi="en_US"/>
+          </w:rPr>
+          <w:rPr>
+            <w:color w:val="0000EE"/>
+            <w:u w:val="single"/>
+          </w:rPr>
+          <w:t>Revelation 18:6</w:t>
         </w:r>
       </w:hyperlink>
       <w:r>
@@ -775,52 +3718,113 @@
         </w:rPr>
         <w:t xml:space="preserve">; </w:t>
       </w:r>
-      <w:hyperlink r:id="rId31">
-        <w:r>
-          <w:rPr>
-            <w:lang w:val="en_US" w:bidi="en_US"/>
-          </w:rPr>
-          <w:rPr>
-            <w:color w:val="0000EE"/>
-            <w:u w:val="single"/>
-          </w:rPr>
-          <w:t>Joel 2:13</w:t>
-        </w:r>
-      </w:hyperlink>
-      <w:r>
-        <w:rPr>
-          <w:lang w:val="en_US" w:bidi="en_US"/>
-        </w:rPr>
-        <w:t>). This trait had disappointed Jonah, who wanted Nineveh destroyed immediately (</w:t>
-      </w:r>
-      <w:hyperlink r:id="rId32">
-        <w:r>
-          <w:rPr>
-            <w:lang w:val="en_US" w:bidi="en_US"/>
-          </w:rPr>
-          <w:rPr>
-            <w:color w:val="0000EE"/>
-            <w:u w:val="single"/>
-          </w:rPr>
-          <w:t>Jon 4:2</w:t>
-        </w:r>
-      </w:hyperlink>
-      <w:r>
-        <w:rPr>
-          <w:lang w:val="en_US" w:bidi="en_US"/>
-        </w:rPr>
-        <w:t>). Because God is patient, he sometimes delays the deserved punishment of sinners (</w:t>
-      </w:r>
-      <w:hyperlink r:id="rId33">
-        <w:r>
-          <w:rPr>
-            <w:lang w:val="en_US" w:bidi="en_US"/>
-          </w:rPr>
-          <w:rPr>
-            <w:color w:val="0000EE"/>
-            <w:u w:val="single"/>
-          </w:rPr>
-          <w:t>Neh 9:29–30</w:t>
+      <w:hyperlink r:id="rId93">
+        <w:r>
+          <w:rPr>
+            <w:lang w:val="en_US" w:bidi="en_US"/>
+          </w:rPr>
+          <w:rPr>
+            <w:color w:val="0000EE"/>
+            <w:u w:val="single"/>
+          </w:rPr>
+          <w:t>20:12</w:t>
+        </w:r>
+      </w:hyperlink>
+      <w:r>
+        <w:rPr>
+          <w:lang w:val="en_US" w:bidi="en_US"/>
+        </w:rPr>
+        <w:t>).</w:t>
+      </w:r>
+      <w:r>
+        <w:rPr>
+          <w:lang w:val="en_US" w:bidi="en_US"/>
+        </w:rPr>
+      </w:r>
+      <w:r>
+        <w:rPr>
+          <w:lang w:val="en_US" w:bidi="en_US"/>
+        </w:rPr>
+      </w:r>
+    </w:p>
+    <w:p>
+      <w:pPr/>
+      <w:r>
+        <w:rPr>
+          <w:lang w:val="en_US" w:bidi="en_US"/>
+        </w:rPr>
+      </w:r>
+    </w:p>
+    <w:p>
+      <w:pPr>
+        <w:pStyle w:val="Heading2"/>
+      </w:pPr>
+      <w:r>
+        <w:rPr>
+          <w:lang w:val="en_US" w:bidi="en_US"/>
+        </w:rPr>
+        <w:t>Nahum 3:5</w:t>
+      </w:r>
+      <w:r>
+        <w:rPr>
+          <w:lang w:val="en_US" w:bidi="en_US"/>
+        </w:rPr>
+      </w:r>
+    </w:p>
+    <w:p>
+      <w:pPr/>
+      <w:r>
+        <w:rPr>
+          <w:lang w:val="en_US" w:bidi="en_US"/>
+        </w:rPr>
+      </w:r>
+      <w:r>
+        <w:rPr>
+          <w:lang w:val="en_US" w:bidi="en_US"/>
+        </w:rPr>
+        <w:t xml:space="preserve">Twice, God tells Nineveh, </w:t>
+      </w:r>
+      <w:r>
+        <w:rPr>
+          <w:i/>
+          <w:lang w:val="en_US" w:bidi="en_US"/>
+        </w:rPr>
+        <w:t>I am against you</w:t>
+      </w:r>
+      <w:r>
+        <w:rPr>
+          <w:lang w:val="en_US" w:bidi="en_US"/>
+        </w:rPr>
+        <w:t xml:space="preserve"> (also </w:t>
+      </w:r>
+      <w:hyperlink r:id="rId94">
+        <w:r>
+          <w:rPr>
+            <w:lang w:val="en_US" w:bidi="en_US"/>
+          </w:rPr>
+          <w:rPr>
+            <w:color w:val="0000EE"/>
+            <w:u w:val="single"/>
+          </w:rPr>
+          <w:t>Nahum 2:13</w:t>
+        </w:r>
+      </w:hyperlink>
+      <w:r>
+        <w:rPr>
+          <w:lang w:val="en_US" w:bidi="en_US"/>
+        </w:rPr>
+        <w:t>). Nineveh's judgment serves as a historical reminder that the Lord hates sin and will judge people and nations based on their actions (</w:t>
+      </w:r>
+      <w:hyperlink r:id="rId95">
+        <w:r>
+          <w:rPr>
+            <w:lang w:val="en_US" w:bidi="en_US"/>
+          </w:rPr>
+          <w:rPr>
+            <w:color w:val="0000EE"/>
+            <w:u w:val="single"/>
+          </w:rPr>
+          <w:t>Psalms 9:7–8</w:t>
         </w:r>
       </w:hyperlink>
       <w:r>
@@ -829,16 +3833,16 @@
         </w:rPr>
         <w:t xml:space="preserve">; </w:t>
       </w:r>
-      <w:hyperlink r:id="rId34">
-        <w:r>
-          <w:rPr>
-            <w:lang w:val="en_US" w:bidi="en_US"/>
-          </w:rPr>
-          <w:rPr>
-            <w:color w:val="0000EE"/>
-            <w:u w:val="single"/>
-          </w:rPr>
-          <w:t>Rom 2:4</w:t>
+      <w:hyperlink r:id="rId96">
+        <w:r>
+          <w:rPr>
+            <w:lang w:val="en_US" w:bidi="en_US"/>
+          </w:rPr>
+          <w:rPr>
+            <w:color w:val="0000EE"/>
+            <w:u w:val="single"/>
+          </w:rPr>
+          <w:t>62:12</w:t>
         </w:r>
       </w:hyperlink>
       <w:r>
@@ -847,34 +3851,16 @@
         </w:rPr>
         <w:t xml:space="preserve">; </w:t>
       </w:r>
-      <w:hyperlink r:id="rId35">
-        <w:r>
-          <w:rPr>
-            <w:lang w:val="en_US" w:bidi="en_US"/>
-          </w:rPr>
-          <w:rPr>
-            <w:color w:val="0000EE"/>
-            <w:u w:val="single"/>
-          </w:rPr>
-          <w:t>2 Pet 3:9</w:t>
-        </w:r>
-      </w:hyperlink>
-      <w:r>
-        <w:rPr>
-          <w:lang w:val="en_US" w:bidi="en_US"/>
-        </w:rPr>
-        <w:t>), but those guilty of persisting in sin will ultimately face God’s judgment (</w:t>
-      </w:r>
-      <w:hyperlink r:id="rId36">
-        <w:r>
-          <w:rPr>
-            <w:lang w:val="en_US" w:bidi="en_US"/>
-          </w:rPr>
-          <w:rPr>
-            <w:color w:val="0000EE"/>
-            <w:u w:val="single"/>
-          </w:rPr>
-          <w:t>Exod 34:7</w:t>
+      <w:hyperlink r:id="rId97">
+        <w:r>
+          <w:rPr>
+            <w:lang w:val="en_US" w:bidi="en_US"/>
+          </w:rPr>
+          <w:rPr>
+            <w:color w:val="0000EE"/>
+            <w:u w:val="single"/>
+          </w:rPr>
+          <w:t>Jeremiah 46:28</w:t>
         </w:r>
       </w:hyperlink>
       <w:r>
@@ -883,16 +3869,279 @@
         </w:rPr>
         <w:t xml:space="preserve">; </w:t>
       </w:r>
-      <w:hyperlink r:id="rId37">
-        <w:r>
-          <w:rPr>
-            <w:lang w:val="en_US" w:bidi="en_US"/>
-          </w:rPr>
-          <w:rPr>
-            <w:color w:val="0000EE"/>
-            <w:u w:val="single"/>
-          </w:rPr>
-          <w:t>Rom 14:10</w:t>
+      <w:hyperlink r:id="rId98">
+        <w:r>
+          <w:rPr>
+            <w:lang w:val="en_US" w:bidi="en_US"/>
+          </w:rPr>
+          <w:rPr>
+            <w:color w:val="0000EE"/>
+            <w:u w:val="single"/>
+          </w:rPr>
+          <w:t>Acts 17:31</w:t>
+        </w:r>
+      </w:hyperlink>
+      <w:r>
+        <w:rPr>
+          <w:lang w:val="en_US" w:bidi="en_US"/>
+        </w:rPr>
+        <w:t>). One day, God's justice will reach the entire world, affecting those who have rebelled against him (</w:t>
+      </w:r>
+      <w:hyperlink r:id="rId99">
+        <w:r>
+          <w:rPr>
+            <w:lang w:val="en_US" w:bidi="en_US"/>
+          </w:rPr>
+          <w:rPr>
+            <w:color w:val="0000EE"/>
+            <w:u w:val="single"/>
+          </w:rPr>
+          <w:t>Revelation 17–19</w:t>
+        </w:r>
+      </w:hyperlink>
+      <w:r>
+        <w:rPr>
+          <w:lang w:val="en_US" w:bidi="en_US"/>
+        </w:rPr>
+        <w:t>).</w:t>
+      </w:r>
+      <w:r>
+        <w:rPr>
+          <w:lang w:val="en_US" w:bidi="en_US"/>
+        </w:rPr>
+      </w:r>
+      <w:r>
+        <w:rPr>
+          <w:lang w:val="en_US" w:bidi="en_US"/>
+        </w:rPr>
+      </w:r>
+    </w:p>
+    <w:p>
+      <w:pPr/>
+      <w:r>
+        <w:rPr>
+          <w:lang w:val="en_US" w:bidi="en_US"/>
+        </w:rPr>
+      </w:r>
+    </w:p>
+    <w:p>
+      <w:pPr>
+        <w:pStyle w:val="Heading2"/>
+      </w:pPr>
+      <w:r>
+        <w:rPr>
+          <w:lang w:val="en_US" w:bidi="en_US"/>
+        </w:rPr>
+        <w:t>Nahum 3:8</w:t>
+      </w:r>
+      <w:r>
+        <w:rPr>
+          <w:lang w:val="en_US" w:bidi="en_US"/>
+        </w:rPr>
+      </w:r>
+    </w:p>
+    <w:p>
+      <w:pPr/>
+      <w:r>
+        <w:rPr>
+          <w:lang w:val="en_US" w:bidi="en_US"/>
+        </w:rPr>
+      </w:r>
+      <w:r>
+        <w:rPr>
+          <w:lang w:val="en_US" w:bidi="en_US"/>
+        </w:rPr>
+        <w:t>Thebes was a historic capital of Egypt. The city stood on both sides of the Nile River in Upper Egypt.</w:t>
+      </w:r>
+    </w:p>
+    <w:p>
+      <w:pPr/>
+      <w:r>
+        <w:rPr>
+          <w:lang w:val="en_US" w:bidi="en_US"/>
+        </w:rPr>
+      </w:r>
+      <w:r>
+        <w:rPr>
+          <w:lang w:val="en_US" w:bidi="en_US"/>
+        </w:rPr>
+        <w:t>Thebes became most famous during Egypt’s New Kingdom period, from 1550 to 1069 BC. During this time, it served as the main political, religious, and cultural center of the nation.</w:t>
+      </w:r>
+    </w:p>
+    <w:p>
+      <w:pPr/>
+      <w:r>
+        <w:rPr>
+          <w:lang w:val="en_US" w:bidi="en_US"/>
+        </w:rPr>
+      </w:r>
+      <w:r>
+        <w:rPr>
+          <w:lang w:val="en_US" w:bidi="en_US"/>
+        </w:rPr>
+        <w:t>By the 600s BC, Thebes was no longer Egypt’s capital. Even so, it remained a large and active city.</w:t>
+      </w:r>
+      <w:r>
+        <w:rPr>
+          <w:lang w:val="en_US" w:bidi="en_US"/>
+        </w:rPr>
+      </w:r>
+      <w:r>
+        <w:rPr>
+          <w:lang w:val="en_US" w:bidi="en_US"/>
+        </w:rPr>
+      </w:r>
+    </w:p>
+    <w:p>
+      <w:pPr/>
+      <w:r>
+        <w:rPr>
+          <w:lang w:val="en_US" w:bidi="en_US"/>
+        </w:rPr>
+      </w:r>
+    </w:p>
+    <w:p>
+      <w:pPr>
+        <w:pStyle w:val="Heading2"/>
+      </w:pPr>
+      <w:r>
+        <w:rPr>
+          <w:lang w:val="en_US" w:bidi="en_US"/>
+        </w:rPr>
+        <w:t>Nahum 3:9–10</w:t>
+      </w:r>
+      <w:r>
+        <w:rPr>
+          <w:lang w:val="en_US" w:bidi="en_US"/>
+        </w:rPr>
+      </w:r>
+    </w:p>
+    <w:p>
+      <w:pPr>
+        <w:pStyle w:val="ListBullet"/>
+        <w:spacing w:line="240" w:lineRule="auto"/>
+        <w:ind w:left="720"/>
+      </w:pPr>
+      <w:r>
+        <w:rPr>
+          <w:lang w:val="en_US" w:bidi="en_US"/>
+        </w:rPr>
+      </w:r>
+      <w:r>
+        <w:rPr>
+          <w:lang w:val="en_US" w:bidi="en_US"/>
+        </w:rPr>
+        <w:t xml:space="preserve">The Assyrians, led by King Ashurbanipal, conquered Thebes in 663 BC. Before this, Thebes seemed unbeatable with strong defenses and support from Egypt and its allies: </w:t>
+      </w:r>
+    </w:p>
+    <w:p>
+      <w:pPr>
+        <w:pStyle w:val="ListBullet"/>
+        <w:spacing w:line="240" w:lineRule="auto"/>
+        <w:ind w:left="1440"/>
+      </w:pPr>
+      <w:r>
+        <w:rPr>
+          <w:lang w:val="en_US" w:bidi="en_US"/>
+        </w:rPr>
+      </w:r>
+      <w:r>
+        <w:rPr>
+          <w:lang w:val="en_US" w:bidi="en_US"/>
+        </w:rPr>
+        <w:t xml:space="preserve">Ethiopia, </w:t>
+      </w:r>
+    </w:p>
+    <w:p>
+      <w:pPr>
+        <w:pStyle w:val="ListBullet"/>
+        <w:spacing w:line="240" w:lineRule="auto"/>
+        <w:ind w:left="1440"/>
+      </w:pPr>
+      <w:r>
+        <w:rPr>
+          <w:lang w:val="en_US" w:bidi="en_US"/>
+        </w:rPr>
+      </w:r>
+      <w:r>
+        <w:rPr>
+          <w:lang w:val="en_US" w:bidi="en_US"/>
+        </w:rPr>
+        <w:t xml:space="preserve">Put (possibly the legendary land of Punt, located near what is now coastal Somalia), and </w:t>
+      </w:r>
+    </w:p>
+    <w:p>
+      <w:pPr>
+        <w:pStyle w:val="ListBullet"/>
+        <w:spacing w:line="240" w:lineRule="auto"/>
+        <w:ind w:left="1440"/>
+      </w:pPr>
+      <w:r>
+        <w:rPr>
+          <w:lang w:val="en_US" w:bidi="en_US"/>
+        </w:rPr>
+      </w:r>
+      <w:r>
+        <w:rPr>
+          <w:lang w:val="en_US" w:bidi="en_US"/>
+        </w:rPr>
+        <w:t xml:space="preserve">Libya. </w:t>
+      </w:r>
+    </w:p>
+    <w:p>
+      <w:pPr/>
+      <w:r>
+        <w:rPr>
+          <w:lang w:val="en_US" w:bidi="en_US"/>
+        </w:rPr>
+      </w:r>
+      <w:r>
+        <w:rPr>
+          <w:lang w:val="en_US" w:bidi="en_US"/>
+        </w:rPr>
+        <w:t xml:space="preserve">However, these allies did not protect Thebes effectively. </w:t>
+      </w:r>
+    </w:p>
+    <w:p>
+      <w:pPr>
+        <w:pStyle w:val="ListBullet"/>
+        <w:spacing w:line="240" w:lineRule="auto"/>
+        <w:ind w:left="720"/>
+      </w:pPr>
+      <w:r>
+        <w:rPr>
+          <w:lang w:val="en_US" w:bidi="en_US"/>
+        </w:rPr>
+      </w:r>
+      <w:r>
+        <w:rPr>
+          <w:i/>
+          <w:lang w:val="en_US" w:bidi="en_US"/>
+        </w:rPr>
+        <w:t>infants were dashed to pieces</w:t>
+      </w:r>
+      <w:r>
+        <w:rPr>
+          <w:lang w:val="en_US" w:bidi="en_US"/>
+        </w:rPr>
+        <w:t xml:space="preserve">: </w:t>
+      </w:r>
+      <w:r>
+        <w:rPr>
+          <w:lang w:val="en_US" w:bidi="en_US"/>
+        </w:rPr>
+        <w:t>In the ancient world, conquering armies sometimes killed the infants of their enemies. This cruel practice was meant to wipe out a people completely and prevent future resistance (</w:t>
+      </w:r>
+      <w:hyperlink r:id="rId100">
+        <w:r>
+          <w:rPr>
+            <w:lang w:val="en_US" w:bidi="en_US"/>
+          </w:rPr>
+          <w:rPr>
+            <w:color w:val="0000EE"/>
+            <w:u w:val="single"/>
+          </w:rPr>
+          <w:t>2 Kings 8:12</w:t>
         </w:r>
       </w:hyperlink>
       <w:r>
@@ -901,16 +4150,16 @@
         </w:rPr>
         <w:t xml:space="preserve">; </w:t>
       </w:r>
-      <w:hyperlink r:id="rId38">
-        <w:r>
-          <w:rPr>
-            <w:lang w:val="en_US" w:bidi="en_US"/>
-          </w:rPr>
-          <w:rPr>
-            <w:color w:val="0000EE"/>
-            <w:u w:val="single"/>
-          </w:rPr>
-          <w:t>2 Cor 5:10</w:t>
+      <w:hyperlink r:id="rId101">
+        <w:r>
+          <w:rPr>
+            <w:lang w:val="en_US" w:bidi="en_US"/>
+          </w:rPr>
+          <w:rPr>
+            <w:color w:val="0000EE"/>
+            <w:u w:val="single"/>
+          </w:rPr>
+          <w:t>Psalm 137:9</w:t>
         </w:r>
       </w:hyperlink>
       <w:r>
@@ -919,34 +4168,142 @@
         </w:rPr>
         <w:t xml:space="preserve">; </w:t>
       </w:r>
-      <w:hyperlink r:id="rId39">
-        <w:r>
-          <w:rPr>
-            <w:lang w:val="en_US" w:bidi="en_US"/>
-          </w:rPr>
-          <w:rPr>
-            <w:color w:val="0000EE"/>
-            <w:u w:val="single"/>
-          </w:rPr>
-          <w:t>Rev 14:6–7</w:t>
-        </w:r>
-      </w:hyperlink>
-      <w:r>
-        <w:rPr>
-          <w:lang w:val="en_US" w:bidi="en_US"/>
-        </w:rPr>
-        <w:t xml:space="preserve">). • the whirlwind and the storm: This imagery describes the fury of God’s judgment against the wicked (see also </w:t>
-      </w:r>
-      <w:hyperlink r:id="rId40">
-        <w:r>
-          <w:rPr>
-            <w:lang w:val="en_US" w:bidi="en_US"/>
-          </w:rPr>
-          <w:rPr>
-            <w:color w:val="0000EE"/>
-            <w:u w:val="single"/>
-          </w:rPr>
-          <w:t>Isa 29:6</w:t>
+      <w:hyperlink r:id="rId102">
+        <w:r>
+          <w:rPr>
+            <w:lang w:val="en_US" w:bidi="en_US"/>
+          </w:rPr>
+          <w:rPr>
+            <w:color w:val="0000EE"/>
+            <w:u w:val="single"/>
+          </w:rPr>
+          <w:t>Isaiah 13:16</w:t>
+        </w:r>
+      </w:hyperlink>
+      <w:r>
+        <w:rPr>
+          <w:lang w:val="en_US" w:bidi="en_US"/>
+        </w:rPr>
+        <w:t xml:space="preserve">, </w:t>
+      </w:r>
+      <w:hyperlink r:id="rId103">
+        <w:r>
+          <w:rPr>
+            <w:lang w:val="en_US" w:bidi="en_US"/>
+          </w:rPr>
+          <w:rPr>
+            <w:color w:val="0000EE"/>
+            <w:u w:val="single"/>
+          </w:rPr>
+          <w:t>18</w:t>
+        </w:r>
+      </w:hyperlink>
+      <w:r>
+        <w:rPr>
+          <w:lang w:val="en_US" w:bidi="en_US"/>
+        </w:rPr>
+        <w:t xml:space="preserve">). </w:t>
+      </w:r>
+    </w:p>
+    <w:p>
+      <w:pPr>
+        <w:pStyle w:val="ListBullet"/>
+        <w:spacing w:line="240" w:lineRule="auto"/>
+        <w:ind w:left="720"/>
+      </w:pPr>
+      <w:r>
+        <w:rPr>
+          <w:lang w:val="en_US" w:bidi="en_US"/>
+        </w:rPr>
+      </w:r>
+      <w:r>
+        <w:rPr>
+          <w:lang w:val="en_US" w:bidi="en_US"/>
+        </w:rPr>
+        <w:t xml:space="preserve">Soldiers cast lots to divide the goods taken in war. At the same time, the leaders of the defeated people were tied with chains and taken away as prisoners (see </w:t>
+      </w:r>
+      <w:hyperlink r:id="rId104">
+        <w:r>
+          <w:rPr>
+            <w:lang w:val="en_US" w:bidi="en_US"/>
+          </w:rPr>
+          <w:rPr>
+            <w:color w:val="0000EE"/>
+            <w:u w:val="single"/>
+          </w:rPr>
+          <w:t>2 Kings 25:7</w:t>
+        </w:r>
+      </w:hyperlink>
+      <w:r>
+        <w:rPr>
+          <w:lang w:val="en_US" w:bidi="en_US"/>
+        </w:rPr>
+        <w:t xml:space="preserve">; </w:t>
+      </w:r>
+      <w:hyperlink r:id="rId105">
+        <w:r>
+          <w:rPr>
+            <w:lang w:val="en_US" w:bidi="en_US"/>
+          </w:rPr>
+          <w:rPr>
+            <w:color w:val="0000EE"/>
+            <w:u w:val="single"/>
+          </w:rPr>
+          <w:t>Jeremiah 40:1</w:t>
+        </w:r>
+      </w:hyperlink>
+      <w:r>
+        <w:rPr>
+          <w:lang w:val="en_US" w:bidi="en_US"/>
+        </w:rPr>
+        <w:t xml:space="preserve">, </w:t>
+      </w:r>
+      <w:hyperlink r:id="rId106">
+        <w:r>
+          <w:rPr>
+            <w:lang w:val="en_US" w:bidi="en_US"/>
+          </w:rPr>
+          <w:rPr>
+            <w:color w:val="0000EE"/>
+            <w:u w:val="single"/>
+          </w:rPr>
+          <w:t>4</w:t>
+        </w:r>
+      </w:hyperlink>
+      <w:r>
+        <w:rPr>
+          <w:lang w:val="en_US" w:bidi="en_US"/>
+        </w:rPr>
+        <w:t xml:space="preserve">; </w:t>
+      </w:r>
+      <w:hyperlink r:id="rId107">
+        <w:r>
+          <w:rPr>
+            <w:lang w:val="en_US" w:bidi="en_US"/>
+          </w:rPr>
+          <w:rPr>
+            <w:color w:val="0000EE"/>
+            <w:u w:val="single"/>
+          </w:rPr>
+          <w:t>Joel 3:3</w:t>
+        </w:r>
+      </w:hyperlink>
+      <w:r>
+        <w:rPr>
+          <w:lang w:val="en_US" w:bidi="en_US"/>
+        </w:rPr>
+        <w:t xml:space="preserve">; </w:t>
+      </w:r>
+      <w:hyperlink r:id="rId108">
+        <w:r>
+          <w:rPr>
+            <w:lang w:val="en_US" w:bidi="en_US"/>
+          </w:rPr>
+          <w:rPr>
+            <w:color w:val="0000EE"/>
+            <w:u w:val="single"/>
+          </w:rPr>
+          <w:t>Obadiah 1:11</w:t>
         </w:r>
       </w:hyperlink>
       <w:r>
@@ -982,7 +4339,7 @@
         <w:rPr>
           <w:lang w:val="en_US" w:bidi="en_US"/>
         </w:rPr>
-        <w:t>Nahum 1:4</w:t>
+        <w:t>Nahum 3:12</w:t>
       </w:r>
       <w:r>
         <w:rPr>
@@ -999,56 +4356,27 @@
       </w:r>
       <w:r>
         <w:rPr>
-          <w:lang w:val="en_US" w:bidi="en_US"/>
-        </w:rPr>
-        <w:t>Like clouds (</w:t>
-      </w:r>
-      <w:hyperlink r:id="rId41">
-        <w:r>
-          <w:rPr>
-            <w:lang w:val="en_US" w:bidi="en_US"/>
-          </w:rPr>
-          <w:rPr>
-            <w:color w:val="0000EE"/>
-            <w:u w:val="single"/>
-          </w:rPr>
-          <w:t>1:3</w:t>
-        </w:r>
-      </w:hyperlink>
-      <w:r>
-        <w:rPr>
-          <w:lang w:val="en_US" w:bidi="en_US"/>
-        </w:rPr>
-        <w:t>) and mountains (</w:t>
-      </w:r>
-      <w:hyperlink r:id="rId42">
-        <w:r>
-          <w:rPr>
-            <w:lang w:val="en_US" w:bidi="en_US"/>
-          </w:rPr>
-          <w:rPr>
-            <w:color w:val="0000EE"/>
-            <w:u w:val="single"/>
-          </w:rPr>
-          <w:t>1:5</w:t>
-        </w:r>
-      </w:hyperlink>
-      <w:r>
-        <w:rPr>
-          <w:lang w:val="en_US" w:bidi="en_US"/>
-        </w:rPr>
-        <w:t>), oceans and rivers are under God’s sovereign control. The Old Testament prophets often recall God’s actions against the seas and rivers during the Exodus (</w:t>
-      </w:r>
-      <w:hyperlink r:id="rId43">
-        <w:r>
-          <w:rPr>
-            <w:lang w:val="en_US" w:bidi="en_US"/>
-          </w:rPr>
-          <w:rPr>
-            <w:color w:val="0000EE"/>
-            <w:u w:val="single"/>
-          </w:rPr>
-          <w:t>Exod 15:8–10</w:t>
+          <w:i/>
+          <w:lang w:val="en_US" w:bidi="en_US"/>
+        </w:rPr>
+        <w:t>ripe figs</w:t>
+      </w:r>
+      <w:r>
+        <w:rPr>
+          <w:lang w:val="en_US" w:bidi="en_US"/>
+        </w:rPr>
+        <w:t xml:space="preserve">: Compare </w:t>
+      </w:r>
+      <w:hyperlink r:id="rId109">
+        <w:r>
+          <w:rPr>
+            <w:lang w:val="en_US" w:bidi="en_US"/>
+          </w:rPr>
+          <w:rPr>
+            <w:color w:val="0000EE"/>
+            <w:u w:val="single"/>
+          </w:rPr>
+          <w:t>Amos 8:1–2</w:t>
         </w:r>
       </w:hyperlink>
       <w:r>
@@ -1057,16 +4385,341 @@
         </w:rPr>
         <w:t xml:space="preserve">; </w:t>
       </w:r>
-      <w:hyperlink r:id="rId44">
-        <w:r>
-          <w:rPr>
-            <w:lang w:val="en_US" w:bidi="en_US"/>
-          </w:rPr>
-          <w:rPr>
-            <w:color w:val="0000EE"/>
-            <w:u w:val="single"/>
-          </w:rPr>
-          <w:t>2 Sam 22:16</w:t>
+      <w:hyperlink r:id="rId110">
+        <w:r>
+          <w:rPr>
+            <w:lang w:val="en_US" w:bidi="en_US"/>
+          </w:rPr>
+          <w:rPr>
+            <w:color w:val="0000EE"/>
+            <w:u w:val="single"/>
+          </w:rPr>
+          <w:t>Revelation 6:13</w:t>
+        </w:r>
+      </w:hyperlink>
+      <w:r>
+        <w:rPr>
+          <w:lang w:val="en_US" w:bidi="en_US"/>
+        </w:rPr>
+        <w:t>.</w:t>
+      </w:r>
+      <w:r>
+        <w:rPr>
+          <w:lang w:val="en_US" w:bidi="en_US"/>
+        </w:rPr>
+      </w:r>
+      <w:r>
+        <w:rPr>
+          <w:lang w:val="en_US" w:bidi="en_US"/>
+        </w:rPr>
+      </w:r>
+    </w:p>
+    <w:p>
+      <w:pPr/>
+      <w:r>
+        <w:rPr>
+          <w:lang w:val="en_US" w:bidi="en_US"/>
+        </w:rPr>
+      </w:r>
+    </w:p>
+    <w:p>
+      <w:pPr>
+        <w:pStyle w:val="Heading2"/>
+      </w:pPr>
+      <w:r>
+        <w:rPr>
+          <w:lang w:val="en_US" w:bidi="en_US"/>
+        </w:rPr>
+        <w:t>Nahum 3:14</w:t>
+      </w:r>
+      <w:r>
+        <w:rPr>
+          <w:lang w:val="en_US" w:bidi="en_US"/>
+        </w:rPr>
+      </w:r>
+    </w:p>
+    <w:p>
+      <w:pPr/>
+      <w:r>
+        <w:rPr>
+          <w:lang w:val="en_US" w:bidi="en_US"/>
+        </w:rPr>
+      </w:r>
+      <w:r>
+        <w:rPr>
+          <w:i/>
+          <w:lang w:val="en_US" w:bidi="en_US"/>
+        </w:rPr>
+        <w:t>Draw … strengthen</w:t>
+      </w:r>
+      <w:r>
+        <w:rPr>
+          <w:lang w:val="en_US" w:bidi="en_US"/>
+        </w:rPr>
+        <w:t xml:space="preserve">: Nahum used sarcasm (sharp words meant to mock) to show that no amount of preparation could protect the Assyrians from God’s judgment. He also used this same sarcastic tone in </w:t>
+      </w:r>
+      <w:hyperlink r:id="rId111">
+        <w:r>
+          <w:rPr>
+            <w:lang w:val="en_US" w:bidi="en_US"/>
+          </w:rPr>
+          <w:rPr>
+            <w:color w:val="0000EE"/>
+            <w:u w:val="single"/>
+          </w:rPr>
+          <w:t>Nahum 2:11–13</w:t>
+        </w:r>
+      </w:hyperlink>
+      <w:r>
+        <w:rPr>
+          <w:lang w:val="en_US" w:bidi="en_US"/>
+        </w:rPr>
+        <w:t>.</w:t>
+      </w:r>
+      <w:r>
+        <w:rPr>
+          <w:lang w:val="en_US" w:bidi="en_US"/>
+        </w:rPr>
+      </w:r>
+      <w:r>
+        <w:rPr>
+          <w:lang w:val="en_US" w:bidi="en_US"/>
+        </w:rPr>
+      </w:r>
+    </w:p>
+    <w:p>
+      <w:pPr/>
+      <w:r>
+        <w:rPr>
+          <w:lang w:val="en_US" w:bidi="en_US"/>
+        </w:rPr>
+      </w:r>
+    </w:p>
+    <w:p>
+      <w:pPr>
+        <w:pStyle w:val="Heading2"/>
+      </w:pPr>
+      <w:r>
+        <w:rPr>
+          <w:lang w:val="en_US" w:bidi="en_US"/>
+        </w:rPr>
+        <w:t>Nahum 3:15</w:t>
+      </w:r>
+      <w:r>
+        <w:rPr>
+          <w:lang w:val="en_US" w:bidi="en_US"/>
+        </w:rPr>
+      </w:r>
+    </w:p>
+    <w:p>
+      <w:pPr/>
+      <w:r>
+        <w:rPr>
+          <w:lang w:val="en_US" w:bidi="en_US"/>
+        </w:rPr>
+      </w:r>
+      <w:r>
+        <w:rPr>
+          <w:lang w:val="en_US" w:bidi="en_US"/>
+        </w:rPr>
+        <w:t xml:space="preserve">The Old Testament often uses locusts as a metaphor for armies (see </w:t>
+      </w:r>
+      <w:hyperlink r:id="rId112">
+        <w:r>
+          <w:rPr>
+            <w:lang w:val="en_US" w:bidi="en_US"/>
+          </w:rPr>
+          <w:rPr>
+            <w:color w:val="0000EE"/>
+            <w:u w:val="single"/>
+          </w:rPr>
+          <w:t>Joel 2:1–11</w:t>
+        </w:r>
+      </w:hyperlink>
+      <w:r>
+        <w:rPr>
+          <w:lang w:val="en_US" w:bidi="en_US"/>
+        </w:rPr>
+        <w:t>).</w:t>
+      </w:r>
+      <w:r>
+        <w:rPr>
+          <w:lang w:val="en_US" w:bidi="en_US"/>
+        </w:rPr>
+      </w:r>
+      <w:r>
+        <w:rPr>
+          <w:lang w:val="en_US" w:bidi="en_US"/>
+        </w:rPr>
+      </w:r>
+    </w:p>
+    <w:p>
+      <w:pPr/>
+      <w:r>
+        <w:rPr>
+          <w:lang w:val="en_US" w:bidi="en_US"/>
+        </w:rPr>
+      </w:r>
+    </w:p>
+    <w:p>
+      <w:pPr>
+        <w:pStyle w:val="Heading2"/>
+      </w:pPr>
+      <w:r>
+        <w:rPr>
+          <w:lang w:val="en_US" w:bidi="en_US"/>
+        </w:rPr>
+        <w:t>Nahum 3:16</w:t>
+      </w:r>
+      <w:r>
+        <w:rPr>
+          <w:lang w:val="en_US" w:bidi="en_US"/>
+        </w:rPr>
+      </w:r>
+    </w:p>
+    <w:p>
+      <w:pPr/>
+      <w:r>
+        <w:rPr>
+          <w:lang w:val="en_US" w:bidi="en_US"/>
+        </w:rPr>
+      </w:r>
+      <w:r>
+        <w:rPr>
+          <w:lang w:val="en_US" w:bidi="en_US"/>
+        </w:rPr>
+        <w:t>Assyrian merchants spread across the Near East like locusts, bringing great wealth to Nineveh. However, like locusts that eat and leave, the merchants took their goods and departed during Nineveh's difficult times, leaving the people in need.</w:t>
+      </w:r>
+      <w:r>
+        <w:rPr>
+          <w:lang w:val="en_US" w:bidi="en_US"/>
+        </w:rPr>
+      </w:r>
+      <w:r>
+        <w:rPr>
+          <w:lang w:val="en_US" w:bidi="en_US"/>
+        </w:rPr>
+      </w:r>
+    </w:p>
+    <w:p>
+      <w:pPr/>
+      <w:r>
+        <w:rPr>
+          <w:lang w:val="en_US" w:bidi="en_US"/>
+        </w:rPr>
+      </w:r>
+    </w:p>
+    <w:p>
+      <w:pPr>
+        <w:pStyle w:val="Heading2"/>
+      </w:pPr>
+      <w:r>
+        <w:rPr>
+          <w:lang w:val="en_US" w:bidi="en_US"/>
+        </w:rPr>
+        <w:t>Nahum 3:18</w:t>
+      </w:r>
+      <w:r>
+        <w:rPr>
+          <w:lang w:val="en_US" w:bidi="en_US"/>
+        </w:rPr>
+      </w:r>
+    </w:p>
+    <w:p>
+      <w:pPr>
+        <w:pStyle w:val="ListBullet"/>
+        <w:spacing w:line="240" w:lineRule="auto"/>
+        <w:ind w:left="720"/>
+      </w:pPr>
+      <w:r>
+        <w:rPr>
+          <w:lang w:val="en_US" w:bidi="en_US"/>
+        </w:rPr>
+      </w:r>
+      <w:r>
+        <w:rPr>
+          <w:i/>
+          <w:lang w:val="en_US" w:bidi="en_US"/>
+        </w:rPr>
+        <w:t>shepherds</w:t>
+      </w:r>
+      <w:r>
+        <w:rPr>
+          <w:lang w:val="en_US" w:bidi="en_US"/>
+        </w:rPr>
+        <w:t xml:space="preserve">: With the leaders gone, Nineveh’s people would scatter like sheep. </w:t>
+      </w:r>
+    </w:p>
+    <w:p>
+      <w:pPr>
+        <w:pStyle w:val="ListBullet"/>
+        <w:spacing w:line="240" w:lineRule="auto"/>
+        <w:ind w:left="720"/>
+      </w:pPr>
+      <w:r>
+        <w:rPr>
+          <w:lang w:val="en_US" w:bidi="en_US"/>
+        </w:rPr>
+      </w:r>
+      <w:r>
+        <w:rPr>
+          <w:i/>
+          <w:lang w:val="en_US" w:bidi="en_US"/>
+        </w:rPr>
+        <w:t>sleep</w:t>
+      </w:r>
+      <w:r>
+        <w:rPr>
+          <w:lang w:val="en_US" w:bidi="en_US"/>
+        </w:rPr>
+        <w:t xml:space="preserve"> (see </w:t>
+      </w:r>
+      <w:hyperlink r:id="rId113">
+        <w:r>
+          <w:rPr>
+            <w:lang w:val="en_US" w:bidi="en_US"/>
+          </w:rPr>
+          <w:rPr>
+            <w:color w:val="0000EE"/>
+            <w:u w:val="single"/>
+          </w:rPr>
+          <w:t>John 11:11–14</w:t>
+        </w:r>
+      </w:hyperlink>
+      <w:r>
+        <w:rPr>
+          <w:lang w:val="en_US" w:bidi="en_US"/>
+        </w:rPr>
+        <w:t>): Assyria’s leaders, asleep during Nineveh’s crisis, would sleep in death. In contrast, Israel’s Protector does not slumber (</w:t>
+      </w:r>
+      <w:hyperlink r:id="rId114">
+        <w:r>
+          <w:rPr>
+            <w:lang w:val="en_US" w:bidi="en_US"/>
+          </w:rPr>
+          <w:rPr>
+            <w:color w:val="0000EE"/>
+            <w:u w:val="single"/>
+          </w:rPr>
+          <w:t>Psalm 121:3</w:t>
+        </w:r>
+      </w:hyperlink>
+      <w:r>
+        <w:rPr>
+          <w:lang w:val="en_US" w:bidi="en_US"/>
+        </w:rPr>
+        <w:t>), and he will gather Israel’s lost sheep (</w:t>
+      </w:r>
+      <w:hyperlink r:id="rId115">
+        <w:r>
+          <w:rPr>
+            <w:lang w:val="en_US" w:bidi="en_US"/>
+          </w:rPr>
+          <w:rPr>
+            <w:color w:val="0000EE"/>
+            <w:u w:val="single"/>
+          </w:rPr>
+          <w:t>Jeremiah 23:3</w:t>
         </w:r>
       </w:hyperlink>
       <w:r>
@@ -1075,16 +4728,100 @@
         </w:rPr>
         <w:t xml:space="preserve">; </w:t>
       </w:r>
-      <w:hyperlink r:id="rId45">
-        <w:r>
-          <w:rPr>
-            <w:lang w:val="en_US" w:bidi="en_US"/>
-          </w:rPr>
-          <w:rPr>
-            <w:color w:val="0000EE"/>
-            <w:u w:val="single"/>
-          </w:rPr>
-          <w:t>Pss 66:6</w:t>
+      <w:hyperlink r:id="rId116">
+        <w:r>
+          <w:rPr>
+            <w:lang w:val="en_US" w:bidi="en_US"/>
+          </w:rPr>
+          <w:rPr>
+            <w:color w:val="0000EE"/>
+            <w:u w:val="single"/>
+          </w:rPr>
+          <w:t>Ezekiel 36:35</w:t>
+        </w:r>
+      </w:hyperlink>
+      <w:r>
+        <w:rPr>
+          <w:lang w:val="en_US" w:bidi="en_US"/>
+        </w:rPr>
+        <w:t>).</w:t>
+      </w:r>
+      <w:r>
+        <w:rPr>
+          <w:lang w:val="en_US" w:bidi="en_US"/>
+        </w:rPr>
+      </w:r>
+      <w:r>
+        <w:rPr>
+          <w:lang w:val="en_US" w:bidi="en_US"/>
+        </w:rPr>
+      </w:r>
+    </w:p>
+    <w:p>
+      <w:pPr/>
+      <w:r>
+        <w:rPr>
+          <w:lang w:val="en_US" w:bidi="en_US"/>
+        </w:rPr>
+      </w:r>
+    </w:p>
+    <w:p>
+      <w:pPr>
+        <w:pStyle w:val="Heading2"/>
+      </w:pPr>
+      <w:r>
+        <w:rPr>
+          <w:lang w:val="en_US" w:bidi="en_US"/>
+        </w:rPr>
+        <w:t>Nahum 3:19</w:t>
+      </w:r>
+      <w:r>
+        <w:rPr>
+          <w:lang w:val="en_US" w:bidi="en_US"/>
+        </w:rPr>
+      </w:r>
+    </w:p>
+    <w:p>
+      <w:pPr/>
+      <w:r>
+        <w:rPr>
+          <w:lang w:val="en_US" w:bidi="en_US"/>
+        </w:rPr>
+      </w:r>
+      <w:r>
+        <w:rPr>
+          <w:lang w:val="en_US" w:bidi="en_US"/>
+        </w:rPr>
+        <w:t>Nineveh deserved destruction, not healing. Although God showed patience with Nineveh in Jonah’s time (</w:t>
+      </w:r>
+      <w:hyperlink r:id="rId117">
+        <w:r>
+          <w:rPr>
+            <w:lang w:val="en_US" w:bidi="en_US"/>
+          </w:rPr>
+          <w:rPr>
+            <w:color w:val="0000EE"/>
+            <w:u w:val="single"/>
+          </w:rPr>
+          <w:t>Jonah 3:10</w:t>
+        </w:r>
+      </w:hyperlink>
+      <w:r>
+        <w:rPr>
+          <w:lang w:val="en_US" w:bidi="en_US"/>
+        </w:rPr>
+        <w:t xml:space="preserve">), the Assyrians returned to cruelty. They would face the consequences of their evil actions (see </w:t>
+      </w:r>
+      <w:hyperlink r:id="rId118">
+        <w:r>
+          <w:rPr>
+            <w:lang w:val="en_US" w:bidi="en_US"/>
+          </w:rPr>
+          <w:rPr>
+            <w:color w:val="0000EE"/>
+            <w:u w:val="single"/>
+          </w:rPr>
+          <w:t>Proverbs 11:16–19</w:t>
         </w:r>
       </w:hyperlink>
       <w:r>
@@ -1093,16 +4830,16 @@
         </w:rPr>
         <w:t xml:space="preserve">; </w:t>
       </w:r>
-      <w:hyperlink r:id="rId46">
-        <w:r>
-          <w:rPr>
-            <w:lang w:val="en_US" w:bidi="en_US"/>
-          </w:rPr>
-          <w:rPr>
-            <w:color w:val="0000EE"/>
-            <w:u w:val="single"/>
-          </w:rPr>
-          <w:t>77:16</w:t>
+      <w:hyperlink r:id="rId119">
+        <w:r>
+          <w:rPr>
+            <w:lang w:val="en_US" w:bidi="en_US"/>
+          </w:rPr>
+          <w:rPr>
+            <w:color w:val="0000EE"/>
+            <w:u w:val="single"/>
+          </w:rPr>
+          <w:t>Isaiah 66:5–6</w:t>
         </w:r>
       </w:hyperlink>
       <w:r>
@@ -1111,3063 +4848,6 @@
         </w:rPr>
         <w:t xml:space="preserve">; </w:t>
       </w:r>
-      <w:hyperlink r:id="rId47">
-        <w:r>
-          <w:rPr>
-            <w:lang w:val="en_US" w:bidi="en_US"/>
-          </w:rPr>
-          <w:rPr>
-            <w:color w:val="0000EE"/>
-            <w:u w:val="single"/>
-          </w:rPr>
-          <w:t>Hab 3:15</w:t>
-        </w:r>
-      </w:hyperlink>
-      <w:r>
-        <w:rPr>
-          <w:lang w:val="en_US" w:bidi="en_US"/>
-        </w:rPr>
-        <w:t xml:space="preserve">). God’s power over the waters repudiated the mythology of the ancient Canaanites, who believed that the oceans and the rivers were under the control of the sea-god, Yam. • Bashan, situated east of the Sea of Galilee, was known for its rich pastureland, ideal for raising cattle (cp. </w:t>
-      </w:r>
-      <w:hyperlink r:id="rId48">
-        <w:r>
-          <w:rPr>
-            <w:lang w:val="en_US" w:bidi="en_US"/>
-          </w:rPr>
-          <w:rPr>
-            <w:color w:val="0000EE"/>
-            <w:u w:val="single"/>
-          </w:rPr>
-          <w:t>Mic 7:14</w:t>
-        </w:r>
-      </w:hyperlink>
-      <w:r>
-        <w:rPr>
-          <w:lang w:val="en_US" w:bidi="en_US"/>
-        </w:rPr>
-        <w:t>). • Carmel</w:t>
-      </w:r>
-      <w:r>
-        <w:rPr>
-          <w:i/>
-          <w:lang w:val="en_US" w:bidi="en_US"/>
-        </w:rPr>
-        <w:t>,</w:t>
-      </w:r>
-      <w:r>
-        <w:rPr>
-          <w:lang w:val="en_US" w:bidi="en_US"/>
-        </w:rPr>
-        <w:t xml:space="preserve"> on the Mediterranean coast in central Canaan, was noted for its beauty and fruitfulness (</w:t>
-      </w:r>
-      <w:hyperlink r:id="rId49">
-        <w:r>
-          <w:rPr>
-            <w:lang w:val="en_US" w:bidi="en_US"/>
-          </w:rPr>
-          <w:rPr>
-            <w:color w:val="0000EE"/>
-            <w:u w:val="single"/>
-          </w:rPr>
-          <w:t>Song 7:5</w:t>
-        </w:r>
-      </w:hyperlink>
-      <w:r>
-        <w:rPr>
-          <w:lang w:val="en_US" w:bidi="en_US"/>
-        </w:rPr>
-        <w:t xml:space="preserve">; </w:t>
-      </w:r>
-      <w:hyperlink r:id="rId50">
-        <w:r>
-          <w:rPr>
-            <w:lang w:val="en_US" w:bidi="en_US"/>
-          </w:rPr>
-          <w:rPr>
-            <w:color w:val="0000EE"/>
-            <w:u w:val="single"/>
-          </w:rPr>
-          <w:t>Jer 50:19</w:t>
-        </w:r>
-      </w:hyperlink>
-      <w:r>
-        <w:rPr>
-          <w:lang w:val="en_US" w:bidi="en_US"/>
-        </w:rPr>
-        <w:t>). • Lebanon was famed for its great cedars (</w:t>
-      </w:r>
-      <w:hyperlink r:id="rId51">
-        <w:r>
-          <w:rPr>
-            <w:lang w:val="en_US" w:bidi="en_US"/>
-          </w:rPr>
-          <w:rPr>
-            <w:color w:val="0000EE"/>
-            <w:u w:val="single"/>
-          </w:rPr>
-          <w:t>1 Kgs 5:6–18</w:t>
-        </w:r>
-      </w:hyperlink>
-      <w:r>
-        <w:rPr>
-          <w:lang w:val="en_US" w:bidi="en_US"/>
-        </w:rPr>
-        <w:t>). Nahum lists these areas to demonstrate that even the most fertile and productive places on earth cannot withstand the power of God’s judgment.</w:t>
-      </w:r>
-      <w:r>
-        <w:rPr>
-          <w:lang w:val="en_US" w:bidi="en_US"/>
-        </w:rPr>
-      </w:r>
-      <w:r>
-        <w:rPr>
-          <w:lang w:val="en_US" w:bidi="en_US"/>
-        </w:rPr>
-      </w:r>
-    </w:p>
-    <w:p>
-      <w:pPr/>
-      <w:r>
-        <w:rPr>
-          <w:lang w:val="en_US" w:bidi="en_US"/>
-        </w:rPr>
-      </w:r>
-    </w:p>
-    <w:p>
-      <w:pPr>
-        <w:pStyle w:val="Heading2"/>
-      </w:pPr>
-      <w:r>
-        <w:rPr>
-          <w:lang w:val="en_US" w:bidi="en_US"/>
-        </w:rPr>
-        <w:t>Nahum 1:5</w:t>
-      </w:r>
-      <w:r>
-        <w:rPr>
-          <w:lang w:val="en_US" w:bidi="en_US"/>
-        </w:rPr>
-      </w:r>
-    </w:p>
-    <w:p>
-      <w:pPr/>
-      <w:r>
-        <w:rPr>
-          <w:lang w:val="en_US" w:bidi="en_US"/>
-        </w:rPr>
-      </w:r>
-      <w:r>
-        <w:rPr>
-          <w:lang w:val="en_US" w:bidi="en_US"/>
-        </w:rPr>
-        <w:t xml:space="preserve">Old Testament poetry often mentions the shaking of the earth to commemorate the Exodus period (e.g., </w:t>
-      </w:r>
-      <w:hyperlink r:id="rId52">
-        <w:r>
-          <w:rPr>
-            <w:lang w:val="en_US" w:bidi="en_US"/>
-          </w:rPr>
-          <w:rPr>
-            <w:color w:val="0000EE"/>
-            <w:u w:val="single"/>
-          </w:rPr>
-          <w:t>Ps 18:7</w:t>
-        </w:r>
-      </w:hyperlink>
-      <w:r>
-        <w:rPr>
-          <w:lang w:val="en_US" w:bidi="en_US"/>
-        </w:rPr>
-        <w:t xml:space="preserve">; </w:t>
-      </w:r>
-      <w:hyperlink r:id="rId53">
-        <w:r>
-          <w:rPr>
-            <w:lang w:val="en_US" w:bidi="en_US"/>
-          </w:rPr>
-          <w:rPr>
-            <w:color w:val="0000EE"/>
-            <w:u w:val="single"/>
-          </w:rPr>
-          <w:t>Hab 3:6</w:t>
-        </w:r>
-      </w:hyperlink>
-      <w:r>
-        <w:rPr>
-          <w:lang w:val="en_US" w:bidi="en_US"/>
-        </w:rPr>
-        <w:t xml:space="preserve">; see </w:t>
-      </w:r>
-      <w:hyperlink r:id="rId54">
-        <w:r>
-          <w:rPr>
-            <w:lang w:val="en_US" w:bidi="en_US"/>
-          </w:rPr>
-          <w:rPr>
-            <w:color w:val="0000EE"/>
-            <w:u w:val="single"/>
-          </w:rPr>
-          <w:t>Exod 19:18</w:t>
-        </w:r>
-      </w:hyperlink>
-      <w:r>
-        <w:rPr>
-          <w:lang w:val="en_US" w:bidi="en_US"/>
-        </w:rPr>
-        <w:t>).</w:t>
-      </w:r>
-      <w:r>
-        <w:rPr>
-          <w:lang w:val="en_US" w:bidi="en_US"/>
-        </w:rPr>
-      </w:r>
-      <w:r>
-        <w:rPr>
-          <w:lang w:val="en_US" w:bidi="en_US"/>
-        </w:rPr>
-      </w:r>
-    </w:p>
-    <w:p>
-      <w:pPr/>
-      <w:r>
-        <w:rPr>
-          <w:lang w:val="en_US" w:bidi="en_US"/>
-        </w:rPr>
-      </w:r>
-    </w:p>
-    <w:p>
-      <w:pPr>
-        <w:pStyle w:val="Heading2"/>
-      </w:pPr>
-      <w:r>
-        <w:rPr>
-          <w:lang w:val="en_US" w:bidi="en_US"/>
-        </w:rPr>
-        <w:t>Nahum 1:6</w:t>
-      </w:r>
-      <w:r>
-        <w:rPr>
-          <w:lang w:val="en_US" w:bidi="en_US"/>
-        </w:rPr>
-      </w:r>
-    </w:p>
-    <w:p>
-      <w:pPr/>
-      <w:r>
-        <w:rPr>
-          <w:lang w:val="en_US" w:bidi="en_US"/>
-        </w:rPr>
-      </w:r>
-      <w:r>
-        <w:rPr>
-          <w:lang w:val="en_US" w:bidi="en_US"/>
-        </w:rPr>
-        <w:t xml:space="preserve">The Hebrew word translated rage is repeated from </w:t>
-      </w:r>
-      <w:hyperlink r:id="rId55">
-        <w:r>
-          <w:rPr>
-            <w:lang w:val="en_US" w:bidi="en_US"/>
-          </w:rPr>
-          <w:rPr>
-            <w:color w:val="0000EE"/>
-            <w:u w:val="single"/>
-          </w:rPr>
-          <w:t>1:2</w:t>
-        </w:r>
-      </w:hyperlink>
-      <w:r>
-        <w:rPr>
-          <w:lang w:val="en_US" w:bidi="en_US"/>
-        </w:rPr>
-        <w:t xml:space="preserve">. Its repetition brackets </w:t>
-      </w:r>
-      <w:hyperlink r:id="rId26">
-        <w:r>
-          <w:rPr>
-            <w:lang w:val="en_US" w:bidi="en_US"/>
-          </w:rPr>
-          <w:rPr>
-            <w:color w:val="0000EE"/>
-            <w:u w:val="single"/>
-          </w:rPr>
-          <w:t>1:2–6</w:t>
-        </w:r>
-      </w:hyperlink>
-      <w:r>
-        <w:rPr>
-          <w:lang w:val="en_US" w:bidi="en_US"/>
-        </w:rPr>
-        <w:t xml:space="preserve"> as a single poetic unit.</w:t>
-      </w:r>
-      <w:r>
-        <w:rPr>
-          <w:lang w:val="en_US" w:bidi="en_US"/>
-        </w:rPr>
-      </w:r>
-      <w:r>
-        <w:rPr>
-          <w:lang w:val="en_US" w:bidi="en_US"/>
-        </w:rPr>
-      </w:r>
-    </w:p>
-    <w:p>
-      <w:pPr/>
-      <w:r>
-        <w:rPr>
-          <w:lang w:val="en_US" w:bidi="en_US"/>
-        </w:rPr>
-      </w:r>
-    </w:p>
-    <w:p>
-      <w:pPr>
-        <w:pStyle w:val="Heading2"/>
-      </w:pPr>
-      <w:r>
-        <w:rPr>
-          <w:lang w:val="en_US" w:bidi="en_US"/>
-        </w:rPr>
-        <w:t>Nahum 1:7</w:t>
-      </w:r>
-      <w:r>
-        <w:rPr>
-          <w:lang w:val="en_US" w:bidi="en_US"/>
-        </w:rPr>
-      </w:r>
-    </w:p>
-    <w:p>
-      <w:pPr/>
-      <w:r>
-        <w:rPr>
-          <w:lang w:val="en_US" w:bidi="en_US"/>
-        </w:rPr>
-      </w:r>
-      <w:r>
-        <w:rPr>
-          <w:lang w:val="en_US" w:bidi="en_US"/>
-        </w:rPr>
-        <w:t>The Lord is good: God acts equitably when he judges the wicked. He also provides refuge for those who trust in him. He accepts them and protects them in the midst of life’s trials (</w:t>
-      </w:r>
-      <w:hyperlink r:id="rId56">
-        <w:r>
-          <w:rPr>
-            <w:lang w:val="en_US" w:bidi="en_US"/>
-          </w:rPr>
-          <w:rPr>
-            <w:color w:val="0000EE"/>
-            <w:u w:val="single"/>
-          </w:rPr>
-          <w:t>Pss 18:2</w:t>
-        </w:r>
-      </w:hyperlink>
-      <w:r>
-        <w:rPr>
-          <w:lang w:val="en_US" w:bidi="en_US"/>
-        </w:rPr>
-        <w:t xml:space="preserve">; </w:t>
-      </w:r>
-      <w:hyperlink r:id="rId57">
-        <w:r>
-          <w:rPr>
-            <w:lang w:val="en_US" w:bidi="en_US"/>
-          </w:rPr>
-          <w:rPr>
-            <w:color w:val="0000EE"/>
-            <w:u w:val="single"/>
-          </w:rPr>
-          <w:t>62:5–7</w:t>
-        </w:r>
-      </w:hyperlink>
-      <w:r>
-        <w:rPr>
-          <w:lang w:val="en_US" w:bidi="en_US"/>
-        </w:rPr>
-        <w:t>). God’s rich goodness can lead individuals to repentance (</w:t>
-      </w:r>
-      <w:hyperlink r:id="rId58">
-        <w:r>
-          <w:rPr>
-            <w:lang w:val="en_US" w:bidi="en_US"/>
-          </w:rPr>
-          <w:rPr>
-            <w:color w:val="0000EE"/>
-            <w:u w:val="single"/>
-          </w:rPr>
-          <w:t>Rom 2:2–4</w:t>
-        </w:r>
-      </w:hyperlink>
-      <w:r>
-        <w:rPr>
-          <w:lang w:val="en_US" w:bidi="en_US"/>
-        </w:rPr>
-        <w:t>).</w:t>
-      </w:r>
-      <w:r>
-        <w:rPr>
-          <w:lang w:val="en_US" w:bidi="en_US"/>
-        </w:rPr>
-      </w:r>
-      <w:r>
-        <w:rPr>
-          <w:lang w:val="en_US" w:bidi="en_US"/>
-        </w:rPr>
-      </w:r>
-    </w:p>
-    <w:p>
-      <w:pPr/>
-      <w:r>
-        <w:rPr>
-          <w:lang w:val="en_US" w:bidi="en_US"/>
-        </w:rPr>
-      </w:r>
-    </w:p>
-    <w:p>
-      <w:pPr>
-        <w:pStyle w:val="Heading2"/>
-      </w:pPr>
-      <w:r>
-        <w:rPr>
-          <w:lang w:val="en_US" w:bidi="en_US"/>
-        </w:rPr>
-        <w:t>Nahum 1:7–11</w:t>
-      </w:r>
-      <w:r>
-        <w:rPr>
-          <w:lang w:val="en_US" w:bidi="en_US"/>
-        </w:rPr>
-      </w:r>
-    </w:p>
-    <w:p>
-      <w:pPr/>
-      <w:r>
-        <w:rPr>
-          <w:lang w:val="en_US" w:bidi="en_US"/>
-        </w:rPr>
-      </w:r>
-      <w:r>
-        <w:rPr>
-          <w:lang w:val="en_US" w:bidi="en_US"/>
-        </w:rPr>
-        <w:t xml:space="preserve">This second stanza (see </w:t>
-      </w:r>
-      <w:r>
-        <w:rPr>
-          <w:lang w:val="en_US" w:bidi="en_US"/>
-        </w:rPr>
-        <w:t>study note on 1:2–11</w:t>
-      </w:r>
-      <w:r>
-        <w:rPr>
-          <w:lang w:val="en_US" w:bidi="en_US"/>
-        </w:rPr>
-        <w:t>) concentrates on God’s sovereignty, righteousness, and justice in dealing with all people.</w:t>
-      </w:r>
-      <w:r>
-        <w:rPr>
-          <w:lang w:val="en_US" w:bidi="en_US"/>
-        </w:rPr>
-      </w:r>
-      <w:r>
-        <w:rPr>
-          <w:lang w:val="en_US" w:bidi="en_US"/>
-        </w:rPr>
-      </w:r>
-    </w:p>
-    <w:p>
-      <w:pPr/>
-      <w:r>
-        <w:rPr>
-          <w:lang w:val="en_US" w:bidi="en_US"/>
-        </w:rPr>
-      </w:r>
-    </w:p>
-    <w:p>
-      <w:pPr>
-        <w:pStyle w:val="Heading2"/>
-      </w:pPr>
-      <w:r>
-        <w:rPr>
-          <w:lang w:val="en_US" w:bidi="en_US"/>
-        </w:rPr>
-        <w:t>Nahum 1:8</w:t>
-      </w:r>
-      <w:r>
-        <w:rPr>
-          <w:lang w:val="en_US" w:bidi="en_US"/>
-        </w:rPr>
-      </w:r>
-    </w:p>
-    <w:p>
-      <w:pPr/>
-      <w:r>
-        <w:rPr>
-          <w:lang w:val="en_US" w:bidi="en_US"/>
-        </w:rPr>
-      </w:r>
-      <w:r>
-        <w:rPr>
-          <w:lang w:val="en_US" w:bidi="en_US"/>
-        </w:rPr>
-        <w:t xml:space="preserve">overwhelming flood: A metaphor for the powerful nature of God’s judgment (see </w:t>
-      </w:r>
-      <w:hyperlink r:id="rId59">
-        <w:r>
-          <w:rPr>
-            <w:lang w:val="en_US" w:bidi="en_US"/>
-          </w:rPr>
-          <w:rPr>
-            <w:color w:val="0000EE"/>
-            <w:u w:val="single"/>
-          </w:rPr>
-          <w:t>2:6</w:t>
-        </w:r>
-      </w:hyperlink>
-      <w:r>
-        <w:rPr>
-          <w:lang w:val="en_US" w:bidi="en_US"/>
-        </w:rPr>
-        <w:t>).</w:t>
-      </w:r>
-      <w:r>
-        <w:rPr>
-          <w:lang w:val="en_US" w:bidi="en_US"/>
-        </w:rPr>
-      </w:r>
-      <w:r>
-        <w:rPr>
-          <w:lang w:val="en_US" w:bidi="en_US"/>
-        </w:rPr>
-      </w:r>
-    </w:p>
-    <w:p>
-      <w:pPr/>
-      <w:r>
-        <w:rPr>
-          <w:lang w:val="en_US" w:bidi="en_US"/>
-        </w:rPr>
-      </w:r>
-    </w:p>
-    <w:p>
-      <w:pPr>
-        <w:pStyle w:val="Heading2"/>
-      </w:pPr>
-      <w:r>
-        <w:rPr>
-          <w:lang w:val="en_US" w:bidi="en_US"/>
-        </w:rPr>
-        <w:t>Nahum 1:9</w:t>
-      </w:r>
-      <w:r>
-        <w:rPr>
-          <w:lang w:val="en_US" w:bidi="en_US"/>
-        </w:rPr>
-      </w:r>
-    </w:p>
-    <w:p>
-      <w:pPr/>
-      <w:r>
-        <w:rPr>
-          <w:lang w:val="en_US" w:bidi="en_US"/>
-        </w:rPr>
-      </w:r>
-      <w:r>
-        <w:rPr>
-          <w:lang w:val="en_US" w:bidi="en_US"/>
-        </w:rPr>
-        <w:t>Why are you scheming: No scheme or human plot against God can succeed. Human plans are worthless if they do not match God’s plans (</w:t>
-      </w:r>
-      <w:hyperlink r:id="rId60">
-        <w:r>
-          <w:rPr>
-            <w:lang w:val="en_US" w:bidi="en_US"/>
-          </w:rPr>
-          <w:rPr>
-            <w:color w:val="0000EE"/>
-            <w:u w:val="single"/>
-          </w:rPr>
-          <w:t>Ps 2</w:t>
-        </w:r>
-      </w:hyperlink>
-      <w:r>
-        <w:rPr>
-          <w:lang w:val="en_US" w:bidi="en_US"/>
-        </w:rPr>
-        <w:t xml:space="preserve">; </w:t>
-      </w:r>
-      <w:hyperlink r:id="rId61">
-        <w:r>
-          <w:rPr>
-            <w:lang w:val="en_US" w:bidi="en_US"/>
-          </w:rPr>
-          <w:rPr>
-            <w:color w:val="0000EE"/>
-            <w:u w:val="single"/>
-          </w:rPr>
-          <w:t>Isa 14:26–27</w:t>
-        </w:r>
-      </w:hyperlink>
-      <w:r>
-        <w:rPr>
-          <w:lang w:val="en_US" w:bidi="en_US"/>
-        </w:rPr>
-        <w:t xml:space="preserve">; </w:t>
-      </w:r>
-      <w:hyperlink r:id="rId62">
-        <w:r>
-          <w:rPr>
-            <w:lang w:val="en_US" w:bidi="en_US"/>
-          </w:rPr>
-          <w:rPr>
-            <w:color w:val="0000EE"/>
-            <w:u w:val="single"/>
-          </w:rPr>
-          <w:t>23:9</w:t>
-        </w:r>
-      </w:hyperlink>
-      <w:r>
-        <w:rPr>
-          <w:lang w:val="en_US" w:bidi="en_US"/>
-        </w:rPr>
-        <w:t>).</w:t>
-      </w:r>
-      <w:r>
-        <w:rPr>
-          <w:lang w:val="en_US" w:bidi="en_US"/>
-        </w:rPr>
-      </w:r>
-      <w:r>
-        <w:rPr>
-          <w:lang w:val="en_US" w:bidi="en_US"/>
-        </w:rPr>
-      </w:r>
-    </w:p>
-    <w:p>
-      <w:pPr/>
-      <w:r>
-        <w:rPr>
-          <w:lang w:val="en_US" w:bidi="en_US"/>
-        </w:rPr>
-      </w:r>
-    </w:p>
-    <w:p>
-      <w:pPr>
-        <w:pStyle w:val="Heading2"/>
-      </w:pPr>
-      <w:r>
-        <w:rPr>
-          <w:lang w:val="en_US" w:bidi="en_US"/>
-        </w:rPr>
-        <w:t>Nahum 1:11</w:t>
-      </w:r>
-      <w:r>
-        <w:rPr>
-          <w:lang w:val="en_US" w:bidi="en_US"/>
-        </w:rPr>
-      </w:r>
-    </w:p>
-    <w:p>
-      <w:pPr/>
-      <w:r>
-        <w:rPr>
-          <w:lang w:val="en_US" w:bidi="en_US"/>
-        </w:rPr>
-      </w:r>
-      <w:r>
-        <w:rPr>
-          <w:lang w:val="en_US" w:bidi="en_US"/>
-        </w:rPr>
-        <w:t xml:space="preserve">The wicked counselor is the Assyrian king. God had also dealt with the arrogant conceit of an Assyrian king in Hezekiah’s time (about 701 BC; see </w:t>
-      </w:r>
-      <w:hyperlink r:id="rId63">
-        <w:r>
-          <w:rPr>
-            <w:lang w:val="en_US" w:bidi="en_US"/>
-          </w:rPr>
-          <w:rPr>
-            <w:color w:val="0000EE"/>
-            <w:u w:val="single"/>
-          </w:rPr>
-          <w:t>2 Kgs 19:35–36</w:t>
-        </w:r>
-      </w:hyperlink>
-      <w:r>
-        <w:rPr>
-          <w:lang w:val="en_US" w:bidi="en_US"/>
-        </w:rPr>
-        <w:t xml:space="preserve">). Assyria’s </w:t>
-      </w:r>
-      <w:r>
-        <w:rPr>
-          <w:i/>
-          <w:lang w:val="en_US" w:bidi="en_US"/>
-        </w:rPr>
-        <w:t>wicked counselor</w:t>
-      </w:r>
-      <w:r>
-        <w:rPr>
-          <w:lang w:val="en_US" w:bidi="en_US"/>
-        </w:rPr>
-        <w:t xml:space="preserve"> contrasts with the coming Messiah, the King who is a “Wonderful Counselor” (</w:t>
-      </w:r>
-      <w:hyperlink r:id="rId64">
-        <w:r>
-          <w:rPr>
-            <w:lang w:val="en_US" w:bidi="en_US"/>
-          </w:rPr>
-          <w:rPr>
-            <w:color w:val="0000EE"/>
-            <w:u w:val="single"/>
-          </w:rPr>
-          <w:t>Isa 9:6</w:t>
-        </w:r>
-      </w:hyperlink>
-      <w:r>
-        <w:rPr>
-          <w:lang w:val="en_US" w:bidi="en_US"/>
-        </w:rPr>
-        <w:t>).</w:t>
-      </w:r>
-      <w:r>
-        <w:rPr>
-          <w:lang w:val="en_US" w:bidi="en_US"/>
-        </w:rPr>
-      </w:r>
-      <w:r>
-        <w:rPr>
-          <w:lang w:val="en_US" w:bidi="en_US"/>
-        </w:rPr>
-      </w:r>
-    </w:p>
-    <w:p>
-      <w:pPr/>
-      <w:r>
-        <w:rPr>
-          <w:lang w:val="en_US" w:bidi="en_US"/>
-        </w:rPr>
-      </w:r>
-    </w:p>
-    <w:p>
-      <w:pPr>
-        <w:pStyle w:val="Heading2"/>
-      </w:pPr>
-      <w:r>
-        <w:rPr>
-          <w:lang w:val="en_US" w:bidi="en_US"/>
-        </w:rPr>
-        <w:t>Nahum 1:12</w:t>
-      </w:r>
-      <w:r>
-        <w:rPr>
-          <w:lang w:val="en_US" w:bidi="en_US"/>
-        </w:rPr>
-      </w:r>
-    </w:p>
-    <w:p>
-      <w:pPr/>
-      <w:r>
-        <w:rPr>
-          <w:lang w:val="en_US" w:bidi="en_US"/>
-        </w:rPr>
-      </w:r>
-      <w:r>
-        <w:rPr>
-          <w:lang w:val="en_US" w:bidi="en_US"/>
-        </w:rPr>
-        <w:t>The Assyrians’ allies were vassal or subordinate kingdoms, including once-powerful Egypt. Ironically, a coalition of former allies gradually brought down the great Neo-Assyrian Empire between 625 and 605 BC. • O my people refers to Judah, whom God had punished earlier when the Assyrian king Sennacherib (704–681 BC) launched a campaign (701 BC) against the western states of the Near East. While Sennacherib failed to take Jerusalem (</w:t>
-      </w:r>
-      <w:hyperlink r:id="rId65">
-        <w:r>
-          <w:rPr>
-            <w:lang w:val="en_US" w:bidi="en_US"/>
-          </w:rPr>
-          <w:rPr>
-            <w:color w:val="0000EE"/>
-            <w:u w:val="single"/>
-          </w:rPr>
-          <w:t>2 Kgs 19:32–36</w:t>
-        </w:r>
-      </w:hyperlink>
-      <w:r>
-        <w:rPr>
-          <w:lang w:val="en_US" w:bidi="en_US"/>
-        </w:rPr>
-        <w:t>), he boasted in his annals of carrying away Jerusalem’s tribute and an enormous amount of spoils from forty-six cities in Judah. Although Judah was now reduced to vassalage and faced the constant possibility of Assyrian aggression, Assyria did not defeat the southern kingdom. Babylon did so, however, in 586 BC. Sadly, neither Israel nor Judah heeded God’s repeated warnings that failure to repent would result in judgment (</w:t>
-      </w:r>
-      <w:hyperlink r:id="rId66">
-        <w:r>
-          <w:rPr>
-            <w:lang w:val="en_US" w:bidi="en_US"/>
-          </w:rPr>
-          <w:rPr>
-            <w:color w:val="0000EE"/>
-            <w:u w:val="single"/>
-          </w:rPr>
-          <w:t>Hos 11:5</w:t>
-        </w:r>
-      </w:hyperlink>
-      <w:r>
-        <w:rPr>
-          <w:lang w:val="en_US" w:bidi="en_US"/>
-        </w:rPr>
-        <w:t xml:space="preserve">; </w:t>
-      </w:r>
-      <w:hyperlink r:id="rId67">
-        <w:r>
-          <w:rPr>
-            <w:lang w:val="en_US" w:bidi="en_US"/>
-          </w:rPr>
-          <w:rPr>
-            <w:color w:val="0000EE"/>
-            <w:u w:val="single"/>
-          </w:rPr>
-          <w:t>Joel 2:1–27</w:t>
-        </w:r>
-      </w:hyperlink>
-      <w:r>
-        <w:rPr>
-          <w:lang w:val="en_US" w:bidi="en_US"/>
-        </w:rPr>
-        <w:t>).</w:t>
-      </w:r>
-      <w:r>
-        <w:rPr>
-          <w:lang w:val="en_US" w:bidi="en_US"/>
-        </w:rPr>
-      </w:r>
-      <w:r>
-        <w:rPr>
-          <w:lang w:val="en_US" w:bidi="en_US"/>
-        </w:rPr>
-      </w:r>
-    </w:p>
-    <w:p>
-      <w:pPr/>
-      <w:r>
-        <w:rPr>
-          <w:lang w:val="en_US" w:bidi="en_US"/>
-        </w:rPr>
-      </w:r>
-    </w:p>
-    <w:p>
-      <w:pPr>
-        <w:pStyle w:val="Heading2"/>
-      </w:pPr>
-      <w:r>
-        <w:rPr>
-          <w:lang w:val="en_US" w:bidi="en_US"/>
-        </w:rPr>
-        <w:t>Nahum 1:14</w:t>
-      </w:r>
-      <w:r>
-        <w:rPr>
-          <w:lang w:val="en_US" w:bidi="en_US"/>
-        </w:rPr>
-      </w:r>
-    </w:p>
-    <w:p>
-      <w:pPr/>
-      <w:r>
-        <w:rPr>
-          <w:lang w:val="en_US" w:bidi="en_US"/>
-        </w:rPr>
-      </w:r>
-      <w:r>
-        <w:rPr>
-          <w:lang w:val="en_US" w:bidi="en_US"/>
-        </w:rPr>
-        <w:t>no more children: Nineveh would be completely annihilated. Cutting off a person’s name and leaving him without a descendant meant utterly destroying him (</w:t>
-      </w:r>
-      <w:hyperlink r:id="rId68">
-        <w:r>
-          <w:rPr>
-            <w:lang w:val="en_US" w:bidi="en_US"/>
-          </w:rPr>
-          <w:rPr>
-            <w:color w:val="0000EE"/>
-            <w:u w:val="single"/>
-          </w:rPr>
-          <w:t>1 Sam 24:21</w:t>
-        </w:r>
-      </w:hyperlink>
-      <w:r>
-        <w:rPr>
-          <w:lang w:val="en_US" w:bidi="en_US"/>
-        </w:rPr>
-        <w:t xml:space="preserve">; </w:t>
-      </w:r>
-      <w:hyperlink r:id="rId69">
-        <w:r>
-          <w:rPr>
-            <w:lang w:val="en_US" w:bidi="en_US"/>
-          </w:rPr>
-          <w:rPr>
-            <w:color w:val="0000EE"/>
-            <w:u w:val="single"/>
-          </w:rPr>
-          <w:t>Job 18:17</w:t>
-        </w:r>
-      </w:hyperlink>
-      <w:r>
-        <w:rPr>
-          <w:lang w:val="en_US" w:bidi="en_US"/>
-        </w:rPr>
-        <w:t xml:space="preserve">; </w:t>
-      </w:r>
-      <w:hyperlink r:id="rId70">
-        <w:r>
-          <w:rPr>
-            <w:lang w:val="en_US" w:bidi="en_US"/>
-          </w:rPr>
-          <w:rPr>
-            <w:color w:val="0000EE"/>
-            <w:u w:val="single"/>
-          </w:rPr>
-          <w:t>Isa 14:22</w:t>
-        </w:r>
-      </w:hyperlink>
-      <w:r>
-        <w:rPr>
-          <w:lang w:val="en_US" w:bidi="en_US"/>
-        </w:rPr>
-        <w:t>). • None of Assyria’s venerated gods could deliver Nineveh from God’s death sentence. • God was already preparing a grave for Nineveh and directing Assyria’s enemies to destroy the city. Assyria’s proud cities fell one by one to the combined attacks of the Chaldeans, the Medes, and the Ummanmanda. Nineveh itself fell in 612 BC.</w:t>
-      </w:r>
-      <w:r>
-        <w:rPr>
-          <w:lang w:val="en_US" w:bidi="en_US"/>
-        </w:rPr>
-      </w:r>
-      <w:r>
-        <w:rPr>
-          <w:lang w:val="en_US" w:bidi="en_US"/>
-        </w:rPr>
-      </w:r>
-    </w:p>
-    <w:p>
-      <w:pPr/>
-      <w:r>
-        <w:rPr>
-          <w:lang w:val="en_US" w:bidi="en_US"/>
-        </w:rPr>
-      </w:r>
-    </w:p>
-    <w:p>
-      <w:pPr>
-        <w:pStyle w:val="Heading2"/>
-      </w:pPr>
-      <w:r>
-        <w:rPr>
-          <w:lang w:val="en_US" w:bidi="en_US"/>
-        </w:rPr>
-        <w:t>Nahum 1:15</w:t>
-      </w:r>
-      <w:r>
-        <w:rPr>
-          <w:lang w:val="en_US" w:bidi="en_US"/>
-        </w:rPr>
-      </w:r>
-    </w:p>
-    <w:p>
-      <w:pPr/>
-      <w:r>
-        <w:rPr>
-          <w:lang w:val="en_US" w:bidi="en_US"/>
-        </w:rPr>
-      </w:r>
-      <w:r>
-        <w:rPr>
-          <w:lang w:val="en_US" w:bidi="en_US"/>
-        </w:rPr>
-        <w:t>Nahum supplements his prophecy of Judah’s release from bondage (</w:t>
-      </w:r>
-      <w:hyperlink r:id="rId71">
-        <w:r>
-          <w:rPr>
-            <w:lang w:val="en_US" w:bidi="en_US"/>
-          </w:rPr>
-          <w:rPr>
-            <w:color w:val="0000EE"/>
-            <w:u w:val="single"/>
-          </w:rPr>
-          <w:t>1:13</w:t>
-        </w:r>
-      </w:hyperlink>
-      <w:r>
-        <w:rPr>
-          <w:lang w:val="en_US" w:bidi="en_US"/>
-        </w:rPr>
-        <w:t xml:space="preserve">) with a prediction of the arrival of a messenger bringing the good news of restored peace (see also </w:t>
-      </w:r>
-      <w:hyperlink r:id="rId72">
-        <w:r>
-          <w:rPr>
-            <w:lang w:val="en_US" w:bidi="en_US"/>
-          </w:rPr>
-          <w:rPr>
-            <w:color w:val="0000EE"/>
-            <w:u w:val="single"/>
-          </w:rPr>
-          <w:t>Isa 52:7</w:t>
-        </w:r>
-      </w:hyperlink>
-      <w:r>
-        <w:rPr>
-          <w:lang w:val="en_US" w:bidi="en_US"/>
-        </w:rPr>
-        <w:t>). The message of peace was that Assyria’s hold on Judah would be broken and God’s people would be free of its burden. This took place during the reign of Josiah (640–609 BC), after the death of the Assyrian king Ashurbanipal in 626 BC. This political message is a foretaste of God’s final triumph over evil, when his people will be released from bondage to sin through the saving work of the Messiah and be given eternal peace (</w:t>
-      </w:r>
-      <w:hyperlink r:id="rId73">
-        <w:r>
-          <w:rPr>
-            <w:lang w:val="en_US" w:bidi="en_US"/>
-          </w:rPr>
-          <w:rPr>
-            <w:color w:val="0000EE"/>
-            <w:u w:val="single"/>
-          </w:rPr>
-          <w:t>Zeph 3:13</w:t>
-        </w:r>
-      </w:hyperlink>
-      <w:r>
-        <w:rPr>
-          <w:lang w:val="en_US" w:bidi="en_US"/>
-        </w:rPr>
-        <w:t xml:space="preserve">; </w:t>
-      </w:r>
-      <w:hyperlink r:id="rId74">
-        <w:r>
-          <w:rPr>
-            <w:lang w:val="en_US" w:bidi="en_US"/>
-          </w:rPr>
-          <w:rPr>
-            <w:color w:val="0000EE"/>
-            <w:u w:val="single"/>
-          </w:rPr>
-          <w:t>Luke 2:10–14</w:t>
-        </w:r>
-      </w:hyperlink>
-      <w:r>
-        <w:rPr>
-          <w:lang w:val="en_US" w:bidi="en_US"/>
-        </w:rPr>
-        <w:t xml:space="preserve">; </w:t>
-      </w:r>
-      <w:hyperlink r:id="rId75">
-        <w:r>
-          <w:rPr>
-            <w:lang w:val="en_US" w:bidi="en_US"/>
-          </w:rPr>
-          <w:rPr>
-            <w:color w:val="0000EE"/>
-            <w:u w:val="single"/>
-          </w:rPr>
-          <w:t>Acts 10:34–43</w:t>
-        </w:r>
-      </w:hyperlink>
-      <w:r>
-        <w:rPr>
-          <w:lang w:val="en_US" w:bidi="en_US"/>
-        </w:rPr>
-        <w:t xml:space="preserve">; </w:t>
-      </w:r>
-      <w:hyperlink r:id="rId76">
-        <w:r>
-          <w:rPr>
-            <w:lang w:val="en_US" w:bidi="en_US"/>
-          </w:rPr>
-          <w:rPr>
-            <w:color w:val="0000EE"/>
-            <w:u w:val="single"/>
-          </w:rPr>
-          <w:t>Rom 10:15</w:t>
-        </w:r>
-      </w:hyperlink>
-      <w:r>
-        <w:rPr>
-          <w:lang w:val="en_US" w:bidi="en_US"/>
-        </w:rPr>
-        <w:t xml:space="preserve">; </w:t>
-      </w:r>
-      <w:hyperlink r:id="rId77">
-        <w:r>
-          <w:rPr>
-            <w:lang w:val="en_US" w:bidi="en_US"/>
-          </w:rPr>
-          <w:rPr>
-            <w:color w:val="0000EE"/>
-            <w:u w:val="single"/>
-          </w:rPr>
-          <w:t>Eph 2:14–18</w:t>
-        </w:r>
-      </w:hyperlink>
-      <w:r>
-        <w:rPr>
-          <w:lang w:val="en_US" w:bidi="en_US"/>
-        </w:rPr>
-        <w:t>).</w:t>
-      </w:r>
-      <w:r>
-        <w:rPr>
-          <w:lang w:val="en_US" w:bidi="en_US"/>
-        </w:rPr>
-      </w:r>
-      <w:r>
-        <w:rPr>
-          <w:lang w:val="en_US" w:bidi="en_US"/>
-        </w:rPr>
-      </w:r>
-    </w:p>
-    <w:p>
-      <w:pPr/>
-      <w:r>
-        <w:rPr>
-          <w:lang w:val="en_US" w:bidi="en_US"/>
-        </w:rPr>
-      </w:r>
-    </w:p>
-    <w:p>
-      <w:pPr>
-        <w:pStyle w:val="Heading2"/>
-      </w:pPr>
-      <w:r>
-        <w:rPr>
-          <w:lang w:val="en_US" w:bidi="en_US"/>
-        </w:rPr>
-        <w:t>Nahum 2:1</w:t>
-      </w:r>
-      <w:r>
-        <w:rPr>
-          <w:lang w:val="en_US" w:bidi="en_US"/>
-        </w:rPr>
-      </w:r>
-    </w:p>
-    <w:p>
-      <w:pPr/>
-      <w:r>
-        <w:rPr>
-          <w:lang w:val="en_US" w:bidi="en_US"/>
-        </w:rPr>
-      </w:r>
-      <w:r>
-        <w:rPr>
-          <w:lang w:val="en_US" w:bidi="en_US"/>
-        </w:rPr>
-        <w:t>Although Nineveh’s defenders might fully prepare to protect the city with ramparts . . . roads . . . defenses</w:t>
-      </w:r>
-      <w:r>
-        <w:rPr>
-          <w:i/>
-          <w:lang w:val="en_US" w:bidi="en_US"/>
-        </w:rPr>
-        <w:t>,</w:t>
-      </w:r>
-      <w:r>
-        <w:rPr>
-          <w:lang w:val="en_US" w:bidi="en_US"/>
-        </w:rPr>
-        <w:t xml:space="preserve"> and forces, their efforts were doomed to failure (</w:t>
-      </w:r>
-      <w:hyperlink r:id="rId78">
-        <w:r>
-          <w:rPr>
-            <w:lang w:val="en_US" w:bidi="en_US"/>
-          </w:rPr>
-          <w:rPr>
-            <w:color w:val="0000EE"/>
-            <w:u w:val="single"/>
-          </w:rPr>
-          <w:t>1:1–14</w:t>
-        </w:r>
-      </w:hyperlink>
-      <w:r>
-        <w:rPr>
-          <w:lang w:val="en_US" w:bidi="en_US"/>
-        </w:rPr>
-        <w:t>).</w:t>
-      </w:r>
-      <w:r>
-        <w:rPr>
-          <w:lang w:val="en_US" w:bidi="en_US"/>
-        </w:rPr>
-      </w:r>
-      <w:r>
-        <w:rPr>
-          <w:lang w:val="en_US" w:bidi="en_US"/>
-        </w:rPr>
-      </w:r>
-    </w:p>
-    <w:p>
-      <w:pPr/>
-      <w:r>
-        <w:rPr>
-          <w:lang w:val="en_US" w:bidi="en_US"/>
-        </w:rPr>
-      </w:r>
-    </w:p>
-    <w:p>
-      <w:pPr>
-        <w:pStyle w:val="Heading2"/>
-      </w:pPr>
-      <w:r>
-        <w:rPr>
-          <w:lang w:val="en_US" w:bidi="en_US"/>
-        </w:rPr>
-        <w:t>Nahum 2:2</w:t>
-      </w:r>
-      <w:r>
-        <w:rPr>
-          <w:lang w:val="en_US" w:bidi="en_US"/>
-        </w:rPr>
-      </w:r>
-    </w:p>
-    <w:p>
-      <w:pPr/>
-      <w:r>
-        <w:rPr>
-          <w:lang w:val="en_US" w:bidi="en_US"/>
-        </w:rPr>
-      </w:r>
-      <w:r>
-        <w:rPr>
-          <w:lang w:val="en_US" w:bidi="en_US"/>
-        </w:rPr>
-        <w:t>The vine symbolizes God’s blessing his people (</w:t>
-      </w:r>
-      <w:hyperlink r:id="rId79">
-        <w:r>
-          <w:rPr>
-            <w:lang w:val="en_US" w:bidi="en_US"/>
-          </w:rPr>
-          <w:rPr>
-            <w:color w:val="0000EE"/>
-            <w:u w:val="single"/>
-          </w:rPr>
-          <w:t>Isa 27:2–6</w:t>
-        </w:r>
-      </w:hyperlink>
-      <w:r>
-        <w:rPr>
-          <w:lang w:val="en_US" w:bidi="en_US"/>
-        </w:rPr>
-        <w:t>), while the stripped vine reflects God’s previous chastisement of them (</w:t>
-      </w:r>
-      <w:hyperlink r:id="rId80">
-        <w:r>
-          <w:rPr>
-            <w:lang w:val="en_US" w:bidi="en_US"/>
-          </w:rPr>
-          <w:rPr>
-            <w:color w:val="0000EE"/>
-            <w:u w:val="single"/>
-          </w:rPr>
-          <w:t>Isa 5:1–7</w:t>
-        </w:r>
-      </w:hyperlink>
-      <w:r>
-        <w:rPr>
-          <w:lang w:val="en_US" w:bidi="en_US"/>
-        </w:rPr>
-        <w:t>). The children of Israel were in a sad state compared to the days of the great kings David and Solomon, but God promised to restore the splendor of his people.</w:t>
-      </w:r>
-      <w:r>
-        <w:rPr>
-          <w:lang w:val="en_US" w:bidi="en_US"/>
-        </w:rPr>
-      </w:r>
-      <w:r>
-        <w:rPr>
-          <w:lang w:val="en_US" w:bidi="en_US"/>
-        </w:rPr>
-      </w:r>
-    </w:p>
-    <w:p>
-      <w:pPr/>
-      <w:r>
-        <w:rPr>
-          <w:lang w:val="en_US" w:bidi="en_US"/>
-        </w:rPr>
-      </w:r>
-    </w:p>
-    <w:p>
-      <w:pPr>
-        <w:pStyle w:val="Heading2"/>
-      </w:pPr>
-      <w:r>
-        <w:rPr>
-          <w:lang w:val="en_US" w:bidi="en_US"/>
-        </w:rPr>
-        <w:t>Nahum 2:4</w:t>
-      </w:r>
-      <w:r>
-        <w:rPr>
-          <w:lang w:val="en_US" w:bidi="en_US"/>
-        </w:rPr>
-      </w:r>
-    </w:p>
-    <w:p>
-      <w:pPr/>
-      <w:r>
-        <w:rPr>
-          <w:lang w:val="en_US" w:bidi="en_US"/>
-        </w:rPr>
-      </w:r>
-      <w:r>
-        <w:rPr>
-          <w:lang w:val="en_US" w:bidi="en_US"/>
-        </w:rPr>
-        <w:t>Chariots were virtually unstoppable in battle because of their maneuverability and power.</w:t>
-      </w:r>
-      <w:r>
-        <w:rPr>
-          <w:lang w:val="en_US" w:bidi="en_US"/>
-        </w:rPr>
-      </w:r>
-      <w:r>
-        <w:rPr>
-          <w:lang w:val="en_US" w:bidi="en_US"/>
-        </w:rPr>
-      </w:r>
-    </w:p>
-    <w:p>
-      <w:pPr/>
-      <w:r>
-        <w:rPr>
-          <w:lang w:val="en_US" w:bidi="en_US"/>
-        </w:rPr>
-      </w:r>
-    </w:p>
-    <w:p>
-      <w:pPr>
-        <w:pStyle w:val="Heading2"/>
-      </w:pPr>
-      <w:r>
-        <w:rPr>
-          <w:lang w:val="en_US" w:bidi="en_US"/>
-        </w:rPr>
-        <w:t>Nahum 2:5</w:t>
-      </w:r>
-      <w:r>
-        <w:rPr>
-          <w:lang w:val="en_US" w:bidi="en_US"/>
-        </w:rPr>
-      </w:r>
-    </w:p>
-    <w:p>
-      <w:pPr/>
-      <w:r>
-        <w:rPr>
-          <w:lang w:val="en_US" w:bidi="en_US"/>
-        </w:rPr>
-      </w:r>
-      <w:r>
-        <w:rPr>
-          <w:lang w:val="en_US" w:bidi="en_US"/>
-        </w:rPr>
-        <w:t xml:space="preserve">The Assyrian king overcomes the initial shock of Nineveh’s being attacked and shouts to his officers. He and the city have been caught off guard and they rush to the walls to thwart the siege. • to set up their defenses (literally </w:t>
-      </w:r>
-      <w:r>
-        <w:rPr>
-          <w:i/>
-          <w:lang w:val="en_US" w:bidi="en_US"/>
-        </w:rPr>
-        <w:t>the covering is prepared</w:t>
-      </w:r>
-      <w:r>
-        <w:rPr>
-          <w:lang w:val="en_US" w:bidi="en_US"/>
-        </w:rPr>
-        <w:t xml:space="preserve">): The meaning of the Hebrew term here is uncertain. </w:t>
-      </w:r>
-      <w:r>
-        <w:rPr>
-          <w:i/>
-          <w:lang w:val="en_US" w:bidi="en_US"/>
-        </w:rPr>
-        <w:t>Covering</w:t>
-      </w:r>
-      <w:r>
-        <w:rPr>
-          <w:lang w:val="en_US" w:bidi="en_US"/>
-        </w:rPr>
-        <w:t xml:space="preserve"> probably refers to something the attackers or the defenders used to protect themselves from armaments hurled through the air.</w:t>
-      </w:r>
-      <w:r>
-        <w:rPr>
-          <w:lang w:val="en_US" w:bidi="en_US"/>
-        </w:rPr>
-      </w:r>
-      <w:r>
-        <w:rPr>
-          <w:lang w:val="en_US" w:bidi="en_US"/>
-        </w:rPr>
-      </w:r>
-    </w:p>
-    <w:p>
-      <w:pPr/>
-      <w:r>
-        <w:rPr>
-          <w:lang w:val="en_US" w:bidi="en_US"/>
-        </w:rPr>
-      </w:r>
-    </w:p>
-    <w:p>
-      <w:pPr>
-        <w:pStyle w:val="Heading2"/>
-      </w:pPr>
-      <w:r>
-        <w:rPr>
-          <w:lang w:val="en_US" w:bidi="en_US"/>
-        </w:rPr>
-        <w:t>Nahum 2:6</w:t>
-      </w:r>
-      <w:r>
-        <w:rPr>
-          <w:lang w:val="en_US" w:bidi="en_US"/>
-        </w:rPr>
-      </w:r>
-    </w:p>
-    <w:p>
-      <w:pPr/>
-      <w:r>
-        <w:rPr>
-          <w:lang w:val="en_US" w:bidi="en_US"/>
-        </w:rPr>
-      </w:r>
-      <w:r>
-        <w:rPr>
-          <w:lang w:val="en_US" w:bidi="en_US"/>
-        </w:rPr>
-        <w:t>The rush to defend (</w:t>
-      </w:r>
-      <w:hyperlink r:id="rId81">
-        <w:r>
-          <w:rPr>
-            <w:lang w:val="en_US" w:bidi="en_US"/>
-          </w:rPr>
-          <w:rPr>
-            <w:color w:val="0000EE"/>
-            <w:u w:val="single"/>
-          </w:rPr>
-          <w:t>2:5</w:t>
-        </w:r>
-      </w:hyperlink>
-      <w:r>
-        <w:rPr>
-          <w:lang w:val="en_US" w:bidi="en_US"/>
-        </w:rPr>
-        <w:t>) comes too late; the defenses are already breached. • Nineveh was served by a reservoir formed by a double dam on the Khosr River, a tributary of the Tigris that flowed through the city. The reservoir was augmented by a series of flood gates. The Greek historian Diodorus reported that during this time torrential rains had already swelled the city’s river system. By first closing, then opening the flood gates, Nineveh’s attackers released the pent-up water as a battering ram against the city walls.</w:t>
-      </w:r>
-      <w:r>
-        <w:rPr>
-          <w:lang w:val="en_US" w:bidi="en_US"/>
-        </w:rPr>
-      </w:r>
-      <w:r>
-        <w:rPr>
-          <w:lang w:val="en_US" w:bidi="en_US"/>
-        </w:rPr>
-      </w:r>
-    </w:p>
-    <w:p>
-      <w:pPr/>
-      <w:r>
-        <w:rPr>
-          <w:lang w:val="en_US" w:bidi="en_US"/>
-        </w:rPr>
-      </w:r>
-    </w:p>
-    <w:p>
-      <w:pPr>
-        <w:pStyle w:val="Heading2"/>
-      </w:pPr>
-      <w:r>
-        <w:rPr>
-          <w:lang w:val="en_US" w:bidi="en_US"/>
-        </w:rPr>
-        <w:t>Nahum 2:7</w:t>
-      </w:r>
-      <w:r>
-        <w:rPr>
-          <w:lang w:val="en_US" w:bidi="en_US"/>
-        </w:rPr>
-      </w:r>
-    </w:p>
-    <w:p>
-      <w:pPr/>
-      <w:r>
-        <w:rPr>
-          <w:lang w:val="en_US" w:bidi="en_US"/>
-        </w:rPr>
-      </w:r>
-      <w:r>
-        <w:rPr>
-          <w:lang w:val="en_US" w:bidi="en_US"/>
-        </w:rPr>
-        <w:t xml:space="preserve">Because Nineveh’s exile had been decreed by God, it would certainly happen. • To beat their breasts was a common sign of mourning (see, e.g., </w:t>
-      </w:r>
-      <w:hyperlink r:id="rId82">
-        <w:r>
-          <w:rPr>
-            <w:lang w:val="en_US" w:bidi="en_US"/>
-          </w:rPr>
-          <w:rPr>
-            <w:color w:val="0000EE"/>
-            <w:u w:val="single"/>
-          </w:rPr>
-          <w:t>Luke 18:13</w:t>
-        </w:r>
-      </w:hyperlink>
-      <w:r>
-        <w:rPr>
-          <w:lang w:val="en_US" w:bidi="en_US"/>
-        </w:rPr>
-        <w:t>).</w:t>
-      </w:r>
-      <w:r>
-        <w:rPr>
-          <w:lang w:val="en_US" w:bidi="en_US"/>
-        </w:rPr>
-      </w:r>
-      <w:r>
-        <w:rPr>
-          <w:lang w:val="en_US" w:bidi="en_US"/>
-        </w:rPr>
-      </w:r>
-    </w:p>
-    <w:p>
-      <w:pPr/>
-      <w:r>
-        <w:rPr>
-          <w:lang w:val="en_US" w:bidi="en_US"/>
-        </w:rPr>
-      </w:r>
-    </w:p>
-    <w:p>
-      <w:pPr>
-        <w:pStyle w:val="Heading2"/>
-      </w:pPr>
-      <w:r>
-        <w:rPr>
-          <w:lang w:val="en_US" w:bidi="en_US"/>
-        </w:rPr>
-        <w:t>Nahum 2:8</w:t>
-      </w:r>
-      <w:r>
-        <w:rPr>
-          <w:lang w:val="en_US" w:bidi="en_US"/>
-        </w:rPr>
-      </w:r>
-    </w:p>
-    <w:p>
-      <w:pPr/>
-      <w:r>
-        <w:rPr>
-          <w:lang w:val="en_US" w:bidi="en_US"/>
-        </w:rPr>
-      </w:r>
-      <w:r>
-        <w:rPr>
-          <w:lang w:val="en_US" w:bidi="en_US"/>
-        </w:rPr>
-        <w:t xml:space="preserve">The people would run away as fast as water flows from a breached reservoir (see </w:t>
-      </w:r>
-      <w:r>
-        <w:rPr>
-          <w:lang w:val="en_US" w:bidi="en_US"/>
-        </w:rPr>
-        <w:t>study note on 2:6</w:t>
-      </w:r>
-      <w:r>
-        <w:rPr>
-          <w:lang w:val="en_US" w:bidi="en_US"/>
-        </w:rPr>
-        <w:t>).</w:t>
-      </w:r>
-      <w:r>
-        <w:rPr>
-          <w:lang w:val="en_US" w:bidi="en_US"/>
-        </w:rPr>
-      </w:r>
-      <w:r>
-        <w:rPr>
-          <w:lang w:val="en_US" w:bidi="en_US"/>
-        </w:rPr>
-      </w:r>
-    </w:p>
-    <w:p>
-      <w:pPr/>
-      <w:r>
-        <w:rPr>
-          <w:lang w:val="en_US" w:bidi="en_US"/>
-        </w:rPr>
-      </w:r>
-    </w:p>
-    <w:p>
-      <w:pPr>
-        <w:pStyle w:val="Heading2"/>
-      </w:pPr>
-      <w:r>
-        <w:rPr>
-          <w:lang w:val="en_US" w:bidi="en_US"/>
-        </w:rPr>
-        <w:t>Nahum 2:9</w:t>
-      </w:r>
-      <w:r>
-        <w:rPr>
-          <w:lang w:val="en_US" w:bidi="en_US"/>
-        </w:rPr>
-      </w:r>
-    </w:p>
-    <w:p>
-      <w:pPr/>
-      <w:r>
-        <w:rPr>
-          <w:lang w:val="en_US" w:bidi="en_US"/>
-        </w:rPr>
-      </w:r>
-      <w:r>
-        <w:rPr>
-          <w:lang w:val="en_US" w:bidi="en_US"/>
-        </w:rPr>
-        <w:t>The vast, uncounted wealth of other nations poured into the Assyrian capital as trade, tribute, and spoils, but it was gone in an instant. Ruthless aggression and wickedness may succeed temporarily, but ultimately they will be destroyed (</w:t>
-      </w:r>
-      <w:hyperlink r:id="rId83">
-        <w:r>
-          <w:rPr>
-            <w:lang w:val="en_US" w:bidi="en_US"/>
-          </w:rPr>
-          <w:rPr>
-            <w:color w:val="0000EE"/>
-            <w:u w:val="single"/>
-          </w:rPr>
-          <w:t>Prov 13:22</w:t>
-        </w:r>
-      </w:hyperlink>
-      <w:r>
-        <w:rPr>
-          <w:lang w:val="en_US" w:bidi="en_US"/>
-        </w:rPr>
-        <w:t xml:space="preserve">; </w:t>
-      </w:r>
-      <w:hyperlink r:id="rId84">
-        <w:r>
-          <w:rPr>
-            <w:lang w:val="en_US" w:bidi="en_US"/>
-          </w:rPr>
-          <w:rPr>
-            <w:color w:val="0000EE"/>
-            <w:u w:val="single"/>
-          </w:rPr>
-          <w:t>Obad 1:15</w:t>
-        </w:r>
-      </w:hyperlink>
-      <w:r>
-        <w:rPr>
-          <w:lang w:val="en_US" w:bidi="en_US"/>
-        </w:rPr>
-        <w:t xml:space="preserve">; </w:t>
-      </w:r>
-      <w:hyperlink r:id="rId85">
-        <w:r>
-          <w:rPr>
-            <w:lang w:val="en_US" w:bidi="en_US"/>
-          </w:rPr>
-          <w:rPr>
-            <w:color w:val="0000EE"/>
-            <w:u w:val="single"/>
-          </w:rPr>
-          <w:t>Luke 12:16–20</w:t>
-        </w:r>
-      </w:hyperlink>
-      <w:r>
-        <w:rPr>
-          <w:lang w:val="en_US" w:bidi="en_US"/>
-        </w:rPr>
-        <w:t>).</w:t>
-      </w:r>
-      <w:r>
-        <w:rPr>
-          <w:lang w:val="en_US" w:bidi="en_US"/>
-        </w:rPr>
-      </w:r>
-      <w:r>
-        <w:rPr>
-          <w:lang w:val="en_US" w:bidi="en_US"/>
-        </w:rPr>
-      </w:r>
-    </w:p>
-    <w:p>
-      <w:pPr/>
-      <w:r>
-        <w:rPr>
-          <w:lang w:val="en_US" w:bidi="en_US"/>
-        </w:rPr>
-      </w:r>
-    </w:p>
-    <w:p>
-      <w:pPr>
-        <w:pStyle w:val="Heading2"/>
-      </w:pPr>
-      <w:r>
-        <w:rPr>
-          <w:lang w:val="en_US" w:bidi="en_US"/>
-        </w:rPr>
-        <w:t>Nahum 2:10</w:t>
-      </w:r>
-      <w:r>
-        <w:rPr>
-          <w:lang w:val="en_US" w:bidi="en_US"/>
-        </w:rPr>
-      </w:r>
-    </w:p>
-    <w:p>
-      <w:pPr/>
-      <w:r>
-        <w:rPr>
-          <w:lang w:val="en_US" w:bidi="en_US"/>
-        </w:rPr>
-      </w:r>
-      <w:r>
-        <w:rPr>
-          <w:lang w:val="en_US" w:bidi="en_US"/>
-        </w:rPr>
-        <w:t>plundered, empty, and ruined: The Hebrew here is alliterated for effect: buqah umbuqah umbullaqah. The effect might be translated into English as “devastated, despoiled, and destroyed.”</w:t>
-      </w:r>
-      <w:r>
-        <w:rPr>
-          <w:lang w:val="en_US" w:bidi="en_US"/>
-        </w:rPr>
-      </w:r>
-      <w:r>
-        <w:rPr>
-          <w:lang w:val="en_US" w:bidi="en_US"/>
-        </w:rPr>
-      </w:r>
-    </w:p>
-    <w:p>
-      <w:pPr/>
-      <w:r>
-        <w:rPr>
-          <w:lang w:val="en_US" w:bidi="en_US"/>
-        </w:rPr>
-      </w:r>
-    </w:p>
-    <w:p>
-      <w:pPr>
-        <w:pStyle w:val="Heading2"/>
-      </w:pPr>
-      <w:r>
-        <w:rPr>
-          <w:lang w:val="en_US" w:bidi="en_US"/>
-        </w:rPr>
-        <w:t>Nahum 2:11–13</w:t>
-      </w:r>
-      <w:r>
-        <w:rPr>
-          <w:lang w:val="en_US" w:bidi="en_US"/>
-        </w:rPr>
-      </w:r>
-    </w:p>
-    <w:p>
-      <w:pPr/>
-      <w:r>
-        <w:rPr>
-          <w:lang w:val="en_US" w:bidi="en_US"/>
-        </w:rPr>
-      </w:r>
-      <w:r>
-        <w:rPr>
-          <w:lang w:val="en_US" w:bidi="en_US"/>
-        </w:rPr>
-        <w:t>Following the description of Nineveh’s fall (</w:t>
-      </w:r>
-      <w:hyperlink r:id="rId86">
-        <w:r>
-          <w:rPr>
-            <w:lang w:val="en_US" w:bidi="en_US"/>
-          </w:rPr>
-          <w:rPr>
-            <w:color w:val="0000EE"/>
-            <w:u w:val="single"/>
-          </w:rPr>
-          <w:t>2:1–10</w:t>
-        </w:r>
-      </w:hyperlink>
-      <w:r>
-        <w:rPr>
-          <w:lang w:val="en_US" w:bidi="en_US"/>
-        </w:rPr>
-        <w:t xml:space="preserve">), Nahum inserts the first of three taunt songs (see also </w:t>
-      </w:r>
-      <w:hyperlink r:id="rId87">
-        <w:r>
-          <w:rPr>
-            <w:lang w:val="en_US" w:bidi="en_US"/>
-          </w:rPr>
-          <w:rPr>
-            <w:color w:val="0000EE"/>
-            <w:u w:val="single"/>
-          </w:rPr>
-          <w:t>3:8–13</w:t>
-        </w:r>
-      </w:hyperlink>
-      <w:r>
-        <w:rPr>
-          <w:lang w:val="en_US" w:bidi="en_US"/>
-        </w:rPr>
-        <w:t xml:space="preserve">, </w:t>
-      </w:r>
-      <w:hyperlink r:id="rId88">
-        <w:r>
-          <w:rPr>
-            <w:lang w:val="en_US" w:bidi="en_US"/>
-          </w:rPr>
-          <w:rPr>
-            <w:color w:val="0000EE"/>
-            <w:u w:val="single"/>
-          </w:rPr>
-          <w:t>14–19</w:t>
-        </w:r>
-      </w:hyperlink>
-      <w:r>
-        <w:rPr>
-          <w:lang w:val="en_US" w:bidi="en_US"/>
-        </w:rPr>
-        <w:t>; this was a common form in the ancient Near East). In biting satire, he compares Nineveh to a lion’s den. King Sennacherib and other Assyrian kings had compared themselves to lions</w:t>
-      </w:r>
-      <w:r>
-        <w:rPr>
-          <w:i/>
-          <w:lang w:val="en_US" w:bidi="en_US"/>
-        </w:rPr>
-        <w:t>,</w:t>
-      </w:r>
-      <w:r>
-        <w:rPr>
-          <w:lang w:val="en_US" w:bidi="en_US"/>
-        </w:rPr>
-        <w:t xml:space="preserve"> even decorating their palaces with artistic representations of lions and of themselves on lion hunts. However, with God as its enemy, Nineveh would no longer be the lair of an invincible predator.</w:t>
-      </w:r>
-      <w:r>
-        <w:rPr>
-          <w:lang w:val="en_US" w:bidi="en_US"/>
-        </w:rPr>
-      </w:r>
-      <w:r>
-        <w:rPr>
-          <w:lang w:val="en_US" w:bidi="en_US"/>
-        </w:rPr>
-      </w:r>
-    </w:p>
-    <w:p>
-      <w:pPr/>
-      <w:r>
-        <w:rPr>
-          <w:lang w:val="en_US" w:bidi="en_US"/>
-        </w:rPr>
-      </w:r>
-    </w:p>
-    <w:p>
-      <w:pPr>
-        <w:pStyle w:val="Heading2"/>
-      </w:pPr>
-      <w:r>
-        <w:rPr>
-          <w:lang w:val="en_US" w:bidi="en_US"/>
-        </w:rPr>
-        <w:t>Nahum 2:13</w:t>
-      </w:r>
-      <w:r>
-        <w:rPr>
-          <w:lang w:val="en_US" w:bidi="en_US"/>
-        </w:rPr>
-      </w:r>
-    </w:p>
-    <w:p>
-      <w:pPr/>
-      <w:r>
-        <w:rPr>
-          <w:lang w:val="en_US" w:bidi="en_US"/>
-        </w:rPr>
-      </w:r>
-      <w:r>
-        <w:rPr>
-          <w:lang w:val="en_US" w:bidi="en_US"/>
-        </w:rPr>
-        <w:t xml:space="preserve">Examples of the voices of Assyria’s proud messengers are found in </w:t>
-      </w:r>
-      <w:hyperlink r:id="rId89">
-        <w:r>
-          <w:rPr>
-            <w:lang w:val="en_US" w:bidi="en_US"/>
-          </w:rPr>
-          <w:rPr>
-            <w:color w:val="0000EE"/>
-            <w:u w:val="single"/>
-          </w:rPr>
-          <w:t>2 Kgs 18:19–19:13</w:t>
-        </w:r>
-      </w:hyperlink>
-      <w:r>
-        <w:rPr>
-          <w:lang w:val="en_US" w:bidi="en_US"/>
-        </w:rPr>
-        <w:t>.</w:t>
-      </w:r>
-      <w:r>
-        <w:rPr>
-          <w:lang w:val="en_US" w:bidi="en_US"/>
-        </w:rPr>
-      </w:r>
-      <w:r>
-        <w:rPr>
-          <w:lang w:val="en_US" w:bidi="en_US"/>
-        </w:rPr>
-      </w:r>
-    </w:p>
-    <w:p>
-      <w:pPr/>
-      <w:r>
-        <w:rPr>
-          <w:lang w:val="en_US" w:bidi="en_US"/>
-        </w:rPr>
-      </w:r>
-    </w:p>
-    <w:p>
-      <w:pPr>
-        <w:pStyle w:val="Heading2"/>
-      </w:pPr>
-      <w:r>
-        <w:rPr>
-          <w:lang w:val="en_US" w:bidi="en_US"/>
-        </w:rPr>
-        <w:t>Nahum 3:1</w:t>
-      </w:r>
-      <w:r>
-        <w:rPr>
-          <w:lang w:val="en_US" w:bidi="en_US"/>
-        </w:rPr>
-      </w:r>
-    </w:p>
-    <w:p>
-      <w:pPr/>
-      <w:r>
-        <w:rPr>
-          <w:lang w:val="en_US" w:bidi="en_US"/>
-        </w:rPr>
-      </w:r>
-      <w:r>
-        <w:rPr>
-          <w:lang w:val="en_US" w:bidi="en_US"/>
-        </w:rPr>
-        <w:t>city of murder: The Assyrians’ graphic cruelty is well documented. Their practices included cutting off external body parts—such as noses, ears, hands, and feet—and execution by impalement on stakes. They heaped up severed heads before the gates of besieged cities. The eyes of victims might also be put out and their skin stripped from their bodies while they were still alive.</w:t>
-      </w:r>
-      <w:r>
-        <w:rPr>
-          <w:lang w:val="en_US" w:bidi="en_US"/>
-        </w:rPr>
-      </w:r>
-      <w:r>
-        <w:rPr>
-          <w:lang w:val="en_US" w:bidi="en_US"/>
-        </w:rPr>
-      </w:r>
-    </w:p>
-    <w:p>
-      <w:pPr/>
-      <w:r>
-        <w:rPr>
-          <w:lang w:val="en_US" w:bidi="en_US"/>
-        </w:rPr>
-      </w:r>
-    </w:p>
-    <w:p>
-      <w:pPr>
-        <w:pStyle w:val="Heading2"/>
-      </w:pPr>
-      <w:r>
-        <w:rPr>
-          <w:lang w:val="en_US" w:bidi="en_US"/>
-        </w:rPr>
-        <w:t>Nahum 3:2–3</w:t>
-      </w:r>
-      <w:r>
-        <w:rPr>
-          <w:lang w:val="en_US" w:bidi="en_US"/>
-        </w:rPr>
-      </w:r>
-    </w:p>
-    <w:p>
-      <w:pPr/>
-      <w:r>
-        <w:rPr>
-          <w:lang w:val="en_US" w:bidi="en_US"/>
-        </w:rPr>
-      </w:r>
-      <w:r>
-        <w:rPr>
-          <w:lang w:val="en_US" w:bidi="en_US"/>
-        </w:rPr>
-        <w:t>These short, staccato phrases dramatize the effects of seeing and hearing the battle. • Assyrian chariots and charioteers were feared far and wide.</w:t>
-      </w:r>
-      <w:r>
-        <w:rPr>
-          <w:lang w:val="en_US" w:bidi="en_US"/>
-        </w:rPr>
-      </w:r>
-      <w:r>
-        <w:rPr>
-          <w:lang w:val="en_US" w:bidi="en_US"/>
-        </w:rPr>
-      </w:r>
-    </w:p>
-    <w:p>
-      <w:pPr/>
-      <w:r>
-        <w:rPr>
-          <w:lang w:val="en_US" w:bidi="en_US"/>
-        </w:rPr>
-      </w:r>
-    </w:p>
-    <w:p>
-      <w:pPr>
-        <w:pStyle w:val="Heading2"/>
-      </w:pPr>
-      <w:r>
-        <w:rPr>
-          <w:lang w:val="en_US" w:bidi="en_US"/>
-        </w:rPr>
-        <w:t>Nahum 3:4</w:t>
-      </w:r>
-      <w:r>
-        <w:rPr>
-          <w:lang w:val="en_US" w:bidi="en_US"/>
-        </w:rPr>
-      </w:r>
-    </w:p>
-    <w:p>
-      <w:pPr/>
-      <w:r>
-        <w:rPr>
-          <w:lang w:val="en_US" w:bidi="en_US"/>
-        </w:rPr>
-      </w:r>
-      <w:r>
-        <w:rPr>
-          <w:lang w:val="en_US" w:bidi="en_US"/>
-        </w:rPr>
-        <w:t xml:space="preserve">mistress of deadly charms: The Assyrians charmed other nations with wealth and promises of safety and prosperity but then victimized them through military might and economic exploitation. Therefore, their punishment was a just recompense for their deeds (see </w:t>
-      </w:r>
-      <w:hyperlink r:id="rId90">
-        <w:r>
-          <w:rPr>
-            <w:lang w:val="en_US" w:bidi="en_US"/>
-          </w:rPr>
-          <w:rPr>
-            <w:color w:val="0000EE"/>
-            <w:u w:val="single"/>
-          </w:rPr>
-          <w:t>Prov 24:12</w:t>
-        </w:r>
-      </w:hyperlink>
-      <w:r>
-        <w:rPr>
-          <w:lang w:val="en_US" w:bidi="en_US"/>
-        </w:rPr>
-        <w:t xml:space="preserve">; </w:t>
-      </w:r>
-      <w:hyperlink r:id="rId91">
-        <w:r>
-          <w:rPr>
-            <w:lang w:val="en_US" w:bidi="en_US"/>
-          </w:rPr>
-          <w:rPr>
-            <w:color w:val="0000EE"/>
-            <w:u w:val="single"/>
-          </w:rPr>
-          <w:t>Joel 3:4–8</w:t>
-        </w:r>
-      </w:hyperlink>
-      <w:r>
-        <w:rPr>
-          <w:lang w:val="en_US" w:bidi="en_US"/>
-        </w:rPr>
-        <w:t xml:space="preserve">; </w:t>
-      </w:r>
-      <w:hyperlink r:id="rId92">
-        <w:r>
-          <w:rPr>
-            <w:lang w:val="en_US" w:bidi="en_US"/>
-          </w:rPr>
-          <w:rPr>
-            <w:color w:val="0000EE"/>
-            <w:u w:val="single"/>
-          </w:rPr>
-          <w:t>Rev 18:6</w:t>
-        </w:r>
-      </w:hyperlink>
-      <w:r>
-        <w:rPr>
-          <w:lang w:val="en_US" w:bidi="en_US"/>
-        </w:rPr>
-        <w:t xml:space="preserve">; </w:t>
-      </w:r>
-      <w:hyperlink r:id="rId93">
-        <w:r>
-          <w:rPr>
-            <w:lang w:val="en_US" w:bidi="en_US"/>
-          </w:rPr>
-          <w:rPr>
-            <w:color w:val="0000EE"/>
-            <w:u w:val="single"/>
-          </w:rPr>
-          <w:t>20:12</w:t>
-        </w:r>
-      </w:hyperlink>
-      <w:r>
-        <w:rPr>
-          <w:lang w:val="en_US" w:bidi="en_US"/>
-        </w:rPr>
-        <w:t>).</w:t>
-      </w:r>
-      <w:r>
-        <w:rPr>
-          <w:lang w:val="en_US" w:bidi="en_US"/>
-        </w:rPr>
-      </w:r>
-      <w:r>
-        <w:rPr>
-          <w:lang w:val="en_US" w:bidi="en_US"/>
-        </w:rPr>
-      </w:r>
-    </w:p>
-    <w:p>
-      <w:pPr/>
-      <w:r>
-        <w:rPr>
-          <w:lang w:val="en_US" w:bidi="en_US"/>
-        </w:rPr>
-      </w:r>
-    </w:p>
-    <w:p>
-      <w:pPr>
-        <w:pStyle w:val="Heading2"/>
-      </w:pPr>
-      <w:r>
-        <w:rPr>
-          <w:lang w:val="en_US" w:bidi="en_US"/>
-        </w:rPr>
-        <w:t>Nahum 3:5</w:t>
-      </w:r>
-      <w:r>
-        <w:rPr>
-          <w:lang w:val="en_US" w:bidi="en_US"/>
-        </w:rPr>
-      </w:r>
-    </w:p>
-    <w:p>
-      <w:pPr/>
-      <w:r>
-        <w:rPr>
-          <w:lang w:val="en_US" w:bidi="en_US"/>
-        </w:rPr>
-      </w:r>
-      <w:r>
-        <w:rPr>
-          <w:lang w:val="en_US" w:bidi="en_US"/>
-        </w:rPr>
-        <w:t xml:space="preserve">Twice God tells Nineveh, I am your enemy (also </w:t>
-      </w:r>
-      <w:hyperlink r:id="rId94">
-        <w:r>
-          <w:rPr>
-            <w:lang w:val="en_US" w:bidi="en_US"/>
-          </w:rPr>
-          <w:rPr>
-            <w:color w:val="0000EE"/>
-            <w:u w:val="single"/>
-          </w:rPr>
-          <w:t>2:13</w:t>
-        </w:r>
-      </w:hyperlink>
-      <w:r>
-        <w:rPr>
-          <w:lang w:val="en_US" w:bidi="en_US"/>
-        </w:rPr>
-        <w:t>). Nineveh’s judgment stands as a historical reminder that the Lord abhors sin and will deal with people and nations according to their deeds (</w:t>
-      </w:r>
-      <w:hyperlink r:id="rId95">
-        <w:r>
-          <w:rPr>
-            <w:lang w:val="en_US" w:bidi="en_US"/>
-          </w:rPr>
-          <w:rPr>
-            <w:color w:val="0000EE"/>
-            <w:u w:val="single"/>
-          </w:rPr>
-          <w:t>Pss 9:7–8</w:t>
-        </w:r>
-      </w:hyperlink>
-      <w:r>
-        <w:rPr>
-          <w:lang w:val="en_US" w:bidi="en_US"/>
-        </w:rPr>
-        <w:t xml:space="preserve">; </w:t>
-      </w:r>
-      <w:hyperlink r:id="rId96">
-        <w:r>
-          <w:rPr>
-            <w:lang w:val="en_US" w:bidi="en_US"/>
-          </w:rPr>
-          <w:rPr>
-            <w:color w:val="0000EE"/>
-            <w:u w:val="single"/>
-          </w:rPr>
-          <w:t>62:12</w:t>
-        </w:r>
-      </w:hyperlink>
-      <w:r>
-        <w:rPr>
-          <w:lang w:val="en_US" w:bidi="en_US"/>
-        </w:rPr>
-        <w:t xml:space="preserve">; </w:t>
-      </w:r>
-      <w:hyperlink r:id="rId97">
-        <w:r>
-          <w:rPr>
-            <w:lang w:val="en_US" w:bidi="en_US"/>
-          </w:rPr>
-          <w:rPr>
-            <w:color w:val="0000EE"/>
-            <w:u w:val="single"/>
-          </w:rPr>
-          <w:t>Jer 46:28</w:t>
-        </w:r>
-      </w:hyperlink>
-      <w:r>
-        <w:rPr>
-          <w:lang w:val="en_US" w:bidi="en_US"/>
-        </w:rPr>
-        <w:t xml:space="preserve">; </w:t>
-      </w:r>
-      <w:hyperlink r:id="rId98">
-        <w:r>
-          <w:rPr>
-            <w:lang w:val="en_US" w:bidi="en_US"/>
-          </w:rPr>
-          <w:rPr>
-            <w:color w:val="0000EE"/>
-            <w:u w:val="single"/>
-          </w:rPr>
-          <w:t>Acts 17:31</w:t>
-        </w:r>
-      </w:hyperlink>
-      <w:r>
-        <w:rPr>
-          <w:lang w:val="en_US" w:bidi="en_US"/>
-        </w:rPr>
-        <w:t>). One day, God’s justice will fall worldwide on those who have rebelled against him (</w:t>
-      </w:r>
-      <w:hyperlink r:id="rId99">
-        <w:r>
-          <w:rPr>
-            <w:lang w:val="en_US" w:bidi="en_US"/>
-          </w:rPr>
-          <w:rPr>
-            <w:color w:val="0000EE"/>
-            <w:u w:val="single"/>
-          </w:rPr>
-          <w:t>Rev 17–19</w:t>
-        </w:r>
-      </w:hyperlink>
-      <w:r>
-        <w:rPr>
-          <w:lang w:val="en_US" w:bidi="en_US"/>
-        </w:rPr>
-        <w:t>).</w:t>
-      </w:r>
-      <w:r>
-        <w:rPr>
-          <w:lang w:val="en_US" w:bidi="en_US"/>
-        </w:rPr>
-      </w:r>
-      <w:r>
-        <w:rPr>
-          <w:lang w:val="en_US" w:bidi="en_US"/>
-        </w:rPr>
-      </w:r>
-    </w:p>
-    <w:p>
-      <w:pPr/>
-      <w:r>
-        <w:rPr>
-          <w:lang w:val="en_US" w:bidi="en_US"/>
-        </w:rPr>
-      </w:r>
-    </w:p>
-    <w:p>
-      <w:pPr>
-        <w:pStyle w:val="Heading2"/>
-      </w:pPr>
-      <w:r>
-        <w:rPr>
-          <w:lang w:val="en_US" w:bidi="en_US"/>
-        </w:rPr>
-        <w:t>Nahum 3:8</w:t>
-      </w:r>
-      <w:r>
-        <w:rPr>
-          <w:lang w:val="en_US" w:bidi="en_US"/>
-        </w:rPr>
-      </w:r>
-    </w:p>
-    <w:p>
-      <w:pPr/>
-      <w:r>
-        <w:rPr>
-          <w:lang w:val="en_US" w:bidi="en_US"/>
-        </w:rPr>
-      </w:r>
-      <w:r>
-        <w:rPr>
-          <w:lang w:val="en_US" w:bidi="en_US"/>
-        </w:rPr>
-        <w:t>Thebes</w:t>
-      </w:r>
-      <w:r>
-        <w:rPr>
-          <w:i/>
-          <w:lang w:val="en_US" w:bidi="en_US"/>
-        </w:rPr>
-        <w:t>,</w:t>
-      </w:r>
-      <w:r>
-        <w:rPr>
-          <w:lang w:val="en_US" w:bidi="en_US"/>
-        </w:rPr>
-        <w:t xml:space="preserve"> the historic capital of Egypt, was situated on both sides of the Nile in Upper Egypt. It achieved its greatest fame as the political, religious, and cultural center of Egypt’s great New Kingdom (1550–1069 BC). Though no longer Egypt’s capital in the 600s BC, the city was still a thriving metropolis.</w:t>
-      </w:r>
-      <w:r>
-        <w:rPr>
-          <w:lang w:val="en_US" w:bidi="en_US"/>
-        </w:rPr>
-      </w:r>
-      <w:r>
-        <w:rPr>
-          <w:lang w:val="en_US" w:bidi="en_US"/>
-        </w:rPr>
-      </w:r>
-    </w:p>
-    <w:p>
-      <w:pPr/>
-      <w:r>
-        <w:rPr>
-          <w:lang w:val="en_US" w:bidi="en_US"/>
-        </w:rPr>
-      </w:r>
-    </w:p>
-    <w:p>
-      <w:pPr>
-        <w:pStyle w:val="Heading2"/>
-      </w:pPr>
-      <w:r>
-        <w:rPr>
-          <w:lang w:val="en_US" w:bidi="en_US"/>
-        </w:rPr>
-        <w:t>Nahum 3:9–10</w:t>
-      </w:r>
-      <w:r>
-        <w:rPr>
-          <w:lang w:val="en_US" w:bidi="en_US"/>
-        </w:rPr>
-      </w:r>
-    </w:p>
-    <w:p>
-      <w:pPr/>
-      <w:r>
-        <w:rPr>
-          <w:lang w:val="en_US" w:bidi="en_US"/>
-        </w:rPr>
-      </w:r>
-      <w:r>
-        <w:rPr>
-          <w:lang w:val="en_US" w:bidi="en_US"/>
-        </w:rPr>
-        <w:t>Thebes fell to the Assyrians under King Ashurbanipal in 663 BC. Before Ashurbanipal’s victory, Thebes had seemed to have unconquerable defenses, as well as the help of all Egypt and its allies: Ethiopia</w:t>
-      </w:r>
-      <w:r>
-        <w:rPr>
-          <w:i/>
-          <w:lang w:val="en_US" w:bidi="en_US"/>
-        </w:rPr>
-        <w:t>,</w:t>
-      </w:r>
-      <w:r>
-        <w:rPr>
-          <w:lang w:val="en_US" w:bidi="en_US"/>
-        </w:rPr>
-        <w:t xml:space="preserve"> Put (perhaps the fabled land of Punt, located near what is now coastal Somalia), and Libya. None of these, however, had effectively protected Thebes. • babies were dashed to death: Ancient conquerors had the heinous practice of exterminating the infants of their enemies in this way (</w:t>
-      </w:r>
-      <w:hyperlink r:id="rId100">
-        <w:r>
-          <w:rPr>
-            <w:lang w:val="en_US" w:bidi="en_US"/>
-          </w:rPr>
-          <w:rPr>
-            <w:color w:val="0000EE"/>
-            <w:u w:val="single"/>
-          </w:rPr>
-          <w:t>2 Kgs 8:12</w:t>
-        </w:r>
-      </w:hyperlink>
-      <w:r>
-        <w:rPr>
-          <w:lang w:val="en_US" w:bidi="en_US"/>
-        </w:rPr>
-        <w:t xml:space="preserve">; </w:t>
-      </w:r>
-      <w:hyperlink r:id="rId101">
-        <w:r>
-          <w:rPr>
-            <w:lang w:val="en_US" w:bidi="en_US"/>
-          </w:rPr>
-          <w:rPr>
-            <w:color w:val="0000EE"/>
-            <w:u w:val="single"/>
-          </w:rPr>
-          <w:t>Ps 137:9</w:t>
-        </w:r>
-      </w:hyperlink>
-      <w:r>
-        <w:rPr>
-          <w:lang w:val="en_US" w:bidi="en_US"/>
-        </w:rPr>
-        <w:t xml:space="preserve">; </w:t>
-      </w:r>
-      <w:hyperlink r:id="rId102">
-        <w:r>
-          <w:rPr>
-            <w:lang w:val="en_US" w:bidi="en_US"/>
-          </w:rPr>
-          <w:rPr>
-            <w:color w:val="0000EE"/>
-            <w:u w:val="single"/>
-          </w:rPr>
-          <w:t>Isa 13:16</w:t>
-        </w:r>
-      </w:hyperlink>
-      <w:r>
-        <w:rPr>
-          <w:lang w:val="en_US" w:bidi="en_US"/>
-        </w:rPr>
-        <w:t xml:space="preserve">, </w:t>
-      </w:r>
-      <w:hyperlink r:id="rId103">
-        <w:r>
-          <w:rPr>
-            <w:lang w:val="en_US" w:bidi="en_US"/>
-          </w:rPr>
-          <w:rPr>
-            <w:color w:val="0000EE"/>
-            <w:u w:val="single"/>
-          </w:rPr>
-          <w:t>18</w:t>
-        </w:r>
-      </w:hyperlink>
-      <w:r>
-        <w:rPr>
-          <w:lang w:val="en_US" w:bidi="en_US"/>
-        </w:rPr>
-        <w:t xml:space="preserve">). • Soldiers threw dice for the spoils of war, while the leaders of the conquered people were bound in chains (see </w:t>
-      </w:r>
-      <w:hyperlink r:id="rId104">
-        <w:r>
-          <w:rPr>
-            <w:lang w:val="en_US" w:bidi="en_US"/>
-          </w:rPr>
-          <w:rPr>
-            <w:color w:val="0000EE"/>
-            <w:u w:val="single"/>
-          </w:rPr>
-          <w:t>2 Kgs 25:7</w:t>
-        </w:r>
-      </w:hyperlink>
-      <w:r>
-        <w:rPr>
-          <w:lang w:val="en_US" w:bidi="en_US"/>
-        </w:rPr>
-        <w:t xml:space="preserve">; </w:t>
-      </w:r>
-      <w:hyperlink r:id="rId105">
-        <w:r>
-          <w:rPr>
-            <w:lang w:val="en_US" w:bidi="en_US"/>
-          </w:rPr>
-          <w:rPr>
-            <w:color w:val="0000EE"/>
-            <w:u w:val="single"/>
-          </w:rPr>
-          <w:t>Jer 40:1</w:t>
-        </w:r>
-      </w:hyperlink>
-      <w:r>
-        <w:rPr>
-          <w:lang w:val="en_US" w:bidi="en_US"/>
-        </w:rPr>
-        <w:t xml:space="preserve">, </w:t>
-      </w:r>
-      <w:hyperlink r:id="rId106">
-        <w:r>
-          <w:rPr>
-            <w:lang w:val="en_US" w:bidi="en_US"/>
-          </w:rPr>
-          <w:rPr>
-            <w:color w:val="0000EE"/>
-            <w:u w:val="single"/>
-          </w:rPr>
-          <w:t>4</w:t>
-        </w:r>
-      </w:hyperlink>
-      <w:r>
-        <w:rPr>
-          <w:lang w:val="en_US" w:bidi="en_US"/>
-        </w:rPr>
-        <w:t xml:space="preserve">; </w:t>
-      </w:r>
-      <w:hyperlink r:id="rId107">
-        <w:r>
-          <w:rPr>
-            <w:lang w:val="en_US" w:bidi="en_US"/>
-          </w:rPr>
-          <w:rPr>
-            <w:color w:val="0000EE"/>
-            <w:u w:val="single"/>
-          </w:rPr>
-          <w:t>Joel 3:3</w:t>
-        </w:r>
-      </w:hyperlink>
-      <w:r>
-        <w:rPr>
-          <w:lang w:val="en_US" w:bidi="en_US"/>
-        </w:rPr>
-        <w:t xml:space="preserve">; </w:t>
-      </w:r>
-      <w:hyperlink r:id="rId108">
-        <w:r>
-          <w:rPr>
-            <w:lang w:val="en_US" w:bidi="en_US"/>
-          </w:rPr>
-          <w:rPr>
-            <w:color w:val="0000EE"/>
-            <w:u w:val="single"/>
-          </w:rPr>
-          <w:t>Obad 1:11</w:t>
-        </w:r>
-      </w:hyperlink>
-      <w:r>
-        <w:rPr>
-          <w:lang w:val="en_US" w:bidi="en_US"/>
-        </w:rPr>
-        <w:t>).</w:t>
-      </w:r>
-      <w:r>
-        <w:rPr>
-          <w:lang w:val="en_US" w:bidi="en_US"/>
-        </w:rPr>
-      </w:r>
-      <w:r>
-        <w:rPr>
-          <w:lang w:val="en_US" w:bidi="en_US"/>
-        </w:rPr>
-      </w:r>
-    </w:p>
-    <w:p>
-      <w:pPr/>
-      <w:r>
-        <w:rPr>
-          <w:lang w:val="en_US" w:bidi="en_US"/>
-        </w:rPr>
-      </w:r>
-    </w:p>
-    <w:p>
-      <w:pPr>
-        <w:pStyle w:val="Heading2"/>
-      </w:pPr>
-      <w:r>
-        <w:rPr>
-          <w:lang w:val="en_US" w:bidi="en_US"/>
-        </w:rPr>
-        <w:t>Nahum 3:12</w:t>
-      </w:r>
-      <w:r>
-        <w:rPr>
-          <w:lang w:val="en_US" w:bidi="en_US"/>
-        </w:rPr>
-      </w:r>
-    </w:p>
-    <w:p>
-      <w:pPr/>
-      <w:r>
-        <w:rPr>
-          <w:lang w:val="en_US" w:bidi="en_US"/>
-        </w:rPr>
-      </w:r>
-      <w:r>
-        <w:rPr>
-          <w:lang w:val="en_US" w:bidi="en_US"/>
-        </w:rPr>
-        <w:t xml:space="preserve">ripe figs: Cp. </w:t>
-      </w:r>
-      <w:hyperlink r:id="rId109">
-        <w:r>
-          <w:rPr>
-            <w:lang w:val="en_US" w:bidi="en_US"/>
-          </w:rPr>
-          <w:rPr>
-            <w:color w:val="0000EE"/>
-            <w:u w:val="single"/>
-          </w:rPr>
-          <w:t>Amos 8:1–2</w:t>
-        </w:r>
-      </w:hyperlink>
-      <w:r>
-        <w:rPr>
-          <w:lang w:val="en_US" w:bidi="en_US"/>
-        </w:rPr>
-        <w:t xml:space="preserve">; </w:t>
-      </w:r>
-      <w:hyperlink r:id="rId110">
-        <w:r>
-          <w:rPr>
-            <w:lang w:val="en_US" w:bidi="en_US"/>
-          </w:rPr>
-          <w:rPr>
-            <w:color w:val="0000EE"/>
-            <w:u w:val="single"/>
-          </w:rPr>
-          <w:t>Rev 6:13</w:t>
-        </w:r>
-      </w:hyperlink>
-      <w:r>
-        <w:rPr>
-          <w:lang w:val="en_US" w:bidi="en_US"/>
-        </w:rPr>
-        <w:t>.</w:t>
-      </w:r>
-      <w:r>
-        <w:rPr>
-          <w:lang w:val="en_US" w:bidi="en_US"/>
-        </w:rPr>
-      </w:r>
-      <w:r>
-        <w:rPr>
-          <w:lang w:val="en_US" w:bidi="en_US"/>
-        </w:rPr>
-      </w:r>
-    </w:p>
-    <w:p>
-      <w:pPr/>
-      <w:r>
-        <w:rPr>
-          <w:lang w:val="en_US" w:bidi="en_US"/>
-        </w:rPr>
-      </w:r>
-    </w:p>
-    <w:p>
-      <w:pPr>
-        <w:pStyle w:val="Heading2"/>
-      </w:pPr>
-      <w:r>
-        <w:rPr>
-          <w:lang w:val="en_US" w:bidi="en_US"/>
-        </w:rPr>
-        <w:t>Nahum 3:14</w:t>
-      </w:r>
-      <w:r>
-        <w:rPr>
-          <w:lang w:val="en_US" w:bidi="en_US"/>
-        </w:rPr>
-      </w:r>
-    </w:p>
-    <w:p>
-      <w:pPr/>
-      <w:r>
-        <w:rPr>
-          <w:lang w:val="en_US" w:bidi="en_US"/>
-        </w:rPr>
-      </w:r>
-      <w:r>
-        <w:rPr>
-          <w:lang w:val="en_US" w:bidi="en_US"/>
-        </w:rPr>
-        <w:t xml:space="preserve">Get ready . . . Strengthen: Nahum used sarcasm to stress that no amount of preparation would make the Assyrians able to withstand God’s wrath (note also the sarcastic tone of </w:t>
-      </w:r>
-      <w:hyperlink r:id="rId111">
-        <w:r>
-          <w:rPr>
-            <w:lang w:val="en_US" w:bidi="en_US"/>
-          </w:rPr>
-          <w:rPr>
-            <w:color w:val="0000EE"/>
-            <w:u w:val="single"/>
-          </w:rPr>
-          <w:t>2:11–13</w:t>
-        </w:r>
-      </w:hyperlink>
-      <w:r>
-        <w:rPr>
-          <w:lang w:val="en_US" w:bidi="en_US"/>
-        </w:rPr>
-        <w:t>).</w:t>
-      </w:r>
-      <w:r>
-        <w:rPr>
-          <w:lang w:val="en_US" w:bidi="en_US"/>
-        </w:rPr>
-      </w:r>
-      <w:r>
-        <w:rPr>
-          <w:lang w:val="en_US" w:bidi="en_US"/>
-        </w:rPr>
-      </w:r>
-    </w:p>
-    <w:p>
-      <w:pPr/>
-      <w:r>
-        <w:rPr>
-          <w:lang w:val="en_US" w:bidi="en_US"/>
-        </w:rPr>
-      </w:r>
-    </w:p>
-    <w:p>
-      <w:pPr>
-        <w:pStyle w:val="Heading2"/>
-      </w:pPr>
-      <w:r>
-        <w:rPr>
-          <w:lang w:val="en_US" w:bidi="en_US"/>
-        </w:rPr>
-        <w:t>Nahum 3:15</w:t>
-      </w:r>
-      <w:r>
-        <w:rPr>
-          <w:lang w:val="en_US" w:bidi="en_US"/>
-        </w:rPr>
-      </w:r>
-    </w:p>
-    <w:p>
-      <w:pPr/>
-      <w:r>
-        <w:rPr>
-          <w:lang w:val="en_US" w:bidi="en_US"/>
-        </w:rPr>
-      </w:r>
-      <w:r>
-        <w:rPr>
-          <w:lang w:val="en_US" w:bidi="en_US"/>
-        </w:rPr>
-        <w:t xml:space="preserve">The Old Testament often uses locusts as a metaphor for armies (see </w:t>
-      </w:r>
-      <w:hyperlink r:id="rId112">
-        <w:r>
-          <w:rPr>
-            <w:lang w:val="en_US" w:bidi="en_US"/>
-          </w:rPr>
-          <w:rPr>
-            <w:color w:val="0000EE"/>
-            <w:u w:val="single"/>
-          </w:rPr>
-          <w:t>Joel 2:1–11</w:t>
-        </w:r>
-      </w:hyperlink>
-      <w:r>
-        <w:rPr>
-          <w:lang w:val="en_US" w:bidi="en_US"/>
-        </w:rPr>
-        <w:t>).</w:t>
-      </w:r>
-      <w:r>
-        <w:rPr>
-          <w:lang w:val="en_US" w:bidi="en_US"/>
-        </w:rPr>
-      </w:r>
-      <w:r>
-        <w:rPr>
-          <w:lang w:val="en_US" w:bidi="en_US"/>
-        </w:rPr>
-      </w:r>
-    </w:p>
-    <w:p>
-      <w:pPr/>
-      <w:r>
-        <w:rPr>
-          <w:lang w:val="en_US" w:bidi="en_US"/>
-        </w:rPr>
-      </w:r>
-    </w:p>
-    <w:p>
-      <w:pPr>
-        <w:pStyle w:val="Heading2"/>
-      </w:pPr>
-      <w:r>
-        <w:rPr>
-          <w:lang w:val="en_US" w:bidi="en_US"/>
-        </w:rPr>
-        <w:t>Nahum 3:16</w:t>
-      </w:r>
-      <w:r>
-        <w:rPr>
-          <w:lang w:val="en_US" w:bidi="en_US"/>
-        </w:rPr>
-      </w:r>
-    </w:p>
-    <w:p>
-      <w:pPr/>
-      <w:r>
-        <w:rPr>
-          <w:lang w:val="en_US" w:bidi="en_US"/>
-        </w:rPr>
-      </w:r>
-      <w:r>
-        <w:rPr>
-          <w:lang w:val="en_US" w:bidi="en_US"/>
-        </w:rPr>
-        <w:t>Assyrian merchants had spread throughout the Near East like locusts, filling Nineveh with untold wealth. But just as locusts desire only to satisfy their insatiable appetites and then fly off, the merchants would take their goods and go in the time of Nineveh’s distress, leaving a needy populace behind.</w:t>
-      </w:r>
-      <w:r>
-        <w:rPr>
-          <w:lang w:val="en_US" w:bidi="en_US"/>
-        </w:rPr>
-      </w:r>
-      <w:r>
-        <w:rPr>
-          <w:lang w:val="en_US" w:bidi="en_US"/>
-        </w:rPr>
-      </w:r>
-    </w:p>
-    <w:p>
-      <w:pPr/>
-      <w:r>
-        <w:rPr>
-          <w:lang w:val="en_US" w:bidi="en_US"/>
-        </w:rPr>
-      </w:r>
-    </w:p>
-    <w:p>
-      <w:pPr>
-        <w:pStyle w:val="Heading2"/>
-      </w:pPr>
-      <w:r>
-        <w:rPr>
-          <w:lang w:val="en_US" w:bidi="en_US"/>
-        </w:rPr>
-        <w:t>Nahum 3:18</w:t>
-      </w:r>
-      <w:r>
-        <w:rPr>
-          <w:lang w:val="en_US" w:bidi="en_US"/>
-        </w:rPr>
-      </w:r>
-    </w:p>
-    <w:p>
-      <w:pPr/>
-      <w:r>
-        <w:rPr>
-          <w:lang w:val="en_US" w:bidi="en_US"/>
-        </w:rPr>
-      </w:r>
-      <w:r>
-        <w:rPr>
-          <w:lang w:val="en_US" w:bidi="en_US"/>
-        </w:rPr>
-        <w:t xml:space="preserve">shepherds: With the leaders gone, Nineveh’s people would be scattered like sheep. • lie dead (literally </w:t>
-      </w:r>
-      <w:r>
-        <w:rPr>
-          <w:i/>
-          <w:lang w:val="en_US" w:bidi="en_US"/>
-        </w:rPr>
-        <w:t>sleep</w:t>
-      </w:r>
-      <w:r>
-        <w:rPr>
-          <w:lang w:val="en_US" w:bidi="en_US"/>
-        </w:rPr>
-        <w:t xml:space="preserve">; see </w:t>
-      </w:r>
-      <w:hyperlink r:id="rId113">
-        <w:r>
-          <w:rPr>
-            <w:lang w:val="en_US" w:bidi="en_US"/>
-          </w:rPr>
-          <w:rPr>
-            <w:color w:val="0000EE"/>
-            <w:u w:val="single"/>
-          </w:rPr>
-          <w:t>John 11:11–14</w:t>
-        </w:r>
-      </w:hyperlink>
-      <w:r>
-        <w:rPr>
-          <w:lang w:val="en_US" w:bidi="en_US"/>
-        </w:rPr>
-        <w:t>): Assyria’s leaders, asleep during Nineveh’s crisis, would sleep in death. By contrast, Israel’s Shepherd does not slumber (</w:t>
-      </w:r>
-      <w:hyperlink r:id="rId114">
-        <w:r>
-          <w:rPr>
-            <w:lang w:val="en_US" w:bidi="en_US"/>
-          </w:rPr>
-          <w:rPr>
-            <w:color w:val="0000EE"/>
-            <w:u w:val="single"/>
-          </w:rPr>
-          <w:t>Ps 121:3</w:t>
-        </w:r>
-      </w:hyperlink>
-      <w:r>
-        <w:rPr>
-          <w:lang w:val="en_US" w:bidi="en_US"/>
-        </w:rPr>
-        <w:t>), and he will gather Israel’s lost sheep (</w:t>
-      </w:r>
-      <w:hyperlink r:id="rId115">
-        <w:r>
-          <w:rPr>
-            <w:lang w:val="en_US" w:bidi="en_US"/>
-          </w:rPr>
-          <w:rPr>
-            <w:color w:val="0000EE"/>
-            <w:u w:val="single"/>
-          </w:rPr>
-          <w:t>Jer 23:3</w:t>
-        </w:r>
-      </w:hyperlink>
-      <w:r>
-        <w:rPr>
-          <w:lang w:val="en_US" w:bidi="en_US"/>
-        </w:rPr>
-        <w:t xml:space="preserve">; </w:t>
-      </w:r>
-      <w:hyperlink r:id="rId116">
-        <w:r>
-          <w:rPr>
-            <w:lang w:val="en_US" w:bidi="en_US"/>
-          </w:rPr>
-          <w:rPr>
-            <w:color w:val="0000EE"/>
-            <w:u w:val="single"/>
-          </w:rPr>
-          <w:t>Ezek 36:35</w:t>
-        </w:r>
-      </w:hyperlink>
-      <w:r>
-        <w:rPr>
-          <w:lang w:val="en_US" w:bidi="en_US"/>
-        </w:rPr>
-        <w:t>).</w:t>
-      </w:r>
-      <w:r>
-        <w:rPr>
-          <w:lang w:val="en_US" w:bidi="en_US"/>
-        </w:rPr>
-      </w:r>
-      <w:r>
-        <w:rPr>
-          <w:lang w:val="en_US" w:bidi="en_US"/>
-        </w:rPr>
-      </w:r>
-    </w:p>
-    <w:p>
-      <w:pPr/>
-      <w:r>
-        <w:rPr>
-          <w:lang w:val="en_US" w:bidi="en_US"/>
-        </w:rPr>
-      </w:r>
-    </w:p>
-    <w:p>
-      <w:pPr>
-        <w:pStyle w:val="Heading2"/>
-      </w:pPr>
-      <w:r>
-        <w:rPr>
-          <w:lang w:val="en_US" w:bidi="en_US"/>
-        </w:rPr>
-        <w:t>Nahum 3:19</w:t>
-      </w:r>
-      <w:r>
-        <w:rPr>
-          <w:lang w:val="en_US" w:bidi="en_US"/>
-        </w:rPr>
-      </w:r>
-    </w:p>
-    <w:p>
-      <w:pPr/>
-      <w:r>
-        <w:rPr>
-          <w:lang w:val="en_US" w:bidi="en_US"/>
-        </w:rPr>
-      </w:r>
-      <w:r>
-        <w:rPr>
-          <w:lang w:val="en_US" w:bidi="en_US"/>
-        </w:rPr>
-        <w:t>Nineveh deserved destruction rather than healing. Although God had been patient with Nineveh in Jonah’s day (</w:t>
-      </w:r>
-      <w:hyperlink r:id="rId117">
-        <w:r>
-          <w:rPr>
-            <w:lang w:val="en_US" w:bidi="en_US"/>
-          </w:rPr>
-          <w:rPr>
-            <w:color w:val="0000EE"/>
-            <w:u w:val="single"/>
-          </w:rPr>
-          <w:t>Jon 3:10</w:t>
-        </w:r>
-      </w:hyperlink>
-      <w:r>
-        <w:rPr>
-          <w:lang w:val="en_US" w:bidi="en_US"/>
-        </w:rPr>
-        <w:t xml:space="preserve">), the Assyrians had returned to cruelty and would reap the harvest of their own evil (see </w:t>
-      </w:r>
-      <w:hyperlink r:id="rId118">
-        <w:r>
-          <w:rPr>
-            <w:lang w:val="en_US" w:bidi="en_US"/>
-          </w:rPr>
-          <w:rPr>
-            <w:color w:val="0000EE"/>
-            <w:u w:val="single"/>
-          </w:rPr>
-          <w:t>Prov 11:16–19</w:t>
-        </w:r>
-      </w:hyperlink>
-      <w:r>
-        <w:rPr>
-          <w:lang w:val="en_US" w:bidi="en_US"/>
-        </w:rPr>
-        <w:t xml:space="preserve">; </w:t>
-      </w:r>
-      <w:hyperlink r:id="rId119">
-        <w:r>
-          <w:rPr>
-            <w:lang w:val="en_US" w:bidi="en_US"/>
-          </w:rPr>
-          <w:rPr>
-            <w:color w:val="0000EE"/>
-            <w:u w:val="single"/>
-          </w:rPr>
-          <w:t>Isa 66:5–6</w:t>
-        </w:r>
-      </w:hyperlink>
-      <w:r>
-        <w:rPr>
-          <w:lang w:val="en_US" w:bidi="en_US"/>
-        </w:rPr>
-        <w:t xml:space="preserve">; </w:t>
-      </w:r>
       <w:hyperlink r:id="rId120">
         <w:r>
           <w:rPr>
@@ -4177,14 +4857,14 @@
             <w:color w:val="0000EE"/>
             <w:u w:val="single"/>
           </w:rPr>
-          <w:t>Hos 8:7</w:t>
-        </w:r>
-      </w:hyperlink>
-      <w:r>
-        <w:rPr>
-          <w:lang w:val="en_US" w:bidi="en_US"/>
-        </w:rPr>
-        <w:t>). Those who had suffered under Assyria’s cruelty would welcome this message with joy.</w:t>
+          <w:t>Hosea 8:7</w:t>
+        </w:r>
+      </w:hyperlink>
+      <w:r>
+        <w:rPr>
+          <w:lang w:val="en_US" w:bidi="en_US"/>
+        </w:rPr>
+        <w:t>). Those who suffered under Assyria’s cruelty would welcome this message with joy.</w:t>
       </w:r>
       <w:r>
         <w:rPr>

--- a/eng/docx/34.content.docx
+++ b/eng/docx/34.content.docx
@@ -19,7 +19,7 @@
         <w:rPr>
           <w:lang w:val="en_US" w:bidi="en_US"/>
         </w:rPr>
-        <w:t>Resource: Study Notes (Tyndale)</w:t>
+        <w:t>Resource: Tyndale Open Study Notes</w:t>
       </w:r>
       <w:r>
         <w:rPr>
@@ -112,7 +112,7 @@
         <w:rPr>
           <w:lang w:val="en_US" w:bidi="en_US"/>
         </w:rPr>
-        <w:t>Study Notes (Tyndale)</w:t>
+        <w:t>Tyndale Open Study Notes</w:t>
       </w:r>
     </w:p>
     <w:p>

--- a/eng/docx/34.content.docx
+++ b/eng/docx/34.content.docx
@@ -19,7 +19,7 @@
         <w:rPr>
           <w:lang w:val="en_US" w:bidi="en_US"/>
         </w:rPr>
-        <w:t>Resource: Tyndale Open Study Notes</w:t>
+        <w:t>Resource: Aquifer Open Study Notes</w:t>
       </w:r>
       <w:r>
         <w:rPr>
@@ -112,7 +112,7 @@
         <w:rPr>
           <w:lang w:val="en_US" w:bidi="en_US"/>
         </w:rPr>
-        <w:t>Tyndale Open Study Notes</w:t>
+        <w:t>Aquifer Open Study Notes</w:t>
       </w:r>
     </w:p>
     <w:p>

--- a/eng/docx/34.content.docx
+++ b/eng/docx/34.content.docx
@@ -244,54 +244,36 @@
         </w:rPr>
         <w:t xml:space="preserve">: This opening, like those in other prophetic books (compare </w:t>
       </w:r>
-      <w:hyperlink r:id="rId13">
-        <w:r>
-          <w:rPr>
-            <w:lang w:val="en_US" w:bidi="en_US"/>
-          </w:rPr>
-          <w:rPr>
-            <w:color w:val="0000EE"/>
-            <w:u w:val="single"/>
-          </w:rPr>
-          <w:t>Obadiah 1:1</w:t>
-        </w:r>
-      </w:hyperlink>
+      <w:r>
+        <w:rPr>
+          <w:lang w:val="en_US" w:bidi="en_US"/>
+        </w:rPr>
+        <w:t>Obadiah 1:1</w:t>
+      </w:r>
       <w:r>
         <w:rPr>
           <w:lang w:val="en_US" w:bidi="en_US"/>
         </w:rPr>
         <w:t xml:space="preserve">; </w:t>
       </w:r>
-      <w:hyperlink r:id="rId14">
-        <w:r>
-          <w:rPr>
-            <w:lang w:val="en_US" w:bidi="en_US"/>
-          </w:rPr>
-          <w:rPr>
-            <w:color w:val="0000EE"/>
-            <w:u w:val="single"/>
-          </w:rPr>
-          <w:t>Habakkuk 1:1</w:t>
-        </w:r>
-      </w:hyperlink>
+      <w:r>
+        <w:rPr>
+          <w:lang w:val="en_US" w:bidi="en_US"/>
+        </w:rPr>
+        <w:t>Habakkuk 1:1</w:t>
+      </w:r>
       <w:r>
         <w:rPr>
           <w:lang w:val="en_US" w:bidi="en_US"/>
         </w:rPr>
         <w:t xml:space="preserve">; </w:t>
       </w:r>
-      <w:hyperlink r:id="rId15">
-        <w:r>
-          <w:rPr>
-            <w:lang w:val="en_US" w:bidi="en_US"/>
-          </w:rPr>
-          <w:rPr>
-            <w:color w:val="0000EE"/>
-            <w:u w:val="single"/>
-          </w:rPr>
-          <w:t>Malachi 1:1</w:t>
-        </w:r>
-      </w:hyperlink>
+      <w:r>
+        <w:rPr>
+          <w:lang w:val="en_US" w:bidi="en_US"/>
+        </w:rPr>
+        <w:t>Malachi 1:1</w:t>
+      </w:r>
       <w:r>
         <w:rPr>
           <w:lang w:val="en_US" w:bidi="en_US"/>
@@ -347,36 +329,24 @@
         </w:rPr>
         <w:t xml:space="preserve"> means “comfort” or “encouragement.” A key theme of his prophecy is that God will encourage his people through Nineveh’s downfall (</w:t>
       </w:r>
-      <w:hyperlink r:id="rId16">
-        <w:r>
-          <w:rPr>
-            <w:lang w:val="en_US" w:bidi="en_US"/>
-          </w:rPr>
-          <w:rPr>
-            <w:color w:val="0000EE"/>
-            <w:u w:val="single"/>
-          </w:rPr>
-          <w:t>Nahum 1:12–15</w:t>
-        </w:r>
-      </w:hyperlink>
+      <w:r>
+        <w:rPr>
+          <w:lang w:val="en_US" w:bidi="en_US"/>
+        </w:rPr>
+        <w:t>Nahum 1:12–15</w:t>
+      </w:r>
       <w:r>
         <w:rPr>
           <w:lang w:val="en_US" w:bidi="en_US"/>
         </w:rPr>
         <w:t xml:space="preserve">; see </w:t>
       </w:r>
-      <w:hyperlink r:id="rId17">
-        <w:r>
-          <w:rPr>
-            <w:lang w:val="en_US" w:bidi="en_US"/>
-          </w:rPr>
-          <w:rPr>
-            <w:color w:val="0000EE"/>
-            <w:u w:val="single"/>
-          </w:rPr>
-          <w:t>Isaiah 40:1</w:t>
-        </w:r>
-      </w:hyperlink>
+      <w:r>
+        <w:rPr>
+          <w:lang w:val="en_US" w:bidi="en_US"/>
+        </w:rPr>
+        <w:t>Isaiah 40:1</w:t>
+      </w:r>
       <w:r>
         <w:rPr>
           <w:lang w:val="en_US" w:bidi="en_US"/>
@@ -455,72 +425,48 @@
         </w:rPr>
         <w:t xml:space="preserve">): God jealously protects the well-being of his people and strongly desires their faithfulness (see </w:t>
       </w:r>
-      <w:hyperlink r:id="rId18">
-        <w:r>
-          <w:rPr>
-            <w:lang w:val="en_US" w:bidi="en_US"/>
-          </w:rPr>
-          <w:rPr>
-            <w:color w:val="0000EE"/>
-            <w:u w:val="single"/>
-          </w:rPr>
-          <w:t>Exodus 20:4–5</w:t>
-        </w:r>
-      </w:hyperlink>
+      <w:r>
+        <w:rPr>
+          <w:lang w:val="en_US" w:bidi="en_US"/>
+        </w:rPr>
+        <w:t>Exodus 20:4–5</w:t>
+      </w:r>
       <w:r>
         <w:rPr>
           <w:lang w:val="en_US" w:bidi="en_US"/>
         </w:rPr>
         <w:t xml:space="preserve">; </w:t>
       </w:r>
-      <w:hyperlink r:id="rId19">
-        <w:r>
-          <w:rPr>
-            <w:lang w:val="en_US" w:bidi="en_US"/>
-          </w:rPr>
-          <w:rPr>
-            <w:color w:val="0000EE"/>
-            <w:u w:val="single"/>
-          </w:rPr>
-          <w:t>Deuteronomy 4:23–24</w:t>
-        </w:r>
-      </w:hyperlink>
+      <w:r>
+        <w:rPr>
+          <w:lang w:val="en_US" w:bidi="en_US"/>
+        </w:rPr>
+        <w:t>Deuteronomy 4:23–24</w:t>
+      </w:r>
       <w:r>
         <w:rPr>
           <w:lang w:val="en_US" w:bidi="en_US"/>
         </w:rPr>
         <w:t xml:space="preserve">; </w:t>
       </w:r>
-      <w:hyperlink r:id="rId20">
-        <w:r>
-          <w:rPr>
-            <w:lang w:val="en_US" w:bidi="en_US"/>
-          </w:rPr>
-          <w:rPr>
-            <w:color w:val="0000EE"/>
-            <w:u w:val="single"/>
-          </w:rPr>
-          <w:t>6:4</w:t>
-        </w:r>
-      </w:hyperlink>
+      <w:r>
+        <w:rPr>
+          <w:lang w:val="en_US" w:bidi="en_US"/>
+        </w:rPr>
+        <w:t>6:4</w:t>
+      </w:r>
       <w:r>
         <w:rPr>
           <w:lang w:val="en_US" w:bidi="en_US"/>
         </w:rPr>
         <w:t xml:space="preserve">; </w:t>
       </w:r>
-      <w:hyperlink r:id="rId21">
-        <w:r>
-          <w:rPr>
-            <w:lang w:val="en_US" w:bidi="en_US"/>
-          </w:rPr>
-          <w:rPr>
-            <w:color w:val="0000EE"/>
-            <w:u w:val="single"/>
-          </w:rPr>
-          <w:t>Jeremiah 2:1–3:5</w:t>
-        </w:r>
-      </w:hyperlink>
+      <w:r>
+        <w:rPr>
+          <w:lang w:val="en_US" w:bidi="en_US"/>
+        </w:rPr>
+        <w:t>Jeremiah 2:1–3:5</w:t>
+      </w:r>
       <w:r>
         <w:rPr>
           <w:lang w:val="en_US" w:bidi="en_US"/>
@@ -563,18 +509,12 @@
         </w:rPr>
         <w:t>holiness (</w:t>
       </w:r>
-      <w:hyperlink r:id="rId22">
-        <w:r>
-          <w:rPr>
-            <w:lang w:val="en_US" w:bidi="en_US"/>
-          </w:rPr>
-          <w:rPr>
-            <w:color w:val="0000EE"/>
-            <w:u w:val="single"/>
-          </w:rPr>
-          <w:t>Jeremiah 50:28–29</w:t>
-        </w:r>
-      </w:hyperlink>
+      <w:r>
+        <w:rPr>
+          <w:lang w:val="en_US" w:bidi="en_US"/>
+        </w:rPr>
+        <w:t>Jeremiah 50:28–29</w:t>
+      </w:r>
       <w:r>
         <w:rPr>
           <w:lang w:val="en_US" w:bidi="en_US"/>
@@ -599,18 +539,12 @@
         </w:rPr>
         <w:t>justice (</w:t>
       </w:r>
-      <w:hyperlink r:id="rId23">
-        <w:r>
-          <w:rPr>
-            <w:lang w:val="en_US" w:bidi="en_US"/>
-          </w:rPr>
-          <w:rPr>
-            <w:color w:val="0000EE"/>
-            <w:u w:val="single"/>
-          </w:rPr>
-          <w:t>Isaiah 63:1–9</w:t>
-        </w:r>
-      </w:hyperlink>
+      <w:r>
+        <w:rPr>
+          <w:lang w:val="en_US" w:bidi="en_US"/>
+        </w:rPr>
+        <w:t>Isaiah 63:1–9</w:t>
+      </w:r>
       <w:r>
         <w:rPr>
           <w:lang w:val="en_US" w:bidi="en_US"/>
@@ -635,36 +569,24 @@
         </w:rPr>
         <w:t>faithfulness to the covenant with his people (</w:t>
       </w:r>
-      <w:hyperlink r:id="rId24">
-        <w:r>
-          <w:rPr>
-            <w:lang w:val="en_US" w:bidi="en_US"/>
-          </w:rPr>
-          <w:rPr>
-            <w:color w:val="0000EE"/>
-            <w:u w:val="single"/>
-          </w:rPr>
-          <w:t>Leviticus 26:23–25</w:t>
-        </w:r>
-      </w:hyperlink>
+      <w:r>
+        <w:rPr>
+          <w:lang w:val="en_US" w:bidi="en_US"/>
+        </w:rPr>
+        <w:t>Leviticus 26:23–25</w:t>
+      </w:r>
       <w:r>
         <w:rPr>
           <w:lang w:val="en_US" w:bidi="en_US"/>
         </w:rPr>
         <w:t xml:space="preserve">; </w:t>
       </w:r>
-      <w:hyperlink r:id="rId25">
-        <w:r>
-          <w:rPr>
-            <w:lang w:val="en_US" w:bidi="en_US"/>
-          </w:rPr>
-          <w:rPr>
-            <w:color w:val="0000EE"/>
-            <w:u w:val="single"/>
-          </w:rPr>
-          <w:t>Isaiah 1:24–26</w:t>
-        </w:r>
-      </w:hyperlink>
+      <w:r>
+        <w:rPr>
+          <w:lang w:val="en_US" w:bidi="en_US"/>
+        </w:rPr>
+        <w:t>Isaiah 1:24–26</w:t>
+      </w:r>
       <w:r>
         <w:rPr>
           <w:lang w:val="en_US" w:bidi="en_US"/>
@@ -781,36 +703,24 @@
         </w:rPr>
         <w:t>This short hymn (a song of praise about God) has two stanzas (</w:t>
       </w:r>
-      <w:hyperlink r:id="rId26">
-        <w:r>
-          <w:rPr>
-            <w:lang w:val="en_US" w:bidi="en_US"/>
-          </w:rPr>
-          <w:rPr>
-            <w:color w:val="0000EE"/>
-            <w:u w:val="single"/>
-          </w:rPr>
-          <w:t>1:2–6</w:t>
-        </w:r>
-      </w:hyperlink>
+      <w:r>
+        <w:rPr>
+          <w:lang w:val="en_US" w:bidi="en_US"/>
+        </w:rPr>
+        <w:t>1:2–6</w:t>
+      </w:r>
       <w:r>
         <w:rPr>
           <w:lang w:val="en_US" w:bidi="en_US"/>
         </w:rPr>
         <w:t xml:space="preserve">, </w:t>
       </w:r>
-      <w:hyperlink r:id="rId27">
-        <w:r>
-          <w:rPr>
-            <w:lang w:val="en_US" w:bidi="en_US"/>
-          </w:rPr>
-          <w:rPr>
-            <w:color w:val="0000EE"/>
-            <w:u w:val="single"/>
-          </w:rPr>
-          <w:t>7–11</w:t>
-        </w:r>
-      </w:hyperlink>
+      <w:r>
+        <w:rPr>
+          <w:lang w:val="en_US" w:bidi="en_US"/>
+        </w:rPr>
+        <w:t>7–11</w:t>
+      </w:r>
       <w:r>
         <w:rPr>
           <w:lang w:val="en_US" w:bidi="en_US"/>
@@ -876,216 +786,144 @@
         </w:rPr>
         <w:t>: God's patience with disobedience is linked to his faithful love (</w:t>
       </w:r>
-      <w:hyperlink r:id="rId28">
-        <w:r>
-          <w:rPr>
-            <w:lang w:val="en_US" w:bidi="en_US"/>
-          </w:rPr>
-          <w:rPr>
-            <w:color w:val="0000EE"/>
-            <w:u w:val="single"/>
-          </w:rPr>
-          <w:t>Exodus 34:6</w:t>
-        </w:r>
-      </w:hyperlink>
+      <w:r>
+        <w:rPr>
+          <w:lang w:val="en_US" w:bidi="en_US"/>
+        </w:rPr>
+        <w:t>Exodus 34:6</w:t>
+      </w:r>
       <w:r>
         <w:rPr>
           <w:lang w:val="en_US" w:bidi="en_US"/>
         </w:rPr>
         <w:t xml:space="preserve">; </w:t>
       </w:r>
-      <w:hyperlink r:id="rId29">
-        <w:r>
-          <w:rPr>
-            <w:lang w:val="en_US" w:bidi="en_US"/>
-          </w:rPr>
-          <w:rPr>
-            <w:color w:val="0000EE"/>
-            <w:u w:val="single"/>
-          </w:rPr>
-          <w:t>Numbers 14:18</w:t>
-        </w:r>
-      </w:hyperlink>
+      <w:r>
+        <w:rPr>
+          <w:lang w:val="en_US" w:bidi="en_US"/>
+        </w:rPr>
+        <w:t>Numbers 14:18</w:t>
+      </w:r>
       <w:r>
         <w:rPr>
           <w:lang w:val="en_US" w:bidi="en_US"/>
         </w:rPr>
         <w:t xml:space="preserve">; </w:t>
       </w:r>
-      <w:hyperlink r:id="rId30">
-        <w:r>
-          <w:rPr>
-            <w:lang w:val="en_US" w:bidi="en_US"/>
-          </w:rPr>
-          <w:rPr>
-            <w:color w:val="0000EE"/>
-            <w:u w:val="single"/>
-          </w:rPr>
-          <w:t>Psalm 103:8</w:t>
-        </w:r>
-      </w:hyperlink>
+      <w:r>
+        <w:rPr>
+          <w:lang w:val="en_US" w:bidi="en_US"/>
+        </w:rPr>
+        <w:t>Psalm 103:8</w:t>
+      </w:r>
       <w:r>
         <w:rPr>
           <w:lang w:val="en_US" w:bidi="en_US"/>
         </w:rPr>
         <w:t xml:space="preserve">; </w:t>
       </w:r>
-      <w:hyperlink r:id="rId31">
-        <w:r>
-          <w:rPr>
-            <w:lang w:val="en_US" w:bidi="en_US"/>
-          </w:rPr>
-          <w:rPr>
-            <w:color w:val="0000EE"/>
-            <w:u w:val="single"/>
-          </w:rPr>
-          <w:t>Joel 2:13</w:t>
-        </w:r>
-      </w:hyperlink>
+      <w:r>
+        <w:rPr>
+          <w:lang w:val="en_US" w:bidi="en_US"/>
+        </w:rPr>
+        <w:t>Joel 2:13</w:t>
+      </w:r>
       <w:r>
         <w:rPr>
           <w:lang w:val="en_US" w:bidi="en_US"/>
         </w:rPr>
         <w:t>). This trait disappointed Jonah, who wanted Nineveh destroyed immediately (</w:t>
       </w:r>
-      <w:hyperlink r:id="rId32">
-        <w:r>
-          <w:rPr>
-            <w:lang w:val="en_US" w:bidi="en_US"/>
-          </w:rPr>
-          <w:rPr>
-            <w:color w:val="0000EE"/>
-            <w:u w:val="single"/>
-          </w:rPr>
-          <w:t>Jonah 4:2</w:t>
-        </w:r>
-      </w:hyperlink>
+      <w:r>
+        <w:rPr>
+          <w:lang w:val="en_US" w:bidi="en_US"/>
+        </w:rPr>
+        <w:t>Jonah 4:2</w:t>
+      </w:r>
       <w:r>
         <w:rPr>
           <w:lang w:val="en_US" w:bidi="en_US"/>
         </w:rPr>
         <w:t>). Because God is patient, he sometimes delays the deserved punishment of sinners (</w:t>
       </w:r>
-      <w:hyperlink r:id="rId33">
-        <w:r>
-          <w:rPr>
-            <w:lang w:val="en_US" w:bidi="en_US"/>
-          </w:rPr>
-          <w:rPr>
-            <w:color w:val="0000EE"/>
-            <w:u w:val="single"/>
-          </w:rPr>
-          <w:t>Nehemiah 9:29–30</w:t>
-        </w:r>
-      </w:hyperlink>
+      <w:r>
+        <w:rPr>
+          <w:lang w:val="en_US" w:bidi="en_US"/>
+        </w:rPr>
+        <w:t>Nehemiah 9:29–30</w:t>
+      </w:r>
       <w:r>
         <w:rPr>
           <w:lang w:val="en_US" w:bidi="en_US"/>
         </w:rPr>
         <w:t xml:space="preserve">; </w:t>
       </w:r>
-      <w:hyperlink r:id="rId34">
-        <w:r>
-          <w:rPr>
-            <w:lang w:val="en_US" w:bidi="en_US"/>
-          </w:rPr>
-          <w:rPr>
-            <w:color w:val="0000EE"/>
-            <w:u w:val="single"/>
-          </w:rPr>
-          <w:t>Romans 2:4</w:t>
-        </w:r>
-      </w:hyperlink>
+      <w:r>
+        <w:rPr>
+          <w:lang w:val="en_US" w:bidi="en_US"/>
+        </w:rPr>
+        <w:t>Romans 2:4</w:t>
+      </w:r>
       <w:r>
         <w:rPr>
           <w:lang w:val="en_US" w:bidi="en_US"/>
         </w:rPr>
         <w:t xml:space="preserve">; </w:t>
       </w:r>
-      <w:hyperlink r:id="rId35">
-        <w:r>
-          <w:rPr>
-            <w:lang w:val="en_US" w:bidi="en_US"/>
-          </w:rPr>
-          <w:rPr>
-            <w:color w:val="0000EE"/>
-            <w:u w:val="single"/>
-          </w:rPr>
-          <w:t>2 Peter 3:9</w:t>
-        </w:r>
-      </w:hyperlink>
+      <w:r>
+        <w:rPr>
+          <w:lang w:val="en_US" w:bidi="en_US"/>
+        </w:rPr>
+        <w:t>2 Peter 3:9</w:t>
+      </w:r>
       <w:r>
         <w:rPr>
           <w:lang w:val="en_US" w:bidi="en_US"/>
         </w:rPr>
         <w:t>), but those who continue to sin will ultimately face God's judgment (</w:t>
       </w:r>
-      <w:hyperlink r:id="rId36">
-        <w:r>
-          <w:rPr>
-            <w:lang w:val="en_US" w:bidi="en_US"/>
-          </w:rPr>
-          <w:rPr>
-            <w:color w:val="0000EE"/>
-            <w:u w:val="single"/>
-          </w:rPr>
-          <w:t>Exodus 34:7</w:t>
-        </w:r>
-      </w:hyperlink>
+      <w:r>
+        <w:rPr>
+          <w:lang w:val="en_US" w:bidi="en_US"/>
+        </w:rPr>
+        <w:t>Exodus 34:7</w:t>
+      </w:r>
       <w:r>
         <w:rPr>
           <w:lang w:val="en_US" w:bidi="en_US"/>
         </w:rPr>
         <w:t xml:space="preserve">; </w:t>
       </w:r>
-      <w:hyperlink r:id="rId37">
-        <w:r>
-          <w:rPr>
-            <w:lang w:val="en_US" w:bidi="en_US"/>
-          </w:rPr>
-          <w:rPr>
-            <w:color w:val="0000EE"/>
-            <w:u w:val="single"/>
-          </w:rPr>
-          <w:t>Romans 14:10</w:t>
-        </w:r>
-      </w:hyperlink>
+      <w:r>
+        <w:rPr>
+          <w:lang w:val="en_US" w:bidi="en_US"/>
+        </w:rPr>
+        <w:t>Romans 14:10</w:t>
+      </w:r>
       <w:r>
         <w:rPr>
           <w:lang w:val="en_US" w:bidi="en_US"/>
         </w:rPr>
         <w:t xml:space="preserve">; </w:t>
       </w:r>
-      <w:hyperlink r:id="rId38">
-        <w:r>
-          <w:rPr>
-            <w:lang w:val="en_US" w:bidi="en_US"/>
-          </w:rPr>
-          <w:rPr>
-            <w:color w:val="0000EE"/>
-            <w:u w:val="single"/>
-          </w:rPr>
-          <w:t>2 Corinthians 5:10</w:t>
-        </w:r>
-      </w:hyperlink>
+      <w:r>
+        <w:rPr>
+          <w:lang w:val="en_US" w:bidi="en_US"/>
+        </w:rPr>
+        <w:t>2 Corinthians 5:10</w:t>
+      </w:r>
       <w:r>
         <w:rPr>
           <w:lang w:val="en_US" w:bidi="en_US"/>
         </w:rPr>
         <w:t xml:space="preserve">; </w:t>
       </w:r>
-      <w:hyperlink r:id="rId39">
-        <w:r>
-          <w:rPr>
-            <w:lang w:val="en_US" w:bidi="en_US"/>
-          </w:rPr>
-          <w:rPr>
-            <w:color w:val="0000EE"/>
-            <w:u w:val="single"/>
-          </w:rPr>
-          <w:t>Revelation 14:6–7</w:t>
-        </w:r>
-      </w:hyperlink>
+      <w:r>
+        <w:rPr>
+          <w:lang w:val="en_US" w:bidi="en_US"/>
+        </w:rPr>
+        <w:t>Revelation 14:6–7</w:t>
+      </w:r>
       <w:r>
         <w:rPr>
           <w:lang w:val="en_US" w:bidi="en_US"/>
@@ -1117,18 +955,12 @@
         </w:rPr>
         <w:t xml:space="preserve">: This imagery describes the fury of God's judgment against the wicked (see also </w:t>
       </w:r>
-      <w:hyperlink r:id="rId40">
-        <w:r>
-          <w:rPr>
-            <w:lang w:val="en_US" w:bidi="en_US"/>
-          </w:rPr>
-          <w:rPr>
-            <w:color w:val="0000EE"/>
-            <w:u w:val="single"/>
-          </w:rPr>
-          <w:t>Isaiah 29:6</w:t>
-        </w:r>
-      </w:hyperlink>
+      <w:r>
+        <w:rPr>
+          <w:lang w:val="en_US" w:bidi="en_US"/>
+        </w:rPr>
+        <w:t>Isaiah 29:6</w:t>
+      </w:r>
       <w:r>
         <w:rPr>
           <w:lang w:val="en_US" w:bidi="en_US"/>
@@ -1187,126 +1019,84 @@
         </w:rPr>
         <w:t>Like clouds (</w:t>
       </w:r>
-      <w:hyperlink r:id="rId41">
-        <w:r>
-          <w:rPr>
-            <w:lang w:val="en_US" w:bidi="en_US"/>
-          </w:rPr>
-          <w:rPr>
-            <w:color w:val="0000EE"/>
-            <w:u w:val="single"/>
-          </w:rPr>
-          <w:t>Nahum 1:3</w:t>
-        </w:r>
-      </w:hyperlink>
+      <w:r>
+        <w:rPr>
+          <w:lang w:val="en_US" w:bidi="en_US"/>
+        </w:rPr>
+        <w:t>Nahum 1:3</w:t>
+      </w:r>
       <w:r>
         <w:rPr>
           <w:lang w:val="en_US" w:bidi="en_US"/>
         </w:rPr>
         <w:t>) and mountains (</w:t>
       </w:r>
-      <w:hyperlink r:id="rId42">
-        <w:r>
-          <w:rPr>
-            <w:lang w:val="en_US" w:bidi="en_US"/>
-          </w:rPr>
-          <w:rPr>
-            <w:color w:val="0000EE"/>
-            <w:u w:val="single"/>
-          </w:rPr>
-          <w:t>1:5</w:t>
-        </w:r>
-      </w:hyperlink>
+      <w:r>
+        <w:rPr>
+          <w:lang w:val="en_US" w:bidi="en_US"/>
+        </w:rPr>
+        <w:t>1:5</w:t>
+      </w:r>
       <w:r>
         <w:rPr>
           <w:lang w:val="en_US" w:bidi="en_US"/>
         </w:rPr>
         <w:t>), oceans and rivers are under God's control. The Old Testament prophets often recall God's actions against the seas and rivers during the exodus (</w:t>
       </w:r>
-      <w:hyperlink r:id="rId43">
-        <w:r>
-          <w:rPr>
-            <w:lang w:val="en_US" w:bidi="en_US"/>
-          </w:rPr>
-          <w:rPr>
-            <w:color w:val="0000EE"/>
-            <w:u w:val="single"/>
-          </w:rPr>
-          <w:t>Exodus 15:8–10</w:t>
-        </w:r>
-      </w:hyperlink>
+      <w:r>
+        <w:rPr>
+          <w:lang w:val="en_US" w:bidi="en_US"/>
+        </w:rPr>
+        <w:t>Exodus 15:8–10</w:t>
+      </w:r>
       <w:r>
         <w:rPr>
           <w:lang w:val="en_US" w:bidi="en_US"/>
         </w:rPr>
         <w:t xml:space="preserve">; </w:t>
       </w:r>
-      <w:hyperlink r:id="rId44">
-        <w:r>
-          <w:rPr>
-            <w:lang w:val="en_US" w:bidi="en_US"/>
-          </w:rPr>
-          <w:rPr>
-            <w:color w:val="0000EE"/>
-            <w:u w:val="single"/>
-          </w:rPr>
-          <w:t>2 Samuel 22:16</w:t>
-        </w:r>
-      </w:hyperlink>
+      <w:r>
+        <w:rPr>
+          <w:lang w:val="en_US" w:bidi="en_US"/>
+        </w:rPr>
+        <w:t>2 Samuel 22:16</w:t>
+      </w:r>
       <w:r>
         <w:rPr>
           <w:lang w:val="en_US" w:bidi="en_US"/>
         </w:rPr>
         <w:t xml:space="preserve">; </w:t>
       </w:r>
-      <w:hyperlink r:id="rId45">
-        <w:r>
-          <w:rPr>
-            <w:lang w:val="en_US" w:bidi="en_US"/>
-          </w:rPr>
-          <w:rPr>
-            <w:color w:val="0000EE"/>
-            <w:u w:val="single"/>
-          </w:rPr>
-          <w:t>Psalms 66:6</w:t>
-        </w:r>
-      </w:hyperlink>
+      <w:r>
+        <w:rPr>
+          <w:lang w:val="en_US" w:bidi="en_US"/>
+        </w:rPr>
+        <w:t>Psalms 66:6</w:t>
+      </w:r>
       <w:r>
         <w:rPr>
           <w:lang w:val="en_US" w:bidi="en_US"/>
         </w:rPr>
         <w:t xml:space="preserve">; </w:t>
       </w:r>
-      <w:hyperlink r:id="rId46">
-        <w:r>
-          <w:rPr>
-            <w:lang w:val="en_US" w:bidi="en_US"/>
-          </w:rPr>
-          <w:rPr>
-            <w:color w:val="0000EE"/>
-            <w:u w:val="single"/>
-          </w:rPr>
-          <w:t>77:16</w:t>
-        </w:r>
-      </w:hyperlink>
+      <w:r>
+        <w:rPr>
+          <w:lang w:val="en_US" w:bidi="en_US"/>
+        </w:rPr>
+        <w:t>77:16</w:t>
+      </w:r>
       <w:r>
         <w:rPr>
           <w:lang w:val="en_US" w:bidi="en_US"/>
         </w:rPr>
         <w:t xml:space="preserve">; </w:t>
       </w:r>
-      <w:hyperlink r:id="rId47">
-        <w:r>
-          <w:rPr>
-            <w:lang w:val="en_US" w:bidi="en_US"/>
-          </w:rPr>
-          <w:rPr>
-            <w:color w:val="0000EE"/>
-            <w:u w:val="single"/>
-          </w:rPr>
-          <w:t>Habakkuk 3:15</w:t>
-        </w:r>
-      </w:hyperlink>
+      <w:r>
+        <w:rPr>
+          <w:lang w:val="en_US" w:bidi="en_US"/>
+        </w:rPr>
+        <w:t>Habakkuk 3:15</w:t>
+      </w:r>
       <w:r>
         <w:rPr>
           <w:lang w:val="en_US" w:bidi="en_US"/>
@@ -1331,18 +1121,12 @@
         </w:rPr>
         <w:t xml:space="preserve">Bashan, east of the Sea of Galilee, was known for its rich grasslands, ideal for raising cattle (compare </w:t>
       </w:r>
-      <w:hyperlink r:id="rId48">
-        <w:r>
-          <w:rPr>
-            <w:lang w:val="en_US" w:bidi="en_US"/>
-          </w:rPr>
-          <w:rPr>
-            <w:color w:val="0000EE"/>
-            <w:u w:val="single"/>
-          </w:rPr>
-          <w:t>Micah 7:14</w:t>
-        </w:r>
-      </w:hyperlink>
+      <w:r>
+        <w:rPr>
+          <w:lang w:val="en_US" w:bidi="en_US"/>
+        </w:rPr>
+        <w:t>Micah 7:14</w:t>
+      </w:r>
       <w:r>
         <w:rPr>
           <w:lang w:val="en_US" w:bidi="en_US"/>
@@ -1367,36 +1151,24 @@
         </w:rPr>
         <w:t>Carmel, a mountain region on the Mediterranean coast in central Canaan, was well known for its beauty and rich farmland (</w:t>
       </w:r>
-      <w:hyperlink r:id="rId49">
-        <w:r>
-          <w:rPr>
-            <w:lang w:val="en_US" w:bidi="en_US"/>
-          </w:rPr>
-          <w:rPr>
-            <w:color w:val="0000EE"/>
-            <w:u w:val="single"/>
-          </w:rPr>
-          <w:t>Song of Solomon 7:5</w:t>
-        </w:r>
-      </w:hyperlink>
+      <w:r>
+        <w:rPr>
+          <w:lang w:val="en_US" w:bidi="en_US"/>
+        </w:rPr>
+        <w:t>Song of Solomon 7:5</w:t>
+      </w:r>
       <w:r>
         <w:rPr>
           <w:lang w:val="en_US" w:bidi="en_US"/>
         </w:rPr>
         <w:t xml:space="preserve">; </w:t>
       </w:r>
-      <w:hyperlink r:id="rId50">
-        <w:r>
-          <w:rPr>
-            <w:lang w:val="en_US" w:bidi="en_US"/>
-          </w:rPr>
-          <w:rPr>
-            <w:color w:val="0000EE"/>
-            <w:u w:val="single"/>
-          </w:rPr>
-          <w:t>Jeremiah 50:19</w:t>
-        </w:r>
-      </w:hyperlink>
+      <w:r>
+        <w:rPr>
+          <w:lang w:val="en_US" w:bidi="en_US"/>
+        </w:rPr>
+        <w:t>Jeremiah 50:19</w:t>
+      </w:r>
       <w:r>
         <w:rPr>
           <w:lang w:val="en_US" w:bidi="en_US"/>
@@ -1421,18 +1193,12 @@
         </w:rPr>
         <w:t>Lebanon was famous for its great cedars (</w:t>
       </w:r>
-      <w:hyperlink r:id="rId51">
-        <w:r>
-          <w:rPr>
-            <w:lang w:val="en_US" w:bidi="en_US"/>
-          </w:rPr>
-          <w:rPr>
-            <w:color w:val="0000EE"/>
-            <w:u w:val="single"/>
-          </w:rPr>
-          <w:t>1 Kings 5:6–18</w:t>
-        </w:r>
-      </w:hyperlink>
+      <w:r>
+        <w:rPr>
+          <w:lang w:val="en_US" w:bidi="en_US"/>
+        </w:rPr>
+        <w:t>1 Kings 5:6–18</w:t>
+      </w:r>
       <w:r>
         <w:rPr>
           <w:lang w:val="en_US" w:bidi="en_US"/>
@@ -1487,54 +1253,36 @@
         </w:rPr>
         <w:t xml:space="preserve">Poetry in the Old Testament often describes the earth shaking. This language remembers the time of the exodus, when God showed his power as he rescued Israel from Egypt (for example, </w:t>
       </w:r>
-      <w:hyperlink r:id="rId52">
-        <w:r>
-          <w:rPr>
-            <w:lang w:val="en_US" w:bidi="en_US"/>
-          </w:rPr>
-          <w:rPr>
-            <w:color w:val="0000EE"/>
-            <w:u w:val="single"/>
-          </w:rPr>
-          <w:t>Psalm 18:7</w:t>
-        </w:r>
-      </w:hyperlink>
+      <w:r>
+        <w:rPr>
+          <w:lang w:val="en_US" w:bidi="en_US"/>
+        </w:rPr>
+        <w:t>Psalm 18:7</w:t>
+      </w:r>
       <w:r>
         <w:rPr>
           <w:lang w:val="en_US" w:bidi="en_US"/>
         </w:rPr>
         <w:t xml:space="preserve">; </w:t>
       </w:r>
-      <w:hyperlink r:id="rId53">
-        <w:r>
-          <w:rPr>
-            <w:lang w:val="en_US" w:bidi="en_US"/>
-          </w:rPr>
-          <w:rPr>
-            <w:color w:val="0000EE"/>
-            <w:u w:val="single"/>
-          </w:rPr>
-          <w:t>Habakkuk 3:6</w:t>
-        </w:r>
-      </w:hyperlink>
+      <w:r>
+        <w:rPr>
+          <w:lang w:val="en_US" w:bidi="en_US"/>
+        </w:rPr>
+        <w:t>Habakkuk 3:6</w:t>
+      </w:r>
       <w:r>
         <w:rPr>
           <w:lang w:val="en_US" w:bidi="en_US"/>
         </w:rPr>
         <w:t xml:space="preserve">; see </w:t>
       </w:r>
-      <w:hyperlink r:id="rId54">
-        <w:r>
-          <w:rPr>
-            <w:lang w:val="en_US" w:bidi="en_US"/>
-          </w:rPr>
-          <w:rPr>
-            <w:color w:val="0000EE"/>
-            <w:u w:val="single"/>
-          </w:rPr>
-          <w:t>Exodus 19:18</w:t>
-        </w:r>
-      </w:hyperlink>
+      <w:r>
+        <w:rPr>
+          <w:lang w:val="en_US" w:bidi="en_US"/>
+        </w:rPr>
+        <w:t>Exodus 19:18</w:t>
+      </w:r>
       <w:r>
         <w:rPr>
           <w:lang w:val="en_US" w:bidi="en_US"/>
@@ -1589,36 +1337,24 @@
         </w:rPr>
         <w:t xml:space="preserve">The Hebrew word translated "wrath" appears again from </w:t>
       </w:r>
-      <w:hyperlink r:id="rId55">
-        <w:r>
-          <w:rPr>
-            <w:lang w:val="en_US" w:bidi="en_US"/>
-          </w:rPr>
-          <w:rPr>
-            <w:color w:val="0000EE"/>
-            <w:u w:val="single"/>
-          </w:rPr>
-          <w:t>Nahum 1:2</w:t>
-        </w:r>
-      </w:hyperlink>
+      <w:r>
+        <w:rPr>
+          <w:lang w:val="en_US" w:bidi="en_US"/>
+        </w:rPr>
+        <w:t>Nahum 1:2</w:t>
+      </w:r>
       <w:r>
         <w:rPr>
           <w:lang w:val="en_US" w:bidi="en_US"/>
         </w:rPr>
         <w:t xml:space="preserve">. This repetition marks </w:t>
       </w:r>
-      <w:hyperlink r:id="rId26">
-        <w:r>
-          <w:rPr>
-            <w:lang w:val="en_US" w:bidi="en_US"/>
-          </w:rPr>
-          <w:rPr>
-            <w:color w:val="0000EE"/>
-            <w:u w:val="single"/>
-          </w:rPr>
-          <w:t>Nahum 1:2–6</w:t>
-        </w:r>
-      </w:hyperlink>
+      <w:r>
+        <w:rPr>
+          <w:lang w:val="en_US" w:bidi="en_US"/>
+        </w:rPr>
+        <w:t>Nahum 1:2–6</w:t>
+      </w:r>
       <w:r>
         <w:rPr>
           <w:lang w:val="en_US" w:bidi="en_US"/>
@@ -1680,54 +1416,36 @@
         </w:rPr>
         <w:t>: God judges the wicked fairly. He also offers refuge to those who trust in him. He accepts and protects them during life's challenges (</w:t>
       </w:r>
-      <w:hyperlink r:id="rId56">
-        <w:r>
-          <w:rPr>
-            <w:lang w:val="en_US" w:bidi="en_US"/>
-          </w:rPr>
-          <w:rPr>
-            <w:color w:val="0000EE"/>
-            <w:u w:val="single"/>
-          </w:rPr>
-          <w:t>Psalms 18:2</w:t>
-        </w:r>
-      </w:hyperlink>
+      <w:r>
+        <w:rPr>
+          <w:lang w:val="en_US" w:bidi="en_US"/>
+        </w:rPr>
+        <w:t>Psalms 18:2</w:t>
+      </w:r>
       <w:r>
         <w:rPr>
           <w:lang w:val="en_US" w:bidi="en_US"/>
         </w:rPr>
         <w:t xml:space="preserve">; </w:t>
       </w:r>
-      <w:hyperlink r:id="rId57">
-        <w:r>
-          <w:rPr>
-            <w:lang w:val="en_US" w:bidi="en_US"/>
-          </w:rPr>
-          <w:rPr>
-            <w:color w:val="0000EE"/>
-            <w:u w:val="single"/>
-          </w:rPr>
-          <w:t>62:5–7</w:t>
-        </w:r>
-      </w:hyperlink>
+      <w:r>
+        <w:rPr>
+          <w:lang w:val="en_US" w:bidi="en_US"/>
+        </w:rPr>
+        <w:t>62:5–7</w:t>
+      </w:r>
       <w:r>
         <w:rPr>
           <w:lang w:val="en_US" w:bidi="en_US"/>
         </w:rPr>
         <w:t>). God's abundant goodness can inspire people to repent (</w:t>
       </w:r>
-      <w:hyperlink r:id="rId58">
-        <w:r>
-          <w:rPr>
-            <w:lang w:val="en_US" w:bidi="en_US"/>
-          </w:rPr>
-          <w:rPr>
-            <w:color w:val="0000EE"/>
-            <w:u w:val="single"/>
-          </w:rPr>
-          <w:t>Romans 2:2–4</w:t>
-        </w:r>
-      </w:hyperlink>
+      <w:r>
+        <w:rPr>
+          <w:lang w:val="en_US" w:bidi="en_US"/>
+        </w:rPr>
+        <w:t>Romans 2:2–4</w:t>
+      </w:r>
       <w:r>
         <w:rPr>
           <w:lang w:val="en_US" w:bidi="en_US"/>
@@ -1849,18 +1567,12 @@
         </w:rPr>
         <w:t xml:space="preserve">: This is a metaphor for the strong nature of God's judgment (see </w:t>
       </w:r>
-      <w:hyperlink r:id="rId59">
-        <w:r>
-          <w:rPr>
-            <w:lang w:val="en_US" w:bidi="en_US"/>
-          </w:rPr>
-          <w:rPr>
-            <w:color w:val="0000EE"/>
-            <w:u w:val="single"/>
-          </w:rPr>
-          <w:t>Nahum 2:6</w:t>
-        </w:r>
-      </w:hyperlink>
+      <w:r>
+        <w:rPr>
+          <w:lang w:val="en_US" w:bidi="en_US"/>
+        </w:rPr>
+        <w:t>Nahum 2:6</w:t>
+      </w:r>
       <w:r>
         <w:rPr>
           <w:lang w:val="en_US" w:bidi="en_US"/>
@@ -1928,54 +1640,36 @@
         </w:rPr>
         <w:t xml:space="preserve"> No human plan can succeed against God. Human plans are worthless if they do not align with God's plans (</w:t>
       </w:r>
-      <w:hyperlink r:id="rId60">
-        <w:r>
-          <w:rPr>
-            <w:lang w:val="en_US" w:bidi="en_US"/>
-          </w:rPr>
-          <w:rPr>
-            <w:color w:val="0000EE"/>
-            <w:u w:val="single"/>
-          </w:rPr>
-          <w:t>Psalm 2</w:t>
-        </w:r>
-      </w:hyperlink>
+      <w:r>
+        <w:rPr>
+          <w:lang w:val="en_US" w:bidi="en_US"/>
+        </w:rPr>
+        <w:t>Psalm 2</w:t>
+      </w:r>
       <w:r>
         <w:rPr>
           <w:lang w:val="en_US" w:bidi="en_US"/>
         </w:rPr>
         <w:t xml:space="preserve">; </w:t>
       </w:r>
-      <w:hyperlink r:id="rId61">
-        <w:r>
-          <w:rPr>
-            <w:lang w:val="en_US" w:bidi="en_US"/>
-          </w:rPr>
-          <w:rPr>
-            <w:color w:val="0000EE"/>
-            <w:u w:val="single"/>
-          </w:rPr>
-          <w:t>Isaiah 14:26–27</w:t>
-        </w:r>
-      </w:hyperlink>
+      <w:r>
+        <w:rPr>
+          <w:lang w:val="en_US" w:bidi="en_US"/>
+        </w:rPr>
+        <w:t>Isaiah 14:26–27</w:t>
+      </w:r>
       <w:r>
         <w:rPr>
           <w:lang w:val="en_US" w:bidi="en_US"/>
         </w:rPr>
         <w:t xml:space="preserve">; </w:t>
       </w:r>
-      <w:hyperlink r:id="rId62">
-        <w:r>
-          <w:rPr>
-            <w:lang w:val="en_US" w:bidi="en_US"/>
-          </w:rPr>
-          <w:rPr>
-            <w:color w:val="0000EE"/>
-            <w:u w:val="single"/>
-          </w:rPr>
-          <w:t>23:9</w:t>
-        </w:r>
-      </w:hyperlink>
+      <w:r>
+        <w:rPr>
+          <w:lang w:val="en_US" w:bidi="en_US"/>
+        </w:rPr>
+        <w:t>23:9</w:t>
+      </w:r>
       <w:r>
         <w:rPr>
           <w:lang w:val="en_US" w:bidi="en_US"/>
@@ -2043,18 +1737,12 @@
         </w:rPr>
         <w:t xml:space="preserve"> refers to the Assyrian king. God also addressed the arrogance of an Assyrian king during Hezekiah’s time (around 701 BC; see </w:t>
       </w:r>
-      <w:hyperlink r:id="rId63">
-        <w:r>
-          <w:rPr>
-            <w:lang w:val="en_US" w:bidi="en_US"/>
-          </w:rPr>
-          <w:rPr>
-            <w:color w:val="0000EE"/>
-            <w:u w:val="single"/>
-          </w:rPr>
-          <w:t>2 Kings 19:35–36</w:t>
-        </w:r>
-      </w:hyperlink>
+      <w:r>
+        <w:rPr>
+          <w:lang w:val="en_US" w:bidi="en_US"/>
+        </w:rPr>
+        <w:t>2 Kings 19:35–36</w:t>
+      </w:r>
       <w:r>
         <w:rPr>
           <w:lang w:val="en_US" w:bidi="en_US"/>
@@ -2074,18 +1762,12 @@
         </w:rPr>
         <w:t xml:space="preserve"> contrasts with the coming Messiah, the king who is a "Wonderful Counselor" (</w:t>
       </w:r>
-      <w:hyperlink r:id="rId64">
-        <w:r>
-          <w:rPr>
-            <w:lang w:val="en_US" w:bidi="en_US"/>
-          </w:rPr>
-          <w:rPr>
-            <w:color w:val="0000EE"/>
-            <w:u w:val="single"/>
-          </w:rPr>
-          <w:t>Isaiah 9:6</w:t>
-        </w:r>
-      </w:hyperlink>
+      <w:r>
+        <w:rPr>
+          <w:lang w:val="en_US" w:bidi="en_US"/>
+        </w:rPr>
+        <w:t>Isaiah 9:6</w:t>
+      </w:r>
       <w:r>
         <w:rPr>
           <w:lang w:val="en_US" w:bidi="en_US"/>
@@ -2162,18 +1844,12 @@
         </w:rPr>
         <w:t>God had punished Judah earlier when the Assyrian king Sennacherib, who ruled from 704 to 681 BC, launched a campaign in 701 BC against the western states of the Near East. Although Sennacherib failed to capture Jerusalem (</w:t>
       </w:r>
-      <w:hyperlink r:id="rId65">
-        <w:r>
-          <w:rPr>
-            <w:lang w:val="en_US" w:bidi="en_US"/>
-          </w:rPr>
-          <w:rPr>
-            <w:color w:val="0000EE"/>
-            <w:u w:val="single"/>
-          </w:rPr>
-          <w:t>2 Kings 19:32–36</w:t>
-        </w:r>
-      </w:hyperlink>
+      <w:r>
+        <w:rPr>
+          <w:lang w:val="en_US" w:bidi="en_US"/>
+        </w:rPr>
+        <w:t>2 Kings 19:32–36</w:t>
+      </w:r>
       <w:r>
         <w:rPr>
           <w:lang w:val="en_US" w:bidi="en_US"/>
@@ -2194,36 +1870,24 @@
         </w:rPr>
         <w:t>Sadly, neither Israel nor Judah listened to God’s many warnings. They did not turn back to him, even though he warned that refusing to repent would bring judgment (</w:t>
       </w:r>
-      <w:hyperlink r:id="rId66">
-        <w:r>
-          <w:rPr>
-            <w:lang w:val="en_US" w:bidi="en_US"/>
-          </w:rPr>
-          <w:rPr>
-            <w:color w:val="0000EE"/>
-            <w:u w:val="single"/>
-          </w:rPr>
-          <w:t>Hosea 11:5</w:t>
-        </w:r>
-      </w:hyperlink>
+      <w:r>
+        <w:rPr>
+          <w:lang w:val="en_US" w:bidi="en_US"/>
+        </w:rPr>
+        <w:t>Hosea 11:5</w:t>
+      </w:r>
       <w:r>
         <w:rPr>
           <w:lang w:val="en_US" w:bidi="en_US"/>
         </w:rPr>
         <w:t xml:space="preserve">; </w:t>
       </w:r>
-      <w:hyperlink r:id="rId67">
-        <w:r>
-          <w:rPr>
-            <w:lang w:val="en_US" w:bidi="en_US"/>
-          </w:rPr>
-          <w:rPr>
-            <w:color w:val="0000EE"/>
-            <w:u w:val="single"/>
-          </w:rPr>
-          <w:t>Joel 2:1–27</w:t>
-        </w:r>
-      </w:hyperlink>
+      <w:r>
+        <w:rPr>
+          <w:lang w:val="en_US" w:bidi="en_US"/>
+        </w:rPr>
+        <w:t>Joel 2:1–27</w:t>
+      </w:r>
       <w:r>
         <w:rPr>
           <w:lang w:val="en_US" w:bidi="en_US"/>
@@ -2289,54 +1953,36 @@
         </w:rPr>
         <w:t>: Nineveh would be completely destroyed. Cutting off a person's name and leaving him without descendants meant total destruction (</w:t>
       </w:r>
-      <w:hyperlink r:id="rId68">
-        <w:r>
-          <w:rPr>
-            <w:lang w:val="en_US" w:bidi="en_US"/>
-          </w:rPr>
-          <w:rPr>
-            <w:color w:val="0000EE"/>
-            <w:u w:val="single"/>
-          </w:rPr>
-          <w:t>1 Samuel 24:21</w:t>
-        </w:r>
-      </w:hyperlink>
+      <w:r>
+        <w:rPr>
+          <w:lang w:val="en_US" w:bidi="en_US"/>
+        </w:rPr>
+        <w:t>1 Samuel 24:21</w:t>
+      </w:r>
       <w:r>
         <w:rPr>
           <w:lang w:val="en_US" w:bidi="en_US"/>
         </w:rPr>
         <w:t xml:space="preserve">; </w:t>
       </w:r>
-      <w:hyperlink r:id="rId69">
-        <w:r>
-          <w:rPr>
-            <w:lang w:val="en_US" w:bidi="en_US"/>
-          </w:rPr>
-          <w:rPr>
-            <w:color w:val="0000EE"/>
-            <w:u w:val="single"/>
-          </w:rPr>
-          <w:t>Job 18:17</w:t>
-        </w:r>
-      </w:hyperlink>
+      <w:r>
+        <w:rPr>
+          <w:lang w:val="en_US" w:bidi="en_US"/>
+        </w:rPr>
+        <w:t>Job 18:17</w:t>
+      </w:r>
       <w:r>
         <w:rPr>
           <w:lang w:val="en_US" w:bidi="en_US"/>
         </w:rPr>
         <w:t xml:space="preserve">; </w:t>
       </w:r>
-      <w:hyperlink r:id="rId70">
-        <w:r>
-          <w:rPr>
-            <w:lang w:val="en_US" w:bidi="en_US"/>
-          </w:rPr>
-          <w:rPr>
-            <w:color w:val="0000EE"/>
-            <w:u w:val="single"/>
-          </w:rPr>
-          <w:t>Isaiah 14:22</w:t>
-        </w:r>
-      </w:hyperlink>
+      <w:r>
+        <w:rPr>
+          <w:lang w:val="en_US" w:bidi="en_US"/>
+        </w:rPr>
+        <w:t>Isaiah 14:22</w:t>
+      </w:r>
       <w:r>
         <w:rPr>
           <w:lang w:val="en_US" w:bidi="en_US"/>
@@ -2427,36 +2073,24 @@
         </w:rPr>
         <w:t>Nahum adds to his prophecy about Judah's freedom from bondage (</w:t>
       </w:r>
-      <w:hyperlink r:id="rId71">
-        <w:r>
-          <w:rPr>
-            <w:lang w:val="en_US" w:bidi="en_US"/>
-          </w:rPr>
-          <w:rPr>
-            <w:color w:val="0000EE"/>
-            <w:u w:val="single"/>
-          </w:rPr>
-          <w:t>Nahum 1:13</w:t>
-        </w:r>
-      </w:hyperlink>
+      <w:r>
+        <w:rPr>
+          <w:lang w:val="en_US" w:bidi="en_US"/>
+        </w:rPr>
+        <w:t>Nahum 1:13</w:t>
+      </w:r>
       <w:r>
         <w:rPr>
           <w:lang w:val="en_US" w:bidi="en_US"/>
         </w:rPr>
         <w:t xml:space="preserve">) by predicting a messenger will bring news of peace (see also </w:t>
       </w:r>
-      <w:hyperlink r:id="rId72">
-        <w:r>
-          <w:rPr>
-            <w:lang w:val="en_US" w:bidi="en_US"/>
-          </w:rPr>
-          <w:rPr>
-            <w:color w:val="0000EE"/>
-            <w:u w:val="single"/>
-          </w:rPr>
-          <w:t>Isaiah 52:7</w:t>
-        </w:r>
-      </w:hyperlink>
+      <w:r>
+        <w:rPr>
+          <w:lang w:val="en_US" w:bidi="en_US"/>
+        </w:rPr>
+        <w:t>Isaiah 52:7</w:t>
+      </w:r>
       <w:r>
         <w:rPr>
           <w:lang w:val="en_US" w:bidi="en_US"/>
@@ -2477,90 +2111,60 @@
         </w:rPr>
         <w:t>This political message hints at God's final victory over evil. It foretells the release from sin through the Messiah's saving work, granting eternal peace (</w:t>
       </w:r>
-      <w:hyperlink r:id="rId73">
-        <w:r>
-          <w:rPr>
-            <w:lang w:val="en_US" w:bidi="en_US"/>
-          </w:rPr>
-          <w:rPr>
-            <w:color w:val="0000EE"/>
-            <w:u w:val="single"/>
-          </w:rPr>
-          <w:t>Zephaniah 3:13</w:t>
-        </w:r>
-      </w:hyperlink>
+      <w:r>
+        <w:rPr>
+          <w:lang w:val="en_US" w:bidi="en_US"/>
+        </w:rPr>
+        <w:t>Zephaniah 3:13</w:t>
+      </w:r>
       <w:r>
         <w:rPr>
           <w:lang w:val="en_US" w:bidi="en_US"/>
         </w:rPr>
         <w:t xml:space="preserve">; </w:t>
       </w:r>
-      <w:hyperlink r:id="rId74">
-        <w:r>
-          <w:rPr>
-            <w:lang w:val="en_US" w:bidi="en_US"/>
-          </w:rPr>
-          <w:rPr>
-            <w:color w:val="0000EE"/>
-            <w:u w:val="single"/>
-          </w:rPr>
-          <w:t>Luke 2:10–14</w:t>
-        </w:r>
-      </w:hyperlink>
+      <w:r>
+        <w:rPr>
+          <w:lang w:val="en_US" w:bidi="en_US"/>
+        </w:rPr>
+        <w:t>Luke 2:10–14</w:t>
+      </w:r>
       <w:r>
         <w:rPr>
           <w:lang w:val="en_US" w:bidi="en_US"/>
         </w:rPr>
         <w:t xml:space="preserve">; </w:t>
       </w:r>
-      <w:hyperlink r:id="rId75">
-        <w:r>
-          <w:rPr>
-            <w:lang w:val="en_US" w:bidi="en_US"/>
-          </w:rPr>
-          <w:rPr>
-            <w:color w:val="0000EE"/>
-            <w:u w:val="single"/>
-          </w:rPr>
-          <w:t>Acts 10:34–43</w:t>
-        </w:r>
-      </w:hyperlink>
+      <w:r>
+        <w:rPr>
+          <w:lang w:val="en_US" w:bidi="en_US"/>
+        </w:rPr>
+        <w:t>Acts 10:34–43</w:t>
+      </w:r>
       <w:r>
         <w:rPr>
           <w:lang w:val="en_US" w:bidi="en_US"/>
         </w:rPr>
         <w:t xml:space="preserve">; </w:t>
       </w:r>
-      <w:hyperlink r:id="rId76">
-        <w:r>
-          <w:rPr>
-            <w:lang w:val="en_US" w:bidi="en_US"/>
-          </w:rPr>
-          <w:rPr>
-            <w:color w:val="0000EE"/>
-            <w:u w:val="single"/>
-          </w:rPr>
-          <w:t>Romans 10:15</w:t>
-        </w:r>
-      </w:hyperlink>
+      <w:r>
+        <w:rPr>
+          <w:lang w:val="en_US" w:bidi="en_US"/>
+        </w:rPr>
+        <w:t>Romans 10:15</w:t>
+      </w:r>
       <w:r>
         <w:rPr>
           <w:lang w:val="en_US" w:bidi="en_US"/>
         </w:rPr>
         <w:t xml:space="preserve">; </w:t>
       </w:r>
-      <w:hyperlink r:id="rId77">
-        <w:r>
-          <w:rPr>
-            <w:lang w:val="en_US" w:bidi="en_US"/>
-          </w:rPr>
-          <w:rPr>
-            <w:color w:val="0000EE"/>
-            <w:u w:val="single"/>
-          </w:rPr>
-          <w:t>Ephesians 2:14–18</w:t>
-        </w:r>
-      </w:hyperlink>
+      <w:r>
+        <w:rPr>
+          <w:lang w:val="en_US" w:bidi="en_US"/>
+        </w:rPr>
+        <w:t>Ephesians 2:14–18</w:t>
+      </w:r>
       <w:r>
         <w:rPr>
           <w:lang w:val="en_US" w:bidi="en_US"/>
@@ -2615,18 +2219,12 @@
         </w:rPr>
         <w:t>Even if Nineveh's defenders prepared with walls, roads, defenses, and forces, they were destined to fail (</w:t>
       </w:r>
-      <w:hyperlink r:id="rId78">
-        <w:r>
-          <w:rPr>
-            <w:lang w:val="en_US" w:bidi="en_US"/>
-          </w:rPr>
-          <w:rPr>
-            <w:color w:val="0000EE"/>
-            <w:u w:val="single"/>
-          </w:rPr>
-          <w:t>Nahum 1:1–14</w:t>
-        </w:r>
-      </w:hyperlink>
+      <w:r>
+        <w:rPr>
+          <w:lang w:val="en_US" w:bidi="en_US"/>
+        </w:rPr>
+        <w:t>Nahum 1:1–14</w:t>
+      </w:r>
       <w:r>
         <w:rPr>
           <w:lang w:val="en_US" w:bidi="en_US"/>
@@ -2681,36 +2279,24 @@
         </w:rPr>
         <w:t>The vine represents God's blessing to his people (</w:t>
       </w:r>
-      <w:hyperlink r:id="rId79">
-        <w:r>
-          <w:rPr>
-            <w:lang w:val="en_US" w:bidi="en_US"/>
-          </w:rPr>
-          <w:rPr>
-            <w:color w:val="0000EE"/>
-            <w:u w:val="single"/>
-          </w:rPr>
-          <w:t>Isaiah 27:2–6</w:t>
-        </w:r>
-      </w:hyperlink>
+      <w:r>
+        <w:rPr>
+          <w:lang w:val="en_US" w:bidi="en_US"/>
+        </w:rPr>
+        <w:t>Isaiah 27:2–6</w:t>
+      </w:r>
       <w:r>
         <w:rPr>
           <w:lang w:val="en_US" w:bidi="en_US"/>
         </w:rPr>
         <w:t>), while the stripped vine shows God's earlier punishment of them (</w:t>
       </w:r>
-      <w:hyperlink r:id="rId80">
-        <w:r>
-          <w:rPr>
-            <w:lang w:val="en_US" w:bidi="en_US"/>
-          </w:rPr>
-          <w:rPr>
-            <w:color w:val="0000EE"/>
-            <w:u w:val="single"/>
-          </w:rPr>
-          <w:t>Isaiah 5:1–7</w:t>
-        </w:r>
-      </w:hyperlink>
+      <w:r>
+        <w:rPr>
+          <w:lang w:val="en_US" w:bidi="en_US"/>
+        </w:rPr>
+        <w:t>Isaiah 5:1–7</w:t>
+      </w:r>
       <w:r>
         <w:rPr>
           <w:lang w:val="en_US" w:bidi="en_US"/>
@@ -2920,18 +2506,12 @@
         </w:rPr>
         <w:t>The rush to defend comes too late (</w:t>
       </w:r>
-      <w:hyperlink r:id="rId81">
-        <w:r>
-          <w:rPr>
-            <w:lang w:val="en_US" w:bidi="en_US"/>
-          </w:rPr>
-          <w:rPr>
-            <w:color w:val="0000EE"/>
-            <w:u w:val="single"/>
-          </w:rPr>
-          <w:t>Nahum 2:5</w:t>
-        </w:r>
-      </w:hyperlink>
+      <w:r>
+        <w:rPr>
+          <w:lang w:val="en_US" w:bidi="en_US"/>
+        </w:rPr>
+        <w:t>Nahum 2:5</w:t>
+      </w:r>
       <w:r>
         <w:rPr>
           <w:lang w:val="en_US" w:bidi="en_US"/>
@@ -3040,18 +2620,12 @@
         </w:rPr>
         <w:t xml:space="preserve">: This was a common sign of mourning. People did this to show sorrow and regret (see, for example, </w:t>
       </w:r>
-      <w:hyperlink r:id="rId82">
-        <w:r>
-          <w:rPr>
-            <w:lang w:val="en_US" w:bidi="en_US"/>
-          </w:rPr>
-          <w:rPr>
-            <w:color w:val="0000EE"/>
-            <w:u w:val="single"/>
-          </w:rPr>
-          <w:t>Luke 18:13</w:t>
-        </w:r>
-      </w:hyperlink>
+      <w:r>
+        <w:rPr>
+          <w:lang w:val="en_US" w:bidi="en_US"/>
+        </w:rPr>
+        <w:t>Luke 18:13</w:t>
+      </w:r>
       <w:r>
         <w:rPr>
           <w:lang w:val="en_US" w:bidi="en_US"/>
@@ -3166,54 +2740,36 @@
         </w:rPr>
         <w:t>The great wealth from other nations came into the Assyrian capital through trade, tribute, and spoils, but it vanished quickly. Ruthless aggression and wickedness may succeed for a short time, but they will eventually face destruction (</w:t>
       </w:r>
-      <w:hyperlink r:id="rId83">
-        <w:r>
-          <w:rPr>
-            <w:lang w:val="en_US" w:bidi="en_US"/>
-          </w:rPr>
-          <w:rPr>
-            <w:color w:val="0000EE"/>
-            <w:u w:val="single"/>
-          </w:rPr>
-          <w:t>Proverbs 13:22</w:t>
-        </w:r>
-      </w:hyperlink>
+      <w:r>
+        <w:rPr>
+          <w:lang w:val="en_US" w:bidi="en_US"/>
+        </w:rPr>
+        <w:t>Proverbs 13:22</w:t>
+      </w:r>
       <w:r>
         <w:rPr>
           <w:lang w:val="en_US" w:bidi="en_US"/>
         </w:rPr>
         <w:t xml:space="preserve">; </w:t>
       </w:r>
-      <w:hyperlink r:id="rId84">
-        <w:r>
-          <w:rPr>
-            <w:lang w:val="en_US" w:bidi="en_US"/>
-          </w:rPr>
-          <w:rPr>
-            <w:color w:val="0000EE"/>
-            <w:u w:val="single"/>
-          </w:rPr>
-          <w:t>Obadiah 1:15</w:t>
-        </w:r>
-      </w:hyperlink>
+      <w:r>
+        <w:rPr>
+          <w:lang w:val="en_US" w:bidi="en_US"/>
+        </w:rPr>
+        <w:t>Obadiah 1:15</w:t>
+      </w:r>
       <w:r>
         <w:rPr>
           <w:lang w:val="en_US" w:bidi="en_US"/>
         </w:rPr>
         <w:t xml:space="preserve">; </w:t>
       </w:r>
-      <w:hyperlink r:id="rId85">
-        <w:r>
-          <w:rPr>
-            <w:lang w:val="en_US" w:bidi="en_US"/>
-          </w:rPr>
-          <w:rPr>
-            <w:color w:val="0000EE"/>
-            <w:u w:val="single"/>
-          </w:rPr>
-          <w:t>Luke 12:16–20</w:t>
-        </w:r>
-      </w:hyperlink>
+      <w:r>
+        <w:rPr>
+          <w:lang w:val="en_US" w:bidi="en_US"/>
+        </w:rPr>
+        <w:t>Luke 12:16–20</w:t>
+      </w:r>
       <w:r>
         <w:rPr>
           <w:lang w:val="en_US" w:bidi="en_US"/>
@@ -3336,54 +2892,36 @@
         </w:rPr>
         <w:t>After describing Nineveh’s fall (</w:t>
       </w:r>
-      <w:hyperlink r:id="rId86">
-        <w:r>
-          <w:rPr>
-            <w:lang w:val="en_US" w:bidi="en_US"/>
-          </w:rPr>
-          <w:rPr>
-            <w:color w:val="0000EE"/>
-            <w:u w:val="single"/>
-          </w:rPr>
-          <w:t>Nahum 2:1–10</w:t>
-        </w:r>
-      </w:hyperlink>
+      <w:r>
+        <w:rPr>
+          <w:lang w:val="en_US" w:bidi="en_US"/>
+        </w:rPr>
+        <w:t>Nahum 2:1–10</w:t>
+      </w:r>
       <w:r>
         <w:rPr>
           <w:lang w:val="en_US" w:bidi="en_US"/>
         </w:rPr>
         <w:t xml:space="preserve">), Nahum includes the first of three taunt songs (see also </w:t>
       </w:r>
-      <w:hyperlink r:id="rId87">
-        <w:r>
-          <w:rPr>
-            <w:lang w:val="en_US" w:bidi="en_US"/>
-          </w:rPr>
-          <w:rPr>
-            <w:color w:val="0000EE"/>
-            <w:u w:val="single"/>
-          </w:rPr>
-          <w:t>3:8–13</w:t>
-        </w:r>
-      </w:hyperlink>
+      <w:r>
+        <w:rPr>
+          <w:lang w:val="en_US" w:bidi="en_US"/>
+        </w:rPr>
+        <w:t>3:8–13</w:t>
+      </w:r>
       <w:r>
         <w:rPr>
           <w:lang w:val="en_US" w:bidi="en_US"/>
         </w:rPr>
         <w:t xml:space="preserve">, </w:t>
       </w:r>
-      <w:hyperlink r:id="rId88">
-        <w:r>
-          <w:rPr>
-            <w:lang w:val="en_US" w:bidi="en_US"/>
-          </w:rPr>
-          <w:rPr>
-            <w:color w:val="0000EE"/>
-            <w:u w:val="single"/>
-          </w:rPr>
-          <w:t>14–19</w:t>
-        </w:r>
-      </w:hyperlink>
+      <w:r>
+        <w:rPr>
+          <w:lang w:val="en_US" w:bidi="en_US"/>
+        </w:rPr>
+        <w:t>14–19</w:t>
+      </w:r>
       <w:r>
         <w:rPr>
           <w:lang w:val="en_US" w:bidi="en_US"/>
@@ -3466,18 +3004,12 @@
         </w:rPr>
         <w:t xml:space="preserve">Examples of the voices of Assyria’s proud messengers are in </w:t>
       </w:r>
-      <w:hyperlink r:id="rId89">
-        <w:r>
-          <w:rPr>
-            <w:lang w:val="en_US" w:bidi="en_US"/>
-          </w:rPr>
-          <w:rPr>
-            <w:color w:val="0000EE"/>
-            <w:u w:val="single"/>
-          </w:rPr>
-          <w:t>2 Kings 18:19–19:13</w:t>
-        </w:r>
-      </w:hyperlink>
+      <w:r>
+        <w:rPr>
+          <w:lang w:val="en_US" w:bidi="en_US"/>
+        </w:rPr>
+        <w:t>2 Kings 18:19–19:13</w:t>
+      </w:r>
       <w:r>
         <w:rPr>
           <w:lang w:val="en_US" w:bidi="en_US"/>
@@ -3664,72 +3196,48 @@
         </w:rPr>
         <w:t xml:space="preserve">: The Assyrians attracted other nations with wealth and promises of safety and prosperity. However, they then exploited them through military power and economic control. Therefore, their punishment was a fair consequence for their actions (see </w:t>
       </w:r>
-      <w:hyperlink r:id="rId90">
-        <w:r>
-          <w:rPr>
-            <w:lang w:val="en_US" w:bidi="en_US"/>
-          </w:rPr>
-          <w:rPr>
-            <w:color w:val="0000EE"/>
-            <w:u w:val="single"/>
-          </w:rPr>
-          <w:t>Proverbs 24:12</w:t>
-        </w:r>
-      </w:hyperlink>
+      <w:r>
+        <w:rPr>
+          <w:lang w:val="en_US" w:bidi="en_US"/>
+        </w:rPr>
+        <w:t>Proverbs 24:12</w:t>
+      </w:r>
       <w:r>
         <w:rPr>
           <w:lang w:val="en_US" w:bidi="en_US"/>
         </w:rPr>
         <w:t xml:space="preserve">; </w:t>
       </w:r>
-      <w:hyperlink r:id="rId91">
-        <w:r>
-          <w:rPr>
-            <w:lang w:val="en_US" w:bidi="en_US"/>
-          </w:rPr>
-          <w:rPr>
-            <w:color w:val="0000EE"/>
-            <w:u w:val="single"/>
-          </w:rPr>
-          <w:t>Joel 3:4–8</w:t>
-        </w:r>
-      </w:hyperlink>
+      <w:r>
+        <w:rPr>
+          <w:lang w:val="en_US" w:bidi="en_US"/>
+        </w:rPr>
+        <w:t>Joel 3:4–8</w:t>
+      </w:r>
       <w:r>
         <w:rPr>
           <w:lang w:val="en_US" w:bidi="en_US"/>
         </w:rPr>
         <w:t xml:space="preserve">; </w:t>
       </w:r>
-      <w:hyperlink r:id="rId92">
-        <w:r>
-          <w:rPr>
-            <w:lang w:val="en_US" w:bidi="en_US"/>
-          </w:rPr>
-          <w:rPr>
-            <w:color w:val="0000EE"/>
-            <w:u w:val="single"/>
-          </w:rPr>
-          <w:t>Revelation 18:6</w:t>
-        </w:r>
-      </w:hyperlink>
+      <w:r>
+        <w:rPr>
+          <w:lang w:val="en_US" w:bidi="en_US"/>
+        </w:rPr>
+        <w:t>Revelation 18:6</w:t>
+      </w:r>
       <w:r>
         <w:rPr>
           <w:lang w:val="en_US" w:bidi="en_US"/>
         </w:rPr>
         <w:t xml:space="preserve">; </w:t>
       </w:r>
-      <w:hyperlink r:id="rId93">
-        <w:r>
-          <w:rPr>
-            <w:lang w:val="en_US" w:bidi="en_US"/>
-          </w:rPr>
-          <w:rPr>
-            <w:color w:val="0000EE"/>
-            <w:u w:val="single"/>
-          </w:rPr>
-          <w:t>20:12</w:t>
-        </w:r>
-      </w:hyperlink>
+      <w:r>
+        <w:rPr>
+          <w:lang w:val="en_US" w:bidi="en_US"/>
+        </w:rPr>
+        <w:t>20:12</w:t>
+      </w:r>
       <w:r>
         <w:rPr>
           <w:lang w:val="en_US" w:bidi="en_US"/>
@@ -3797,108 +3305,72 @@
         </w:rPr>
         <w:t xml:space="preserve"> (also </w:t>
       </w:r>
-      <w:hyperlink r:id="rId94">
-        <w:r>
-          <w:rPr>
-            <w:lang w:val="en_US" w:bidi="en_US"/>
-          </w:rPr>
-          <w:rPr>
-            <w:color w:val="0000EE"/>
-            <w:u w:val="single"/>
-          </w:rPr>
-          <w:t>Nahum 2:13</w:t>
-        </w:r>
-      </w:hyperlink>
+      <w:r>
+        <w:rPr>
+          <w:lang w:val="en_US" w:bidi="en_US"/>
+        </w:rPr>
+        <w:t>Nahum 2:13</w:t>
+      </w:r>
       <w:r>
         <w:rPr>
           <w:lang w:val="en_US" w:bidi="en_US"/>
         </w:rPr>
         <w:t>). Nineveh's judgment serves as a historical reminder that the Lord hates sin and will judge people and nations based on their actions (</w:t>
       </w:r>
-      <w:hyperlink r:id="rId95">
-        <w:r>
-          <w:rPr>
-            <w:lang w:val="en_US" w:bidi="en_US"/>
-          </w:rPr>
-          <w:rPr>
-            <w:color w:val="0000EE"/>
-            <w:u w:val="single"/>
-          </w:rPr>
-          <w:t>Psalms 9:7–8</w:t>
-        </w:r>
-      </w:hyperlink>
+      <w:r>
+        <w:rPr>
+          <w:lang w:val="en_US" w:bidi="en_US"/>
+        </w:rPr>
+        <w:t>Psalms 9:7–8</w:t>
+      </w:r>
       <w:r>
         <w:rPr>
           <w:lang w:val="en_US" w:bidi="en_US"/>
         </w:rPr>
         <w:t xml:space="preserve">; </w:t>
       </w:r>
-      <w:hyperlink r:id="rId96">
-        <w:r>
-          <w:rPr>
-            <w:lang w:val="en_US" w:bidi="en_US"/>
-          </w:rPr>
-          <w:rPr>
-            <w:color w:val="0000EE"/>
-            <w:u w:val="single"/>
-          </w:rPr>
-          <w:t>62:12</w:t>
-        </w:r>
-      </w:hyperlink>
+      <w:r>
+        <w:rPr>
+          <w:lang w:val="en_US" w:bidi="en_US"/>
+        </w:rPr>
+        <w:t>62:12</w:t>
+      </w:r>
       <w:r>
         <w:rPr>
           <w:lang w:val="en_US" w:bidi="en_US"/>
         </w:rPr>
         <w:t xml:space="preserve">; </w:t>
       </w:r>
-      <w:hyperlink r:id="rId97">
-        <w:r>
-          <w:rPr>
-            <w:lang w:val="en_US" w:bidi="en_US"/>
-          </w:rPr>
-          <w:rPr>
-            <w:color w:val="0000EE"/>
-            <w:u w:val="single"/>
-          </w:rPr>
-          <w:t>Jeremiah 46:28</w:t>
-        </w:r>
-      </w:hyperlink>
+      <w:r>
+        <w:rPr>
+          <w:lang w:val="en_US" w:bidi="en_US"/>
+        </w:rPr>
+        <w:t>Jeremiah 46:28</w:t>
+      </w:r>
       <w:r>
         <w:rPr>
           <w:lang w:val="en_US" w:bidi="en_US"/>
         </w:rPr>
         <w:t xml:space="preserve">; </w:t>
       </w:r>
-      <w:hyperlink r:id="rId98">
-        <w:r>
-          <w:rPr>
-            <w:lang w:val="en_US" w:bidi="en_US"/>
-          </w:rPr>
-          <w:rPr>
-            <w:color w:val="0000EE"/>
-            <w:u w:val="single"/>
-          </w:rPr>
-          <w:t>Acts 17:31</w:t>
-        </w:r>
-      </w:hyperlink>
+      <w:r>
+        <w:rPr>
+          <w:lang w:val="en_US" w:bidi="en_US"/>
+        </w:rPr>
+        <w:t>Acts 17:31</w:t>
+      </w:r>
       <w:r>
         <w:rPr>
           <w:lang w:val="en_US" w:bidi="en_US"/>
         </w:rPr>
         <w:t>). One day, God's justice will reach the entire world, affecting those who have rebelled against him (</w:t>
       </w:r>
-      <w:hyperlink r:id="rId99">
-        <w:r>
-          <w:rPr>
-            <w:lang w:val="en_US" w:bidi="en_US"/>
-          </w:rPr>
-          <w:rPr>
-            <w:color w:val="0000EE"/>
-            <w:u w:val="single"/>
-          </w:rPr>
-          <w:t>Revelation 17–19</w:t>
-        </w:r>
-      </w:hyperlink>
+      <w:r>
+        <w:rPr>
+          <w:lang w:val="en_US" w:bidi="en_US"/>
+        </w:rPr>
+        <w:t>Revelation 17–19</w:t>
+      </w:r>
       <w:r>
         <w:rPr>
           <w:lang w:val="en_US" w:bidi="en_US"/>
@@ -4132,72 +3604,48 @@
         </w:rPr>
         <w:t>In the ancient world, conquering armies sometimes killed the infants of their enemies. This cruel practice was meant to wipe out a people completely and prevent future resistance (</w:t>
       </w:r>
-      <w:hyperlink r:id="rId100">
-        <w:r>
-          <w:rPr>
-            <w:lang w:val="en_US" w:bidi="en_US"/>
-          </w:rPr>
-          <w:rPr>
-            <w:color w:val="0000EE"/>
-            <w:u w:val="single"/>
-          </w:rPr>
-          <w:t>2 Kings 8:12</w:t>
-        </w:r>
-      </w:hyperlink>
+      <w:r>
+        <w:rPr>
+          <w:lang w:val="en_US" w:bidi="en_US"/>
+        </w:rPr>
+        <w:t>2 Kings 8:12</w:t>
+      </w:r>
       <w:r>
         <w:rPr>
           <w:lang w:val="en_US" w:bidi="en_US"/>
         </w:rPr>
         <w:t xml:space="preserve">; </w:t>
       </w:r>
-      <w:hyperlink r:id="rId101">
-        <w:r>
-          <w:rPr>
-            <w:lang w:val="en_US" w:bidi="en_US"/>
-          </w:rPr>
-          <w:rPr>
-            <w:color w:val="0000EE"/>
-            <w:u w:val="single"/>
-          </w:rPr>
-          <w:t>Psalm 137:9</w:t>
-        </w:r>
-      </w:hyperlink>
+      <w:r>
+        <w:rPr>
+          <w:lang w:val="en_US" w:bidi="en_US"/>
+        </w:rPr>
+        <w:t>Psalm 137:9</w:t>
+      </w:r>
       <w:r>
         <w:rPr>
           <w:lang w:val="en_US" w:bidi="en_US"/>
         </w:rPr>
         <w:t xml:space="preserve">; </w:t>
       </w:r>
-      <w:hyperlink r:id="rId102">
-        <w:r>
-          <w:rPr>
-            <w:lang w:val="en_US" w:bidi="en_US"/>
-          </w:rPr>
-          <w:rPr>
-            <w:color w:val="0000EE"/>
-            <w:u w:val="single"/>
-          </w:rPr>
-          <w:t>Isaiah 13:16</w:t>
-        </w:r>
-      </w:hyperlink>
+      <w:r>
+        <w:rPr>
+          <w:lang w:val="en_US" w:bidi="en_US"/>
+        </w:rPr>
+        <w:t>Isaiah 13:16</w:t>
+      </w:r>
       <w:r>
         <w:rPr>
           <w:lang w:val="en_US" w:bidi="en_US"/>
         </w:rPr>
         <w:t xml:space="preserve">, </w:t>
       </w:r>
-      <w:hyperlink r:id="rId103">
-        <w:r>
-          <w:rPr>
-            <w:lang w:val="en_US" w:bidi="en_US"/>
-          </w:rPr>
-          <w:rPr>
-            <w:color w:val="0000EE"/>
-            <w:u w:val="single"/>
-          </w:rPr>
-          <w:t>18</w:t>
-        </w:r>
-      </w:hyperlink>
+      <w:r>
+        <w:rPr>
+          <w:lang w:val="en_US" w:bidi="en_US"/>
+        </w:rPr>
+        <w:t>18</w:t>
+      </w:r>
       <w:r>
         <w:rPr>
           <w:lang w:val="en_US" w:bidi="en_US"/>
@@ -4222,90 +3670,60 @@
         </w:rPr>
         <w:t xml:space="preserve">Soldiers cast lots to divide the goods taken in war. At the same time, the leaders of the defeated people were tied with chains and taken away as prisoners (see </w:t>
       </w:r>
-      <w:hyperlink r:id="rId104">
-        <w:r>
-          <w:rPr>
-            <w:lang w:val="en_US" w:bidi="en_US"/>
-          </w:rPr>
-          <w:rPr>
-            <w:color w:val="0000EE"/>
-            <w:u w:val="single"/>
-          </w:rPr>
-          <w:t>2 Kings 25:7</w:t>
-        </w:r>
-      </w:hyperlink>
+      <w:r>
+        <w:rPr>
+          <w:lang w:val="en_US" w:bidi="en_US"/>
+        </w:rPr>
+        <w:t>2 Kings 25:7</w:t>
+      </w:r>
       <w:r>
         <w:rPr>
           <w:lang w:val="en_US" w:bidi="en_US"/>
         </w:rPr>
         <w:t xml:space="preserve">; </w:t>
       </w:r>
-      <w:hyperlink r:id="rId105">
-        <w:r>
-          <w:rPr>
-            <w:lang w:val="en_US" w:bidi="en_US"/>
-          </w:rPr>
-          <w:rPr>
-            <w:color w:val="0000EE"/>
-            <w:u w:val="single"/>
-          </w:rPr>
-          <w:t>Jeremiah 40:1</w:t>
-        </w:r>
-      </w:hyperlink>
+      <w:r>
+        <w:rPr>
+          <w:lang w:val="en_US" w:bidi="en_US"/>
+        </w:rPr>
+        <w:t>Jeremiah 40:1</w:t>
+      </w:r>
       <w:r>
         <w:rPr>
           <w:lang w:val="en_US" w:bidi="en_US"/>
         </w:rPr>
         <w:t xml:space="preserve">, </w:t>
       </w:r>
-      <w:hyperlink r:id="rId106">
-        <w:r>
-          <w:rPr>
-            <w:lang w:val="en_US" w:bidi="en_US"/>
-          </w:rPr>
-          <w:rPr>
-            <w:color w:val="0000EE"/>
-            <w:u w:val="single"/>
-          </w:rPr>
-          <w:t>4</w:t>
-        </w:r>
-      </w:hyperlink>
+      <w:r>
+        <w:rPr>
+          <w:lang w:val="en_US" w:bidi="en_US"/>
+        </w:rPr>
+        <w:t>4</w:t>
+      </w:r>
       <w:r>
         <w:rPr>
           <w:lang w:val="en_US" w:bidi="en_US"/>
         </w:rPr>
         <w:t xml:space="preserve">; </w:t>
       </w:r>
-      <w:hyperlink r:id="rId107">
-        <w:r>
-          <w:rPr>
-            <w:lang w:val="en_US" w:bidi="en_US"/>
-          </w:rPr>
-          <w:rPr>
-            <w:color w:val="0000EE"/>
-            <w:u w:val="single"/>
-          </w:rPr>
-          <w:t>Joel 3:3</w:t>
-        </w:r>
-      </w:hyperlink>
+      <w:r>
+        <w:rPr>
+          <w:lang w:val="en_US" w:bidi="en_US"/>
+        </w:rPr>
+        <w:t>Joel 3:3</w:t>
+      </w:r>
       <w:r>
         <w:rPr>
           <w:lang w:val="en_US" w:bidi="en_US"/>
         </w:rPr>
         <w:t xml:space="preserve">; </w:t>
       </w:r>
-      <w:hyperlink r:id="rId108">
-        <w:r>
-          <w:rPr>
-            <w:lang w:val="en_US" w:bidi="en_US"/>
-          </w:rPr>
-          <w:rPr>
-            <w:color w:val="0000EE"/>
-            <w:u w:val="single"/>
-          </w:rPr>
-          <w:t>Obadiah 1:11</w:t>
-        </w:r>
-      </w:hyperlink>
+      <w:r>
+        <w:rPr>
+          <w:lang w:val="en_US" w:bidi="en_US"/>
+        </w:rPr>
+        <w:t>Obadiah 1:11</w:t>
+      </w:r>
       <w:r>
         <w:rPr>
           <w:lang w:val="en_US" w:bidi="en_US"/>
@@ -4367,36 +3785,24 @@
         </w:rPr>
         <w:t xml:space="preserve">: Compare </w:t>
       </w:r>
-      <w:hyperlink r:id="rId109">
-        <w:r>
-          <w:rPr>
-            <w:lang w:val="en_US" w:bidi="en_US"/>
-          </w:rPr>
-          <w:rPr>
-            <w:color w:val="0000EE"/>
-            <w:u w:val="single"/>
-          </w:rPr>
-          <w:t>Amos 8:1–2</w:t>
-        </w:r>
-      </w:hyperlink>
+      <w:r>
+        <w:rPr>
+          <w:lang w:val="en_US" w:bidi="en_US"/>
+        </w:rPr>
+        <w:t>Amos 8:1–2</w:t>
+      </w:r>
       <w:r>
         <w:rPr>
           <w:lang w:val="en_US" w:bidi="en_US"/>
         </w:rPr>
         <w:t xml:space="preserve">; </w:t>
       </w:r>
-      <w:hyperlink r:id="rId110">
-        <w:r>
-          <w:rPr>
-            <w:lang w:val="en_US" w:bidi="en_US"/>
-          </w:rPr>
-          <w:rPr>
-            <w:color w:val="0000EE"/>
-            <w:u w:val="single"/>
-          </w:rPr>
-          <w:t>Revelation 6:13</w:t>
-        </w:r>
-      </w:hyperlink>
+      <w:r>
+        <w:rPr>
+          <w:lang w:val="en_US" w:bidi="en_US"/>
+        </w:rPr>
+        <w:t>Revelation 6:13</w:t>
+      </w:r>
       <w:r>
         <w:rPr>
           <w:lang w:val="en_US" w:bidi="en_US"/>
@@ -4458,18 +3864,12 @@
         </w:rPr>
         <w:t xml:space="preserve">: Nahum used sarcasm (sharp words meant to mock) to show that no amount of preparation could protect the Assyrians from God’s judgment. He also used this same sarcastic tone in </w:t>
       </w:r>
-      <w:hyperlink r:id="rId111">
-        <w:r>
-          <w:rPr>
-            <w:lang w:val="en_US" w:bidi="en_US"/>
-          </w:rPr>
-          <w:rPr>
-            <w:color w:val="0000EE"/>
-            <w:u w:val="single"/>
-          </w:rPr>
-          <w:t>Nahum 2:11–13</w:t>
-        </w:r>
-      </w:hyperlink>
+      <w:r>
+        <w:rPr>
+          <w:lang w:val="en_US" w:bidi="en_US"/>
+        </w:rPr>
+        <w:t>Nahum 2:11–13</w:t>
+      </w:r>
       <w:r>
         <w:rPr>
           <w:lang w:val="en_US" w:bidi="en_US"/>
@@ -4524,18 +3924,12 @@
         </w:rPr>
         <w:t xml:space="preserve">The Old Testament often uses locusts as a metaphor for armies (see </w:t>
       </w:r>
-      <w:hyperlink r:id="rId112">
-        <w:r>
-          <w:rPr>
-            <w:lang w:val="en_US" w:bidi="en_US"/>
-          </w:rPr>
-          <w:rPr>
-            <w:color w:val="0000EE"/>
-            <w:u w:val="single"/>
-          </w:rPr>
-          <w:t>Joel 2:1–11</w:t>
-        </w:r>
-      </w:hyperlink>
+      <w:r>
+        <w:rPr>
+          <w:lang w:val="en_US" w:bidi="en_US"/>
+        </w:rPr>
+        <w:t>Joel 2:1–11</w:t>
+      </w:r>
       <w:r>
         <w:rPr>
           <w:lang w:val="en_US" w:bidi="en_US"/>
@@ -4674,72 +4068,48 @@
         </w:rPr>
         <w:t xml:space="preserve"> (see </w:t>
       </w:r>
-      <w:hyperlink r:id="rId113">
-        <w:r>
-          <w:rPr>
-            <w:lang w:val="en_US" w:bidi="en_US"/>
-          </w:rPr>
-          <w:rPr>
-            <w:color w:val="0000EE"/>
-            <w:u w:val="single"/>
-          </w:rPr>
-          <w:t>John 11:11–14</w:t>
-        </w:r>
-      </w:hyperlink>
+      <w:r>
+        <w:rPr>
+          <w:lang w:val="en_US" w:bidi="en_US"/>
+        </w:rPr>
+        <w:t>John 11:11–14</w:t>
+      </w:r>
       <w:r>
         <w:rPr>
           <w:lang w:val="en_US" w:bidi="en_US"/>
         </w:rPr>
         <w:t>): Assyria’s leaders, asleep during Nineveh’s crisis, would sleep in death. In contrast, Israel’s Protector does not slumber (</w:t>
       </w:r>
-      <w:hyperlink r:id="rId114">
-        <w:r>
-          <w:rPr>
-            <w:lang w:val="en_US" w:bidi="en_US"/>
-          </w:rPr>
-          <w:rPr>
-            <w:color w:val="0000EE"/>
-            <w:u w:val="single"/>
-          </w:rPr>
-          <w:t>Psalm 121:3</w:t>
-        </w:r>
-      </w:hyperlink>
+      <w:r>
+        <w:rPr>
+          <w:lang w:val="en_US" w:bidi="en_US"/>
+        </w:rPr>
+        <w:t>Psalm 121:3</w:t>
+      </w:r>
       <w:r>
         <w:rPr>
           <w:lang w:val="en_US" w:bidi="en_US"/>
         </w:rPr>
         <w:t>), and he will gather Israel’s lost sheep (</w:t>
       </w:r>
-      <w:hyperlink r:id="rId115">
-        <w:r>
-          <w:rPr>
-            <w:lang w:val="en_US" w:bidi="en_US"/>
-          </w:rPr>
-          <w:rPr>
-            <w:color w:val="0000EE"/>
-            <w:u w:val="single"/>
-          </w:rPr>
-          <w:t>Jeremiah 23:3</w:t>
-        </w:r>
-      </w:hyperlink>
+      <w:r>
+        <w:rPr>
+          <w:lang w:val="en_US" w:bidi="en_US"/>
+        </w:rPr>
+        <w:t>Jeremiah 23:3</w:t>
+      </w:r>
       <w:r>
         <w:rPr>
           <w:lang w:val="en_US" w:bidi="en_US"/>
         </w:rPr>
         <w:t xml:space="preserve">; </w:t>
       </w:r>
-      <w:hyperlink r:id="rId116">
-        <w:r>
-          <w:rPr>
-            <w:lang w:val="en_US" w:bidi="en_US"/>
-          </w:rPr>
-          <w:rPr>
-            <w:color w:val="0000EE"/>
-            <w:u w:val="single"/>
-          </w:rPr>
-          <w:t>Ezekiel 36:35</w:t>
-        </w:r>
-      </w:hyperlink>
+      <w:r>
+        <w:rPr>
+          <w:lang w:val="en_US" w:bidi="en_US"/>
+        </w:rPr>
+        <w:t>Ezekiel 36:35</w:t>
+      </w:r>
       <w:r>
         <w:rPr>
           <w:lang w:val="en_US" w:bidi="en_US"/>
@@ -4794,72 +4164,48 @@
         </w:rPr>
         <w:t>Nineveh deserved destruction, not healing. Although God showed patience with Nineveh in Jonah’s time (</w:t>
       </w:r>
-      <w:hyperlink r:id="rId117">
-        <w:r>
-          <w:rPr>
-            <w:lang w:val="en_US" w:bidi="en_US"/>
-          </w:rPr>
-          <w:rPr>
-            <w:color w:val="0000EE"/>
-            <w:u w:val="single"/>
-          </w:rPr>
-          <w:t>Jonah 3:10</w:t>
-        </w:r>
-      </w:hyperlink>
+      <w:r>
+        <w:rPr>
+          <w:lang w:val="en_US" w:bidi="en_US"/>
+        </w:rPr>
+        <w:t>Jonah 3:10</w:t>
+      </w:r>
       <w:r>
         <w:rPr>
           <w:lang w:val="en_US" w:bidi="en_US"/>
         </w:rPr>
         <w:t xml:space="preserve">), the Assyrians returned to cruelty. They would face the consequences of their evil actions (see </w:t>
       </w:r>
-      <w:hyperlink r:id="rId118">
-        <w:r>
-          <w:rPr>
-            <w:lang w:val="en_US" w:bidi="en_US"/>
-          </w:rPr>
-          <w:rPr>
-            <w:color w:val="0000EE"/>
-            <w:u w:val="single"/>
-          </w:rPr>
-          <w:t>Proverbs 11:16–19</w:t>
-        </w:r>
-      </w:hyperlink>
+      <w:r>
+        <w:rPr>
+          <w:lang w:val="en_US" w:bidi="en_US"/>
+        </w:rPr>
+        <w:t>Proverbs 11:16–19</w:t>
+      </w:r>
       <w:r>
         <w:rPr>
           <w:lang w:val="en_US" w:bidi="en_US"/>
         </w:rPr>
         <w:t xml:space="preserve">; </w:t>
       </w:r>
-      <w:hyperlink r:id="rId119">
-        <w:r>
-          <w:rPr>
-            <w:lang w:val="en_US" w:bidi="en_US"/>
-          </w:rPr>
-          <w:rPr>
-            <w:color w:val="0000EE"/>
-            <w:u w:val="single"/>
-          </w:rPr>
-          <w:t>Isaiah 66:5–6</w:t>
-        </w:r>
-      </w:hyperlink>
+      <w:r>
+        <w:rPr>
+          <w:lang w:val="en_US" w:bidi="en_US"/>
+        </w:rPr>
+        <w:t>Isaiah 66:5–6</w:t>
+      </w:r>
       <w:r>
         <w:rPr>
           <w:lang w:val="en_US" w:bidi="en_US"/>
         </w:rPr>
         <w:t xml:space="preserve">; </w:t>
       </w:r>
-      <w:hyperlink r:id="rId120">
-        <w:r>
-          <w:rPr>
-            <w:lang w:val="en_US" w:bidi="en_US"/>
-          </w:rPr>
-          <w:rPr>
-            <w:color w:val="0000EE"/>
-            <w:u w:val="single"/>
-          </w:rPr>
-          <w:t>Hosea 8:7</w:t>
-        </w:r>
-      </w:hyperlink>
+      <w:r>
+        <w:rPr>
+          <w:lang w:val="en_US" w:bidi="en_US"/>
+        </w:rPr>
+        <w:t>Hosea 8:7</w:t>
+      </w:r>
       <w:r>
         <w:rPr>
           <w:lang w:val="en_US" w:bidi="en_US"/>
